--- a/0224/02-OKW_10673102/02-OKW_10673102_clinical_report.docx
+++ b/0224/02-OKW_10673102/02-OKW_10673102_clinical_report.docx
@@ -1344,7 +1344,7 @@
                 <w:b w:val="0"/>
                 <w:sz w:val="18"/>
               </w:rPr>
-              <w:t>Tier 1</w:t>
+              <w:t>Tier 2</w:t>
             </w:r>
           </w:p>
         </w:tc>
@@ -1379,7 +1379,7 @@
                 <w:b w:val="0"/>
                 <w:sz w:val="18"/>
               </w:rPr>
-              <w:t>NOTCH2</w:t>
+              <w:t>TCF3</w:t>
             </w:r>
           </w:p>
         </w:tc>
@@ -1413,7 +1413,7 @@
                 <w:b w:val="0"/>
                 <w:sz w:val="18"/>
               </w:rPr>
-              <w:t>ENST00000256646.2</w:t>
+              <w:t>ENST00000262965.5</w:t>
             </w:r>
           </w:p>
           <w:p>
@@ -1465,7 +1465,7 @@
                 <w:b w:val="0"/>
                 <w:sz w:val="18"/>
               </w:rPr>
-              <w:t>ENSP00000256646.2</w:t>
+              <w:t>ENSP00000262965.4</w:t>
             </w:r>
           </w:p>
         </w:tc>
@@ -1500,7 +1500,7 @@
                 <w:b w:val="0"/>
                 <w:sz w:val="18"/>
               </w:rPr>
-              <w:t>c.7198C&gt;T</w:t>
+              <w:t>c.1291_1293delinsAGT</w:t>
             </w:r>
           </w:p>
         </w:tc>
@@ -1535,7 +1535,7 @@
                 <w:b w:val="0"/>
                 <w:sz w:val="18"/>
               </w:rPr>
-              <w:t>p.Arg2400Ter</w:t>
+              <w:t>p.Gly431Ser</w:t>
             </w:r>
           </w:p>
         </w:tc>
@@ -1570,7 +1570,7 @@
                 <w:b w:val="0"/>
                 <w:sz w:val="18"/>
               </w:rPr>
-              <w:t>0.57%</w:t>
+              <w:t>42.50%</w:t>
             </w:r>
           </w:p>
         </w:tc>
@@ -1682,7 +1682,7 @@
                 <w:b w:val="0"/>
                 <w:sz w:val="18"/>
               </w:rPr>
-              <w:t>Tier 1</w:t>
+              <w:t>Tier 2</w:t>
             </w:r>
           </w:p>
         </w:tc>
@@ -1717,7 +1717,7 @@
                 <w:b w:val="0"/>
                 <w:sz w:val="18"/>
               </w:rPr>
-              <w:t>DNMT3A</w:t>
+              <w:t>MEF2B</w:t>
             </w:r>
           </w:p>
         </w:tc>
@@ -1751,7 +1751,7 @@
                 <w:b w:val="0"/>
                 <w:sz w:val="18"/>
               </w:rPr>
-              <w:t>ENST00000264709.3</w:t>
+              <w:t>ENST00000162023.5</w:t>
             </w:r>
           </w:p>
           <w:p>
@@ -1803,7 +1803,7 @@
                 <w:b w:val="0"/>
                 <w:sz w:val="18"/>
               </w:rPr>
-              <w:t>ENSP00000264709.3</w:t>
+              <w:t>ENSP00000162023.5</w:t>
             </w:r>
           </w:p>
         </w:tc>
@@ -1838,7 +1838,7 @@
                 <w:b w:val="0"/>
                 <w:sz w:val="18"/>
               </w:rPr>
-              <w:t>c.1906G&gt;A</w:t>
+              <w:t>c.805T&gt;G</w:t>
             </w:r>
           </w:p>
         </w:tc>
@@ -1873,7 +1873,7 @@
                 <w:b w:val="0"/>
                 <w:sz w:val="18"/>
               </w:rPr>
-              <w:t>p.Val636Met</w:t>
+              <w:t>p.Leu269Val</w:t>
             </w:r>
           </w:p>
         </w:tc>
@@ -1908,7 +1908,7 @@
                 <w:b w:val="0"/>
                 <w:sz w:val="18"/>
               </w:rPr>
-              <w:t>0.31%</w:t>
+              <w:t>15.64%</w:t>
             </w:r>
           </w:p>
         </w:tc>
@@ -2020,7 +2020,7 @@
                 <w:b w:val="0"/>
                 <w:sz w:val="18"/>
               </w:rPr>
-              <w:t>Tier 1</w:t>
+              <w:t>Tier 2</w:t>
             </w:r>
           </w:p>
         </w:tc>
@@ -2055,7 +2055,7 @@
                 <w:b w:val="0"/>
                 <w:sz w:val="18"/>
               </w:rPr>
-              <w:t>STAT3</w:t>
+              <w:t>NOTCH2</w:t>
             </w:r>
           </w:p>
         </w:tc>
@@ -2089,7 +2089,7 @@
                 <w:b w:val="0"/>
                 <w:sz w:val="18"/>
               </w:rPr>
-              <w:t>ENST00000264657.5</w:t>
+              <w:t>ENST00000256646.2</w:t>
             </w:r>
           </w:p>
           <w:p>
@@ -2141,7 +2141,7 @@
                 <w:b w:val="0"/>
                 <w:sz w:val="18"/>
               </w:rPr>
-              <w:t>ENSP00000264657.4</w:t>
+              <w:t>ENSP00000256646.2</w:t>
             </w:r>
           </w:p>
         </w:tc>
@@ -2176,7 +2176,7 @@
                 <w:b w:val="0"/>
                 <w:sz w:val="18"/>
               </w:rPr>
-              <w:t>c.1243G&gt;C</w:t>
+              <w:t>c.17_18del</w:t>
             </w:r>
           </w:p>
         </w:tc>
@@ -2211,7 +2211,7 @@
                 <w:b w:val="0"/>
                 <w:sz w:val="18"/>
               </w:rPr>
-              <w:t>p.Glu415Gln</w:t>
+              <w:t>p.Pro6ArgfsTer27</w:t>
             </w:r>
           </w:p>
         </w:tc>
@@ -2246,7 +2246,7 @@
                 <w:b w:val="0"/>
                 <w:sz w:val="18"/>
               </w:rPr>
-              <w:t>0.05%</w:t>
+              <w:t>14.48%</w:t>
             </w:r>
           </w:p>
         </w:tc>
@@ -2288,7 +2288,6 @@
                 <w:b w:val="0"/>
                 <w:sz w:val="18"/>
               </w:rPr>
-              <w:t>JAK/STAT inhibitors (ruxolitinib)</w:t>
             </w:r>
           </w:p>
           <w:p>
@@ -2394,7 +2393,7 @@
                 <w:b w:val="0"/>
                 <w:sz w:val="18"/>
               </w:rPr>
-              <w:t>TCF3</w:t>
+              <w:t>NOTCH2</w:t>
             </w:r>
           </w:p>
         </w:tc>
@@ -2428,7 +2427,7 @@
                 <w:b w:val="0"/>
                 <w:sz w:val="18"/>
               </w:rPr>
-              <w:t>ENST00000262965.5</w:t>
+              <w:t>ENST00000256646.2</w:t>
             </w:r>
           </w:p>
           <w:p>
@@ -2480,7 +2479,6 @@
                 <w:b w:val="0"/>
                 <w:sz w:val="18"/>
               </w:rPr>
-              <w:t>ENSP00000262965.4</w:t>
             </w:r>
           </w:p>
         </w:tc>
@@ -2515,7 +2513,7 @@
                 <w:b w:val="0"/>
                 <w:sz w:val="18"/>
               </w:rPr>
-              <w:t>c.1291_1293delinsAGT</w:t>
+              <w:t>c.74-2A&gt;G</w:t>
             </w:r>
           </w:p>
         </w:tc>
@@ -2550,7 +2548,6 @@
                 <w:b w:val="0"/>
                 <w:sz w:val="18"/>
               </w:rPr>
-              <w:t>p.Gly431Ser</w:t>
             </w:r>
           </w:p>
         </w:tc>
@@ -2585,7 +2582,7 @@
                 <w:b w:val="0"/>
                 <w:sz w:val="18"/>
               </w:rPr>
-              <w:t>42.50%</w:t>
+              <w:t>9.80%</w:t>
             </w:r>
           </w:p>
         </w:tc>
@@ -2732,7 +2729,7 @@
                 <w:b w:val="0"/>
                 <w:sz w:val="18"/>
               </w:rPr>
-              <w:t>MEF2B</w:t>
+              <w:t>KMT2D</w:t>
             </w:r>
           </w:p>
         </w:tc>
@@ -2766,7 +2763,7 @@
                 <w:b w:val="0"/>
                 <w:sz w:val="18"/>
               </w:rPr>
-              <w:t>ENST00000162023.5</w:t>
+              <w:t>ENST00000301067.7</w:t>
             </w:r>
           </w:p>
           <w:p>
@@ -2818,7 +2815,7 @@
                 <w:b w:val="0"/>
                 <w:sz w:val="18"/>
               </w:rPr>
-              <w:t>ENSP00000162023.5</w:t>
+              <w:t>ENSP00000301067.7</w:t>
             </w:r>
           </w:p>
         </w:tc>
@@ -2853,7 +2850,7 @@
                 <w:b w:val="0"/>
                 <w:sz w:val="18"/>
               </w:rPr>
-              <w:t>c.805T&gt;G</w:t>
+              <w:t>c.1923A&gt;C</w:t>
             </w:r>
           </w:p>
         </w:tc>
@@ -2888,7 +2885,7 @@
                 <w:b w:val="0"/>
                 <w:sz w:val="18"/>
               </w:rPr>
-              <w:t>p.Leu269Val</w:t>
+              <w:t>p.Glu641Asp</w:t>
             </w:r>
           </w:p>
         </w:tc>
@@ -2923,7 +2920,7 @@
                 <w:b w:val="0"/>
                 <w:sz w:val="18"/>
               </w:rPr>
-              <w:t>15.64%</w:t>
+              <w:t>3.60%</w:t>
             </w:r>
           </w:p>
         </w:tc>
@@ -3070,7 +3067,7 @@
                 <w:b w:val="0"/>
                 <w:sz w:val="18"/>
               </w:rPr>
-              <w:t>NOTCH2</w:t>
+              <w:t>TET2</w:t>
             </w:r>
           </w:p>
         </w:tc>
@@ -3104,7 +3101,7 @@
                 <w:b w:val="0"/>
                 <w:sz w:val="18"/>
               </w:rPr>
-              <w:t>ENST00000256646.2</w:t>
+              <w:t>ENST00000540549.1</w:t>
             </w:r>
           </w:p>
           <w:p>
@@ -3156,7 +3153,7 @@
                 <w:b w:val="0"/>
                 <w:sz w:val="18"/>
               </w:rPr>
-              <w:t>ENSP00000256646.2</w:t>
+              <w:t>ENSP00000442788.1</w:t>
             </w:r>
           </w:p>
         </w:tc>
@@ -3191,7 +3188,7 @@
                 <w:b w:val="0"/>
                 <w:sz w:val="18"/>
               </w:rPr>
-              <w:t>c.17_18del</w:t>
+              <w:t>c.5738G&gt;T</w:t>
             </w:r>
           </w:p>
         </w:tc>
@@ -3226,7 +3223,7 @@
                 <w:b w:val="0"/>
                 <w:sz w:val="18"/>
               </w:rPr>
-              <w:t>p.Pro6ArgfsTer27</w:t>
+              <w:t>p.Gly1913Val</w:t>
             </w:r>
           </w:p>
         </w:tc>
@@ -3261,7 +3258,7 @@
                 <w:b w:val="0"/>
                 <w:sz w:val="18"/>
               </w:rPr>
-              <w:t>14.48%</w:t>
+              <w:t>2.60%</w:t>
             </w:r>
           </w:p>
         </w:tc>
@@ -3408,7 +3405,7 @@
                 <w:b w:val="0"/>
                 <w:sz w:val="18"/>
               </w:rPr>
-              <w:t>NOTCH2</w:t>
+              <w:t>TET2</w:t>
             </w:r>
           </w:p>
         </w:tc>
@@ -3442,7 +3439,7 @@
                 <w:b w:val="0"/>
                 <w:sz w:val="18"/>
               </w:rPr>
-              <w:t>ENST00000256646.2</w:t>
+              <w:t>ENST00000540549.1</w:t>
             </w:r>
           </w:p>
           <w:p>
@@ -3494,6 +3491,7 @@
                 <w:b w:val="0"/>
                 <w:sz w:val="18"/>
               </w:rPr>
+              <w:t>ENSP00000442788.1</w:t>
             </w:r>
           </w:p>
         </w:tc>
@@ -3528,7 +3526,7 @@
                 <w:b w:val="0"/>
                 <w:sz w:val="18"/>
               </w:rPr>
-              <w:t>c.74-2A&gt;G</w:t>
+              <w:t>c.3764dup</w:t>
             </w:r>
           </w:p>
         </w:tc>
@@ -3563,6 +3561,7 @@
                 <w:b w:val="0"/>
                 <w:sz w:val="18"/>
               </w:rPr>
+              <w:t>p.Tyr1255Ter</w:t>
             </w:r>
           </w:p>
         </w:tc>
@@ -3597,7 +3596,7 @@
                 <w:b w:val="0"/>
                 <w:sz w:val="18"/>
               </w:rPr>
-              <w:t>9.80%</w:t>
+              <w:t>2.47%</w:t>
             </w:r>
           </w:p>
         </w:tc>
@@ -3865,7 +3864,7 @@
                 <w:b w:val="0"/>
                 <w:sz w:val="18"/>
               </w:rPr>
-              <w:t>c.1923A&gt;C</w:t>
+              <w:t>c.2264G&gt;A</w:t>
             </w:r>
           </w:p>
         </w:tc>
@@ -3900,7 +3899,7 @@
                 <w:b w:val="0"/>
                 <w:sz w:val="18"/>
               </w:rPr>
-              <w:t>p.Glu641Asp</w:t>
+              <w:t>p.Arg755Gln</w:t>
             </w:r>
           </w:p>
         </w:tc>
@@ -3935,7 +3934,7 @@
                 <w:b w:val="0"/>
                 <w:sz w:val="18"/>
               </w:rPr>
-              <w:t>3.60%</w:t>
+              <w:t>2.30%</w:t>
             </w:r>
           </w:p>
         </w:tc>
@@ -4082,7 +4081,7 @@
                 <w:b w:val="0"/>
                 <w:sz w:val="18"/>
               </w:rPr>
-              <w:t>TET2</w:t>
+              <w:t>KMT2D</w:t>
             </w:r>
           </w:p>
         </w:tc>
@@ -4116,7 +4115,7 @@
                 <w:b w:val="0"/>
                 <w:sz w:val="18"/>
               </w:rPr>
-              <w:t>ENST00000540549.1</w:t>
+              <w:t>ENST00000301067.7</w:t>
             </w:r>
           </w:p>
           <w:p>
@@ -4168,7 +4167,7 @@
                 <w:b w:val="0"/>
                 <w:sz w:val="18"/>
               </w:rPr>
-              <w:t>ENSP00000442788.1</w:t>
+              <w:t>ENSP00000301067.7</w:t>
             </w:r>
           </w:p>
         </w:tc>
@@ -4203,7 +4202,7 @@
                 <w:b w:val="0"/>
                 <w:sz w:val="18"/>
               </w:rPr>
-              <w:t>c.5738G&gt;T</w:t>
+              <w:t>c.2320C&gt;G</w:t>
             </w:r>
           </w:p>
         </w:tc>
@@ -4238,7 +4237,7 @@
                 <w:b w:val="0"/>
                 <w:sz w:val="18"/>
               </w:rPr>
-              <w:t>p.Gly1913Val</w:t>
+              <w:t>p.Pro774Ala</w:t>
             </w:r>
           </w:p>
         </w:tc>
@@ -4273,7 +4272,7 @@
                 <w:b w:val="0"/>
                 <w:sz w:val="18"/>
               </w:rPr>
-              <w:t>2.60%</w:t>
+              <w:t>1.73%</w:t>
             </w:r>
           </w:p>
         </w:tc>
@@ -4420,7 +4419,7 @@
                 <w:b w:val="0"/>
                 <w:sz w:val="18"/>
               </w:rPr>
-              <w:t>TET2</w:t>
+              <w:t>KMT2D</w:t>
             </w:r>
           </w:p>
         </w:tc>
@@ -4454,7 +4453,7 @@
                 <w:b w:val="0"/>
                 <w:sz w:val="18"/>
               </w:rPr>
-              <w:t>ENST00000540549.1</w:t>
+              <w:t>ENST00000301067.7</w:t>
             </w:r>
           </w:p>
           <w:p>
@@ -4506,7 +4505,7 @@
                 <w:b w:val="0"/>
                 <w:sz w:val="18"/>
               </w:rPr>
-              <w:t>ENSP00000442788.1</w:t>
+              <w:t>ENSP00000301067.7</w:t>
             </w:r>
           </w:p>
         </w:tc>
@@ -4541,7 +4540,7 @@
                 <w:b w:val="0"/>
                 <w:sz w:val="18"/>
               </w:rPr>
-              <w:t>c.3764dup</w:t>
+              <w:t>c.2320C&gt;A</w:t>
             </w:r>
           </w:p>
         </w:tc>
@@ -4576,7 +4575,7 @@
                 <w:b w:val="0"/>
                 <w:sz w:val="18"/>
               </w:rPr>
-              <w:t>p.Tyr1255Ter</w:t>
+              <w:t>p.Pro774Thr</w:t>
             </w:r>
           </w:p>
         </w:tc>
@@ -4611,7 +4610,7 @@
                 <w:b w:val="0"/>
                 <w:sz w:val="18"/>
               </w:rPr>
-              <w:t>2.47%</w:t>
+              <w:t>1.24%</w:t>
             </w:r>
           </w:p>
         </w:tc>
@@ -4758,7 +4757,7 @@
                 <w:b w:val="0"/>
                 <w:sz w:val="18"/>
               </w:rPr>
-              <w:t>KMT2D</w:t>
+              <w:t>DNMT3A</w:t>
             </w:r>
           </w:p>
         </w:tc>
@@ -4792,7 +4791,7 @@
                 <w:b w:val="0"/>
                 <w:sz w:val="18"/>
               </w:rPr>
-              <w:t>ENST00000301067.7</w:t>
+              <w:t>ENST00000264709.3</w:t>
             </w:r>
           </w:p>
           <w:p>
@@ -4844,7 +4843,7 @@
                 <w:b w:val="0"/>
                 <w:sz w:val="18"/>
               </w:rPr>
-              <w:t>ENSP00000301067.7</w:t>
+              <w:t>ENSP00000264709.3</w:t>
             </w:r>
           </w:p>
         </w:tc>
@@ -4879,7 +4878,7 @@
                 <w:b w:val="0"/>
                 <w:sz w:val="18"/>
               </w:rPr>
-              <w:t>c.2264G&gt;A</w:t>
+              <w:t>c.1997G&gt;A</w:t>
             </w:r>
           </w:p>
         </w:tc>
@@ -4914,7 +4913,7 @@
                 <w:b w:val="0"/>
                 <w:sz w:val="18"/>
               </w:rPr>
-              <w:t>p.Arg755Gln</w:t>
+              <w:t>p.Cys666Tyr</w:t>
             </w:r>
           </w:p>
         </w:tc>
@@ -4949,7 +4948,7 @@
                 <w:b w:val="0"/>
                 <w:sz w:val="18"/>
               </w:rPr>
-              <w:t>2.30%</w:t>
+              <w:t>1.10%</w:t>
             </w:r>
           </w:p>
         </w:tc>
@@ -4991,5077 +4990,6 @@
                 <w:b w:val="0"/>
                 <w:sz w:val="18"/>
               </w:rPr>
-            </w:r>
-          </w:p>
-          <w:p>
-            <w:pPr>
-              <w:jc w:val="center"/>
-              <w:cnfStyle w:val="000000100000" w:firstRow="0" w:lastRow="0" w:firstColumn="0" w:lastColumn="0" w:oddVBand="0" w:evenVBand="0" w:oddHBand="1" w:evenHBand="0" w:firstRowFirstColumn="0" w:firstRowLastColumn="0" w:lastRowFirstColumn="0" w:lastRowLastColumn="0"/>
-              <w:rPr>
-                <w:rFonts w:ascii="Arial Narrow" w:hAnsi="Arial Narrow" w:cs="Calibri"/>
-                <w:b/>
-                <w:sz w:val="16"/>
-              </w:rPr>
-            </w:pPr>
-            <w:r>
-              <w:rPr>
-                <w:b/>
-                <w:sz w:val="14"/>
-              </w:rPr>
-            </w:r>
-            <w:proofErr w:type="spellStart"/>
-            <w:r>
-              <w:rPr>
-                <w:b/>
-                <w:sz w:val="14"/>
-              </w:rPr>
-            </w:r>
-            <w:proofErr w:type="spellEnd"/>
-            <w:r>
-              <w:rPr>
-                <w:b/>
-                <w:sz w:val="14"/>
-              </w:rPr>
-            </w:r>
-          </w:p>
-        </w:tc>
-      </w:tr>
-      <w:tr>
-        <w:trPr>
-          <w:cnfStyle w:val="000000100000" w:firstRow="0" w:lastRow="0" w:firstColumn="0" w:lastColumn="0" w:oddVBand="0" w:evenVBand="0" w:oddHBand="1" w:evenHBand="0" w:firstRowFirstColumn="0" w:firstRowLastColumn="0" w:lastRowFirstColumn="0" w:lastRowLastColumn="0"/>
-          <w:trHeight w:hRule="exact" w:val="624"/>
-        </w:trPr>
-        <w:tc>
-          <w:tcPr>
-            <w:cnfStyle w:val="001000000000" w:firstRow="0" w:lastRow="0" w:firstColumn="1" w:lastColumn="0" w:oddVBand="0" w:evenVBand="0" w:oddHBand="0" w:evenHBand="0" w:firstRowFirstColumn="0" w:firstRowLastColumn="0" w:lastRowFirstColumn="0" w:lastRowLastColumn="0"/>
-            <w:tcW w:w="1276" w:type="dxa"/>
-            <w:tcBorders>
-              <w:top w:val="double" w:sz="4" w:space="0" w:color="auto"/>
-              <w:bottom w:val="double" w:sz="4" w:space="0" w:color="auto"/>
-            </w:tcBorders>
-            <w:vAlign w:val="center"/>
-          </w:tcPr>
-          <w:p>
-            <w:pPr>
-              <w:spacing w:after="160" w:line="259" w:lineRule="auto"/>
-              <w:jc w:val="center"/>
-              <w:rPr>
-                <w:sz w:val="16"/>
-              </w:rPr>
-            </w:pPr>
-            <w:r>
-              <w:rPr>
-                <w:caps w:val="0"/>
-                <w:sz w:val="16"/>
-              </w:rPr>
-            </w:r>
-            <w:r>
-              <w:rPr>
-                <w:rFonts w:ascii="Malgun Gothic" w:hAnsi="Malgun Gothic"/>
-                <w:b w:val="0"/>
-                <w:sz w:val="18"/>
-              </w:rPr>
-              <w:t>Tier 2</w:t>
-            </w:r>
-          </w:p>
-        </w:tc>
-        <w:tc>
-          <w:tcPr>
-            <w:tcW w:w="851" w:type="dxa"/>
-            <w:tcBorders>
-              <w:top w:val="double" w:sz="4" w:space="0" w:color="auto"/>
-              <w:bottom w:val="double" w:sz="4" w:space="0" w:color="auto"/>
-            </w:tcBorders>
-            <w:vAlign w:val="center"/>
-          </w:tcPr>
-          <w:p>
-            <w:pPr>
-              <w:jc w:val="center"/>
-              <w:cnfStyle w:val="000000100000" w:firstRow="0" w:lastRow="0" w:firstColumn="0" w:lastColumn="0" w:oddVBand="0" w:evenVBand="0" w:oddHBand="1" w:evenHBand="0" w:firstRowFirstColumn="0" w:firstRowLastColumn="0" w:lastRowFirstColumn="0" w:lastRowLastColumn="0"/>
-              <w:rPr>
-                <w:rFonts w:ascii="Arial Narrow" w:hAnsi="Arial Narrow" w:cs="Calibri"/>
-                <w:b/>
-                <w:sz w:val="16"/>
-              </w:rPr>
-            </w:pPr>
-            <w:r>
-              <w:rPr>
-                <w:b/>
-                <w:sz w:val="16"/>
-              </w:rPr>
-            </w:r>
-            <w:r>
-              <w:rPr>
-                <w:rFonts w:ascii="Malgun Gothic" w:hAnsi="Malgun Gothic"/>
-                <w:b w:val="0"/>
-                <w:sz w:val="18"/>
-              </w:rPr>
-              <w:t>KMT2D</w:t>
-            </w:r>
-          </w:p>
-        </w:tc>
-        <w:tc>
-          <w:tcPr>
-            <w:tcW w:w="1134" w:type="dxa"/>
-            <w:tcBorders>
-              <w:top w:val="double" w:sz="4" w:space="0" w:color="auto"/>
-              <w:bottom w:val="double" w:sz="4" w:space="0" w:color="auto"/>
-            </w:tcBorders>
-            <w:vAlign w:val="center"/>
-          </w:tcPr>
-          <w:p>
-            <w:pPr>
-              <w:jc w:val="center"/>
-              <w:cnfStyle w:val="000000100000" w:firstRow="0" w:lastRow="0" w:firstColumn="0" w:lastColumn="0" w:oddVBand="0" w:evenVBand="0" w:oddHBand="1" w:evenHBand="0" w:firstRowFirstColumn="0" w:firstRowLastColumn="0" w:lastRowFirstColumn="0" w:lastRowLastColumn="0"/>
-              <w:rPr>
-                <w:b/>
-                <w:sz w:val="16"/>
-              </w:rPr>
-            </w:pPr>
-            <w:r>
-              <w:rPr>
-                <w:b/>
-                <w:sz w:val="16"/>
-              </w:rPr>
-            </w:r>
-            <w:r>
-              <w:rPr>
-                <w:rFonts w:ascii="Malgun Gothic" w:hAnsi="Malgun Gothic"/>
-                <w:b w:val="0"/>
-                <w:sz w:val="18"/>
-              </w:rPr>
-              <w:t>ENST00000301067.7</w:t>
-            </w:r>
-          </w:p>
-          <w:p>
-            <w:pPr>
-              <w:jc w:val="center"/>
-              <w:cnfStyle w:val="000000100000" w:firstRow="0" w:lastRow="0" w:firstColumn="0" w:lastColumn="0" w:oddVBand="0" w:evenVBand="0" w:oddHBand="1" w:evenHBand="0" w:firstRowFirstColumn="0" w:firstRowLastColumn="0" w:lastRowFirstColumn="0" w:lastRowLastColumn="0"/>
-              <w:rPr>
-                <w:rFonts w:ascii="Arial Narrow" w:hAnsi="Arial Narrow" w:cs="Calibri"/>
-                <w:b/>
-                <w:sz w:val="16"/>
-              </w:rPr>
-            </w:pPr>
-            <w:r>
-              <w:rPr>
-                <w:b/>
-                <w:sz w:val="16"/>
-              </w:rPr>
-            </w:r>
-          </w:p>
-        </w:tc>
-        <w:tc>
-          <w:tcPr>
-            <w:tcW w:w="1417" w:type="dxa"/>
-            <w:tcBorders>
-              <w:top w:val="double" w:sz="4" w:space="0" w:color="auto"/>
-              <w:bottom w:val="double" w:sz="4" w:space="0" w:color="auto"/>
-            </w:tcBorders>
-            <w:vAlign w:val="center"/>
-          </w:tcPr>
-          <w:p>
-            <w:pPr>
-              <w:jc w:val="center"/>
-              <w:cnfStyle w:val="000000100000" w:firstRow="0" w:lastRow="0" w:firstColumn="0" w:lastColumn="0" w:oddVBand="0" w:evenVBand="0" w:oddHBand="1" w:evenHBand="0" w:firstRowFirstColumn="0" w:firstRowLastColumn="0" w:lastRowFirstColumn="0" w:lastRowLastColumn="0"/>
-              <w:rPr>
-                <w:rFonts w:ascii="Arial Narrow" w:hAnsi="Arial Narrow" w:cs="Calibri"/>
-                <w:b/>
-                <w:sz w:val="16"/>
-              </w:rPr>
-            </w:pPr>
-            <w:r>
-              <w:rPr>
-                <w:b/>
-                <w:sz w:val="16"/>
-              </w:rPr>
-            </w:r>
-            <w:r>
-              <w:rPr>
-                <w:rFonts w:ascii="Malgun Gothic" w:hAnsi="Malgun Gothic"/>
-                <w:b w:val="0"/>
-                <w:sz w:val="18"/>
-              </w:rPr>
-              <w:t>ENSP00000301067.7</w:t>
-            </w:r>
-          </w:p>
-        </w:tc>
-        <w:tc>
-          <w:tcPr>
-            <w:tcW w:w="1559" w:type="dxa"/>
-            <w:tcBorders>
-              <w:top w:val="double" w:sz="4" w:space="0" w:color="auto"/>
-              <w:bottom w:val="double" w:sz="4" w:space="0" w:color="auto"/>
-            </w:tcBorders>
-            <w:vAlign w:val="center"/>
-          </w:tcPr>
-          <w:p>
-            <w:pPr>
-              <w:spacing w:after="160" w:line="259" w:lineRule="auto"/>
-              <w:jc w:val="center"/>
-              <w:cnfStyle w:val="000000100000" w:firstRow="0" w:lastRow="0" w:firstColumn="0" w:lastColumn="0" w:oddVBand="0" w:evenVBand="0" w:oddHBand="1" w:evenHBand="0" w:firstRowFirstColumn="0" w:firstRowLastColumn="0" w:lastRowFirstColumn="0" w:lastRowLastColumn="0"/>
-              <w:rPr>
-                <w:b/>
-                <w:sz w:val="16"/>
-              </w:rPr>
-            </w:pPr>
-            <w:r>
-              <w:rPr>
-                <w:b/>
-                <w:sz w:val="16"/>
-              </w:rPr>
-            </w:r>
-            <w:r>
-              <w:rPr>
-                <w:rFonts w:ascii="Malgun Gothic" w:hAnsi="Malgun Gothic"/>
-                <w:b w:val="0"/>
-                <w:sz w:val="18"/>
-              </w:rPr>
-              <w:t>c.2320C&gt;G</w:t>
-            </w:r>
-          </w:p>
-        </w:tc>
-        <w:tc>
-          <w:tcPr>
-            <w:tcW w:w="1560" w:type="dxa"/>
-            <w:tcBorders>
-              <w:top w:val="double" w:sz="4" w:space="0" w:color="auto"/>
-              <w:bottom w:val="double" w:sz="4" w:space="0" w:color="auto"/>
-            </w:tcBorders>
-            <w:vAlign w:val="center"/>
-          </w:tcPr>
-          <w:p>
-            <w:pPr>
-              <w:jc w:val="center"/>
-              <w:cnfStyle w:val="000000100000" w:firstRow="0" w:lastRow="0" w:firstColumn="0" w:lastColumn="0" w:oddVBand="0" w:evenVBand="0" w:oddHBand="1" w:evenHBand="0" w:firstRowFirstColumn="0" w:firstRowLastColumn="0" w:lastRowFirstColumn="0" w:lastRowLastColumn="0"/>
-              <w:rPr>
-                <w:rFonts w:ascii="Arial Narrow" w:hAnsi="Arial Narrow" w:cs="Calibri"/>
-                <w:b/>
-                <w:sz w:val="16"/>
-              </w:rPr>
-            </w:pPr>
-            <w:r>
-              <w:rPr>
-                <w:b/>
-                <w:sz w:val="16"/>
-              </w:rPr>
-            </w:r>
-            <w:r>
-              <w:rPr>
-                <w:rFonts w:ascii="Malgun Gothic" w:hAnsi="Malgun Gothic"/>
-                <w:b w:val="0"/>
-                <w:sz w:val="18"/>
-              </w:rPr>
-              <w:t>p.Pro774Ala</w:t>
-            </w:r>
-          </w:p>
-        </w:tc>
-        <w:tc>
-          <w:tcPr>
-            <w:tcW w:w="708" w:type="dxa"/>
-            <w:tcBorders>
-              <w:top w:val="double" w:sz="4" w:space="0" w:color="auto"/>
-              <w:bottom w:val="double" w:sz="4" w:space="0" w:color="auto"/>
-            </w:tcBorders>
-            <w:vAlign w:val="center"/>
-          </w:tcPr>
-          <w:p>
-            <w:pPr>
-              <w:jc w:val="center"/>
-              <w:cnfStyle w:val="000000100000" w:firstRow="0" w:lastRow="0" w:firstColumn="0" w:lastColumn="0" w:oddVBand="0" w:evenVBand="0" w:oddHBand="1" w:evenHBand="0" w:firstRowFirstColumn="0" w:firstRowLastColumn="0" w:lastRowFirstColumn="0" w:lastRowLastColumn="0"/>
-              <w:rPr>
-                <w:rFonts w:ascii="Arial Narrow" w:hAnsi="Arial Narrow" w:cs="Calibri"/>
-                <w:b/>
-                <w:sz w:val="16"/>
-              </w:rPr>
-            </w:pPr>
-            <w:r>
-              <w:rPr>
-                <w:b/>
-                <w:sz w:val="16"/>
-              </w:rPr>
-            </w:r>
-            <w:r>
-              <w:rPr>
-                <w:rFonts w:ascii="Malgun Gothic" w:hAnsi="Malgun Gothic"/>
-                <w:b w:val="0"/>
-                <w:sz w:val="18"/>
-              </w:rPr>
-              <w:t>1.73%</w:t>
-            </w:r>
-          </w:p>
-        </w:tc>
-        <w:tc>
-          <w:tcPr>
-            <w:tcW w:w="1931" w:type="dxa"/>
-            <w:tcBorders>
-              <w:top w:val="double" w:sz="4" w:space="0" w:color="auto"/>
-              <w:bottom w:val="double" w:sz="4" w:space="0" w:color="auto"/>
-            </w:tcBorders>
-            <w:vAlign w:val="center"/>
-          </w:tcPr>
-          <w:p>
-            <w:pPr>
-              <w:jc w:val="center"/>
-              <w:cnfStyle w:val="000000100000" w:firstRow="0" w:lastRow="0" w:firstColumn="0" w:lastColumn="0" w:oddVBand="0" w:evenVBand="0" w:oddHBand="1" w:evenHBand="0" w:firstRowFirstColumn="0" w:firstRowLastColumn="0" w:lastRowFirstColumn="0" w:lastRowLastColumn="0"/>
-              <w:rPr>
-                <w:b/>
-                <w:sz w:val="16"/>
-              </w:rPr>
-            </w:pPr>
-            <w:r>
-              <w:rPr>
-                <w:b/>
-                <w:sz w:val="16"/>
-              </w:rPr>
-            </w:r>
-            <w:proofErr w:type="spellStart"/>
-            <w:r>
-              <w:rPr>
-                <w:b/>
-                <w:sz w:val="16"/>
-              </w:rPr>
-            </w:r>
-            <w:proofErr w:type="spellEnd"/>
-            <w:r>
-              <w:rPr>
-                <w:rFonts w:ascii="Malgun Gothic" w:hAnsi="Malgun Gothic"/>
-                <w:b w:val="0"/>
-                <w:sz w:val="18"/>
-              </w:rPr>
-            </w:r>
-          </w:p>
-          <w:p>
-            <w:pPr>
-              <w:jc w:val="center"/>
-              <w:cnfStyle w:val="000000100000" w:firstRow="0" w:lastRow="0" w:firstColumn="0" w:lastColumn="0" w:oddVBand="0" w:evenVBand="0" w:oddHBand="1" w:evenHBand="0" w:firstRowFirstColumn="0" w:firstRowLastColumn="0" w:lastRowFirstColumn="0" w:lastRowLastColumn="0"/>
-              <w:rPr>
-                <w:rFonts w:ascii="Arial Narrow" w:hAnsi="Arial Narrow" w:cs="Calibri"/>
-                <w:b/>
-                <w:sz w:val="16"/>
-              </w:rPr>
-            </w:pPr>
-            <w:r>
-              <w:rPr>
-                <w:b/>
-                <w:sz w:val="14"/>
-              </w:rPr>
-            </w:r>
-            <w:proofErr w:type="spellStart"/>
-            <w:r>
-              <w:rPr>
-                <w:b/>
-                <w:sz w:val="14"/>
-              </w:rPr>
-            </w:r>
-            <w:proofErr w:type="spellEnd"/>
-            <w:r>
-              <w:rPr>
-                <w:b/>
-                <w:sz w:val="14"/>
-              </w:rPr>
-            </w:r>
-          </w:p>
-        </w:tc>
-      </w:tr>
-      <w:tr>
-        <w:trPr>
-          <w:cnfStyle w:val="000000100000" w:firstRow="0" w:lastRow="0" w:firstColumn="0" w:lastColumn="0" w:oddVBand="0" w:evenVBand="0" w:oddHBand="1" w:evenHBand="0" w:firstRowFirstColumn="0" w:firstRowLastColumn="0" w:lastRowFirstColumn="0" w:lastRowLastColumn="0"/>
-          <w:trHeight w:hRule="exact" w:val="624"/>
-        </w:trPr>
-        <w:tc>
-          <w:tcPr>
-            <w:cnfStyle w:val="001000000000" w:firstRow="0" w:lastRow="0" w:firstColumn="1" w:lastColumn="0" w:oddVBand="0" w:evenVBand="0" w:oddHBand="0" w:evenHBand="0" w:firstRowFirstColumn="0" w:firstRowLastColumn="0" w:lastRowFirstColumn="0" w:lastRowLastColumn="0"/>
-            <w:tcW w:w="1276" w:type="dxa"/>
-            <w:tcBorders>
-              <w:top w:val="double" w:sz="4" w:space="0" w:color="auto"/>
-              <w:bottom w:val="double" w:sz="4" w:space="0" w:color="auto"/>
-            </w:tcBorders>
-            <w:vAlign w:val="center"/>
-          </w:tcPr>
-          <w:p>
-            <w:pPr>
-              <w:spacing w:after="160" w:line="259" w:lineRule="auto"/>
-              <w:jc w:val="center"/>
-              <w:rPr>
-                <w:sz w:val="16"/>
-              </w:rPr>
-            </w:pPr>
-            <w:r>
-              <w:rPr>
-                <w:caps w:val="0"/>
-                <w:sz w:val="16"/>
-              </w:rPr>
-            </w:r>
-            <w:r>
-              <w:rPr>
-                <w:rFonts w:ascii="Malgun Gothic" w:hAnsi="Malgun Gothic"/>
-                <w:b w:val="0"/>
-                <w:sz w:val="18"/>
-              </w:rPr>
-              <w:t>Tier 2</w:t>
-            </w:r>
-          </w:p>
-        </w:tc>
-        <w:tc>
-          <w:tcPr>
-            <w:tcW w:w="851" w:type="dxa"/>
-            <w:tcBorders>
-              <w:top w:val="double" w:sz="4" w:space="0" w:color="auto"/>
-              <w:bottom w:val="double" w:sz="4" w:space="0" w:color="auto"/>
-            </w:tcBorders>
-            <w:vAlign w:val="center"/>
-          </w:tcPr>
-          <w:p>
-            <w:pPr>
-              <w:jc w:val="center"/>
-              <w:cnfStyle w:val="000000100000" w:firstRow="0" w:lastRow="0" w:firstColumn="0" w:lastColumn="0" w:oddVBand="0" w:evenVBand="0" w:oddHBand="1" w:evenHBand="0" w:firstRowFirstColumn="0" w:firstRowLastColumn="0" w:lastRowFirstColumn="0" w:lastRowLastColumn="0"/>
-              <w:rPr>
-                <w:rFonts w:ascii="Arial Narrow" w:hAnsi="Arial Narrow" w:cs="Calibri"/>
-                <w:b/>
-                <w:sz w:val="16"/>
-              </w:rPr>
-            </w:pPr>
-            <w:r>
-              <w:rPr>
-                <w:b/>
-                <w:sz w:val="16"/>
-              </w:rPr>
-            </w:r>
-            <w:r>
-              <w:rPr>
-                <w:rFonts w:ascii="Malgun Gothic" w:hAnsi="Malgun Gothic"/>
-                <w:b w:val="0"/>
-                <w:sz w:val="18"/>
-              </w:rPr>
-              <w:t>KMT2D</w:t>
-            </w:r>
-          </w:p>
-        </w:tc>
-        <w:tc>
-          <w:tcPr>
-            <w:tcW w:w="1134" w:type="dxa"/>
-            <w:tcBorders>
-              <w:top w:val="double" w:sz="4" w:space="0" w:color="auto"/>
-              <w:bottom w:val="double" w:sz="4" w:space="0" w:color="auto"/>
-            </w:tcBorders>
-            <w:vAlign w:val="center"/>
-          </w:tcPr>
-          <w:p>
-            <w:pPr>
-              <w:jc w:val="center"/>
-              <w:cnfStyle w:val="000000100000" w:firstRow="0" w:lastRow="0" w:firstColumn="0" w:lastColumn="0" w:oddVBand="0" w:evenVBand="0" w:oddHBand="1" w:evenHBand="0" w:firstRowFirstColumn="0" w:firstRowLastColumn="0" w:lastRowFirstColumn="0" w:lastRowLastColumn="0"/>
-              <w:rPr>
-                <w:b/>
-                <w:sz w:val="16"/>
-              </w:rPr>
-            </w:pPr>
-            <w:r>
-              <w:rPr>
-                <w:b/>
-                <w:sz w:val="16"/>
-              </w:rPr>
-            </w:r>
-            <w:r>
-              <w:rPr>
-                <w:rFonts w:ascii="Malgun Gothic" w:hAnsi="Malgun Gothic"/>
-                <w:b w:val="0"/>
-                <w:sz w:val="18"/>
-              </w:rPr>
-              <w:t>ENST00000301067.7</w:t>
-            </w:r>
-          </w:p>
-          <w:p>
-            <w:pPr>
-              <w:jc w:val="center"/>
-              <w:cnfStyle w:val="000000100000" w:firstRow="0" w:lastRow="0" w:firstColumn="0" w:lastColumn="0" w:oddVBand="0" w:evenVBand="0" w:oddHBand="1" w:evenHBand="0" w:firstRowFirstColumn="0" w:firstRowLastColumn="0" w:lastRowFirstColumn="0" w:lastRowLastColumn="0"/>
-              <w:rPr>
-                <w:rFonts w:ascii="Arial Narrow" w:hAnsi="Arial Narrow" w:cs="Calibri"/>
-                <w:b/>
-                <w:sz w:val="16"/>
-              </w:rPr>
-            </w:pPr>
-            <w:r>
-              <w:rPr>
-                <w:b/>
-                <w:sz w:val="16"/>
-              </w:rPr>
-            </w:r>
-          </w:p>
-        </w:tc>
-        <w:tc>
-          <w:tcPr>
-            <w:tcW w:w="1417" w:type="dxa"/>
-            <w:tcBorders>
-              <w:top w:val="double" w:sz="4" w:space="0" w:color="auto"/>
-              <w:bottom w:val="double" w:sz="4" w:space="0" w:color="auto"/>
-            </w:tcBorders>
-            <w:vAlign w:val="center"/>
-          </w:tcPr>
-          <w:p>
-            <w:pPr>
-              <w:jc w:val="center"/>
-              <w:cnfStyle w:val="000000100000" w:firstRow="0" w:lastRow="0" w:firstColumn="0" w:lastColumn="0" w:oddVBand="0" w:evenVBand="0" w:oddHBand="1" w:evenHBand="0" w:firstRowFirstColumn="0" w:firstRowLastColumn="0" w:lastRowFirstColumn="0" w:lastRowLastColumn="0"/>
-              <w:rPr>
-                <w:rFonts w:ascii="Arial Narrow" w:hAnsi="Arial Narrow" w:cs="Calibri"/>
-                <w:b/>
-                <w:sz w:val="16"/>
-              </w:rPr>
-            </w:pPr>
-            <w:r>
-              <w:rPr>
-                <w:b/>
-                <w:sz w:val="16"/>
-              </w:rPr>
-            </w:r>
-            <w:r>
-              <w:rPr>
-                <w:rFonts w:ascii="Malgun Gothic" w:hAnsi="Malgun Gothic"/>
-                <w:b w:val="0"/>
-                <w:sz w:val="18"/>
-              </w:rPr>
-              <w:t>ENSP00000301067.7</w:t>
-            </w:r>
-          </w:p>
-        </w:tc>
-        <w:tc>
-          <w:tcPr>
-            <w:tcW w:w="1559" w:type="dxa"/>
-            <w:tcBorders>
-              <w:top w:val="double" w:sz="4" w:space="0" w:color="auto"/>
-              <w:bottom w:val="double" w:sz="4" w:space="0" w:color="auto"/>
-            </w:tcBorders>
-            <w:vAlign w:val="center"/>
-          </w:tcPr>
-          <w:p>
-            <w:pPr>
-              <w:spacing w:after="160" w:line="259" w:lineRule="auto"/>
-              <w:jc w:val="center"/>
-              <w:cnfStyle w:val="000000100000" w:firstRow="0" w:lastRow="0" w:firstColumn="0" w:lastColumn="0" w:oddVBand="0" w:evenVBand="0" w:oddHBand="1" w:evenHBand="0" w:firstRowFirstColumn="0" w:firstRowLastColumn="0" w:lastRowFirstColumn="0" w:lastRowLastColumn="0"/>
-              <w:rPr>
-                <w:b/>
-                <w:sz w:val="16"/>
-              </w:rPr>
-            </w:pPr>
-            <w:r>
-              <w:rPr>
-                <w:b/>
-                <w:sz w:val="16"/>
-              </w:rPr>
-            </w:r>
-            <w:r>
-              <w:rPr>
-                <w:rFonts w:ascii="Malgun Gothic" w:hAnsi="Malgun Gothic"/>
-                <w:b w:val="0"/>
-                <w:sz w:val="18"/>
-              </w:rPr>
-              <w:t>c.2320C&gt;A</w:t>
-            </w:r>
-          </w:p>
-        </w:tc>
-        <w:tc>
-          <w:tcPr>
-            <w:tcW w:w="1560" w:type="dxa"/>
-            <w:tcBorders>
-              <w:top w:val="double" w:sz="4" w:space="0" w:color="auto"/>
-              <w:bottom w:val="double" w:sz="4" w:space="0" w:color="auto"/>
-            </w:tcBorders>
-            <w:vAlign w:val="center"/>
-          </w:tcPr>
-          <w:p>
-            <w:pPr>
-              <w:jc w:val="center"/>
-              <w:cnfStyle w:val="000000100000" w:firstRow="0" w:lastRow="0" w:firstColumn="0" w:lastColumn="0" w:oddVBand="0" w:evenVBand="0" w:oddHBand="1" w:evenHBand="0" w:firstRowFirstColumn="0" w:firstRowLastColumn="0" w:lastRowFirstColumn="0" w:lastRowLastColumn="0"/>
-              <w:rPr>
-                <w:rFonts w:ascii="Arial Narrow" w:hAnsi="Arial Narrow" w:cs="Calibri"/>
-                <w:b/>
-                <w:sz w:val="16"/>
-              </w:rPr>
-            </w:pPr>
-            <w:r>
-              <w:rPr>
-                <w:b/>
-                <w:sz w:val="16"/>
-              </w:rPr>
-            </w:r>
-            <w:r>
-              <w:rPr>
-                <w:rFonts w:ascii="Malgun Gothic" w:hAnsi="Malgun Gothic"/>
-                <w:b w:val="0"/>
-                <w:sz w:val="18"/>
-              </w:rPr>
-              <w:t>p.Pro774Thr</w:t>
-            </w:r>
-          </w:p>
-        </w:tc>
-        <w:tc>
-          <w:tcPr>
-            <w:tcW w:w="708" w:type="dxa"/>
-            <w:tcBorders>
-              <w:top w:val="double" w:sz="4" w:space="0" w:color="auto"/>
-              <w:bottom w:val="double" w:sz="4" w:space="0" w:color="auto"/>
-            </w:tcBorders>
-            <w:vAlign w:val="center"/>
-          </w:tcPr>
-          <w:p>
-            <w:pPr>
-              <w:jc w:val="center"/>
-              <w:cnfStyle w:val="000000100000" w:firstRow="0" w:lastRow="0" w:firstColumn="0" w:lastColumn="0" w:oddVBand="0" w:evenVBand="0" w:oddHBand="1" w:evenHBand="0" w:firstRowFirstColumn="0" w:firstRowLastColumn="0" w:lastRowFirstColumn="0" w:lastRowLastColumn="0"/>
-              <w:rPr>
-                <w:rFonts w:ascii="Arial Narrow" w:hAnsi="Arial Narrow" w:cs="Calibri"/>
-                <w:b/>
-                <w:sz w:val="16"/>
-              </w:rPr>
-            </w:pPr>
-            <w:r>
-              <w:rPr>
-                <w:b/>
-                <w:sz w:val="16"/>
-              </w:rPr>
-            </w:r>
-            <w:r>
-              <w:rPr>
-                <w:rFonts w:ascii="Malgun Gothic" w:hAnsi="Malgun Gothic"/>
-                <w:b w:val="0"/>
-                <w:sz w:val="18"/>
-              </w:rPr>
-              <w:t>1.24%</w:t>
-            </w:r>
-          </w:p>
-        </w:tc>
-        <w:tc>
-          <w:tcPr>
-            <w:tcW w:w="1931" w:type="dxa"/>
-            <w:tcBorders>
-              <w:top w:val="double" w:sz="4" w:space="0" w:color="auto"/>
-              <w:bottom w:val="double" w:sz="4" w:space="0" w:color="auto"/>
-            </w:tcBorders>
-            <w:vAlign w:val="center"/>
-          </w:tcPr>
-          <w:p>
-            <w:pPr>
-              <w:jc w:val="center"/>
-              <w:cnfStyle w:val="000000100000" w:firstRow="0" w:lastRow="0" w:firstColumn="0" w:lastColumn="0" w:oddVBand="0" w:evenVBand="0" w:oddHBand="1" w:evenHBand="0" w:firstRowFirstColumn="0" w:firstRowLastColumn="0" w:lastRowFirstColumn="0" w:lastRowLastColumn="0"/>
-              <w:rPr>
-                <w:b/>
-                <w:sz w:val="16"/>
-              </w:rPr>
-            </w:pPr>
-            <w:r>
-              <w:rPr>
-                <w:b/>
-                <w:sz w:val="16"/>
-              </w:rPr>
-            </w:r>
-            <w:proofErr w:type="spellStart"/>
-            <w:r>
-              <w:rPr>
-                <w:b/>
-                <w:sz w:val="16"/>
-              </w:rPr>
-            </w:r>
-            <w:proofErr w:type="spellEnd"/>
-            <w:r>
-              <w:rPr>
-                <w:rFonts w:ascii="Malgun Gothic" w:hAnsi="Malgun Gothic"/>
-                <w:b w:val="0"/>
-                <w:sz w:val="18"/>
-              </w:rPr>
-            </w:r>
-          </w:p>
-          <w:p>
-            <w:pPr>
-              <w:jc w:val="center"/>
-              <w:cnfStyle w:val="000000100000" w:firstRow="0" w:lastRow="0" w:firstColumn="0" w:lastColumn="0" w:oddVBand="0" w:evenVBand="0" w:oddHBand="1" w:evenHBand="0" w:firstRowFirstColumn="0" w:firstRowLastColumn="0" w:lastRowFirstColumn="0" w:lastRowLastColumn="0"/>
-              <w:rPr>
-                <w:rFonts w:ascii="Arial Narrow" w:hAnsi="Arial Narrow" w:cs="Calibri"/>
-                <w:b/>
-                <w:sz w:val="16"/>
-              </w:rPr>
-            </w:pPr>
-            <w:r>
-              <w:rPr>
-                <w:b/>
-                <w:sz w:val="14"/>
-              </w:rPr>
-            </w:r>
-            <w:proofErr w:type="spellStart"/>
-            <w:r>
-              <w:rPr>
-                <w:b/>
-                <w:sz w:val="14"/>
-              </w:rPr>
-            </w:r>
-            <w:proofErr w:type="spellEnd"/>
-            <w:r>
-              <w:rPr>
-                <w:b/>
-                <w:sz w:val="14"/>
-              </w:rPr>
-            </w:r>
-          </w:p>
-        </w:tc>
-      </w:tr>
-      <w:tr>
-        <w:trPr>
-          <w:cnfStyle w:val="000000100000" w:firstRow="0" w:lastRow="0" w:firstColumn="0" w:lastColumn="0" w:oddVBand="0" w:evenVBand="0" w:oddHBand="1" w:evenHBand="0" w:firstRowFirstColumn="0" w:firstRowLastColumn="0" w:lastRowFirstColumn="0" w:lastRowLastColumn="0"/>
-          <w:trHeight w:hRule="exact" w:val="624"/>
-        </w:trPr>
-        <w:tc>
-          <w:tcPr>
-            <w:cnfStyle w:val="001000000000" w:firstRow="0" w:lastRow="0" w:firstColumn="1" w:lastColumn="0" w:oddVBand="0" w:evenVBand="0" w:oddHBand="0" w:evenHBand="0" w:firstRowFirstColumn="0" w:firstRowLastColumn="0" w:lastRowFirstColumn="0" w:lastRowLastColumn="0"/>
-            <w:tcW w:w="1276" w:type="dxa"/>
-            <w:tcBorders>
-              <w:top w:val="double" w:sz="4" w:space="0" w:color="auto"/>
-              <w:bottom w:val="double" w:sz="4" w:space="0" w:color="auto"/>
-            </w:tcBorders>
-            <w:vAlign w:val="center"/>
-          </w:tcPr>
-          <w:p>
-            <w:pPr>
-              <w:spacing w:after="160" w:line="259" w:lineRule="auto"/>
-              <w:jc w:val="center"/>
-              <w:rPr>
-                <w:sz w:val="16"/>
-              </w:rPr>
-            </w:pPr>
-            <w:r>
-              <w:rPr>
-                <w:caps w:val="0"/>
-                <w:sz w:val="16"/>
-              </w:rPr>
-            </w:r>
-            <w:r>
-              <w:rPr>
-                <w:rFonts w:ascii="Malgun Gothic" w:hAnsi="Malgun Gothic"/>
-                <w:b w:val="0"/>
-                <w:sz w:val="18"/>
-              </w:rPr>
-              <w:t>Tier 2</w:t>
-            </w:r>
-          </w:p>
-        </w:tc>
-        <w:tc>
-          <w:tcPr>
-            <w:tcW w:w="851" w:type="dxa"/>
-            <w:tcBorders>
-              <w:top w:val="double" w:sz="4" w:space="0" w:color="auto"/>
-              <w:bottom w:val="double" w:sz="4" w:space="0" w:color="auto"/>
-            </w:tcBorders>
-            <w:vAlign w:val="center"/>
-          </w:tcPr>
-          <w:p>
-            <w:pPr>
-              <w:jc w:val="center"/>
-              <w:cnfStyle w:val="000000100000" w:firstRow="0" w:lastRow="0" w:firstColumn="0" w:lastColumn="0" w:oddVBand="0" w:evenVBand="0" w:oddHBand="1" w:evenHBand="0" w:firstRowFirstColumn="0" w:firstRowLastColumn="0" w:lastRowFirstColumn="0" w:lastRowLastColumn="0"/>
-              <w:rPr>
-                <w:rFonts w:ascii="Arial Narrow" w:hAnsi="Arial Narrow" w:cs="Calibri"/>
-                <w:b/>
-                <w:sz w:val="16"/>
-              </w:rPr>
-            </w:pPr>
-            <w:r>
-              <w:rPr>
-                <w:b/>
-                <w:sz w:val="16"/>
-              </w:rPr>
-            </w:r>
-            <w:r>
-              <w:rPr>
-                <w:rFonts w:ascii="Malgun Gothic" w:hAnsi="Malgun Gothic"/>
-                <w:b w:val="0"/>
-                <w:sz w:val="18"/>
-              </w:rPr>
-              <w:t>DNMT3A</w:t>
-            </w:r>
-          </w:p>
-        </w:tc>
-        <w:tc>
-          <w:tcPr>
-            <w:tcW w:w="1134" w:type="dxa"/>
-            <w:tcBorders>
-              <w:top w:val="double" w:sz="4" w:space="0" w:color="auto"/>
-              <w:bottom w:val="double" w:sz="4" w:space="0" w:color="auto"/>
-            </w:tcBorders>
-            <w:vAlign w:val="center"/>
-          </w:tcPr>
-          <w:p>
-            <w:pPr>
-              <w:jc w:val="center"/>
-              <w:cnfStyle w:val="000000100000" w:firstRow="0" w:lastRow="0" w:firstColumn="0" w:lastColumn="0" w:oddVBand="0" w:evenVBand="0" w:oddHBand="1" w:evenHBand="0" w:firstRowFirstColumn="0" w:firstRowLastColumn="0" w:lastRowFirstColumn="0" w:lastRowLastColumn="0"/>
-              <w:rPr>
-                <w:b/>
-                <w:sz w:val="16"/>
-              </w:rPr>
-            </w:pPr>
-            <w:r>
-              <w:rPr>
-                <w:b/>
-                <w:sz w:val="16"/>
-              </w:rPr>
-            </w:r>
-            <w:r>
-              <w:rPr>
-                <w:rFonts w:ascii="Malgun Gothic" w:hAnsi="Malgun Gothic"/>
-                <w:b w:val="0"/>
-                <w:sz w:val="18"/>
-              </w:rPr>
-              <w:t>ENST00000264709.3</w:t>
-            </w:r>
-          </w:p>
-          <w:p>
-            <w:pPr>
-              <w:jc w:val="center"/>
-              <w:cnfStyle w:val="000000100000" w:firstRow="0" w:lastRow="0" w:firstColumn="0" w:lastColumn="0" w:oddVBand="0" w:evenVBand="0" w:oddHBand="1" w:evenHBand="0" w:firstRowFirstColumn="0" w:firstRowLastColumn="0" w:lastRowFirstColumn="0" w:lastRowLastColumn="0"/>
-              <w:rPr>
-                <w:rFonts w:ascii="Arial Narrow" w:hAnsi="Arial Narrow" w:cs="Calibri"/>
-                <w:b/>
-                <w:sz w:val="16"/>
-              </w:rPr>
-            </w:pPr>
-            <w:r>
-              <w:rPr>
-                <w:b/>
-                <w:sz w:val="16"/>
-              </w:rPr>
-            </w:r>
-          </w:p>
-        </w:tc>
-        <w:tc>
-          <w:tcPr>
-            <w:tcW w:w="1417" w:type="dxa"/>
-            <w:tcBorders>
-              <w:top w:val="double" w:sz="4" w:space="0" w:color="auto"/>
-              <w:bottom w:val="double" w:sz="4" w:space="0" w:color="auto"/>
-            </w:tcBorders>
-            <w:vAlign w:val="center"/>
-          </w:tcPr>
-          <w:p>
-            <w:pPr>
-              <w:jc w:val="center"/>
-              <w:cnfStyle w:val="000000100000" w:firstRow="0" w:lastRow="0" w:firstColumn="0" w:lastColumn="0" w:oddVBand="0" w:evenVBand="0" w:oddHBand="1" w:evenHBand="0" w:firstRowFirstColumn="0" w:firstRowLastColumn="0" w:lastRowFirstColumn="0" w:lastRowLastColumn="0"/>
-              <w:rPr>
-                <w:rFonts w:ascii="Arial Narrow" w:hAnsi="Arial Narrow" w:cs="Calibri"/>
-                <w:b/>
-                <w:sz w:val="16"/>
-              </w:rPr>
-            </w:pPr>
-            <w:r>
-              <w:rPr>
-                <w:b/>
-                <w:sz w:val="16"/>
-              </w:rPr>
-            </w:r>
-            <w:r>
-              <w:rPr>
-                <w:rFonts w:ascii="Malgun Gothic" w:hAnsi="Malgun Gothic"/>
-                <w:b w:val="0"/>
-                <w:sz w:val="18"/>
-              </w:rPr>
-              <w:t>ENSP00000264709.3</w:t>
-            </w:r>
-          </w:p>
-        </w:tc>
-        <w:tc>
-          <w:tcPr>
-            <w:tcW w:w="1559" w:type="dxa"/>
-            <w:tcBorders>
-              <w:top w:val="double" w:sz="4" w:space="0" w:color="auto"/>
-              <w:bottom w:val="double" w:sz="4" w:space="0" w:color="auto"/>
-            </w:tcBorders>
-            <w:vAlign w:val="center"/>
-          </w:tcPr>
-          <w:p>
-            <w:pPr>
-              <w:spacing w:after="160" w:line="259" w:lineRule="auto"/>
-              <w:jc w:val="center"/>
-              <w:cnfStyle w:val="000000100000" w:firstRow="0" w:lastRow="0" w:firstColumn="0" w:lastColumn="0" w:oddVBand="0" w:evenVBand="0" w:oddHBand="1" w:evenHBand="0" w:firstRowFirstColumn="0" w:firstRowLastColumn="0" w:lastRowFirstColumn="0" w:lastRowLastColumn="0"/>
-              <w:rPr>
-                <w:b/>
-                <w:sz w:val="16"/>
-              </w:rPr>
-            </w:pPr>
-            <w:r>
-              <w:rPr>
-                <w:b/>
-                <w:sz w:val="16"/>
-              </w:rPr>
-            </w:r>
-            <w:r>
-              <w:rPr>
-                <w:rFonts w:ascii="Malgun Gothic" w:hAnsi="Malgun Gothic"/>
-                <w:b w:val="0"/>
-                <w:sz w:val="18"/>
-              </w:rPr>
-              <w:t>c.1997G&gt;A</w:t>
-            </w:r>
-          </w:p>
-        </w:tc>
-        <w:tc>
-          <w:tcPr>
-            <w:tcW w:w="1560" w:type="dxa"/>
-            <w:tcBorders>
-              <w:top w:val="double" w:sz="4" w:space="0" w:color="auto"/>
-              <w:bottom w:val="double" w:sz="4" w:space="0" w:color="auto"/>
-            </w:tcBorders>
-            <w:vAlign w:val="center"/>
-          </w:tcPr>
-          <w:p>
-            <w:pPr>
-              <w:jc w:val="center"/>
-              <w:cnfStyle w:val="000000100000" w:firstRow="0" w:lastRow="0" w:firstColumn="0" w:lastColumn="0" w:oddVBand="0" w:evenVBand="0" w:oddHBand="1" w:evenHBand="0" w:firstRowFirstColumn="0" w:firstRowLastColumn="0" w:lastRowFirstColumn="0" w:lastRowLastColumn="0"/>
-              <w:rPr>
-                <w:rFonts w:ascii="Arial Narrow" w:hAnsi="Arial Narrow" w:cs="Calibri"/>
-                <w:b/>
-                <w:sz w:val="16"/>
-              </w:rPr>
-            </w:pPr>
-            <w:r>
-              <w:rPr>
-                <w:b/>
-                <w:sz w:val="16"/>
-              </w:rPr>
-            </w:r>
-            <w:r>
-              <w:rPr>
-                <w:rFonts w:ascii="Malgun Gothic" w:hAnsi="Malgun Gothic"/>
-                <w:b w:val="0"/>
-                <w:sz w:val="18"/>
-              </w:rPr>
-              <w:t>p.Cys666Tyr</w:t>
-            </w:r>
-          </w:p>
-        </w:tc>
-        <w:tc>
-          <w:tcPr>
-            <w:tcW w:w="708" w:type="dxa"/>
-            <w:tcBorders>
-              <w:top w:val="double" w:sz="4" w:space="0" w:color="auto"/>
-              <w:bottom w:val="double" w:sz="4" w:space="0" w:color="auto"/>
-            </w:tcBorders>
-            <w:vAlign w:val="center"/>
-          </w:tcPr>
-          <w:p>
-            <w:pPr>
-              <w:jc w:val="center"/>
-              <w:cnfStyle w:val="000000100000" w:firstRow="0" w:lastRow="0" w:firstColumn="0" w:lastColumn="0" w:oddVBand="0" w:evenVBand="0" w:oddHBand="1" w:evenHBand="0" w:firstRowFirstColumn="0" w:firstRowLastColumn="0" w:lastRowFirstColumn="0" w:lastRowLastColumn="0"/>
-              <w:rPr>
-                <w:rFonts w:ascii="Arial Narrow" w:hAnsi="Arial Narrow" w:cs="Calibri"/>
-                <w:b/>
-                <w:sz w:val="16"/>
-              </w:rPr>
-            </w:pPr>
-            <w:r>
-              <w:rPr>
-                <w:b/>
-                <w:sz w:val="16"/>
-              </w:rPr>
-            </w:r>
-            <w:r>
-              <w:rPr>
-                <w:rFonts w:ascii="Malgun Gothic" w:hAnsi="Malgun Gothic"/>
-                <w:b w:val="0"/>
-                <w:sz w:val="18"/>
-              </w:rPr>
-              <w:t>1.10%</w:t>
-            </w:r>
-          </w:p>
-        </w:tc>
-        <w:tc>
-          <w:tcPr>
-            <w:tcW w:w="1931" w:type="dxa"/>
-            <w:tcBorders>
-              <w:top w:val="double" w:sz="4" w:space="0" w:color="auto"/>
-              <w:bottom w:val="double" w:sz="4" w:space="0" w:color="auto"/>
-            </w:tcBorders>
-            <w:vAlign w:val="center"/>
-          </w:tcPr>
-          <w:p>
-            <w:pPr>
-              <w:jc w:val="center"/>
-              <w:cnfStyle w:val="000000100000" w:firstRow="0" w:lastRow="0" w:firstColumn="0" w:lastColumn="0" w:oddVBand="0" w:evenVBand="0" w:oddHBand="1" w:evenHBand="0" w:firstRowFirstColumn="0" w:firstRowLastColumn="0" w:lastRowFirstColumn="0" w:lastRowLastColumn="0"/>
-              <w:rPr>
-                <w:b/>
-                <w:sz w:val="16"/>
-              </w:rPr>
-            </w:pPr>
-            <w:r>
-              <w:rPr>
-                <w:b/>
-                <w:sz w:val="16"/>
-              </w:rPr>
-            </w:r>
-            <w:proofErr w:type="spellStart"/>
-            <w:r>
-              <w:rPr>
-                <w:b/>
-                <w:sz w:val="16"/>
-              </w:rPr>
-            </w:r>
-            <w:proofErr w:type="spellEnd"/>
-            <w:r>
-              <w:rPr>
-                <w:rFonts w:ascii="Malgun Gothic" w:hAnsi="Malgun Gothic"/>
-                <w:b w:val="0"/>
-                <w:sz w:val="18"/>
-              </w:rPr>
-            </w:r>
-          </w:p>
-          <w:p>
-            <w:pPr>
-              <w:jc w:val="center"/>
-              <w:cnfStyle w:val="000000100000" w:firstRow="0" w:lastRow="0" w:firstColumn="0" w:lastColumn="0" w:oddVBand="0" w:evenVBand="0" w:oddHBand="1" w:evenHBand="0" w:firstRowFirstColumn="0" w:firstRowLastColumn="0" w:lastRowFirstColumn="0" w:lastRowLastColumn="0"/>
-              <w:rPr>
-                <w:rFonts w:ascii="Arial Narrow" w:hAnsi="Arial Narrow" w:cs="Calibri"/>
-                <w:b/>
-                <w:sz w:val="16"/>
-              </w:rPr>
-            </w:pPr>
-            <w:r>
-              <w:rPr>
-                <w:b/>
-                <w:sz w:val="14"/>
-              </w:rPr>
-            </w:r>
-            <w:proofErr w:type="spellStart"/>
-            <w:r>
-              <w:rPr>
-                <w:b/>
-                <w:sz w:val="14"/>
-              </w:rPr>
-            </w:r>
-            <w:proofErr w:type="spellEnd"/>
-            <w:r>
-              <w:rPr>
-                <w:b/>
-                <w:sz w:val="14"/>
-              </w:rPr>
-            </w:r>
-          </w:p>
-        </w:tc>
-      </w:tr>
-      <w:tr>
-        <w:trPr>
-          <w:cnfStyle w:val="000000100000" w:firstRow="0" w:lastRow="0" w:firstColumn="0" w:lastColumn="0" w:oddVBand="0" w:evenVBand="0" w:oddHBand="1" w:evenHBand="0" w:firstRowFirstColumn="0" w:firstRowLastColumn="0" w:lastRowFirstColumn="0" w:lastRowLastColumn="0"/>
-          <w:trHeight w:hRule="exact" w:val="624"/>
-        </w:trPr>
-        <w:tc>
-          <w:tcPr>
-            <w:cnfStyle w:val="001000000000" w:firstRow="0" w:lastRow="0" w:firstColumn="1" w:lastColumn="0" w:oddVBand="0" w:evenVBand="0" w:oddHBand="0" w:evenHBand="0" w:firstRowFirstColumn="0" w:firstRowLastColumn="0" w:lastRowFirstColumn="0" w:lastRowLastColumn="0"/>
-            <w:tcW w:w="1276" w:type="dxa"/>
-            <w:tcBorders>
-              <w:top w:val="double" w:sz="4" w:space="0" w:color="auto"/>
-              <w:bottom w:val="double" w:sz="4" w:space="0" w:color="auto"/>
-            </w:tcBorders>
-            <w:vAlign w:val="center"/>
-          </w:tcPr>
-          <w:p>
-            <w:pPr>
-              <w:spacing w:after="160" w:line="259" w:lineRule="auto"/>
-              <w:jc w:val="center"/>
-              <w:rPr>
-                <w:sz w:val="16"/>
-              </w:rPr>
-            </w:pPr>
-            <w:r>
-              <w:rPr>
-                <w:caps w:val="0"/>
-                <w:sz w:val="16"/>
-              </w:rPr>
-            </w:r>
-            <w:r>
-              <w:rPr>
-                <w:rFonts w:ascii="Malgun Gothic" w:hAnsi="Malgun Gothic"/>
-                <w:b w:val="0"/>
-                <w:sz w:val="18"/>
-              </w:rPr>
-              <w:t>Tier 2</w:t>
-            </w:r>
-          </w:p>
-        </w:tc>
-        <w:tc>
-          <w:tcPr>
-            <w:tcW w:w="851" w:type="dxa"/>
-            <w:tcBorders>
-              <w:top w:val="double" w:sz="4" w:space="0" w:color="auto"/>
-              <w:bottom w:val="double" w:sz="4" w:space="0" w:color="auto"/>
-            </w:tcBorders>
-            <w:vAlign w:val="center"/>
-          </w:tcPr>
-          <w:p>
-            <w:pPr>
-              <w:jc w:val="center"/>
-              <w:cnfStyle w:val="000000100000" w:firstRow="0" w:lastRow="0" w:firstColumn="0" w:lastColumn="0" w:oddVBand="0" w:evenVBand="0" w:oddHBand="1" w:evenHBand="0" w:firstRowFirstColumn="0" w:firstRowLastColumn="0" w:lastRowFirstColumn="0" w:lastRowLastColumn="0"/>
-              <w:rPr>
-                <w:rFonts w:ascii="Arial Narrow" w:hAnsi="Arial Narrow" w:cs="Calibri"/>
-                <w:b/>
-                <w:sz w:val="16"/>
-              </w:rPr>
-            </w:pPr>
-            <w:r>
-              <w:rPr>
-                <w:b/>
-                <w:sz w:val="16"/>
-              </w:rPr>
-            </w:r>
-            <w:r>
-              <w:rPr>
-                <w:rFonts w:ascii="Malgun Gothic" w:hAnsi="Malgun Gothic"/>
-                <w:b w:val="0"/>
-                <w:sz w:val="18"/>
-              </w:rPr>
-              <w:t>KMT2D</w:t>
-            </w:r>
-          </w:p>
-        </w:tc>
-        <w:tc>
-          <w:tcPr>
-            <w:tcW w:w="1134" w:type="dxa"/>
-            <w:tcBorders>
-              <w:top w:val="double" w:sz="4" w:space="0" w:color="auto"/>
-              <w:bottom w:val="double" w:sz="4" w:space="0" w:color="auto"/>
-            </w:tcBorders>
-            <w:vAlign w:val="center"/>
-          </w:tcPr>
-          <w:p>
-            <w:pPr>
-              <w:jc w:val="center"/>
-              <w:cnfStyle w:val="000000100000" w:firstRow="0" w:lastRow="0" w:firstColumn="0" w:lastColumn="0" w:oddVBand="0" w:evenVBand="0" w:oddHBand="1" w:evenHBand="0" w:firstRowFirstColumn="0" w:firstRowLastColumn="0" w:lastRowFirstColumn="0" w:lastRowLastColumn="0"/>
-              <w:rPr>
-                <w:b/>
-                <w:sz w:val="16"/>
-              </w:rPr>
-            </w:pPr>
-            <w:r>
-              <w:rPr>
-                <w:b/>
-                <w:sz w:val="16"/>
-              </w:rPr>
-            </w:r>
-            <w:r>
-              <w:rPr>
-                <w:rFonts w:ascii="Malgun Gothic" w:hAnsi="Malgun Gothic"/>
-                <w:b w:val="0"/>
-                <w:sz w:val="18"/>
-              </w:rPr>
-              <w:t>ENST00000301067.7</w:t>
-            </w:r>
-          </w:p>
-          <w:p>
-            <w:pPr>
-              <w:jc w:val="center"/>
-              <w:cnfStyle w:val="000000100000" w:firstRow="0" w:lastRow="0" w:firstColumn="0" w:lastColumn="0" w:oddVBand="0" w:evenVBand="0" w:oddHBand="1" w:evenHBand="0" w:firstRowFirstColumn="0" w:firstRowLastColumn="0" w:lastRowFirstColumn="0" w:lastRowLastColumn="0"/>
-              <w:rPr>
-                <w:rFonts w:ascii="Arial Narrow" w:hAnsi="Arial Narrow" w:cs="Calibri"/>
-                <w:b/>
-                <w:sz w:val="16"/>
-              </w:rPr>
-            </w:pPr>
-            <w:r>
-              <w:rPr>
-                <w:b/>
-                <w:sz w:val="16"/>
-              </w:rPr>
-            </w:r>
-          </w:p>
-        </w:tc>
-        <w:tc>
-          <w:tcPr>
-            <w:tcW w:w="1417" w:type="dxa"/>
-            <w:tcBorders>
-              <w:top w:val="double" w:sz="4" w:space="0" w:color="auto"/>
-              <w:bottom w:val="double" w:sz="4" w:space="0" w:color="auto"/>
-            </w:tcBorders>
-            <w:vAlign w:val="center"/>
-          </w:tcPr>
-          <w:p>
-            <w:pPr>
-              <w:jc w:val="center"/>
-              <w:cnfStyle w:val="000000100000" w:firstRow="0" w:lastRow="0" w:firstColumn="0" w:lastColumn="0" w:oddVBand="0" w:evenVBand="0" w:oddHBand="1" w:evenHBand="0" w:firstRowFirstColumn="0" w:firstRowLastColumn="0" w:lastRowFirstColumn="0" w:lastRowLastColumn="0"/>
-              <w:rPr>
-                <w:rFonts w:ascii="Arial Narrow" w:hAnsi="Arial Narrow" w:cs="Calibri"/>
-                <w:b/>
-                <w:sz w:val="16"/>
-              </w:rPr>
-            </w:pPr>
-            <w:r>
-              <w:rPr>
-                <w:b/>
-                <w:sz w:val="16"/>
-              </w:rPr>
-            </w:r>
-            <w:r>
-              <w:rPr>
-                <w:rFonts w:ascii="Malgun Gothic" w:hAnsi="Malgun Gothic"/>
-                <w:b w:val="0"/>
-                <w:sz w:val="18"/>
-              </w:rPr>
-              <w:t>ENSP00000301067.7</w:t>
-            </w:r>
-          </w:p>
-        </w:tc>
-        <w:tc>
-          <w:tcPr>
-            <w:tcW w:w="1559" w:type="dxa"/>
-            <w:tcBorders>
-              <w:top w:val="double" w:sz="4" w:space="0" w:color="auto"/>
-              <w:bottom w:val="double" w:sz="4" w:space="0" w:color="auto"/>
-            </w:tcBorders>
-            <w:vAlign w:val="center"/>
-          </w:tcPr>
-          <w:p>
-            <w:pPr>
-              <w:spacing w:after="160" w:line="259" w:lineRule="auto"/>
-              <w:jc w:val="center"/>
-              <w:cnfStyle w:val="000000100000" w:firstRow="0" w:lastRow="0" w:firstColumn="0" w:lastColumn="0" w:oddVBand="0" w:evenVBand="0" w:oddHBand="1" w:evenHBand="0" w:firstRowFirstColumn="0" w:firstRowLastColumn="0" w:lastRowFirstColumn="0" w:lastRowLastColumn="0"/>
-              <w:rPr>
-                <w:b/>
-                <w:sz w:val="16"/>
-              </w:rPr>
-            </w:pPr>
-            <w:r>
-              <w:rPr>
-                <w:b/>
-                <w:sz w:val="16"/>
-              </w:rPr>
-            </w:r>
-            <w:r>
-              <w:rPr>
-                <w:rFonts w:ascii="Malgun Gothic" w:hAnsi="Malgun Gothic"/>
-                <w:b w:val="0"/>
-                <w:sz w:val="18"/>
-              </w:rPr>
-              <w:t>c.2038_2040delinsCTT</w:t>
-            </w:r>
-          </w:p>
-        </w:tc>
-        <w:tc>
-          <w:tcPr>
-            <w:tcW w:w="1560" w:type="dxa"/>
-            <w:tcBorders>
-              <w:top w:val="double" w:sz="4" w:space="0" w:color="auto"/>
-              <w:bottom w:val="double" w:sz="4" w:space="0" w:color="auto"/>
-            </w:tcBorders>
-            <w:vAlign w:val="center"/>
-          </w:tcPr>
-          <w:p>
-            <w:pPr>
-              <w:jc w:val="center"/>
-              <w:cnfStyle w:val="000000100000" w:firstRow="0" w:lastRow="0" w:firstColumn="0" w:lastColumn="0" w:oddVBand="0" w:evenVBand="0" w:oddHBand="1" w:evenHBand="0" w:firstRowFirstColumn="0" w:firstRowLastColumn="0" w:lastRowFirstColumn="0" w:lastRowLastColumn="0"/>
-              <w:rPr>
-                <w:rFonts w:ascii="Arial Narrow" w:hAnsi="Arial Narrow" w:cs="Calibri"/>
-                <w:b/>
-                <w:sz w:val="16"/>
-              </w:rPr>
-            </w:pPr>
-            <w:r>
-              <w:rPr>
-                <w:b/>
-                <w:sz w:val="16"/>
-              </w:rPr>
-            </w:r>
-            <w:r>
-              <w:rPr>
-                <w:rFonts w:ascii="Malgun Gothic" w:hAnsi="Malgun Gothic"/>
-                <w:b w:val="0"/>
-                <w:sz w:val="18"/>
-              </w:rPr>
-              <w:t>p.Thr680Leu</w:t>
-            </w:r>
-          </w:p>
-        </w:tc>
-        <w:tc>
-          <w:tcPr>
-            <w:tcW w:w="708" w:type="dxa"/>
-            <w:tcBorders>
-              <w:top w:val="double" w:sz="4" w:space="0" w:color="auto"/>
-              <w:bottom w:val="double" w:sz="4" w:space="0" w:color="auto"/>
-            </w:tcBorders>
-            <w:vAlign w:val="center"/>
-          </w:tcPr>
-          <w:p>
-            <w:pPr>
-              <w:jc w:val="center"/>
-              <w:cnfStyle w:val="000000100000" w:firstRow="0" w:lastRow="0" w:firstColumn="0" w:lastColumn="0" w:oddVBand="0" w:evenVBand="0" w:oddHBand="1" w:evenHBand="0" w:firstRowFirstColumn="0" w:firstRowLastColumn="0" w:lastRowFirstColumn="0" w:lastRowLastColumn="0"/>
-              <w:rPr>
-                <w:rFonts w:ascii="Arial Narrow" w:hAnsi="Arial Narrow" w:cs="Calibri"/>
-                <w:b/>
-                <w:sz w:val="16"/>
-              </w:rPr>
-            </w:pPr>
-            <w:r>
-              <w:rPr>
-                <w:b/>
-                <w:sz w:val="16"/>
-              </w:rPr>
-            </w:r>
-            <w:r>
-              <w:rPr>
-                <w:rFonts w:ascii="Malgun Gothic" w:hAnsi="Malgun Gothic"/>
-                <w:b w:val="0"/>
-                <w:sz w:val="18"/>
-              </w:rPr>
-              <w:t>0.72%</w:t>
-            </w:r>
-          </w:p>
-        </w:tc>
-        <w:tc>
-          <w:tcPr>
-            <w:tcW w:w="1931" w:type="dxa"/>
-            <w:tcBorders>
-              <w:top w:val="double" w:sz="4" w:space="0" w:color="auto"/>
-              <w:bottom w:val="double" w:sz="4" w:space="0" w:color="auto"/>
-            </w:tcBorders>
-            <w:vAlign w:val="center"/>
-          </w:tcPr>
-          <w:p>
-            <w:pPr>
-              <w:jc w:val="center"/>
-              <w:cnfStyle w:val="000000100000" w:firstRow="0" w:lastRow="0" w:firstColumn="0" w:lastColumn="0" w:oddVBand="0" w:evenVBand="0" w:oddHBand="1" w:evenHBand="0" w:firstRowFirstColumn="0" w:firstRowLastColumn="0" w:lastRowFirstColumn="0" w:lastRowLastColumn="0"/>
-              <w:rPr>
-                <w:b/>
-                <w:sz w:val="16"/>
-              </w:rPr>
-            </w:pPr>
-            <w:r>
-              <w:rPr>
-                <w:b/>
-                <w:sz w:val="16"/>
-              </w:rPr>
-            </w:r>
-            <w:proofErr w:type="spellStart"/>
-            <w:r>
-              <w:rPr>
-                <w:b/>
-                <w:sz w:val="16"/>
-              </w:rPr>
-            </w:r>
-            <w:proofErr w:type="spellEnd"/>
-            <w:r>
-              <w:rPr>
-                <w:rFonts w:ascii="Malgun Gothic" w:hAnsi="Malgun Gothic"/>
-                <w:b w:val="0"/>
-                <w:sz w:val="18"/>
-              </w:rPr>
-            </w:r>
-          </w:p>
-          <w:p>
-            <w:pPr>
-              <w:jc w:val="center"/>
-              <w:cnfStyle w:val="000000100000" w:firstRow="0" w:lastRow="0" w:firstColumn="0" w:lastColumn="0" w:oddVBand="0" w:evenVBand="0" w:oddHBand="1" w:evenHBand="0" w:firstRowFirstColumn="0" w:firstRowLastColumn="0" w:lastRowFirstColumn="0" w:lastRowLastColumn="0"/>
-              <w:rPr>
-                <w:rFonts w:ascii="Arial Narrow" w:hAnsi="Arial Narrow" w:cs="Calibri"/>
-                <w:b/>
-                <w:sz w:val="16"/>
-              </w:rPr>
-            </w:pPr>
-            <w:r>
-              <w:rPr>
-                <w:b/>
-                <w:sz w:val="14"/>
-              </w:rPr>
-            </w:r>
-            <w:proofErr w:type="spellStart"/>
-            <w:r>
-              <w:rPr>
-                <w:b/>
-                <w:sz w:val="14"/>
-              </w:rPr>
-            </w:r>
-            <w:proofErr w:type="spellEnd"/>
-            <w:r>
-              <w:rPr>
-                <w:b/>
-                <w:sz w:val="14"/>
-              </w:rPr>
-            </w:r>
-          </w:p>
-        </w:tc>
-      </w:tr>
-      <w:tr>
-        <w:trPr>
-          <w:cnfStyle w:val="000000100000" w:firstRow="0" w:lastRow="0" w:firstColumn="0" w:lastColumn="0" w:oddVBand="0" w:evenVBand="0" w:oddHBand="1" w:evenHBand="0" w:firstRowFirstColumn="0" w:firstRowLastColumn="0" w:lastRowFirstColumn="0" w:lastRowLastColumn="0"/>
-          <w:trHeight w:hRule="exact" w:val="624"/>
-        </w:trPr>
-        <w:tc>
-          <w:tcPr>
-            <w:cnfStyle w:val="001000000000" w:firstRow="0" w:lastRow="0" w:firstColumn="1" w:lastColumn="0" w:oddVBand="0" w:evenVBand="0" w:oddHBand="0" w:evenHBand="0" w:firstRowFirstColumn="0" w:firstRowLastColumn="0" w:lastRowFirstColumn="0" w:lastRowLastColumn="0"/>
-            <w:tcW w:w="1276" w:type="dxa"/>
-            <w:tcBorders>
-              <w:top w:val="double" w:sz="4" w:space="0" w:color="auto"/>
-              <w:bottom w:val="double" w:sz="4" w:space="0" w:color="auto"/>
-            </w:tcBorders>
-            <w:vAlign w:val="center"/>
-          </w:tcPr>
-          <w:p>
-            <w:pPr>
-              <w:spacing w:after="160" w:line="259" w:lineRule="auto"/>
-              <w:jc w:val="center"/>
-              <w:rPr>
-                <w:sz w:val="16"/>
-              </w:rPr>
-            </w:pPr>
-            <w:r>
-              <w:rPr>
-                <w:caps w:val="0"/>
-                <w:sz w:val="16"/>
-              </w:rPr>
-            </w:r>
-            <w:r>
-              <w:rPr>
-                <w:rFonts w:ascii="Malgun Gothic" w:hAnsi="Malgun Gothic"/>
-                <w:b w:val="0"/>
-                <w:sz w:val="18"/>
-              </w:rPr>
-              <w:t>Tier 2</w:t>
-            </w:r>
-          </w:p>
-        </w:tc>
-        <w:tc>
-          <w:tcPr>
-            <w:tcW w:w="851" w:type="dxa"/>
-            <w:tcBorders>
-              <w:top w:val="double" w:sz="4" w:space="0" w:color="auto"/>
-              <w:bottom w:val="double" w:sz="4" w:space="0" w:color="auto"/>
-            </w:tcBorders>
-            <w:vAlign w:val="center"/>
-          </w:tcPr>
-          <w:p>
-            <w:pPr>
-              <w:jc w:val="center"/>
-              <w:cnfStyle w:val="000000100000" w:firstRow="0" w:lastRow="0" w:firstColumn="0" w:lastColumn="0" w:oddVBand="0" w:evenVBand="0" w:oddHBand="1" w:evenHBand="0" w:firstRowFirstColumn="0" w:firstRowLastColumn="0" w:lastRowFirstColumn="0" w:lastRowLastColumn="0"/>
-              <w:rPr>
-                <w:rFonts w:ascii="Arial Narrow" w:hAnsi="Arial Narrow" w:cs="Calibri"/>
-                <w:b/>
-                <w:sz w:val="16"/>
-              </w:rPr>
-            </w:pPr>
-            <w:r>
-              <w:rPr>
-                <w:b/>
-                <w:sz w:val="16"/>
-              </w:rPr>
-            </w:r>
-            <w:r>
-              <w:rPr>
-                <w:rFonts w:ascii="Malgun Gothic" w:hAnsi="Malgun Gothic"/>
-                <w:b w:val="0"/>
-                <w:sz w:val="18"/>
-              </w:rPr>
-              <w:t>KMT2D</w:t>
-            </w:r>
-          </w:p>
-        </w:tc>
-        <w:tc>
-          <w:tcPr>
-            <w:tcW w:w="1134" w:type="dxa"/>
-            <w:tcBorders>
-              <w:top w:val="double" w:sz="4" w:space="0" w:color="auto"/>
-              <w:bottom w:val="double" w:sz="4" w:space="0" w:color="auto"/>
-            </w:tcBorders>
-            <w:vAlign w:val="center"/>
-          </w:tcPr>
-          <w:p>
-            <w:pPr>
-              <w:jc w:val="center"/>
-              <w:cnfStyle w:val="000000100000" w:firstRow="0" w:lastRow="0" w:firstColumn="0" w:lastColumn="0" w:oddVBand="0" w:evenVBand="0" w:oddHBand="1" w:evenHBand="0" w:firstRowFirstColumn="0" w:firstRowLastColumn="0" w:lastRowFirstColumn="0" w:lastRowLastColumn="0"/>
-              <w:rPr>
-                <w:b/>
-                <w:sz w:val="16"/>
-              </w:rPr>
-            </w:pPr>
-            <w:r>
-              <w:rPr>
-                <w:b/>
-                <w:sz w:val="16"/>
-              </w:rPr>
-            </w:r>
-            <w:r>
-              <w:rPr>
-                <w:rFonts w:ascii="Malgun Gothic" w:hAnsi="Malgun Gothic"/>
-                <w:b w:val="0"/>
-                <w:sz w:val="18"/>
-              </w:rPr>
-              <w:t>ENST00000301067.7</w:t>
-            </w:r>
-          </w:p>
-          <w:p>
-            <w:pPr>
-              <w:jc w:val="center"/>
-              <w:cnfStyle w:val="000000100000" w:firstRow="0" w:lastRow="0" w:firstColumn="0" w:lastColumn="0" w:oddVBand="0" w:evenVBand="0" w:oddHBand="1" w:evenHBand="0" w:firstRowFirstColumn="0" w:firstRowLastColumn="0" w:lastRowFirstColumn="0" w:lastRowLastColumn="0"/>
-              <w:rPr>
-                <w:rFonts w:ascii="Arial Narrow" w:hAnsi="Arial Narrow" w:cs="Calibri"/>
-                <w:b/>
-                <w:sz w:val="16"/>
-              </w:rPr>
-            </w:pPr>
-            <w:r>
-              <w:rPr>
-                <w:b/>
-                <w:sz w:val="16"/>
-              </w:rPr>
-            </w:r>
-          </w:p>
-        </w:tc>
-        <w:tc>
-          <w:tcPr>
-            <w:tcW w:w="1417" w:type="dxa"/>
-            <w:tcBorders>
-              <w:top w:val="double" w:sz="4" w:space="0" w:color="auto"/>
-              <w:bottom w:val="double" w:sz="4" w:space="0" w:color="auto"/>
-            </w:tcBorders>
-            <w:vAlign w:val="center"/>
-          </w:tcPr>
-          <w:p>
-            <w:pPr>
-              <w:jc w:val="center"/>
-              <w:cnfStyle w:val="000000100000" w:firstRow="0" w:lastRow="0" w:firstColumn="0" w:lastColumn="0" w:oddVBand="0" w:evenVBand="0" w:oddHBand="1" w:evenHBand="0" w:firstRowFirstColumn="0" w:firstRowLastColumn="0" w:lastRowFirstColumn="0" w:lastRowLastColumn="0"/>
-              <w:rPr>
-                <w:rFonts w:ascii="Arial Narrow" w:hAnsi="Arial Narrow" w:cs="Calibri"/>
-                <w:b/>
-                <w:sz w:val="16"/>
-              </w:rPr>
-            </w:pPr>
-            <w:r>
-              <w:rPr>
-                <w:b/>
-                <w:sz w:val="16"/>
-              </w:rPr>
-            </w:r>
-            <w:r>
-              <w:rPr>
-                <w:rFonts w:ascii="Malgun Gothic" w:hAnsi="Malgun Gothic"/>
-                <w:b w:val="0"/>
-                <w:sz w:val="18"/>
-              </w:rPr>
-              <w:t>ENSP00000301067.7</w:t>
-            </w:r>
-          </w:p>
-        </w:tc>
-        <w:tc>
-          <w:tcPr>
-            <w:tcW w:w="1559" w:type="dxa"/>
-            <w:tcBorders>
-              <w:top w:val="double" w:sz="4" w:space="0" w:color="auto"/>
-              <w:bottom w:val="double" w:sz="4" w:space="0" w:color="auto"/>
-            </w:tcBorders>
-            <w:vAlign w:val="center"/>
-          </w:tcPr>
-          <w:p>
-            <w:pPr>
-              <w:spacing w:after="160" w:line="259" w:lineRule="auto"/>
-              <w:jc w:val="center"/>
-              <w:cnfStyle w:val="000000100000" w:firstRow="0" w:lastRow="0" w:firstColumn="0" w:lastColumn="0" w:oddVBand="0" w:evenVBand="0" w:oddHBand="1" w:evenHBand="0" w:firstRowFirstColumn="0" w:firstRowLastColumn="0" w:lastRowFirstColumn="0" w:lastRowLastColumn="0"/>
-              <w:rPr>
-                <w:b/>
-                <w:sz w:val="16"/>
-              </w:rPr>
-            </w:pPr>
-            <w:r>
-              <w:rPr>
-                <w:b/>
-                <w:sz w:val="16"/>
-              </w:rPr>
-            </w:r>
-            <w:r>
-              <w:rPr>
-                <w:rFonts w:ascii="Malgun Gothic" w:hAnsi="Malgun Gothic"/>
-                <w:b w:val="0"/>
-                <w:sz w:val="18"/>
-              </w:rPr>
-              <w:t>c.2428A&gt;T</w:t>
-            </w:r>
-          </w:p>
-        </w:tc>
-        <w:tc>
-          <w:tcPr>
-            <w:tcW w:w="1560" w:type="dxa"/>
-            <w:tcBorders>
-              <w:top w:val="double" w:sz="4" w:space="0" w:color="auto"/>
-              <w:bottom w:val="double" w:sz="4" w:space="0" w:color="auto"/>
-            </w:tcBorders>
-            <w:vAlign w:val="center"/>
-          </w:tcPr>
-          <w:p>
-            <w:pPr>
-              <w:jc w:val="center"/>
-              <w:cnfStyle w:val="000000100000" w:firstRow="0" w:lastRow="0" w:firstColumn="0" w:lastColumn="0" w:oddVBand="0" w:evenVBand="0" w:oddHBand="1" w:evenHBand="0" w:firstRowFirstColumn="0" w:firstRowLastColumn="0" w:lastRowFirstColumn="0" w:lastRowLastColumn="0"/>
-              <w:rPr>
-                <w:rFonts w:ascii="Arial Narrow" w:hAnsi="Arial Narrow" w:cs="Calibri"/>
-                <w:b/>
-                <w:sz w:val="16"/>
-              </w:rPr>
-            </w:pPr>
-            <w:r>
-              <w:rPr>
-                <w:b/>
-                <w:sz w:val="16"/>
-              </w:rPr>
-            </w:r>
-            <w:r>
-              <w:rPr>
-                <w:rFonts w:ascii="Malgun Gothic" w:hAnsi="Malgun Gothic"/>
-                <w:b w:val="0"/>
-                <w:sz w:val="18"/>
-              </w:rPr>
-              <w:t>p.Thr810Ser</w:t>
-            </w:r>
-          </w:p>
-        </w:tc>
-        <w:tc>
-          <w:tcPr>
-            <w:tcW w:w="708" w:type="dxa"/>
-            <w:tcBorders>
-              <w:top w:val="double" w:sz="4" w:space="0" w:color="auto"/>
-              <w:bottom w:val="double" w:sz="4" w:space="0" w:color="auto"/>
-            </w:tcBorders>
-            <w:vAlign w:val="center"/>
-          </w:tcPr>
-          <w:p>
-            <w:pPr>
-              <w:jc w:val="center"/>
-              <w:cnfStyle w:val="000000100000" w:firstRow="0" w:lastRow="0" w:firstColumn="0" w:lastColumn="0" w:oddVBand="0" w:evenVBand="0" w:oddHBand="1" w:evenHBand="0" w:firstRowFirstColumn="0" w:firstRowLastColumn="0" w:lastRowFirstColumn="0" w:lastRowLastColumn="0"/>
-              <w:rPr>
-                <w:rFonts w:ascii="Arial Narrow" w:hAnsi="Arial Narrow" w:cs="Calibri"/>
-                <w:b/>
-                <w:sz w:val="16"/>
-              </w:rPr>
-            </w:pPr>
-            <w:r>
-              <w:rPr>
-                <w:b/>
-                <w:sz w:val="16"/>
-              </w:rPr>
-            </w:r>
-            <w:r>
-              <w:rPr>
-                <w:rFonts w:ascii="Malgun Gothic" w:hAnsi="Malgun Gothic"/>
-                <w:b w:val="0"/>
-                <w:sz w:val="18"/>
-              </w:rPr>
-              <w:t>0.67%</w:t>
-            </w:r>
-          </w:p>
-        </w:tc>
-        <w:tc>
-          <w:tcPr>
-            <w:tcW w:w="1931" w:type="dxa"/>
-            <w:tcBorders>
-              <w:top w:val="double" w:sz="4" w:space="0" w:color="auto"/>
-              <w:bottom w:val="double" w:sz="4" w:space="0" w:color="auto"/>
-            </w:tcBorders>
-            <w:vAlign w:val="center"/>
-          </w:tcPr>
-          <w:p>
-            <w:pPr>
-              <w:jc w:val="center"/>
-              <w:cnfStyle w:val="000000100000" w:firstRow="0" w:lastRow="0" w:firstColumn="0" w:lastColumn="0" w:oddVBand="0" w:evenVBand="0" w:oddHBand="1" w:evenHBand="0" w:firstRowFirstColumn="0" w:firstRowLastColumn="0" w:lastRowFirstColumn="0" w:lastRowLastColumn="0"/>
-              <w:rPr>
-                <w:b/>
-                <w:sz w:val="16"/>
-              </w:rPr>
-            </w:pPr>
-            <w:r>
-              <w:rPr>
-                <w:b/>
-                <w:sz w:val="16"/>
-              </w:rPr>
-            </w:r>
-            <w:proofErr w:type="spellStart"/>
-            <w:r>
-              <w:rPr>
-                <w:b/>
-                <w:sz w:val="16"/>
-              </w:rPr>
-            </w:r>
-            <w:proofErr w:type="spellEnd"/>
-            <w:r>
-              <w:rPr>
-                <w:rFonts w:ascii="Malgun Gothic" w:hAnsi="Malgun Gothic"/>
-                <w:b w:val="0"/>
-                <w:sz w:val="18"/>
-              </w:rPr>
-            </w:r>
-          </w:p>
-          <w:p>
-            <w:pPr>
-              <w:jc w:val="center"/>
-              <w:cnfStyle w:val="000000100000" w:firstRow="0" w:lastRow="0" w:firstColumn="0" w:lastColumn="0" w:oddVBand="0" w:evenVBand="0" w:oddHBand="1" w:evenHBand="0" w:firstRowFirstColumn="0" w:firstRowLastColumn="0" w:lastRowFirstColumn="0" w:lastRowLastColumn="0"/>
-              <w:rPr>
-                <w:rFonts w:ascii="Arial Narrow" w:hAnsi="Arial Narrow" w:cs="Calibri"/>
-                <w:b/>
-                <w:sz w:val="16"/>
-              </w:rPr>
-            </w:pPr>
-            <w:r>
-              <w:rPr>
-                <w:b/>
-                <w:sz w:val="14"/>
-              </w:rPr>
-            </w:r>
-            <w:proofErr w:type="spellStart"/>
-            <w:r>
-              <w:rPr>
-                <w:b/>
-                <w:sz w:val="14"/>
-              </w:rPr>
-            </w:r>
-            <w:proofErr w:type="spellEnd"/>
-            <w:r>
-              <w:rPr>
-                <w:b/>
-                <w:sz w:val="14"/>
-              </w:rPr>
-            </w:r>
-          </w:p>
-        </w:tc>
-      </w:tr>
-      <w:tr>
-        <w:trPr>
-          <w:cnfStyle w:val="000000100000" w:firstRow="0" w:lastRow="0" w:firstColumn="0" w:lastColumn="0" w:oddVBand="0" w:evenVBand="0" w:oddHBand="1" w:evenHBand="0" w:firstRowFirstColumn="0" w:firstRowLastColumn="0" w:lastRowFirstColumn="0" w:lastRowLastColumn="0"/>
-          <w:trHeight w:hRule="exact" w:val="624"/>
-        </w:trPr>
-        <w:tc>
-          <w:tcPr>
-            <w:cnfStyle w:val="001000000000" w:firstRow="0" w:lastRow="0" w:firstColumn="1" w:lastColumn="0" w:oddVBand="0" w:evenVBand="0" w:oddHBand="0" w:evenHBand="0" w:firstRowFirstColumn="0" w:firstRowLastColumn="0" w:lastRowFirstColumn="0" w:lastRowLastColumn="0"/>
-            <w:tcW w:w="1276" w:type="dxa"/>
-            <w:tcBorders>
-              <w:top w:val="double" w:sz="4" w:space="0" w:color="auto"/>
-              <w:bottom w:val="double" w:sz="4" w:space="0" w:color="auto"/>
-            </w:tcBorders>
-            <w:vAlign w:val="center"/>
-          </w:tcPr>
-          <w:p>
-            <w:pPr>
-              <w:spacing w:after="160" w:line="259" w:lineRule="auto"/>
-              <w:jc w:val="center"/>
-              <w:rPr>
-                <w:sz w:val="16"/>
-              </w:rPr>
-            </w:pPr>
-            <w:r>
-              <w:rPr>
-                <w:caps w:val="0"/>
-                <w:sz w:val="16"/>
-              </w:rPr>
-            </w:r>
-            <w:r>
-              <w:rPr>
-                <w:rFonts w:ascii="Malgun Gothic" w:hAnsi="Malgun Gothic"/>
-                <w:b w:val="0"/>
-                <w:sz w:val="18"/>
-              </w:rPr>
-              <w:t>Tier 2</w:t>
-            </w:r>
-          </w:p>
-        </w:tc>
-        <w:tc>
-          <w:tcPr>
-            <w:tcW w:w="851" w:type="dxa"/>
-            <w:tcBorders>
-              <w:top w:val="double" w:sz="4" w:space="0" w:color="auto"/>
-              <w:bottom w:val="double" w:sz="4" w:space="0" w:color="auto"/>
-            </w:tcBorders>
-            <w:vAlign w:val="center"/>
-          </w:tcPr>
-          <w:p>
-            <w:pPr>
-              <w:jc w:val="center"/>
-              <w:cnfStyle w:val="000000100000" w:firstRow="0" w:lastRow="0" w:firstColumn="0" w:lastColumn="0" w:oddVBand="0" w:evenVBand="0" w:oddHBand="1" w:evenHBand="0" w:firstRowFirstColumn="0" w:firstRowLastColumn="0" w:lastRowFirstColumn="0" w:lastRowLastColumn="0"/>
-              <w:rPr>
-                <w:rFonts w:ascii="Arial Narrow" w:hAnsi="Arial Narrow" w:cs="Calibri"/>
-                <w:b/>
-                <w:sz w:val="16"/>
-              </w:rPr>
-            </w:pPr>
-            <w:r>
-              <w:rPr>
-                <w:b/>
-                <w:sz w:val="16"/>
-              </w:rPr>
-            </w:r>
-            <w:r>
-              <w:rPr>
-                <w:rFonts w:ascii="Malgun Gothic" w:hAnsi="Malgun Gothic"/>
-                <w:b w:val="0"/>
-                <w:sz w:val="18"/>
-              </w:rPr>
-              <w:t>KMT2D</w:t>
-            </w:r>
-          </w:p>
-        </w:tc>
-        <w:tc>
-          <w:tcPr>
-            <w:tcW w:w="1134" w:type="dxa"/>
-            <w:tcBorders>
-              <w:top w:val="double" w:sz="4" w:space="0" w:color="auto"/>
-              <w:bottom w:val="double" w:sz="4" w:space="0" w:color="auto"/>
-            </w:tcBorders>
-            <w:vAlign w:val="center"/>
-          </w:tcPr>
-          <w:p>
-            <w:pPr>
-              <w:jc w:val="center"/>
-              <w:cnfStyle w:val="000000100000" w:firstRow="0" w:lastRow="0" w:firstColumn="0" w:lastColumn="0" w:oddVBand="0" w:evenVBand="0" w:oddHBand="1" w:evenHBand="0" w:firstRowFirstColumn="0" w:firstRowLastColumn="0" w:lastRowFirstColumn="0" w:lastRowLastColumn="0"/>
-              <w:rPr>
-                <w:b/>
-                <w:sz w:val="16"/>
-              </w:rPr>
-            </w:pPr>
-            <w:r>
-              <w:rPr>
-                <w:b/>
-                <w:sz w:val="16"/>
-              </w:rPr>
-            </w:r>
-            <w:r>
-              <w:rPr>
-                <w:rFonts w:ascii="Malgun Gothic" w:hAnsi="Malgun Gothic"/>
-                <w:b w:val="0"/>
-                <w:sz w:val="18"/>
-              </w:rPr>
-              <w:t>ENST00000301067.7</w:t>
-            </w:r>
-          </w:p>
-          <w:p>
-            <w:pPr>
-              <w:jc w:val="center"/>
-              <w:cnfStyle w:val="000000100000" w:firstRow="0" w:lastRow="0" w:firstColumn="0" w:lastColumn="0" w:oddVBand="0" w:evenVBand="0" w:oddHBand="1" w:evenHBand="0" w:firstRowFirstColumn="0" w:firstRowLastColumn="0" w:lastRowFirstColumn="0" w:lastRowLastColumn="0"/>
-              <w:rPr>
-                <w:rFonts w:ascii="Arial Narrow" w:hAnsi="Arial Narrow" w:cs="Calibri"/>
-                <w:b/>
-                <w:sz w:val="16"/>
-              </w:rPr>
-            </w:pPr>
-            <w:r>
-              <w:rPr>
-                <w:b/>
-                <w:sz w:val="16"/>
-              </w:rPr>
-            </w:r>
-          </w:p>
-        </w:tc>
-        <w:tc>
-          <w:tcPr>
-            <w:tcW w:w="1417" w:type="dxa"/>
-            <w:tcBorders>
-              <w:top w:val="double" w:sz="4" w:space="0" w:color="auto"/>
-              <w:bottom w:val="double" w:sz="4" w:space="0" w:color="auto"/>
-            </w:tcBorders>
-            <w:vAlign w:val="center"/>
-          </w:tcPr>
-          <w:p>
-            <w:pPr>
-              <w:jc w:val="center"/>
-              <w:cnfStyle w:val="000000100000" w:firstRow="0" w:lastRow="0" w:firstColumn="0" w:lastColumn="0" w:oddVBand="0" w:evenVBand="0" w:oddHBand="1" w:evenHBand="0" w:firstRowFirstColumn="0" w:firstRowLastColumn="0" w:lastRowFirstColumn="0" w:lastRowLastColumn="0"/>
-              <w:rPr>
-                <w:rFonts w:ascii="Arial Narrow" w:hAnsi="Arial Narrow" w:cs="Calibri"/>
-                <w:b/>
-                <w:sz w:val="16"/>
-              </w:rPr>
-            </w:pPr>
-            <w:r>
-              <w:rPr>
-                <w:b/>
-                <w:sz w:val="16"/>
-              </w:rPr>
-            </w:r>
-            <w:r>
-              <w:rPr>
-                <w:rFonts w:ascii="Malgun Gothic" w:hAnsi="Malgun Gothic"/>
-                <w:b w:val="0"/>
-                <w:sz w:val="18"/>
-              </w:rPr>
-              <w:t>ENSP00000301067.7</w:t>
-            </w:r>
-          </w:p>
-        </w:tc>
-        <w:tc>
-          <w:tcPr>
-            <w:tcW w:w="1559" w:type="dxa"/>
-            <w:tcBorders>
-              <w:top w:val="double" w:sz="4" w:space="0" w:color="auto"/>
-              <w:bottom w:val="double" w:sz="4" w:space="0" w:color="auto"/>
-            </w:tcBorders>
-            <w:vAlign w:val="center"/>
-          </w:tcPr>
-          <w:p>
-            <w:pPr>
-              <w:spacing w:after="160" w:line="259" w:lineRule="auto"/>
-              <w:jc w:val="center"/>
-              <w:cnfStyle w:val="000000100000" w:firstRow="0" w:lastRow="0" w:firstColumn="0" w:lastColumn="0" w:oddVBand="0" w:evenVBand="0" w:oddHBand="1" w:evenHBand="0" w:firstRowFirstColumn="0" w:firstRowLastColumn="0" w:lastRowFirstColumn="0" w:lastRowLastColumn="0"/>
-              <w:rPr>
-                <w:b/>
-                <w:sz w:val="16"/>
-              </w:rPr>
-            </w:pPr>
-            <w:r>
-              <w:rPr>
-                <w:b/>
-                <w:sz w:val="16"/>
-              </w:rPr>
-            </w:r>
-            <w:r>
-              <w:rPr>
-                <w:rFonts w:ascii="Malgun Gothic" w:hAnsi="Malgun Gothic"/>
-                <w:b w:val="0"/>
-                <w:sz w:val="18"/>
-              </w:rPr>
-              <w:t>c.2492_2493inv</w:t>
-            </w:r>
-          </w:p>
-        </w:tc>
-        <w:tc>
-          <w:tcPr>
-            <w:tcW w:w="1560" w:type="dxa"/>
-            <w:tcBorders>
-              <w:top w:val="double" w:sz="4" w:space="0" w:color="auto"/>
-              <w:bottom w:val="double" w:sz="4" w:space="0" w:color="auto"/>
-            </w:tcBorders>
-            <w:vAlign w:val="center"/>
-          </w:tcPr>
-          <w:p>
-            <w:pPr>
-              <w:jc w:val="center"/>
-              <w:cnfStyle w:val="000000100000" w:firstRow="0" w:lastRow="0" w:firstColumn="0" w:lastColumn="0" w:oddVBand="0" w:evenVBand="0" w:oddHBand="1" w:evenHBand="0" w:firstRowFirstColumn="0" w:firstRowLastColumn="0" w:lastRowFirstColumn="0" w:lastRowLastColumn="0"/>
-              <w:rPr>
-                <w:rFonts w:ascii="Arial Narrow" w:hAnsi="Arial Narrow" w:cs="Calibri"/>
-                <w:b/>
-                <w:sz w:val="16"/>
-              </w:rPr>
-            </w:pPr>
-            <w:r>
-              <w:rPr>
-                <w:b/>
-                <w:sz w:val="16"/>
-              </w:rPr>
-            </w:r>
-            <w:r>
-              <w:rPr>
-                <w:rFonts w:ascii="Malgun Gothic" w:hAnsi="Malgun Gothic"/>
-                <w:b w:val="0"/>
-                <w:sz w:val="18"/>
-              </w:rPr>
-              <w:t>p.Ser831Leu</w:t>
-            </w:r>
-          </w:p>
-        </w:tc>
-        <w:tc>
-          <w:tcPr>
-            <w:tcW w:w="708" w:type="dxa"/>
-            <w:tcBorders>
-              <w:top w:val="double" w:sz="4" w:space="0" w:color="auto"/>
-              <w:bottom w:val="double" w:sz="4" w:space="0" w:color="auto"/>
-            </w:tcBorders>
-            <w:vAlign w:val="center"/>
-          </w:tcPr>
-          <w:p>
-            <w:pPr>
-              <w:jc w:val="center"/>
-              <w:cnfStyle w:val="000000100000" w:firstRow="0" w:lastRow="0" w:firstColumn="0" w:lastColumn="0" w:oddVBand="0" w:evenVBand="0" w:oddHBand="1" w:evenHBand="0" w:firstRowFirstColumn="0" w:firstRowLastColumn="0" w:lastRowFirstColumn="0" w:lastRowLastColumn="0"/>
-              <w:rPr>
-                <w:rFonts w:ascii="Arial Narrow" w:hAnsi="Arial Narrow" w:cs="Calibri"/>
-                <w:b/>
-                <w:sz w:val="16"/>
-              </w:rPr>
-            </w:pPr>
-            <w:r>
-              <w:rPr>
-                <w:b/>
-                <w:sz w:val="16"/>
-              </w:rPr>
-            </w:r>
-            <w:r>
-              <w:rPr>
-                <w:rFonts w:ascii="Malgun Gothic" w:hAnsi="Malgun Gothic"/>
-                <w:b w:val="0"/>
-                <w:sz w:val="18"/>
-              </w:rPr>
-              <w:t>0.67%</w:t>
-            </w:r>
-          </w:p>
-        </w:tc>
-        <w:tc>
-          <w:tcPr>
-            <w:tcW w:w="1931" w:type="dxa"/>
-            <w:tcBorders>
-              <w:top w:val="double" w:sz="4" w:space="0" w:color="auto"/>
-              <w:bottom w:val="double" w:sz="4" w:space="0" w:color="auto"/>
-            </w:tcBorders>
-            <w:vAlign w:val="center"/>
-          </w:tcPr>
-          <w:p>
-            <w:pPr>
-              <w:jc w:val="center"/>
-              <w:cnfStyle w:val="000000100000" w:firstRow="0" w:lastRow="0" w:firstColumn="0" w:lastColumn="0" w:oddVBand="0" w:evenVBand="0" w:oddHBand="1" w:evenHBand="0" w:firstRowFirstColumn="0" w:firstRowLastColumn="0" w:lastRowFirstColumn="0" w:lastRowLastColumn="0"/>
-              <w:rPr>
-                <w:b/>
-                <w:sz w:val="16"/>
-              </w:rPr>
-            </w:pPr>
-            <w:r>
-              <w:rPr>
-                <w:b/>
-                <w:sz w:val="16"/>
-              </w:rPr>
-            </w:r>
-            <w:proofErr w:type="spellStart"/>
-            <w:r>
-              <w:rPr>
-                <w:b/>
-                <w:sz w:val="16"/>
-              </w:rPr>
-            </w:r>
-            <w:proofErr w:type="spellEnd"/>
-            <w:r>
-              <w:rPr>
-                <w:rFonts w:ascii="Malgun Gothic" w:hAnsi="Malgun Gothic"/>
-                <w:b w:val="0"/>
-                <w:sz w:val="18"/>
-              </w:rPr>
-            </w:r>
-          </w:p>
-          <w:p>
-            <w:pPr>
-              <w:jc w:val="center"/>
-              <w:cnfStyle w:val="000000100000" w:firstRow="0" w:lastRow="0" w:firstColumn="0" w:lastColumn="0" w:oddVBand="0" w:evenVBand="0" w:oddHBand="1" w:evenHBand="0" w:firstRowFirstColumn="0" w:firstRowLastColumn="0" w:lastRowFirstColumn="0" w:lastRowLastColumn="0"/>
-              <w:rPr>
-                <w:rFonts w:ascii="Arial Narrow" w:hAnsi="Arial Narrow" w:cs="Calibri"/>
-                <w:b/>
-                <w:sz w:val="16"/>
-              </w:rPr>
-            </w:pPr>
-            <w:r>
-              <w:rPr>
-                <w:b/>
-                <w:sz w:val="14"/>
-              </w:rPr>
-            </w:r>
-            <w:proofErr w:type="spellStart"/>
-            <w:r>
-              <w:rPr>
-                <w:b/>
-                <w:sz w:val="14"/>
-              </w:rPr>
-            </w:r>
-            <w:proofErr w:type="spellEnd"/>
-            <w:r>
-              <w:rPr>
-                <w:b/>
-                <w:sz w:val="14"/>
-              </w:rPr>
-            </w:r>
-          </w:p>
-        </w:tc>
-      </w:tr>
-      <w:tr>
-        <w:trPr>
-          <w:cnfStyle w:val="000000100000" w:firstRow="0" w:lastRow="0" w:firstColumn="0" w:lastColumn="0" w:oddVBand="0" w:evenVBand="0" w:oddHBand="1" w:evenHBand="0" w:firstRowFirstColumn="0" w:firstRowLastColumn="0" w:lastRowFirstColumn="0" w:lastRowLastColumn="0"/>
-          <w:trHeight w:hRule="exact" w:val="624"/>
-        </w:trPr>
-        <w:tc>
-          <w:tcPr>
-            <w:cnfStyle w:val="001000000000" w:firstRow="0" w:lastRow="0" w:firstColumn="1" w:lastColumn="0" w:oddVBand="0" w:evenVBand="0" w:oddHBand="0" w:evenHBand="0" w:firstRowFirstColumn="0" w:firstRowLastColumn="0" w:lastRowFirstColumn="0" w:lastRowLastColumn="0"/>
-            <w:tcW w:w="1276" w:type="dxa"/>
-            <w:tcBorders>
-              <w:top w:val="double" w:sz="4" w:space="0" w:color="auto"/>
-              <w:bottom w:val="double" w:sz="4" w:space="0" w:color="auto"/>
-            </w:tcBorders>
-            <w:vAlign w:val="center"/>
-          </w:tcPr>
-          <w:p>
-            <w:pPr>
-              <w:spacing w:after="160" w:line="259" w:lineRule="auto"/>
-              <w:jc w:val="center"/>
-              <w:rPr>
-                <w:sz w:val="16"/>
-              </w:rPr>
-            </w:pPr>
-            <w:r>
-              <w:rPr>
-                <w:caps w:val="0"/>
-                <w:sz w:val="16"/>
-              </w:rPr>
-            </w:r>
-            <w:r>
-              <w:rPr>
-                <w:rFonts w:ascii="Malgun Gothic" w:hAnsi="Malgun Gothic"/>
-                <w:b w:val="0"/>
-                <w:sz w:val="18"/>
-              </w:rPr>
-              <w:t>Tier 2</w:t>
-            </w:r>
-          </w:p>
-        </w:tc>
-        <w:tc>
-          <w:tcPr>
-            <w:tcW w:w="851" w:type="dxa"/>
-            <w:tcBorders>
-              <w:top w:val="double" w:sz="4" w:space="0" w:color="auto"/>
-              <w:bottom w:val="double" w:sz="4" w:space="0" w:color="auto"/>
-            </w:tcBorders>
-            <w:vAlign w:val="center"/>
-          </w:tcPr>
-          <w:p>
-            <w:pPr>
-              <w:jc w:val="center"/>
-              <w:cnfStyle w:val="000000100000" w:firstRow="0" w:lastRow="0" w:firstColumn="0" w:lastColumn="0" w:oddVBand="0" w:evenVBand="0" w:oddHBand="1" w:evenHBand="0" w:firstRowFirstColumn="0" w:firstRowLastColumn="0" w:lastRowFirstColumn="0" w:lastRowLastColumn="0"/>
-              <w:rPr>
-                <w:rFonts w:ascii="Arial Narrow" w:hAnsi="Arial Narrow" w:cs="Calibri"/>
-                <w:b/>
-                <w:sz w:val="16"/>
-              </w:rPr>
-            </w:pPr>
-            <w:r>
-              <w:rPr>
-                <w:b/>
-                <w:sz w:val="16"/>
-              </w:rPr>
-            </w:r>
-            <w:r>
-              <w:rPr>
-                <w:rFonts w:ascii="Malgun Gothic" w:hAnsi="Malgun Gothic"/>
-                <w:b w:val="0"/>
-                <w:sz w:val="18"/>
-              </w:rPr>
-              <w:t>KMT2D</w:t>
-            </w:r>
-          </w:p>
-        </w:tc>
-        <w:tc>
-          <w:tcPr>
-            <w:tcW w:w="1134" w:type="dxa"/>
-            <w:tcBorders>
-              <w:top w:val="double" w:sz="4" w:space="0" w:color="auto"/>
-              <w:bottom w:val="double" w:sz="4" w:space="0" w:color="auto"/>
-            </w:tcBorders>
-            <w:vAlign w:val="center"/>
-          </w:tcPr>
-          <w:p>
-            <w:pPr>
-              <w:jc w:val="center"/>
-              <w:cnfStyle w:val="000000100000" w:firstRow="0" w:lastRow="0" w:firstColumn="0" w:lastColumn="0" w:oddVBand="0" w:evenVBand="0" w:oddHBand="1" w:evenHBand="0" w:firstRowFirstColumn="0" w:firstRowLastColumn="0" w:lastRowFirstColumn="0" w:lastRowLastColumn="0"/>
-              <w:rPr>
-                <w:b/>
-                <w:sz w:val="16"/>
-              </w:rPr>
-            </w:pPr>
-            <w:r>
-              <w:rPr>
-                <w:b/>
-                <w:sz w:val="16"/>
-              </w:rPr>
-            </w:r>
-            <w:r>
-              <w:rPr>
-                <w:rFonts w:ascii="Malgun Gothic" w:hAnsi="Malgun Gothic"/>
-                <w:b w:val="0"/>
-                <w:sz w:val="18"/>
-              </w:rPr>
-              <w:t>ENST00000301067.7</w:t>
-            </w:r>
-          </w:p>
-          <w:p>
-            <w:pPr>
-              <w:jc w:val="center"/>
-              <w:cnfStyle w:val="000000100000" w:firstRow="0" w:lastRow="0" w:firstColumn="0" w:lastColumn="0" w:oddVBand="0" w:evenVBand="0" w:oddHBand="1" w:evenHBand="0" w:firstRowFirstColumn="0" w:firstRowLastColumn="0" w:lastRowFirstColumn="0" w:lastRowLastColumn="0"/>
-              <w:rPr>
-                <w:rFonts w:ascii="Arial Narrow" w:hAnsi="Arial Narrow" w:cs="Calibri"/>
-                <w:b/>
-                <w:sz w:val="16"/>
-              </w:rPr>
-            </w:pPr>
-            <w:r>
-              <w:rPr>
-                <w:b/>
-                <w:sz w:val="16"/>
-              </w:rPr>
-            </w:r>
-          </w:p>
-        </w:tc>
-        <w:tc>
-          <w:tcPr>
-            <w:tcW w:w="1417" w:type="dxa"/>
-            <w:tcBorders>
-              <w:top w:val="double" w:sz="4" w:space="0" w:color="auto"/>
-              <w:bottom w:val="double" w:sz="4" w:space="0" w:color="auto"/>
-            </w:tcBorders>
-            <w:vAlign w:val="center"/>
-          </w:tcPr>
-          <w:p>
-            <w:pPr>
-              <w:jc w:val="center"/>
-              <w:cnfStyle w:val="000000100000" w:firstRow="0" w:lastRow="0" w:firstColumn="0" w:lastColumn="0" w:oddVBand="0" w:evenVBand="0" w:oddHBand="1" w:evenHBand="0" w:firstRowFirstColumn="0" w:firstRowLastColumn="0" w:lastRowFirstColumn="0" w:lastRowLastColumn="0"/>
-              <w:rPr>
-                <w:rFonts w:ascii="Arial Narrow" w:hAnsi="Arial Narrow" w:cs="Calibri"/>
-                <w:b/>
-                <w:sz w:val="16"/>
-              </w:rPr>
-            </w:pPr>
-            <w:r>
-              <w:rPr>
-                <w:b/>
-                <w:sz w:val="16"/>
-              </w:rPr>
-            </w:r>
-            <w:r>
-              <w:rPr>
-                <w:rFonts w:ascii="Malgun Gothic" w:hAnsi="Malgun Gothic"/>
-                <w:b w:val="0"/>
-                <w:sz w:val="18"/>
-              </w:rPr>
-              <w:t>ENSP00000301067.7</w:t>
-            </w:r>
-          </w:p>
-        </w:tc>
-        <w:tc>
-          <w:tcPr>
-            <w:tcW w:w="1559" w:type="dxa"/>
-            <w:tcBorders>
-              <w:top w:val="double" w:sz="4" w:space="0" w:color="auto"/>
-              <w:bottom w:val="double" w:sz="4" w:space="0" w:color="auto"/>
-            </w:tcBorders>
-            <w:vAlign w:val="center"/>
-          </w:tcPr>
-          <w:p>
-            <w:pPr>
-              <w:spacing w:after="160" w:line="259" w:lineRule="auto"/>
-              <w:jc w:val="center"/>
-              <w:cnfStyle w:val="000000100000" w:firstRow="0" w:lastRow="0" w:firstColumn="0" w:lastColumn="0" w:oddVBand="0" w:evenVBand="0" w:oddHBand="1" w:evenHBand="0" w:firstRowFirstColumn="0" w:firstRowLastColumn="0" w:lastRowFirstColumn="0" w:lastRowLastColumn="0"/>
-              <w:rPr>
-                <w:b/>
-                <w:sz w:val="16"/>
-              </w:rPr>
-            </w:pPr>
-            <w:r>
-              <w:rPr>
-                <w:b/>
-                <w:sz w:val="16"/>
-              </w:rPr>
-            </w:r>
-            <w:r>
-              <w:rPr>
-                <w:rFonts w:ascii="Malgun Gothic" w:hAnsi="Malgun Gothic"/>
-                <w:b w:val="0"/>
-                <w:sz w:val="18"/>
-              </w:rPr>
-              <w:t>c.2480_2481delinsGG</w:t>
-            </w:r>
-          </w:p>
-        </w:tc>
-        <w:tc>
-          <w:tcPr>
-            <w:tcW w:w="1560" w:type="dxa"/>
-            <w:tcBorders>
-              <w:top w:val="double" w:sz="4" w:space="0" w:color="auto"/>
-              <w:bottom w:val="double" w:sz="4" w:space="0" w:color="auto"/>
-            </w:tcBorders>
-            <w:vAlign w:val="center"/>
-          </w:tcPr>
-          <w:p>
-            <w:pPr>
-              <w:jc w:val="center"/>
-              <w:cnfStyle w:val="000000100000" w:firstRow="0" w:lastRow="0" w:firstColumn="0" w:lastColumn="0" w:oddVBand="0" w:evenVBand="0" w:oddHBand="1" w:evenHBand="0" w:firstRowFirstColumn="0" w:firstRowLastColumn="0" w:lastRowFirstColumn="0" w:lastRowLastColumn="0"/>
-              <w:rPr>
-                <w:rFonts w:ascii="Arial Narrow" w:hAnsi="Arial Narrow" w:cs="Calibri"/>
-                <w:b/>
-                <w:sz w:val="16"/>
-              </w:rPr>
-            </w:pPr>
-            <w:r>
-              <w:rPr>
-                <w:b/>
-                <w:sz w:val="16"/>
-              </w:rPr>
-            </w:r>
-            <w:r>
-              <w:rPr>
-                <w:rFonts w:ascii="Malgun Gothic" w:hAnsi="Malgun Gothic"/>
-                <w:b w:val="0"/>
-                <w:sz w:val="18"/>
-              </w:rPr>
-              <w:t>p.Gln827Arg</w:t>
-            </w:r>
-          </w:p>
-        </w:tc>
-        <w:tc>
-          <w:tcPr>
-            <w:tcW w:w="708" w:type="dxa"/>
-            <w:tcBorders>
-              <w:top w:val="double" w:sz="4" w:space="0" w:color="auto"/>
-              <w:bottom w:val="double" w:sz="4" w:space="0" w:color="auto"/>
-            </w:tcBorders>
-            <w:vAlign w:val="center"/>
-          </w:tcPr>
-          <w:p>
-            <w:pPr>
-              <w:jc w:val="center"/>
-              <w:cnfStyle w:val="000000100000" w:firstRow="0" w:lastRow="0" w:firstColumn="0" w:lastColumn="0" w:oddVBand="0" w:evenVBand="0" w:oddHBand="1" w:evenHBand="0" w:firstRowFirstColumn="0" w:firstRowLastColumn="0" w:lastRowFirstColumn="0" w:lastRowLastColumn="0"/>
-              <w:rPr>
-                <w:rFonts w:ascii="Arial Narrow" w:hAnsi="Arial Narrow" w:cs="Calibri"/>
-                <w:b/>
-                <w:sz w:val="16"/>
-              </w:rPr>
-            </w:pPr>
-            <w:r>
-              <w:rPr>
-                <w:b/>
-                <w:sz w:val="16"/>
-              </w:rPr>
-            </w:r>
-            <w:r>
-              <w:rPr>
-                <w:rFonts w:ascii="Malgun Gothic" w:hAnsi="Malgun Gothic"/>
-                <w:b w:val="0"/>
-                <w:sz w:val="18"/>
-              </w:rPr>
-              <w:t>0.64%</w:t>
-            </w:r>
-          </w:p>
-        </w:tc>
-        <w:tc>
-          <w:tcPr>
-            <w:tcW w:w="1931" w:type="dxa"/>
-            <w:tcBorders>
-              <w:top w:val="double" w:sz="4" w:space="0" w:color="auto"/>
-              <w:bottom w:val="double" w:sz="4" w:space="0" w:color="auto"/>
-            </w:tcBorders>
-            <w:vAlign w:val="center"/>
-          </w:tcPr>
-          <w:p>
-            <w:pPr>
-              <w:jc w:val="center"/>
-              <w:cnfStyle w:val="000000100000" w:firstRow="0" w:lastRow="0" w:firstColumn="0" w:lastColumn="0" w:oddVBand="0" w:evenVBand="0" w:oddHBand="1" w:evenHBand="0" w:firstRowFirstColumn="0" w:firstRowLastColumn="0" w:lastRowFirstColumn="0" w:lastRowLastColumn="0"/>
-              <w:rPr>
-                <w:b/>
-                <w:sz w:val="16"/>
-              </w:rPr>
-            </w:pPr>
-            <w:r>
-              <w:rPr>
-                <w:b/>
-                <w:sz w:val="16"/>
-              </w:rPr>
-            </w:r>
-            <w:proofErr w:type="spellStart"/>
-            <w:r>
-              <w:rPr>
-                <w:b/>
-                <w:sz w:val="16"/>
-              </w:rPr>
-            </w:r>
-            <w:proofErr w:type="spellEnd"/>
-            <w:r>
-              <w:rPr>
-                <w:rFonts w:ascii="Malgun Gothic" w:hAnsi="Malgun Gothic"/>
-                <w:b w:val="0"/>
-                <w:sz w:val="18"/>
-              </w:rPr>
-            </w:r>
-          </w:p>
-          <w:p>
-            <w:pPr>
-              <w:jc w:val="center"/>
-              <w:cnfStyle w:val="000000100000" w:firstRow="0" w:lastRow="0" w:firstColumn="0" w:lastColumn="0" w:oddVBand="0" w:evenVBand="0" w:oddHBand="1" w:evenHBand="0" w:firstRowFirstColumn="0" w:firstRowLastColumn="0" w:lastRowFirstColumn="0" w:lastRowLastColumn="0"/>
-              <w:rPr>
-                <w:rFonts w:ascii="Arial Narrow" w:hAnsi="Arial Narrow" w:cs="Calibri"/>
-                <w:b/>
-                <w:sz w:val="16"/>
-              </w:rPr>
-            </w:pPr>
-            <w:r>
-              <w:rPr>
-                <w:b/>
-                <w:sz w:val="14"/>
-              </w:rPr>
-            </w:r>
-            <w:proofErr w:type="spellStart"/>
-            <w:r>
-              <w:rPr>
-                <w:b/>
-                <w:sz w:val="14"/>
-              </w:rPr>
-            </w:r>
-            <w:proofErr w:type="spellEnd"/>
-            <w:r>
-              <w:rPr>
-                <w:b/>
-                <w:sz w:val="14"/>
-              </w:rPr>
-            </w:r>
-          </w:p>
-        </w:tc>
-      </w:tr>
-      <w:tr>
-        <w:trPr>
-          <w:cnfStyle w:val="000000100000" w:firstRow="0" w:lastRow="0" w:firstColumn="0" w:lastColumn="0" w:oddVBand="0" w:evenVBand="0" w:oddHBand="1" w:evenHBand="0" w:firstRowFirstColumn="0" w:firstRowLastColumn="0" w:lastRowFirstColumn="0" w:lastRowLastColumn="0"/>
-          <w:trHeight w:hRule="exact" w:val="624"/>
-        </w:trPr>
-        <w:tc>
-          <w:tcPr>
-            <w:cnfStyle w:val="001000000000" w:firstRow="0" w:lastRow="0" w:firstColumn="1" w:lastColumn="0" w:oddVBand="0" w:evenVBand="0" w:oddHBand="0" w:evenHBand="0" w:firstRowFirstColumn="0" w:firstRowLastColumn="0" w:lastRowFirstColumn="0" w:lastRowLastColumn="0"/>
-            <w:tcW w:w="1276" w:type="dxa"/>
-            <w:tcBorders>
-              <w:top w:val="double" w:sz="4" w:space="0" w:color="auto"/>
-              <w:bottom w:val="double" w:sz="4" w:space="0" w:color="auto"/>
-            </w:tcBorders>
-            <w:vAlign w:val="center"/>
-          </w:tcPr>
-          <w:p>
-            <w:pPr>
-              <w:spacing w:after="160" w:line="259" w:lineRule="auto"/>
-              <w:jc w:val="center"/>
-              <w:rPr>
-                <w:sz w:val="16"/>
-              </w:rPr>
-            </w:pPr>
-            <w:r>
-              <w:rPr>
-                <w:caps w:val="0"/>
-                <w:sz w:val="16"/>
-              </w:rPr>
-            </w:r>
-            <w:r>
-              <w:rPr>
-                <w:rFonts w:ascii="Malgun Gothic" w:hAnsi="Malgun Gothic"/>
-                <w:b w:val="0"/>
-                <w:sz w:val="18"/>
-              </w:rPr>
-              <w:t>Tier 2</w:t>
-            </w:r>
-          </w:p>
-        </w:tc>
-        <w:tc>
-          <w:tcPr>
-            <w:tcW w:w="851" w:type="dxa"/>
-            <w:tcBorders>
-              <w:top w:val="double" w:sz="4" w:space="0" w:color="auto"/>
-              <w:bottom w:val="double" w:sz="4" w:space="0" w:color="auto"/>
-            </w:tcBorders>
-            <w:vAlign w:val="center"/>
-          </w:tcPr>
-          <w:p>
-            <w:pPr>
-              <w:jc w:val="center"/>
-              <w:cnfStyle w:val="000000100000" w:firstRow="0" w:lastRow="0" w:firstColumn="0" w:lastColumn="0" w:oddVBand="0" w:evenVBand="0" w:oddHBand="1" w:evenHBand="0" w:firstRowFirstColumn="0" w:firstRowLastColumn="0" w:lastRowFirstColumn="0" w:lastRowLastColumn="0"/>
-              <w:rPr>
-                <w:rFonts w:ascii="Arial Narrow" w:hAnsi="Arial Narrow" w:cs="Calibri"/>
-                <w:b/>
-                <w:sz w:val="16"/>
-              </w:rPr>
-            </w:pPr>
-            <w:r>
-              <w:rPr>
-                <w:b/>
-                <w:sz w:val="16"/>
-              </w:rPr>
-            </w:r>
-            <w:r>
-              <w:rPr>
-                <w:rFonts w:ascii="Malgun Gothic" w:hAnsi="Malgun Gothic"/>
-                <w:b w:val="0"/>
-                <w:sz w:val="18"/>
-              </w:rPr>
-              <w:t>KMT2D</w:t>
-            </w:r>
-          </w:p>
-        </w:tc>
-        <w:tc>
-          <w:tcPr>
-            <w:tcW w:w="1134" w:type="dxa"/>
-            <w:tcBorders>
-              <w:top w:val="double" w:sz="4" w:space="0" w:color="auto"/>
-              <w:bottom w:val="double" w:sz="4" w:space="0" w:color="auto"/>
-            </w:tcBorders>
-            <w:vAlign w:val="center"/>
-          </w:tcPr>
-          <w:p>
-            <w:pPr>
-              <w:jc w:val="center"/>
-              <w:cnfStyle w:val="000000100000" w:firstRow="0" w:lastRow="0" w:firstColumn="0" w:lastColumn="0" w:oddVBand="0" w:evenVBand="0" w:oddHBand="1" w:evenHBand="0" w:firstRowFirstColumn="0" w:firstRowLastColumn="0" w:lastRowFirstColumn="0" w:lastRowLastColumn="0"/>
-              <w:rPr>
-                <w:b/>
-                <w:sz w:val="16"/>
-              </w:rPr>
-            </w:pPr>
-            <w:r>
-              <w:rPr>
-                <w:b/>
-                <w:sz w:val="16"/>
-              </w:rPr>
-            </w:r>
-            <w:r>
-              <w:rPr>
-                <w:rFonts w:ascii="Malgun Gothic" w:hAnsi="Malgun Gothic"/>
-                <w:b w:val="0"/>
-                <w:sz w:val="18"/>
-              </w:rPr>
-              <w:t>ENST00000301067.7</w:t>
-            </w:r>
-          </w:p>
-          <w:p>
-            <w:pPr>
-              <w:jc w:val="center"/>
-              <w:cnfStyle w:val="000000100000" w:firstRow="0" w:lastRow="0" w:firstColumn="0" w:lastColumn="0" w:oddVBand="0" w:evenVBand="0" w:oddHBand="1" w:evenHBand="0" w:firstRowFirstColumn="0" w:firstRowLastColumn="0" w:lastRowFirstColumn="0" w:lastRowLastColumn="0"/>
-              <w:rPr>
-                <w:rFonts w:ascii="Arial Narrow" w:hAnsi="Arial Narrow" w:cs="Calibri"/>
-                <w:b/>
-                <w:sz w:val="16"/>
-              </w:rPr>
-            </w:pPr>
-            <w:r>
-              <w:rPr>
-                <w:b/>
-                <w:sz w:val="16"/>
-              </w:rPr>
-            </w:r>
-          </w:p>
-        </w:tc>
-        <w:tc>
-          <w:tcPr>
-            <w:tcW w:w="1417" w:type="dxa"/>
-            <w:tcBorders>
-              <w:top w:val="double" w:sz="4" w:space="0" w:color="auto"/>
-              <w:bottom w:val="double" w:sz="4" w:space="0" w:color="auto"/>
-            </w:tcBorders>
-            <w:vAlign w:val="center"/>
-          </w:tcPr>
-          <w:p>
-            <w:pPr>
-              <w:jc w:val="center"/>
-              <w:cnfStyle w:val="000000100000" w:firstRow="0" w:lastRow="0" w:firstColumn="0" w:lastColumn="0" w:oddVBand="0" w:evenVBand="0" w:oddHBand="1" w:evenHBand="0" w:firstRowFirstColumn="0" w:firstRowLastColumn="0" w:lastRowFirstColumn="0" w:lastRowLastColumn="0"/>
-              <w:rPr>
-                <w:rFonts w:ascii="Arial Narrow" w:hAnsi="Arial Narrow" w:cs="Calibri"/>
-                <w:b/>
-                <w:sz w:val="16"/>
-              </w:rPr>
-            </w:pPr>
-            <w:r>
-              <w:rPr>
-                <w:b/>
-                <w:sz w:val="16"/>
-              </w:rPr>
-            </w:r>
-            <w:r>
-              <w:rPr>
-                <w:rFonts w:ascii="Malgun Gothic" w:hAnsi="Malgun Gothic"/>
-                <w:b w:val="0"/>
-                <w:sz w:val="18"/>
-              </w:rPr>
-              <w:t>ENSP00000301067.7</w:t>
-            </w:r>
-          </w:p>
-        </w:tc>
-        <w:tc>
-          <w:tcPr>
-            <w:tcW w:w="1559" w:type="dxa"/>
-            <w:tcBorders>
-              <w:top w:val="double" w:sz="4" w:space="0" w:color="auto"/>
-              <w:bottom w:val="double" w:sz="4" w:space="0" w:color="auto"/>
-            </w:tcBorders>
-            <w:vAlign w:val="center"/>
-          </w:tcPr>
-          <w:p>
-            <w:pPr>
-              <w:spacing w:after="160" w:line="259" w:lineRule="auto"/>
-              <w:jc w:val="center"/>
-              <w:cnfStyle w:val="000000100000" w:firstRow="0" w:lastRow="0" w:firstColumn="0" w:lastColumn="0" w:oddVBand="0" w:evenVBand="0" w:oddHBand="1" w:evenHBand="0" w:firstRowFirstColumn="0" w:firstRowLastColumn="0" w:lastRowFirstColumn="0" w:lastRowLastColumn="0"/>
-              <w:rPr>
-                <w:b/>
-                <w:sz w:val="16"/>
-              </w:rPr>
-            </w:pPr>
-            <w:r>
-              <w:rPr>
-                <w:b/>
-                <w:sz w:val="16"/>
-              </w:rPr>
-            </w:r>
-            <w:r>
-              <w:rPr>
-                <w:rFonts w:ascii="Malgun Gothic" w:hAnsi="Malgun Gothic"/>
-                <w:b w:val="0"/>
-                <w:sz w:val="18"/>
-              </w:rPr>
-              <w:t>c.973del</w:t>
-            </w:r>
-          </w:p>
-        </w:tc>
-        <w:tc>
-          <w:tcPr>
-            <w:tcW w:w="1560" w:type="dxa"/>
-            <w:tcBorders>
-              <w:top w:val="double" w:sz="4" w:space="0" w:color="auto"/>
-              <w:bottom w:val="double" w:sz="4" w:space="0" w:color="auto"/>
-            </w:tcBorders>
-            <w:vAlign w:val="center"/>
-          </w:tcPr>
-          <w:p>
-            <w:pPr>
-              <w:jc w:val="center"/>
-              <w:cnfStyle w:val="000000100000" w:firstRow="0" w:lastRow="0" w:firstColumn="0" w:lastColumn="0" w:oddVBand="0" w:evenVBand="0" w:oddHBand="1" w:evenHBand="0" w:firstRowFirstColumn="0" w:firstRowLastColumn="0" w:lastRowFirstColumn="0" w:lastRowLastColumn="0"/>
-              <w:rPr>
-                <w:rFonts w:ascii="Arial Narrow" w:hAnsi="Arial Narrow" w:cs="Calibri"/>
-                <w:b/>
-                <w:sz w:val="16"/>
-              </w:rPr>
-            </w:pPr>
-            <w:r>
-              <w:rPr>
-                <w:b/>
-                <w:sz w:val="16"/>
-              </w:rPr>
-            </w:r>
-            <w:r>
-              <w:rPr>
-                <w:rFonts w:ascii="Malgun Gothic" w:hAnsi="Malgun Gothic"/>
-                <w:b w:val="0"/>
-                <w:sz w:val="18"/>
-              </w:rPr>
-              <w:t>p.Ala325ProfsTer9</w:t>
-            </w:r>
-          </w:p>
-        </w:tc>
-        <w:tc>
-          <w:tcPr>
-            <w:tcW w:w="708" w:type="dxa"/>
-            <w:tcBorders>
-              <w:top w:val="double" w:sz="4" w:space="0" w:color="auto"/>
-              <w:bottom w:val="double" w:sz="4" w:space="0" w:color="auto"/>
-            </w:tcBorders>
-            <w:vAlign w:val="center"/>
-          </w:tcPr>
-          <w:p>
-            <w:pPr>
-              <w:jc w:val="center"/>
-              <w:cnfStyle w:val="000000100000" w:firstRow="0" w:lastRow="0" w:firstColumn="0" w:lastColumn="0" w:oddVBand="0" w:evenVBand="0" w:oddHBand="1" w:evenHBand="0" w:firstRowFirstColumn="0" w:firstRowLastColumn="0" w:lastRowFirstColumn="0" w:lastRowLastColumn="0"/>
-              <w:rPr>
-                <w:rFonts w:ascii="Arial Narrow" w:hAnsi="Arial Narrow" w:cs="Calibri"/>
-                <w:b/>
-                <w:sz w:val="16"/>
-              </w:rPr>
-            </w:pPr>
-            <w:r>
-              <w:rPr>
-                <w:b/>
-                <w:sz w:val="16"/>
-              </w:rPr>
-            </w:r>
-            <w:r>
-              <w:rPr>
-                <w:rFonts w:ascii="Malgun Gothic" w:hAnsi="Malgun Gothic"/>
-                <w:b w:val="0"/>
-                <w:sz w:val="18"/>
-              </w:rPr>
-              <w:t>0.57%</w:t>
-            </w:r>
-          </w:p>
-        </w:tc>
-        <w:tc>
-          <w:tcPr>
-            <w:tcW w:w="1931" w:type="dxa"/>
-            <w:tcBorders>
-              <w:top w:val="double" w:sz="4" w:space="0" w:color="auto"/>
-              <w:bottom w:val="double" w:sz="4" w:space="0" w:color="auto"/>
-            </w:tcBorders>
-            <w:vAlign w:val="center"/>
-          </w:tcPr>
-          <w:p>
-            <w:pPr>
-              <w:jc w:val="center"/>
-              <w:cnfStyle w:val="000000100000" w:firstRow="0" w:lastRow="0" w:firstColumn="0" w:lastColumn="0" w:oddVBand="0" w:evenVBand="0" w:oddHBand="1" w:evenHBand="0" w:firstRowFirstColumn="0" w:firstRowLastColumn="0" w:lastRowFirstColumn="0" w:lastRowLastColumn="0"/>
-              <w:rPr>
-                <w:b/>
-                <w:sz w:val="16"/>
-              </w:rPr>
-            </w:pPr>
-            <w:r>
-              <w:rPr>
-                <w:b/>
-                <w:sz w:val="16"/>
-              </w:rPr>
-            </w:r>
-            <w:proofErr w:type="spellStart"/>
-            <w:r>
-              <w:rPr>
-                <w:b/>
-                <w:sz w:val="16"/>
-              </w:rPr>
-            </w:r>
-            <w:proofErr w:type="spellEnd"/>
-            <w:r>
-              <w:rPr>
-                <w:rFonts w:ascii="Malgun Gothic" w:hAnsi="Malgun Gothic"/>
-                <w:b w:val="0"/>
-                <w:sz w:val="18"/>
-              </w:rPr>
-            </w:r>
-          </w:p>
-          <w:p>
-            <w:pPr>
-              <w:jc w:val="center"/>
-              <w:cnfStyle w:val="000000100000" w:firstRow="0" w:lastRow="0" w:firstColumn="0" w:lastColumn="0" w:oddVBand="0" w:evenVBand="0" w:oddHBand="1" w:evenHBand="0" w:firstRowFirstColumn="0" w:firstRowLastColumn="0" w:lastRowFirstColumn="0" w:lastRowLastColumn="0"/>
-              <w:rPr>
-                <w:rFonts w:ascii="Arial Narrow" w:hAnsi="Arial Narrow" w:cs="Calibri"/>
-                <w:b/>
-                <w:sz w:val="16"/>
-              </w:rPr>
-            </w:pPr>
-            <w:r>
-              <w:rPr>
-                <w:b/>
-                <w:sz w:val="14"/>
-              </w:rPr>
-            </w:r>
-            <w:proofErr w:type="spellStart"/>
-            <w:r>
-              <w:rPr>
-                <w:b/>
-                <w:sz w:val="14"/>
-              </w:rPr>
-            </w:r>
-            <w:proofErr w:type="spellEnd"/>
-            <w:r>
-              <w:rPr>
-                <w:b/>
-                <w:sz w:val="14"/>
-              </w:rPr>
-            </w:r>
-          </w:p>
-        </w:tc>
-      </w:tr>
-      <w:tr>
-        <w:trPr>
-          <w:cnfStyle w:val="000000100000" w:firstRow="0" w:lastRow="0" w:firstColumn="0" w:lastColumn="0" w:oddVBand="0" w:evenVBand="0" w:oddHBand="1" w:evenHBand="0" w:firstRowFirstColumn="0" w:firstRowLastColumn="0" w:lastRowFirstColumn="0" w:lastRowLastColumn="0"/>
-          <w:trHeight w:hRule="exact" w:val="624"/>
-        </w:trPr>
-        <w:tc>
-          <w:tcPr>
-            <w:cnfStyle w:val="001000000000" w:firstRow="0" w:lastRow="0" w:firstColumn="1" w:lastColumn="0" w:oddVBand="0" w:evenVBand="0" w:oddHBand="0" w:evenHBand="0" w:firstRowFirstColumn="0" w:firstRowLastColumn="0" w:lastRowFirstColumn="0" w:lastRowLastColumn="0"/>
-            <w:tcW w:w="1276" w:type="dxa"/>
-            <w:tcBorders>
-              <w:top w:val="double" w:sz="4" w:space="0" w:color="auto"/>
-              <w:bottom w:val="double" w:sz="4" w:space="0" w:color="auto"/>
-            </w:tcBorders>
-            <w:vAlign w:val="center"/>
-          </w:tcPr>
-          <w:p>
-            <w:pPr>
-              <w:spacing w:after="160" w:line="259" w:lineRule="auto"/>
-              <w:jc w:val="center"/>
-              <w:rPr>
-                <w:sz w:val="16"/>
-              </w:rPr>
-            </w:pPr>
-            <w:r>
-              <w:rPr>
-                <w:caps w:val="0"/>
-                <w:sz w:val="16"/>
-              </w:rPr>
-            </w:r>
-            <w:r>
-              <w:rPr>
-                <w:rFonts w:ascii="Malgun Gothic" w:hAnsi="Malgun Gothic"/>
-                <w:b w:val="0"/>
-                <w:sz w:val="18"/>
-              </w:rPr>
-              <w:t>Tier 2</w:t>
-            </w:r>
-          </w:p>
-        </w:tc>
-        <w:tc>
-          <w:tcPr>
-            <w:tcW w:w="851" w:type="dxa"/>
-            <w:tcBorders>
-              <w:top w:val="double" w:sz="4" w:space="0" w:color="auto"/>
-              <w:bottom w:val="double" w:sz="4" w:space="0" w:color="auto"/>
-            </w:tcBorders>
-            <w:vAlign w:val="center"/>
-          </w:tcPr>
-          <w:p>
-            <w:pPr>
-              <w:jc w:val="center"/>
-              <w:cnfStyle w:val="000000100000" w:firstRow="0" w:lastRow="0" w:firstColumn="0" w:lastColumn="0" w:oddVBand="0" w:evenVBand="0" w:oddHBand="1" w:evenHBand="0" w:firstRowFirstColumn="0" w:firstRowLastColumn="0" w:lastRowFirstColumn="0" w:lastRowLastColumn="0"/>
-              <w:rPr>
-                <w:rFonts w:ascii="Arial Narrow" w:hAnsi="Arial Narrow" w:cs="Calibri"/>
-                <w:b/>
-                <w:sz w:val="16"/>
-              </w:rPr>
-            </w:pPr>
-            <w:r>
-              <w:rPr>
-                <w:b/>
-                <w:sz w:val="16"/>
-              </w:rPr>
-            </w:r>
-            <w:r>
-              <w:rPr>
-                <w:rFonts w:ascii="Malgun Gothic" w:hAnsi="Malgun Gothic"/>
-                <w:b w:val="0"/>
-                <w:sz w:val="18"/>
-              </w:rPr>
-              <w:t>KMT2D</w:t>
-            </w:r>
-          </w:p>
-        </w:tc>
-        <w:tc>
-          <w:tcPr>
-            <w:tcW w:w="1134" w:type="dxa"/>
-            <w:tcBorders>
-              <w:top w:val="double" w:sz="4" w:space="0" w:color="auto"/>
-              <w:bottom w:val="double" w:sz="4" w:space="0" w:color="auto"/>
-            </w:tcBorders>
-            <w:vAlign w:val="center"/>
-          </w:tcPr>
-          <w:p>
-            <w:pPr>
-              <w:jc w:val="center"/>
-              <w:cnfStyle w:val="000000100000" w:firstRow="0" w:lastRow="0" w:firstColumn="0" w:lastColumn="0" w:oddVBand="0" w:evenVBand="0" w:oddHBand="1" w:evenHBand="0" w:firstRowFirstColumn="0" w:firstRowLastColumn="0" w:lastRowFirstColumn="0" w:lastRowLastColumn="0"/>
-              <w:rPr>
-                <w:b/>
-                <w:sz w:val="16"/>
-              </w:rPr>
-            </w:pPr>
-            <w:r>
-              <w:rPr>
-                <w:b/>
-                <w:sz w:val="16"/>
-              </w:rPr>
-            </w:r>
-            <w:r>
-              <w:rPr>
-                <w:rFonts w:ascii="Malgun Gothic" w:hAnsi="Malgun Gothic"/>
-                <w:b w:val="0"/>
-                <w:sz w:val="18"/>
-              </w:rPr>
-              <w:t>ENST00000301067.7</w:t>
-            </w:r>
-          </w:p>
-          <w:p>
-            <w:pPr>
-              <w:jc w:val="center"/>
-              <w:cnfStyle w:val="000000100000" w:firstRow="0" w:lastRow="0" w:firstColumn="0" w:lastColumn="0" w:oddVBand="0" w:evenVBand="0" w:oddHBand="1" w:evenHBand="0" w:firstRowFirstColumn="0" w:firstRowLastColumn="0" w:lastRowFirstColumn="0" w:lastRowLastColumn="0"/>
-              <w:rPr>
-                <w:rFonts w:ascii="Arial Narrow" w:hAnsi="Arial Narrow" w:cs="Calibri"/>
-                <w:b/>
-                <w:sz w:val="16"/>
-              </w:rPr>
-            </w:pPr>
-            <w:r>
-              <w:rPr>
-                <w:b/>
-                <w:sz w:val="16"/>
-              </w:rPr>
-            </w:r>
-          </w:p>
-        </w:tc>
-        <w:tc>
-          <w:tcPr>
-            <w:tcW w:w="1417" w:type="dxa"/>
-            <w:tcBorders>
-              <w:top w:val="double" w:sz="4" w:space="0" w:color="auto"/>
-              <w:bottom w:val="double" w:sz="4" w:space="0" w:color="auto"/>
-            </w:tcBorders>
-            <w:vAlign w:val="center"/>
-          </w:tcPr>
-          <w:p>
-            <w:pPr>
-              <w:jc w:val="center"/>
-              <w:cnfStyle w:val="000000100000" w:firstRow="0" w:lastRow="0" w:firstColumn="0" w:lastColumn="0" w:oddVBand="0" w:evenVBand="0" w:oddHBand="1" w:evenHBand="0" w:firstRowFirstColumn="0" w:firstRowLastColumn="0" w:lastRowFirstColumn="0" w:lastRowLastColumn="0"/>
-              <w:rPr>
-                <w:rFonts w:ascii="Arial Narrow" w:hAnsi="Arial Narrow" w:cs="Calibri"/>
-                <w:b/>
-                <w:sz w:val="16"/>
-              </w:rPr>
-            </w:pPr>
-            <w:r>
-              <w:rPr>
-                <w:b/>
-                <w:sz w:val="16"/>
-              </w:rPr>
-            </w:r>
-            <w:r>
-              <w:rPr>
-                <w:rFonts w:ascii="Malgun Gothic" w:hAnsi="Malgun Gothic"/>
-                <w:b w:val="0"/>
-                <w:sz w:val="18"/>
-              </w:rPr>
-              <w:t>ENSP00000301067.7</w:t>
-            </w:r>
-          </w:p>
-        </w:tc>
-        <w:tc>
-          <w:tcPr>
-            <w:tcW w:w="1559" w:type="dxa"/>
-            <w:tcBorders>
-              <w:top w:val="double" w:sz="4" w:space="0" w:color="auto"/>
-              <w:bottom w:val="double" w:sz="4" w:space="0" w:color="auto"/>
-            </w:tcBorders>
-            <w:vAlign w:val="center"/>
-          </w:tcPr>
-          <w:p>
-            <w:pPr>
-              <w:spacing w:after="160" w:line="259" w:lineRule="auto"/>
-              <w:jc w:val="center"/>
-              <w:cnfStyle w:val="000000100000" w:firstRow="0" w:lastRow="0" w:firstColumn="0" w:lastColumn="0" w:oddVBand="0" w:evenVBand="0" w:oddHBand="1" w:evenHBand="0" w:firstRowFirstColumn="0" w:firstRowLastColumn="0" w:lastRowFirstColumn="0" w:lastRowLastColumn="0"/>
-              <w:rPr>
-                <w:b/>
-                <w:sz w:val="16"/>
-              </w:rPr>
-            </w:pPr>
-            <w:r>
-              <w:rPr>
-                <w:b/>
-                <w:sz w:val="16"/>
-              </w:rPr>
-            </w:r>
-            <w:r>
-              <w:rPr>
-                <w:rFonts w:ascii="Malgun Gothic" w:hAnsi="Malgun Gothic"/>
-                <w:b w:val="0"/>
-                <w:sz w:val="18"/>
-              </w:rPr>
-              <w:t>c.1372_1373delinsCT</w:t>
-            </w:r>
-          </w:p>
-        </w:tc>
-        <w:tc>
-          <w:tcPr>
-            <w:tcW w:w="1560" w:type="dxa"/>
-            <w:tcBorders>
-              <w:top w:val="double" w:sz="4" w:space="0" w:color="auto"/>
-              <w:bottom w:val="double" w:sz="4" w:space="0" w:color="auto"/>
-            </w:tcBorders>
-            <w:vAlign w:val="center"/>
-          </w:tcPr>
-          <w:p>
-            <w:pPr>
-              <w:jc w:val="center"/>
-              <w:cnfStyle w:val="000000100000" w:firstRow="0" w:lastRow="0" w:firstColumn="0" w:lastColumn="0" w:oddVBand="0" w:evenVBand="0" w:oddHBand="1" w:evenHBand="0" w:firstRowFirstColumn="0" w:firstRowLastColumn="0" w:lastRowFirstColumn="0" w:lastRowLastColumn="0"/>
-              <w:rPr>
-                <w:rFonts w:ascii="Arial Narrow" w:hAnsi="Arial Narrow" w:cs="Calibri"/>
-                <w:b/>
-                <w:sz w:val="16"/>
-              </w:rPr>
-            </w:pPr>
-            <w:r>
-              <w:rPr>
-                <w:b/>
-                <w:sz w:val="16"/>
-              </w:rPr>
-            </w:r>
-            <w:r>
-              <w:rPr>
-                <w:rFonts w:ascii="Malgun Gothic" w:hAnsi="Malgun Gothic"/>
-                <w:b w:val="0"/>
-                <w:sz w:val="18"/>
-              </w:rPr>
-              <w:t>p.Thr458Leu</w:t>
-            </w:r>
-          </w:p>
-        </w:tc>
-        <w:tc>
-          <w:tcPr>
-            <w:tcW w:w="708" w:type="dxa"/>
-            <w:tcBorders>
-              <w:top w:val="double" w:sz="4" w:space="0" w:color="auto"/>
-              <w:bottom w:val="double" w:sz="4" w:space="0" w:color="auto"/>
-            </w:tcBorders>
-            <w:vAlign w:val="center"/>
-          </w:tcPr>
-          <w:p>
-            <w:pPr>
-              <w:jc w:val="center"/>
-              <w:cnfStyle w:val="000000100000" w:firstRow="0" w:lastRow="0" w:firstColumn="0" w:lastColumn="0" w:oddVBand="0" w:evenVBand="0" w:oddHBand="1" w:evenHBand="0" w:firstRowFirstColumn="0" w:firstRowLastColumn="0" w:lastRowFirstColumn="0" w:lastRowLastColumn="0"/>
-              <w:rPr>
-                <w:rFonts w:ascii="Arial Narrow" w:hAnsi="Arial Narrow" w:cs="Calibri"/>
-                <w:b/>
-                <w:sz w:val="16"/>
-              </w:rPr>
-            </w:pPr>
-            <w:r>
-              <w:rPr>
-                <w:b/>
-                <w:sz w:val="16"/>
-              </w:rPr>
-            </w:r>
-            <w:r>
-              <w:rPr>
-                <w:rFonts w:ascii="Malgun Gothic" w:hAnsi="Malgun Gothic"/>
-                <w:b w:val="0"/>
-                <w:sz w:val="18"/>
-              </w:rPr>
-              <w:t>0.36%</w:t>
-            </w:r>
-          </w:p>
-        </w:tc>
-        <w:tc>
-          <w:tcPr>
-            <w:tcW w:w="1931" w:type="dxa"/>
-            <w:tcBorders>
-              <w:top w:val="double" w:sz="4" w:space="0" w:color="auto"/>
-              <w:bottom w:val="double" w:sz="4" w:space="0" w:color="auto"/>
-            </w:tcBorders>
-            <w:vAlign w:val="center"/>
-          </w:tcPr>
-          <w:p>
-            <w:pPr>
-              <w:jc w:val="center"/>
-              <w:cnfStyle w:val="000000100000" w:firstRow="0" w:lastRow="0" w:firstColumn="0" w:lastColumn="0" w:oddVBand="0" w:evenVBand="0" w:oddHBand="1" w:evenHBand="0" w:firstRowFirstColumn="0" w:firstRowLastColumn="0" w:lastRowFirstColumn="0" w:lastRowLastColumn="0"/>
-              <w:rPr>
-                <w:b/>
-                <w:sz w:val="16"/>
-              </w:rPr>
-            </w:pPr>
-            <w:r>
-              <w:rPr>
-                <w:b/>
-                <w:sz w:val="16"/>
-              </w:rPr>
-            </w:r>
-            <w:proofErr w:type="spellStart"/>
-            <w:r>
-              <w:rPr>
-                <w:b/>
-                <w:sz w:val="16"/>
-              </w:rPr>
-            </w:r>
-            <w:proofErr w:type="spellEnd"/>
-            <w:r>
-              <w:rPr>
-                <w:rFonts w:ascii="Malgun Gothic" w:hAnsi="Malgun Gothic"/>
-                <w:b w:val="0"/>
-                <w:sz w:val="18"/>
-              </w:rPr>
-            </w:r>
-          </w:p>
-          <w:p>
-            <w:pPr>
-              <w:jc w:val="center"/>
-              <w:cnfStyle w:val="000000100000" w:firstRow="0" w:lastRow="0" w:firstColumn="0" w:lastColumn="0" w:oddVBand="0" w:evenVBand="0" w:oddHBand="1" w:evenHBand="0" w:firstRowFirstColumn="0" w:firstRowLastColumn="0" w:lastRowFirstColumn="0" w:lastRowLastColumn="0"/>
-              <w:rPr>
-                <w:rFonts w:ascii="Arial Narrow" w:hAnsi="Arial Narrow" w:cs="Calibri"/>
-                <w:b/>
-                <w:sz w:val="16"/>
-              </w:rPr>
-            </w:pPr>
-            <w:r>
-              <w:rPr>
-                <w:b/>
-                <w:sz w:val="14"/>
-              </w:rPr>
-            </w:r>
-            <w:proofErr w:type="spellStart"/>
-            <w:r>
-              <w:rPr>
-                <w:b/>
-                <w:sz w:val="14"/>
-              </w:rPr>
-            </w:r>
-            <w:proofErr w:type="spellEnd"/>
-            <w:r>
-              <w:rPr>
-                <w:b/>
-                <w:sz w:val="14"/>
-              </w:rPr>
-            </w:r>
-          </w:p>
-        </w:tc>
-      </w:tr>
-      <w:tr>
-        <w:trPr>
-          <w:cnfStyle w:val="000000100000" w:firstRow="0" w:lastRow="0" w:firstColumn="0" w:lastColumn="0" w:oddVBand="0" w:evenVBand="0" w:oddHBand="1" w:evenHBand="0" w:firstRowFirstColumn="0" w:firstRowLastColumn="0" w:lastRowFirstColumn="0" w:lastRowLastColumn="0"/>
-          <w:trHeight w:hRule="exact" w:val="624"/>
-        </w:trPr>
-        <w:tc>
-          <w:tcPr>
-            <w:cnfStyle w:val="001000000000" w:firstRow="0" w:lastRow="0" w:firstColumn="1" w:lastColumn="0" w:oddVBand="0" w:evenVBand="0" w:oddHBand="0" w:evenHBand="0" w:firstRowFirstColumn="0" w:firstRowLastColumn="0" w:lastRowFirstColumn="0" w:lastRowLastColumn="0"/>
-            <w:tcW w:w="1276" w:type="dxa"/>
-            <w:tcBorders>
-              <w:top w:val="double" w:sz="4" w:space="0" w:color="auto"/>
-              <w:bottom w:val="double" w:sz="4" w:space="0" w:color="auto"/>
-            </w:tcBorders>
-            <w:vAlign w:val="center"/>
-          </w:tcPr>
-          <w:p>
-            <w:pPr>
-              <w:spacing w:after="160" w:line="259" w:lineRule="auto"/>
-              <w:jc w:val="center"/>
-              <w:rPr>
-                <w:sz w:val="16"/>
-              </w:rPr>
-            </w:pPr>
-            <w:r>
-              <w:rPr>
-                <w:caps w:val="0"/>
-                <w:sz w:val="16"/>
-              </w:rPr>
-            </w:r>
-            <w:r>
-              <w:rPr>
-                <w:rFonts w:ascii="Malgun Gothic" w:hAnsi="Malgun Gothic"/>
-                <w:b w:val="0"/>
-                <w:sz w:val="18"/>
-              </w:rPr>
-              <w:t>Tier 2</w:t>
-            </w:r>
-          </w:p>
-        </w:tc>
-        <w:tc>
-          <w:tcPr>
-            <w:tcW w:w="851" w:type="dxa"/>
-            <w:tcBorders>
-              <w:top w:val="double" w:sz="4" w:space="0" w:color="auto"/>
-              <w:bottom w:val="double" w:sz="4" w:space="0" w:color="auto"/>
-            </w:tcBorders>
-            <w:vAlign w:val="center"/>
-          </w:tcPr>
-          <w:p>
-            <w:pPr>
-              <w:jc w:val="center"/>
-              <w:cnfStyle w:val="000000100000" w:firstRow="0" w:lastRow="0" w:firstColumn="0" w:lastColumn="0" w:oddVBand="0" w:evenVBand="0" w:oddHBand="1" w:evenHBand="0" w:firstRowFirstColumn="0" w:firstRowLastColumn="0" w:lastRowFirstColumn="0" w:lastRowLastColumn="0"/>
-              <w:rPr>
-                <w:rFonts w:ascii="Arial Narrow" w:hAnsi="Arial Narrow" w:cs="Calibri"/>
-                <w:b/>
-                <w:sz w:val="16"/>
-              </w:rPr>
-            </w:pPr>
-            <w:r>
-              <w:rPr>
-                <w:b/>
-                <w:sz w:val="16"/>
-              </w:rPr>
-            </w:r>
-            <w:r>
-              <w:rPr>
-                <w:rFonts w:ascii="Malgun Gothic" w:hAnsi="Malgun Gothic"/>
-                <w:b w:val="0"/>
-                <w:sz w:val="18"/>
-              </w:rPr>
-              <w:t>DTX1</w:t>
-            </w:r>
-          </w:p>
-        </w:tc>
-        <w:tc>
-          <w:tcPr>
-            <w:tcW w:w="1134" w:type="dxa"/>
-            <w:tcBorders>
-              <w:top w:val="double" w:sz="4" w:space="0" w:color="auto"/>
-              <w:bottom w:val="double" w:sz="4" w:space="0" w:color="auto"/>
-            </w:tcBorders>
-            <w:vAlign w:val="center"/>
-          </w:tcPr>
-          <w:p>
-            <w:pPr>
-              <w:jc w:val="center"/>
-              <w:cnfStyle w:val="000000100000" w:firstRow="0" w:lastRow="0" w:firstColumn="0" w:lastColumn="0" w:oddVBand="0" w:evenVBand="0" w:oddHBand="1" w:evenHBand="0" w:firstRowFirstColumn="0" w:firstRowLastColumn="0" w:lastRowFirstColumn="0" w:lastRowLastColumn="0"/>
-              <w:rPr>
-                <w:b/>
-                <w:sz w:val="16"/>
-              </w:rPr>
-            </w:pPr>
-            <w:r>
-              <w:rPr>
-                <w:b/>
-                <w:sz w:val="16"/>
-              </w:rPr>
-            </w:r>
-            <w:r>
-              <w:rPr>
-                <w:rFonts w:ascii="Malgun Gothic" w:hAnsi="Malgun Gothic"/>
-                <w:b w:val="0"/>
-                <w:sz w:val="18"/>
-              </w:rPr>
-              <w:t>ENST00000257600.3</w:t>
-            </w:r>
-          </w:p>
-          <w:p>
-            <w:pPr>
-              <w:jc w:val="center"/>
-              <w:cnfStyle w:val="000000100000" w:firstRow="0" w:lastRow="0" w:firstColumn="0" w:lastColumn="0" w:oddVBand="0" w:evenVBand="0" w:oddHBand="1" w:evenHBand="0" w:firstRowFirstColumn="0" w:firstRowLastColumn="0" w:lastRowFirstColumn="0" w:lastRowLastColumn="0"/>
-              <w:rPr>
-                <w:rFonts w:ascii="Arial Narrow" w:hAnsi="Arial Narrow" w:cs="Calibri"/>
-                <w:b/>
-                <w:sz w:val="16"/>
-              </w:rPr>
-            </w:pPr>
-            <w:r>
-              <w:rPr>
-                <w:b/>
-                <w:sz w:val="16"/>
-              </w:rPr>
-            </w:r>
-          </w:p>
-        </w:tc>
-        <w:tc>
-          <w:tcPr>
-            <w:tcW w:w="1417" w:type="dxa"/>
-            <w:tcBorders>
-              <w:top w:val="double" w:sz="4" w:space="0" w:color="auto"/>
-              <w:bottom w:val="double" w:sz="4" w:space="0" w:color="auto"/>
-            </w:tcBorders>
-            <w:vAlign w:val="center"/>
-          </w:tcPr>
-          <w:p>
-            <w:pPr>
-              <w:jc w:val="center"/>
-              <w:cnfStyle w:val="000000100000" w:firstRow="0" w:lastRow="0" w:firstColumn="0" w:lastColumn="0" w:oddVBand="0" w:evenVBand="0" w:oddHBand="1" w:evenHBand="0" w:firstRowFirstColumn="0" w:firstRowLastColumn="0" w:lastRowFirstColumn="0" w:lastRowLastColumn="0"/>
-              <w:rPr>
-                <w:rFonts w:ascii="Arial Narrow" w:hAnsi="Arial Narrow" w:cs="Calibri"/>
-                <w:b/>
-                <w:sz w:val="16"/>
-              </w:rPr>
-            </w:pPr>
-            <w:r>
-              <w:rPr>
-                <w:b/>
-                <w:sz w:val="16"/>
-              </w:rPr>
-            </w:r>
-            <w:r>
-              <w:rPr>
-                <w:rFonts w:ascii="Malgun Gothic" w:hAnsi="Malgun Gothic"/>
-                <w:b w:val="0"/>
-                <w:sz w:val="18"/>
-              </w:rPr>
-              <w:t>ENSP00000257600.3</w:t>
-            </w:r>
-          </w:p>
-        </w:tc>
-        <w:tc>
-          <w:tcPr>
-            <w:tcW w:w="1559" w:type="dxa"/>
-            <w:tcBorders>
-              <w:top w:val="double" w:sz="4" w:space="0" w:color="auto"/>
-              <w:bottom w:val="double" w:sz="4" w:space="0" w:color="auto"/>
-            </w:tcBorders>
-            <w:vAlign w:val="center"/>
-          </w:tcPr>
-          <w:p>
-            <w:pPr>
-              <w:spacing w:after="160" w:line="259" w:lineRule="auto"/>
-              <w:jc w:val="center"/>
-              <w:cnfStyle w:val="000000100000" w:firstRow="0" w:lastRow="0" w:firstColumn="0" w:lastColumn="0" w:oddVBand="0" w:evenVBand="0" w:oddHBand="1" w:evenHBand="0" w:firstRowFirstColumn="0" w:firstRowLastColumn="0" w:lastRowFirstColumn="0" w:lastRowLastColumn="0"/>
-              <w:rPr>
-                <w:b/>
-                <w:sz w:val="16"/>
-              </w:rPr>
-            </w:pPr>
-            <w:r>
-              <w:rPr>
-                <w:b/>
-                <w:sz w:val="16"/>
-              </w:rPr>
-            </w:r>
-            <w:r>
-              <w:rPr>
-                <w:rFonts w:ascii="Malgun Gothic" w:hAnsi="Malgun Gothic"/>
-                <w:b w:val="0"/>
-                <w:sz w:val="18"/>
-              </w:rPr>
-              <w:t>c.796C&gt;T</w:t>
-            </w:r>
-          </w:p>
-        </w:tc>
-        <w:tc>
-          <w:tcPr>
-            <w:tcW w:w="1560" w:type="dxa"/>
-            <w:tcBorders>
-              <w:top w:val="double" w:sz="4" w:space="0" w:color="auto"/>
-              <w:bottom w:val="double" w:sz="4" w:space="0" w:color="auto"/>
-            </w:tcBorders>
-            <w:vAlign w:val="center"/>
-          </w:tcPr>
-          <w:p>
-            <w:pPr>
-              <w:jc w:val="center"/>
-              <w:cnfStyle w:val="000000100000" w:firstRow="0" w:lastRow="0" w:firstColumn="0" w:lastColumn="0" w:oddVBand="0" w:evenVBand="0" w:oddHBand="1" w:evenHBand="0" w:firstRowFirstColumn="0" w:firstRowLastColumn="0" w:lastRowFirstColumn="0" w:lastRowLastColumn="0"/>
-              <w:rPr>
-                <w:rFonts w:ascii="Arial Narrow" w:hAnsi="Arial Narrow" w:cs="Calibri"/>
-                <w:b/>
-                <w:sz w:val="16"/>
-              </w:rPr>
-            </w:pPr>
-            <w:r>
-              <w:rPr>
-                <w:b/>
-                <w:sz w:val="16"/>
-              </w:rPr>
-            </w:r>
-            <w:r>
-              <w:rPr>
-                <w:rFonts w:ascii="Malgun Gothic" w:hAnsi="Malgun Gothic"/>
-                <w:b w:val="0"/>
-                <w:sz w:val="18"/>
-              </w:rPr>
-              <w:t>p.Pro266Ser</w:t>
-            </w:r>
-          </w:p>
-        </w:tc>
-        <w:tc>
-          <w:tcPr>
-            <w:tcW w:w="708" w:type="dxa"/>
-            <w:tcBorders>
-              <w:top w:val="double" w:sz="4" w:space="0" w:color="auto"/>
-              <w:bottom w:val="double" w:sz="4" w:space="0" w:color="auto"/>
-            </w:tcBorders>
-            <w:vAlign w:val="center"/>
-          </w:tcPr>
-          <w:p>
-            <w:pPr>
-              <w:jc w:val="center"/>
-              <w:cnfStyle w:val="000000100000" w:firstRow="0" w:lastRow="0" w:firstColumn="0" w:lastColumn="0" w:oddVBand="0" w:evenVBand="0" w:oddHBand="1" w:evenHBand="0" w:firstRowFirstColumn="0" w:firstRowLastColumn="0" w:lastRowFirstColumn="0" w:lastRowLastColumn="0"/>
-              <w:rPr>
-                <w:rFonts w:ascii="Arial Narrow" w:hAnsi="Arial Narrow" w:cs="Calibri"/>
-                <w:b/>
-                <w:sz w:val="16"/>
-              </w:rPr>
-            </w:pPr>
-            <w:r>
-              <w:rPr>
-                <w:b/>
-                <w:sz w:val="16"/>
-              </w:rPr>
-            </w:r>
-            <w:r>
-              <w:rPr>
-                <w:rFonts w:ascii="Malgun Gothic" w:hAnsi="Malgun Gothic"/>
-                <w:b w:val="0"/>
-                <w:sz w:val="18"/>
-              </w:rPr>
-              <w:t>0.36%</w:t>
-            </w:r>
-          </w:p>
-        </w:tc>
-        <w:tc>
-          <w:tcPr>
-            <w:tcW w:w="1931" w:type="dxa"/>
-            <w:tcBorders>
-              <w:top w:val="double" w:sz="4" w:space="0" w:color="auto"/>
-              <w:bottom w:val="double" w:sz="4" w:space="0" w:color="auto"/>
-            </w:tcBorders>
-            <w:vAlign w:val="center"/>
-          </w:tcPr>
-          <w:p>
-            <w:pPr>
-              <w:jc w:val="center"/>
-              <w:cnfStyle w:val="000000100000" w:firstRow="0" w:lastRow="0" w:firstColumn="0" w:lastColumn="0" w:oddVBand="0" w:evenVBand="0" w:oddHBand="1" w:evenHBand="0" w:firstRowFirstColumn="0" w:firstRowLastColumn="0" w:lastRowFirstColumn="0" w:lastRowLastColumn="0"/>
-              <w:rPr>
-                <w:b/>
-                <w:sz w:val="16"/>
-              </w:rPr>
-            </w:pPr>
-            <w:r>
-              <w:rPr>
-                <w:b/>
-                <w:sz w:val="16"/>
-              </w:rPr>
-            </w:r>
-            <w:proofErr w:type="spellStart"/>
-            <w:r>
-              <w:rPr>
-                <w:b/>
-                <w:sz w:val="16"/>
-              </w:rPr>
-            </w:r>
-            <w:proofErr w:type="spellEnd"/>
-            <w:r>
-              <w:rPr>
-                <w:rFonts w:ascii="Malgun Gothic" w:hAnsi="Malgun Gothic"/>
-                <w:b w:val="0"/>
-                <w:sz w:val="18"/>
-              </w:rPr>
-            </w:r>
-          </w:p>
-          <w:p>
-            <w:pPr>
-              <w:jc w:val="center"/>
-              <w:cnfStyle w:val="000000100000" w:firstRow="0" w:lastRow="0" w:firstColumn="0" w:lastColumn="0" w:oddVBand="0" w:evenVBand="0" w:oddHBand="1" w:evenHBand="0" w:firstRowFirstColumn="0" w:firstRowLastColumn="0" w:lastRowFirstColumn="0" w:lastRowLastColumn="0"/>
-              <w:rPr>
-                <w:rFonts w:ascii="Arial Narrow" w:hAnsi="Arial Narrow" w:cs="Calibri"/>
-                <w:b/>
-                <w:sz w:val="16"/>
-              </w:rPr>
-            </w:pPr>
-            <w:r>
-              <w:rPr>
-                <w:b/>
-                <w:sz w:val="14"/>
-              </w:rPr>
-            </w:r>
-            <w:proofErr w:type="spellStart"/>
-            <w:r>
-              <w:rPr>
-                <w:b/>
-                <w:sz w:val="14"/>
-              </w:rPr>
-            </w:r>
-            <w:proofErr w:type="spellEnd"/>
-            <w:r>
-              <w:rPr>
-                <w:b/>
-                <w:sz w:val="14"/>
-              </w:rPr>
-            </w:r>
-          </w:p>
-        </w:tc>
-      </w:tr>
-      <w:tr>
-        <w:trPr>
-          <w:cnfStyle w:val="000000100000" w:firstRow="0" w:lastRow="0" w:firstColumn="0" w:lastColumn="0" w:oddVBand="0" w:evenVBand="0" w:oddHBand="1" w:evenHBand="0" w:firstRowFirstColumn="0" w:firstRowLastColumn="0" w:lastRowFirstColumn="0" w:lastRowLastColumn="0"/>
-          <w:trHeight w:hRule="exact" w:val="624"/>
-        </w:trPr>
-        <w:tc>
-          <w:tcPr>
-            <w:cnfStyle w:val="001000000000" w:firstRow="0" w:lastRow="0" w:firstColumn="1" w:lastColumn="0" w:oddVBand="0" w:evenVBand="0" w:oddHBand="0" w:evenHBand="0" w:firstRowFirstColumn="0" w:firstRowLastColumn="0" w:lastRowFirstColumn="0" w:lastRowLastColumn="0"/>
-            <w:tcW w:w="1276" w:type="dxa"/>
-            <w:tcBorders>
-              <w:top w:val="double" w:sz="4" w:space="0" w:color="auto"/>
-              <w:bottom w:val="double" w:sz="4" w:space="0" w:color="auto"/>
-            </w:tcBorders>
-            <w:vAlign w:val="center"/>
-          </w:tcPr>
-          <w:p>
-            <w:pPr>
-              <w:spacing w:after="160" w:line="259" w:lineRule="auto"/>
-              <w:jc w:val="center"/>
-              <w:rPr>
-                <w:sz w:val="16"/>
-              </w:rPr>
-            </w:pPr>
-            <w:r>
-              <w:rPr>
-                <w:caps w:val="0"/>
-                <w:sz w:val="16"/>
-              </w:rPr>
-            </w:r>
-            <w:r>
-              <w:rPr>
-                <w:rFonts w:ascii="Malgun Gothic" w:hAnsi="Malgun Gothic"/>
-                <w:b w:val="0"/>
-                <w:sz w:val="18"/>
-              </w:rPr>
-              <w:t>Tier 2</w:t>
-            </w:r>
-          </w:p>
-        </w:tc>
-        <w:tc>
-          <w:tcPr>
-            <w:tcW w:w="851" w:type="dxa"/>
-            <w:tcBorders>
-              <w:top w:val="double" w:sz="4" w:space="0" w:color="auto"/>
-              <w:bottom w:val="double" w:sz="4" w:space="0" w:color="auto"/>
-            </w:tcBorders>
-            <w:vAlign w:val="center"/>
-          </w:tcPr>
-          <w:p>
-            <w:pPr>
-              <w:jc w:val="center"/>
-              <w:cnfStyle w:val="000000100000" w:firstRow="0" w:lastRow="0" w:firstColumn="0" w:lastColumn="0" w:oddVBand="0" w:evenVBand="0" w:oddHBand="1" w:evenHBand="0" w:firstRowFirstColumn="0" w:firstRowLastColumn="0" w:lastRowFirstColumn="0" w:lastRowLastColumn="0"/>
-              <w:rPr>
-                <w:rFonts w:ascii="Arial Narrow" w:hAnsi="Arial Narrow" w:cs="Calibri"/>
-                <w:b/>
-                <w:sz w:val="16"/>
-              </w:rPr>
-            </w:pPr>
-            <w:r>
-              <w:rPr>
-                <w:b/>
-                <w:sz w:val="16"/>
-              </w:rPr>
-            </w:r>
-            <w:r>
-              <w:rPr>
-                <w:rFonts w:ascii="Malgun Gothic" w:hAnsi="Malgun Gothic"/>
-                <w:b w:val="0"/>
-                <w:sz w:val="18"/>
-              </w:rPr>
-              <w:t>TET2</w:t>
-            </w:r>
-          </w:p>
-        </w:tc>
-        <w:tc>
-          <w:tcPr>
-            <w:tcW w:w="1134" w:type="dxa"/>
-            <w:tcBorders>
-              <w:top w:val="double" w:sz="4" w:space="0" w:color="auto"/>
-              <w:bottom w:val="double" w:sz="4" w:space="0" w:color="auto"/>
-            </w:tcBorders>
-            <w:vAlign w:val="center"/>
-          </w:tcPr>
-          <w:p>
-            <w:pPr>
-              <w:jc w:val="center"/>
-              <w:cnfStyle w:val="000000100000" w:firstRow="0" w:lastRow="0" w:firstColumn="0" w:lastColumn="0" w:oddVBand="0" w:evenVBand="0" w:oddHBand="1" w:evenHBand="0" w:firstRowFirstColumn="0" w:firstRowLastColumn="0" w:lastRowFirstColumn="0" w:lastRowLastColumn="0"/>
-              <w:rPr>
-                <w:b/>
-                <w:sz w:val="16"/>
-              </w:rPr>
-            </w:pPr>
-            <w:r>
-              <w:rPr>
-                <w:b/>
-                <w:sz w:val="16"/>
-              </w:rPr>
-            </w:r>
-            <w:r>
-              <w:rPr>
-                <w:rFonts w:ascii="Malgun Gothic" w:hAnsi="Malgun Gothic"/>
-                <w:b w:val="0"/>
-                <w:sz w:val="18"/>
-              </w:rPr>
-              <w:t>ENST00000540549.1</w:t>
-            </w:r>
-          </w:p>
-          <w:p>
-            <w:pPr>
-              <w:jc w:val="center"/>
-              <w:cnfStyle w:val="000000100000" w:firstRow="0" w:lastRow="0" w:firstColumn="0" w:lastColumn="0" w:oddVBand="0" w:evenVBand="0" w:oddHBand="1" w:evenHBand="0" w:firstRowFirstColumn="0" w:firstRowLastColumn="0" w:lastRowFirstColumn="0" w:lastRowLastColumn="0"/>
-              <w:rPr>
-                <w:rFonts w:ascii="Arial Narrow" w:hAnsi="Arial Narrow" w:cs="Calibri"/>
-                <w:b/>
-                <w:sz w:val="16"/>
-              </w:rPr>
-            </w:pPr>
-            <w:r>
-              <w:rPr>
-                <w:b/>
-                <w:sz w:val="16"/>
-              </w:rPr>
-            </w:r>
-          </w:p>
-        </w:tc>
-        <w:tc>
-          <w:tcPr>
-            <w:tcW w:w="1417" w:type="dxa"/>
-            <w:tcBorders>
-              <w:top w:val="double" w:sz="4" w:space="0" w:color="auto"/>
-              <w:bottom w:val="double" w:sz="4" w:space="0" w:color="auto"/>
-            </w:tcBorders>
-            <w:vAlign w:val="center"/>
-          </w:tcPr>
-          <w:p>
-            <w:pPr>
-              <w:jc w:val="center"/>
-              <w:cnfStyle w:val="000000100000" w:firstRow="0" w:lastRow="0" w:firstColumn="0" w:lastColumn="0" w:oddVBand="0" w:evenVBand="0" w:oddHBand="1" w:evenHBand="0" w:firstRowFirstColumn="0" w:firstRowLastColumn="0" w:lastRowFirstColumn="0" w:lastRowLastColumn="0"/>
-              <w:rPr>
-                <w:rFonts w:ascii="Arial Narrow" w:hAnsi="Arial Narrow" w:cs="Calibri"/>
-                <w:b/>
-                <w:sz w:val="16"/>
-              </w:rPr>
-            </w:pPr>
-            <w:r>
-              <w:rPr>
-                <w:b/>
-                <w:sz w:val="16"/>
-              </w:rPr>
-            </w:r>
-            <w:r>
-              <w:rPr>
-                <w:rFonts w:ascii="Malgun Gothic" w:hAnsi="Malgun Gothic"/>
-                <w:b w:val="0"/>
-                <w:sz w:val="18"/>
-              </w:rPr>
-              <w:t>ENSP00000442788.1</w:t>
-            </w:r>
-          </w:p>
-        </w:tc>
-        <w:tc>
-          <w:tcPr>
-            <w:tcW w:w="1559" w:type="dxa"/>
-            <w:tcBorders>
-              <w:top w:val="double" w:sz="4" w:space="0" w:color="auto"/>
-              <w:bottom w:val="double" w:sz="4" w:space="0" w:color="auto"/>
-            </w:tcBorders>
-            <w:vAlign w:val="center"/>
-          </w:tcPr>
-          <w:p>
-            <w:pPr>
-              <w:spacing w:after="160" w:line="259" w:lineRule="auto"/>
-              <w:jc w:val="center"/>
-              <w:cnfStyle w:val="000000100000" w:firstRow="0" w:lastRow="0" w:firstColumn="0" w:lastColumn="0" w:oddVBand="0" w:evenVBand="0" w:oddHBand="1" w:evenHBand="0" w:firstRowFirstColumn="0" w:firstRowLastColumn="0" w:lastRowFirstColumn="0" w:lastRowLastColumn="0"/>
-              <w:rPr>
-                <w:b/>
-                <w:sz w:val="16"/>
-              </w:rPr>
-            </w:pPr>
-            <w:r>
-              <w:rPr>
-                <w:b/>
-                <w:sz w:val="16"/>
-              </w:rPr>
-            </w:r>
-            <w:r>
-              <w:rPr>
-                <w:rFonts w:ascii="Malgun Gothic" w:hAnsi="Malgun Gothic"/>
-                <w:b w:val="0"/>
-                <w:sz w:val="18"/>
-              </w:rPr>
-              <w:t>c.3088C&gt;T</w:t>
-            </w:r>
-          </w:p>
-        </w:tc>
-        <w:tc>
-          <w:tcPr>
-            <w:tcW w:w="1560" w:type="dxa"/>
-            <w:tcBorders>
-              <w:top w:val="double" w:sz="4" w:space="0" w:color="auto"/>
-              <w:bottom w:val="double" w:sz="4" w:space="0" w:color="auto"/>
-            </w:tcBorders>
-            <w:vAlign w:val="center"/>
-          </w:tcPr>
-          <w:p>
-            <w:pPr>
-              <w:jc w:val="center"/>
-              <w:cnfStyle w:val="000000100000" w:firstRow="0" w:lastRow="0" w:firstColumn="0" w:lastColumn="0" w:oddVBand="0" w:evenVBand="0" w:oddHBand="1" w:evenHBand="0" w:firstRowFirstColumn="0" w:firstRowLastColumn="0" w:lastRowFirstColumn="0" w:lastRowLastColumn="0"/>
-              <w:rPr>
-                <w:rFonts w:ascii="Arial Narrow" w:hAnsi="Arial Narrow" w:cs="Calibri"/>
-                <w:b/>
-                <w:sz w:val="16"/>
-              </w:rPr>
-            </w:pPr>
-            <w:r>
-              <w:rPr>
-                <w:b/>
-                <w:sz w:val="16"/>
-              </w:rPr>
-            </w:r>
-            <w:r>
-              <w:rPr>
-                <w:rFonts w:ascii="Malgun Gothic" w:hAnsi="Malgun Gothic"/>
-                <w:b w:val="0"/>
-                <w:sz w:val="18"/>
-              </w:rPr>
-              <w:t>p.Gln1030Ter</w:t>
-            </w:r>
-          </w:p>
-        </w:tc>
-        <w:tc>
-          <w:tcPr>
-            <w:tcW w:w="708" w:type="dxa"/>
-            <w:tcBorders>
-              <w:top w:val="double" w:sz="4" w:space="0" w:color="auto"/>
-              <w:bottom w:val="double" w:sz="4" w:space="0" w:color="auto"/>
-            </w:tcBorders>
-            <w:vAlign w:val="center"/>
-          </w:tcPr>
-          <w:p>
-            <w:pPr>
-              <w:jc w:val="center"/>
-              <w:cnfStyle w:val="000000100000" w:firstRow="0" w:lastRow="0" w:firstColumn="0" w:lastColumn="0" w:oddVBand="0" w:evenVBand="0" w:oddHBand="1" w:evenHBand="0" w:firstRowFirstColumn="0" w:firstRowLastColumn="0" w:lastRowFirstColumn="0" w:lastRowLastColumn="0"/>
-              <w:rPr>
-                <w:rFonts w:ascii="Arial Narrow" w:hAnsi="Arial Narrow" w:cs="Calibri"/>
-                <w:b/>
-                <w:sz w:val="16"/>
-              </w:rPr>
-            </w:pPr>
-            <w:r>
-              <w:rPr>
-                <w:b/>
-                <w:sz w:val="16"/>
-              </w:rPr>
-            </w:r>
-            <w:r>
-              <w:rPr>
-                <w:rFonts w:ascii="Malgun Gothic" w:hAnsi="Malgun Gothic"/>
-                <w:b w:val="0"/>
-                <w:sz w:val="18"/>
-              </w:rPr>
-              <w:t>0.21%</w:t>
-            </w:r>
-          </w:p>
-        </w:tc>
-        <w:tc>
-          <w:tcPr>
-            <w:tcW w:w="1931" w:type="dxa"/>
-            <w:tcBorders>
-              <w:top w:val="double" w:sz="4" w:space="0" w:color="auto"/>
-              <w:bottom w:val="double" w:sz="4" w:space="0" w:color="auto"/>
-            </w:tcBorders>
-            <w:vAlign w:val="center"/>
-          </w:tcPr>
-          <w:p>
-            <w:pPr>
-              <w:jc w:val="center"/>
-              <w:cnfStyle w:val="000000100000" w:firstRow="0" w:lastRow="0" w:firstColumn="0" w:lastColumn="0" w:oddVBand="0" w:evenVBand="0" w:oddHBand="1" w:evenHBand="0" w:firstRowFirstColumn="0" w:firstRowLastColumn="0" w:lastRowFirstColumn="0" w:lastRowLastColumn="0"/>
-              <w:rPr>
-                <w:b/>
-                <w:sz w:val="16"/>
-              </w:rPr>
-            </w:pPr>
-            <w:r>
-              <w:rPr>
-                <w:b/>
-                <w:sz w:val="16"/>
-              </w:rPr>
-            </w:r>
-            <w:proofErr w:type="spellStart"/>
-            <w:r>
-              <w:rPr>
-                <w:b/>
-                <w:sz w:val="16"/>
-              </w:rPr>
-            </w:r>
-            <w:proofErr w:type="spellEnd"/>
-            <w:r>
-              <w:rPr>
-                <w:rFonts w:ascii="Malgun Gothic" w:hAnsi="Malgun Gothic"/>
-                <w:b w:val="0"/>
-                <w:sz w:val="18"/>
-              </w:rPr>
-            </w:r>
-          </w:p>
-          <w:p>
-            <w:pPr>
-              <w:jc w:val="center"/>
-              <w:cnfStyle w:val="000000100000" w:firstRow="0" w:lastRow="0" w:firstColumn="0" w:lastColumn="0" w:oddVBand="0" w:evenVBand="0" w:oddHBand="1" w:evenHBand="0" w:firstRowFirstColumn="0" w:firstRowLastColumn="0" w:lastRowFirstColumn="0" w:lastRowLastColumn="0"/>
-              <w:rPr>
-                <w:rFonts w:ascii="Arial Narrow" w:hAnsi="Arial Narrow" w:cs="Calibri"/>
-                <w:b/>
-                <w:sz w:val="16"/>
-              </w:rPr>
-            </w:pPr>
-            <w:r>
-              <w:rPr>
-                <w:b/>
-                <w:sz w:val="14"/>
-              </w:rPr>
-            </w:r>
-            <w:proofErr w:type="spellStart"/>
-            <w:r>
-              <w:rPr>
-                <w:b/>
-                <w:sz w:val="14"/>
-              </w:rPr>
-            </w:r>
-            <w:proofErr w:type="spellEnd"/>
-            <w:r>
-              <w:rPr>
-                <w:b/>
-                <w:sz w:val="14"/>
-              </w:rPr>
-            </w:r>
-          </w:p>
-        </w:tc>
-      </w:tr>
-      <w:tr>
-        <w:trPr>
-          <w:cnfStyle w:val="000000100000" w:firstRow="0" w:lastRow="0" w:firstColumn="0" w:lastColumn="0" w:oddVBand="0" w:evenVBand="0" w:oddHBand="1" w:evenHBand="0" w:firstRowFirstColumn="0" w:firstRowLastColumn="0" w:lastRowFirstColumn="0" w:lastRowLastColumn="0"/>
-          <w:trHeight w:hRule="exact" w:val="624"/>
-        </w:trPr>
-        <w:tc>
-          <w:tcPr>
-            <w:cnfStyle w:val="001000000000" w:firstRow="0" w:lastRow="0" w:firstColumn="1" w:lastColumn="0" w:oddVBand="0" w:evenVBand="0" w:oddHBand="0" w:evenHBand="0" w:firstRowFirstColumn="0" w:firstRowLastColumn="0" w:lastRowFirstColumn="0" w:lastRowLastColumn="0"/>
-            <w:tcW w:w="1276" w:type="dxa"/>
-            <w:tcBorders>
-              <w:top w:val="double" w:sz="4" w:space="0" w:color="auto"/>
-              <w:bottom w:val="double" w:sz="4" w:space="0" w:color="auto"/>
-            </w:tcBorders>
-            <w:vAlign w:val="center"/>
-          </w:tcPr>
-          <w:p>
-            <w:pPr>
-              <w:spacing w:after="160" w:line="259" w:lineRule="auto"/>
-              <w:jc w:val="center"/>
-              <w:rPr>
-                <w:sz w:val="16"/>
-              </w:rPr>
-            </w:pPr>
-            <w:r>
-              <w:rPr>
-                <w:caps w:val="0"/>
-                <w:sz w:val="16"/>
-              </w:rPr>
-            </w:r>
-            <w:r>
-              <w:rPr>
-                <w:rFonts w:ascii="Malgun Gothic" w:hAnsi="Malgun Gothic"/>
-                <w:b w:val="0"/>
-                <w:sz w:val="18"/>
-              </w:rPr>
-              <w:t>Tier 2</w:t>
-            </w:r>
-          </w:p>
-        </w:tc>
-        <w:tc>
-          <w:tcPr>
-            <w:tcW w:w="851" w:type="dxa"/>
-            <w:tcBorders>
-              <w:top w:val="double" w:sz="4" w:space="0" w:color="auto"/>
-              <w:bottom w:val="double" w:sz="4" w:space="0" w:color="auto"/>
-            </w:tcBorders>
-            <w:vAlign w:val="center"/>
-          </w:tcPr>
-          <w:p>
-            <w:pPr>
-              <w:jc w:val="center"/>
-              <w:cnfStyle w:val="000000100000" w:firstRow="0" w:lastRow="0" w:firstColumn="0" w:lastColumn="0" w:oddVBand="0" w:evenVBand="0" w:oddHBand="1" w:evenHBand="0" w:firstRowFirstColumn="0" w:firstRowLastColumn="0" w:lastRowFirstColumn="0" w:lastRowLastColumn="0"/>
-              <w:rPr>
-                <w:rFonts w:ascii="Arial Narrow" w:hAnsi="Arial Narrow" w:cs="Calibri"/>
-                <w:b/>
-                <w:sz w:val="16"/>
-              </w:rPr>
-            </w:pPr>
-            <w:r>
-              <w:rPr>
-                <w:b/>
-                <w:sz w:val="16"/>
-              </w:rPr>
-            </w:r>
-            <w:r>
-              <w:rPr>
-                <w:rFonts w:ascii="Malgun Gothic" w:hAnsi="Malgun Gothic"/>
-                <w:b w:val="0"/>
-                <w:sz w:val="18"/>
-              </w:rPr>
-              <w:t>KMT2D</w:t>
-            </w:r>
-          </w:p>
-        </w:tc>
-        <w:tc>
-          <w:tcPr>
-            <w:tcW w:w="1134" w:type="dxa"/>
-            <w:tcBorders>
-              <w:top w:val="double" w:sz="4" w:space="0" w:color="auto"/>
-              <w:bottom w:val="double" w:sz="4" w:space="0" w:color="auto"/>
-            </w:tcBorders>
-            <w:vAlign w:val="center"/>
-          </w:tcPr>
-          <w:p>
-            <w:pPr>
-              <w:jc w:val="center"/>
-              <w:cnfStyle w:val="000000100000" w:firstRow="0" w:lastRow="0" w:firstColumn="0" w:lastColumn="0" w:oddVBand="0" w:evenVBand="0" w:oddHBand="1" w:evenHBand="0" w:firstRowFirstColumn="0" w:firstRowLastColumn="0" w:lastRowFirstColumn="0" w:lastRowLastColumn="0"/>
-              <w:rPr>
-                <w:b/>
-                <w:sz w:val="16"/>
-              </w:rPr>
-            </w:pPr>
-            <w:r>
-              <w:rPr>
-                <w:b/>
-                <w:sz w:val="16"/>
-              </w:rPr>
-            </w:r>
-            <w:r>
-              <w:rPr>
-                <w:rFonts w:ascii="Malgun Gothic" w:hAnsi="Malgun Gothic"/>
-                <w:b w:val="0"/>
-                <w:sz w:val="18"/>
-              </w:rPr>
-              <w:t>ENST00000301067.7</w:t>
-            </w:r>
-          </w:p>
-          <w:p>
-            <w:pPr>
-              <w:jc w:val="center"/>
-              <w:cnfStyle w:val="000000100000" w:firstRow="0" w:lastRow="0" w:firstColumn="0" w:lastColumn="0" w:oddVBand="0" w:evenVBand="0" w:oddHBand="1" w:evenHBand="0" w:firstRowFirstColumn="0" w:firstRowLastColumn="0" w:lastRowFirstColumn="0" w:lastRowLastColumn="0"/>
-              <w:rPr>
-                <w:rFonts w:ascii="Arial Narrow" w:hAnsi="Arial Narrow" w:cs="Calibri"/>
-                <w:b/>
-                <w:sz w:val="16"/>
-              </w:rPr>
-            </w:pPr>
-            <w:r>
-              <w:rPr>
-                <w:b/>
-                <w:sz w:val="16"/>
-              </w:rPr>
-            </w:r>
-          </w:p>
-        </w:tc>
-        <w:tc>
-          <w:tcPr>
-            <w:tcW w:w="1417" w:type="dxa"/>
-            <w:tcBorders>
-              <w:top w:val="double" w:sz="4" w:space="0" w:color="auto"/>
-              <w:bottom w:val="double" w:sz="4" w:space="0" w:color="auto"/>
-            </w:tcBorders>
-            <w:vAlign w:val="center"/>
-          </w:tcPr>
-          <w:p>
-            <w:pPr>
-              <w:jc w:val="center"/>
-              <w:cnfStyle w:val="000000100000" w:firstRow="0" w:lastRow="0" w:firstColumn="0" w:lastColumn="0" w:oddVBand="0" w:evenVBand="0" w:oddHBand="1" w:evenHBand="0" w:firstRowFirstColumn="0" w:firstRowLastColumn="0" w:lastRowFirstColumn="0" w:lastRowLastColumn="0"/>
-              <w:rPr>
-                <w:rFonts w:ascii="Arial Narrow" w:hAnsi="Arial Narrow" w:cs="Calibri"/>
-                <w:b/>
-                <w:sz w:val="16"/>
-              </w:rPr>
-            </w:pPr>
-            <w:r>
-              <w:rPr>
-                <w:b/>
-                <w:sz w:val="16"/>
-              </w:rPr>
-            </w:r>
-            <w:r>
-              <w:rPr>
-                <w:rFonts w:ascii="Malgun Gothic" w:hAnsi="Malgun Gothic"/>
-                <w:b w:val="0"/>
-                <w:sz w:val="18"/>
-              </w:rPr>
-              <w:t>ENSP00000301067.7</w:t>
-            </w:r>
-          </w:p>
-        </w:tc>
-        <w:tc>
-          <w:tcPr>
-            <w:tcW w:w="1559" w:type="dxa"/>
-            <w:tcBorders>
-              <w:top w:val="double" w:sz="4" w:space="0" w:color="auto"/>
-              <w:bottom w:val="double" w:sz="4" w:space="0" w:color="auto"/>
-            </w:tcBorders>
-            <w:vAlign w:val="center"/>
-          </w:tcPr>
-          <w:p>
-            <w:pPr>
-              <w:spacing w:after="160" w:line="259" w:lineRule="auto"/>
-              <w:jc w:val="center"/>
-              <w:cnfStyle w:val="000000100000" w:firstRow="0" w:lastRow="0" w:firstColumn="0" w:lastColumn="0" w:oddVBand="0" w:evenVBand="0" w:oddHBand="1" w:evenHBand="0" w:firstRowFirstColumn="0" w:firstRowLastColumn="0" w:lastRowFirstColumn="0" w:lastRowLastColumn="0"/>
-              <w:rPr>
-                <w:b/>
-                <w:sz w:val="16"/>
-              </w:rPr>
-            </w:pPr>
-            <w:r>
-              <w:rPr>
-                <w:b/>
-                <w:sz w:val="16"/>
-              </w:rPr>
-            </w:r>
-            <w:r>
-              <w:rPr>
-                <w:rFonts w:ascii="Malgun Gothic" w:hAnsi="Malgun Gothic"/>
-                <w:b w:val="0"/>
-                <w:sz w:val="18"/>
-              </w:rPr>
-              <w:t>c.1841_1842inv</w:t>
-            </w:r>
-          </w:p>
-        </w:tc>
-        <w:tc>
-          <w:tcPr>
-            <w:tcW w:w="1560" w:type="dxa"/>
-            <w:tcBorders>
-              <w:top w:val="double" w:sz="4" w:space="0" w:color="auto"/>
-              <w:bottom w:val="double" w:sz="4" w:space="0" w:color="auto"/>
-            </w:tcBorders>
-            <w:vAlign w:val="center"/>
-          </w:tcPr>
-          <w:p>
-            <w:pPr>
-              <w:jc w:val="center"/>
-              <w:cnfStyle w:val="000000100000" w:firstRow="0" w:lastRow="0" w:firstColumn="0" w:lastColumn="0" w:oddVBand="0" w:evenVBand="0" w:oddHBand="1" w:evenHBand="0" w:firstRowFirstColumn="0" w:firstRowLastColumn="0" w:lastRowFirstColumn="0" w:lastRowLastColumn="0"/>
-              <w:rPr>
-                <w:rFonts w:ascii="Arial Narrow" w:hAnsi="Arial Narrow" w:cs="Calibri"/>
-                <w:b/>
-                <w:sz w:val="16"/>
-              </w:rPr>
-            </w:pPr>
-            <w:r>
-              <w:rPr>
-                <w:b/>
-                <w:sz w:val="16"/>
-              </w:rPr>
-            </w:r>
-            <w:r>
-              <w:rPr>
-                <w:rFonts w:ascii="Malgun Gothic" w:hAnsi="Malgun Gothic"/>
-                <w:b w:val="0"/>
-                <w:sz w:val="18"/>
-              </w:rPr>
-              <w:t>p.Glu614Ala</w:t>
-            </w:r>
-          </w:p>
-        </w:tc>
-        <w:tc>
-          <w:tcPr>
-            <w:tcW w:w="708" w:type="dxa"/>
-            <w:tcBorders>
-              <w:top w:val="double" w:sz="4" w:space="0" w:color="auto"/>
-              <w:bottom w:val="double" w:sz="4" w:space="0" w:color="auto"/>
-            </w:tcBorders>
-            <w:vAlign w:val="center"/>
-          </w:tcPr>
-          <w:p>
-            <w:pPr>
-              <w:jc w:val="center"/>
-              <w:cnfStyle w:val="000000100000" w:firstRow="0" w:lastRow="0" w:firstColumn="0" w:lastColumn="0" w:oddVBand="0" w:evenVBand="0" w:oddHBand="1" w:evenHBand="0" w:firstRowFirstColumn="0" w:firstRowLastColumn="0" w:lastRowFirstColumn="0" w:lastRowLastColumn="0"/>
-              <w:rPr>
-                <w:rFonts w:ascii="Arial Narrow" w:hAnsi="Arial Narrow" w:cs="Calibri"/>
-                <w:b/>
-                <w:sz w:val="16"/>
-              </w:rPr>
-            </w:pPr>
-            <w:r>
-              <w:rPr>
-                <w:b/>
-                <w:sz w:val="16"/>
-              </w:rPr>
-            </w:r>
-            <w:r>
-              <w:rPr>
-                <w:rFonts w:ascii="Malgun Gothic" w:hAnsi="Malgun Gothic"/>
-                <w:b w:val="0"/>
-                <w:sz w:val="18"/>
-              </w:rPr>
-              <w:t>0.17%</w:t>
-            </w:r>
-          </w:p>
-        </w:tc>
-        <w:tc>
-          <w:tcPr>
-            <w:tcW w:w="1931" w:type="dxa"/>
-            <w:tcBorders>
-              <w:top w:val="double" w:sz="4" w:space="0" w:color="auto"/>
-              <w:bottom w:val="double" w:sz="4" w:space="0" w:color="auto"/>
-            </w:tcBorders>
-            <w:vAlign w:val="center"/>
-          </w:tcPr>
-          <w:p>
-            <w:pPr>
-              <w:jc w:val="center"/>
-              <w:cnfStyle w:val="000000100000" w:firstRow="0" w:lastRow="0" w:firstColumn="0" w:lastColumn="0" w:oddVBand="0" w:evenVBand="0" w:oddHBand="1" w:evenHBand="0" w:firstRowFirstColumn="0" w:firstRowLastColumn="0" w:lastRowFirstColumn="0" w:lastRowLastColumn="0"/>
-              <w:rPr>
-                <w:b/>
-                <w:sz w:val="16"/>
-              </w:rPr>
-            </w:pPr>
-            <w:r>
-              <w:rPr>
-                <w:b/>
-                <w:sz w:val="16"/>
-              </w:rPr>
-            </w:r>
-            <w:proofErr w:type="spellStart"/>
-            <w:r>
-              <w:rPr>
-                <w:b/>
-                <w:sz w:val="16"/>
-              </w:rPr>
-            </w:r>
-            <w:proofErr w:type="spellEnd"/>
-            <w:r>
-              <w:rPr>
-                <w:rFonts w:ascii="Malgun Gothic" w:hAnsi="Malgun Gothic"/>
-                <w:b w:val="0"/>
-                <w:sz w:val="18"/>
-              </w:rPr>
-            </w:r>
-          </w:p>
-          <w:p>
-            <w:pPr>
-              <w:jc w:val="center"/>
-              <w:cnfStyle w:val="000000100000" w:firstRow="0" w:lastRow="0" w:firstColumn="0" w:lastColumn="0" w:oddVBand="0" w:evenVBand="0" w:oddHBand="1" w:evenHBand="0" w:firstRowFirstColumn="0" w:firstRowLastColumn="0" w:lastRowFirstColumn="0" w:lastRowLastColumn="0"/>
-              <w:rPr>
-                <w:rFonts w:ascii="Arial Narrow" w:hAnsi="Arial Narrow" w:cs="Calibri"/>
-                <w:b/>
-                <w:sz w:val="16"/>
-              </w:rPr>
-            </w:pPr>
-            <w:r>
-              <w:rPr>
-                <w:b/>
-                <w:sz w:val="14"/>
-              </w:rPr>
-            </w:r>
-            <w:proofErr w:type="spellStart"/>
-            <w:r>
-              <w:rPr>
-                <w:b/>
-                <w:sz w:val="14"/>
-              </w:rPr>
-            </w:r>
-            <w:proofErr w:type="spellEnd"/>
-            <w:r>
-              <w:rPr>
-                <w:b/>
-                <w:sz w:val="14"/>
-              </w:rPr>
-            </w:r>
-          </w:p>
-        </w:tc>
-      </w:tr>
-      <w:tr>
-        <w:trPr>
-          <w:cnfStyle w:val="000000100000" w:firstRow="0" w:lastRow="0" w:firstColumn="0" w:lastColumn="0" w:oddVBand="0" w:evenVBand="0" w:oddHBand="1" w:evenHBand="0" w:firstRowFirstColumn="0" w:firstRowLastColumn="0" w:lastRowFirstColumn="0" w:lastRowLastColumn="0"/>
-          <w:trHeight w:hRule="exact" w:val="624"/>
-        </w:trPr>
-        <w:tc>
-          <w:tcPr>
-            <w:cnfStyle w:val="001000000000" w:firstRow="0" w:lastRow="0" w:firstColumn="1" w:lastColumn="0" w:oddVBand="0" w:evenVBand="0" w:oddHBand="0" w:evenHBand="0" w:firstRowFirstColumn="0" w:firstRowLastColumn="0" w:lastRowFirstColumn="0" w:lastRowLastColumn="0"/>
-            <w:tcW w:w="1276" w:type="dxa"/>
-            <w:tcBorders>
-              <w:top w:val="double" w:sz="4" w:space="0" w:color="auto"/>
-              <w:bottom w:val="double" w:sz="4" w:space="0" w:color="auto"/>
-            </w:tcBorders>
-            <w:vAlign w:val="center"/>
-          </w:tcPr>
-          <w:p>
-            <w:pPr>
-              <w:spacing w:after="160" w:line="259" w:lineRule="auto"/>
-              <w:jc w:val="center"/>
-              <w:rPr>
-                <w:sz w:val="16"/>
-              </w:rPr>
-            </w:pPr>
-            <w:r>
-              <w:rPr>
-                <w:caps w:val="0"/>
-                <w:sz w:val="16"/>
-              </w:rPr>
-            </w:r>
-            <w:r>
-              <w:rPr>
-                <w:rFonts w:ascii="Malgun Gothic" w:hAnsi="Malgun Gothic"/>
-                <w:b w:val="0"/>
-                <w:sz w:val="18"/>
-              </w:rPr>
-              <w:t>Tier 2</w:t>
-            </w:r>
-          </w:p>
-        </w:tc>
-        <w:tc>
-          <w:tcPr>
-            <w:tcW w:w="851" w:type="dxa"/>
-            <w:tcBorders>
-              <w:top w:val="double" w:sz="4" w:space="0" w:color="auto"/>
-              <w:bottom w:val="double" w:sz="4" w:space="0" w:color="auto"/>
-            </w:tcBorders>
-            <w:vAlign w:val="center"/>
-          </w:tcPr>
-          <w:p>
-            <w:pPr>
-              <w:jc w:val="center"/>
-              <w:cnfStyle w:val="000000100000" w:firstRow="0" w:lastRow="0" w:firstColumn="0" w:lastColumn="0" w:oddVBand="0" w:evenVBand="0" w:oddHBand="1" w:evenHBand="0" w:firstRowFirstColumn="0" w:firstRowLastColumn="0" w:lastRowFirstColumn="0" w:lastRowLastColumn="0"/>
-              <w:rPr>
-                <w:rFonts w:ascii="Arial Narrow" w:hAnsi="Arial Narrow" w:cs="Calibri"/>
-                <w:b/>
-                <w:sz w:val="16"/>
-              </w:rPr>
-            </w:pPr>
-            <w:r>
-              <w:rPr>
-                <w:b/>
-                <w:sz w:val="16"/>
-              </w:rPr>
-            </w:r>
-            <w:r>
-              <w:rPr>
-                <w:rFonts w:ascii="Malgun Gothic" w:hAnsi="Malgun Gothic"/>
-                <w:b w:val="0"/>
-                <w:sz w:val="18"/>
-              </w:rPr>
-              <w:t>KMT2D</w:t>
-            </w:r>
-          </w:p>
-        </w:tc>
-        <w:tc>
-          <w:tcPr>
-            <w:tcW w:w="1134" w:type="dxa"/>
-            <w:tcBorders>
-              <w:top w:val="double" w:sz="4" w:space="0" w:color="auto"/>
-              <w:bottom w:val="double" w:sz="4" w:space="0" w:color="auto"/>
-            </w:tcBorders>
-            <w:vAlign w:val="center"/>
-          </w:tcPr>
-          <w:p>
-            <w:pPr>
-              <w:jc w:val="center"/>
-              <w:cnfStyle w:val="000000100000" w:firstRow="0" w:lastRow="0" w:firstColumn="0" w:lastColumn="0" w:oddVBand="0" w:evenVBand="0" w:oddHBand="1" w:evenHBand="0" w:firstRowFirstColumn="0" w:firstRowLastColumn="0" w:lastRowFirstColumn="0" w:lastRowLastColumn="0"/>
-              <w:rPr>
-                <w:b/>
-                <w:sz w:val="16"/>
-              </w:rPr>
-            </w:pPr>
-            <w:r>
-              <w:rPr>
-                <w:b/>
-                <w:sz w:val="16"/>
-              </w:rPr>
-            </w:r>
-            <w:r>
-              <w:rPr>
-                <w:rFonts w:ascii="Malgun Gothic" w:hAnsi="Malgun Gothic"/>
-                <w:b w:val="0"/>
-                <w:sz w:val="18"/>
-              </w:rPr>
-              <w:t>ENST00000301067.7</w:t>
-            </w:r>
-          </w:p>
-          <w:p>
-            <w:pPr>
-              <w:jc w:val="center"/>
-              <w:cnfStyle w:val="000000100000" w:firstRow="0" w:lastRow="0" w:firstColumn="0" w:lastColumn="0" w:oddVBand="0" w:evenVBand="0" w:oddHBand="1" w:evenHBand="0" w:firstRowFirstColumn="0" w:firstRowLastColumn="0" w:lastRowFirstColumn="0" w:lastRowLastColumn="0"/>
-              <w:rPr>
-                <w:rFonts w:ascii="Arial Narrow" w:hAnsi="Arial Narrow" w:cs="Calibri"/>
-                <w:b/>
-                <w:sz w:val="16"/>
-              </w:rPr>
-            </w:pPr>
-            <w:r>
-              <w:rPr>
-                <w:b/>
-                <w:sz w:val="16"/>
-              </w:rPr>
-            </w:r>
-          </w:p>
-        </w:tc>
-        <w:tc>
-          <w:tcPr>
-            <w:tcW w:w="1417" w:type="dxa"/>
-            <w:tcBorders>
-              <w:top w:val="double" w:sz="4" w:space="0" w:color="auto"/>
-              <w:bottom w:val="double" w:sz="4" w:space="0" w:color="auto"/>
-            </w:tcBorders>
-            <w:vAlign w:val="center"/>
-          </w:tcPr>
-          <w:p>
-            <w:pPr>
-              <w:jc w:val="center"/>
-              <w:cnfStyle w:val="000000100000" w:firstRow="0" w:lastRow="0" w:firstColumn="0" w:lastColumn="0" w:oddVBand="0" w:evenVBand="0" w:oddHBand="1" w:evenHBand="0" w:firstRowFirstColumn="0" w:firstRowLastColumn="0" w:lastRowFirstColumn="0" w:lastRowLastColumn="0"/>
-              <w:rPr>
-                <w:rFonts w:ascii="Arial Narrow" w:hAnsi="Arial Narrow" w:cs="Calibri"/>
-                <w:b/>
-                <w:sz w:val="16"/>
-              </w:rPr>
-            </w:pPr>
-            <w:r>
-              <w:rPr>
-                <w:b/>
-                <w:sz w:val="16"/>
-              </w:rPr>
-            </w:r>
-            <w:r>
-              <w:rPr>
-                <w:rFonts w:ascii="Malgun Gothic" w:hAnsi="Malgun Gothic"/>
-                <w:b w:val="0"/>
-                <w:sz w:val="18"/>
-              </w:rPr>
-              <w:t>ENSP00000301067.7</w:t>
-            </w:r>
-          </w:p>
-        </w:tc>
-        <w:tc>
-          <w:tcPr>
-            <w:tcW w:w="1559" w:type="dxa"/>
-            <w:tcBorders>
-              <w:top w:val="double" w:sz="4" w:space="0" w:color="auto"/>
-              <w:bottom w:val="double" w:sz="4" w:space="0" w:color="auto"/>
-            </w:tcBorders>
-            <w:vAlign w:val="center"/>
-          </w:tcPr>
-          <w:p>
-            <w:pPr>
-              <w:spacing w:after="160" w:line="259" w:lineRule="auto"/>
-              <w:jc w:val="center"/>
-              <w:cnfStyle w:val="000000100000" w:firstRow="0" w:lastRow="0" w:firstColumn="0" w:lastColumn="0" w:oddVBand="0" w:evenVBand="0" w:oddHBand="1" w:evenHBand="0" w:firstRowFirstColumn="0" w:firstRowLastColumn="0" w:lastRowFirstColumn="0" w:lastRowLastColumn="0"/>
-              <w:rPr>
-                <w:b/>
-                <w:sz w:val="16"/>
-              </w:rPr>
-            </w:pPr>
-            <w:r>
-              <w:rPr>
-                <w:b/>
-                <w:sz w:val="16"/>
-              </w:rPr>
-            </w:r>
-            <w:r>
-              <w:rPr>
-                <w:rFonts w:ascii="Malgun Gothic" w:hAnsi="Malgun Gothic"/>
-                <w:b w:val="0"/>
-                <w:sz w:val="18"/>
-              </w:rPr>
-              <w:t>c.1845_1847delinsACG</w:t>
-            </w:r>
-          </w:p>
-        </w:tc>
-        <w:tc>
-          <w:tcPr>
-            <w:tcW w:w="1560" w:type="dxa"/>
-            <w:tcBorders>
-              <w:top w:val="double" w:sz="4" w:space="0" w:color="auto"/>
-              <w:bottom w:val="double" w:sz="4" w:space="0" w:color="auto"/>
-            </w:tcBorders>
-            <w:vAlign w:val="center"/>
-          </w:tcPr>
-          <w:p>
-            <w:pPr>
-              <w:jc w:val="center"/>
-              <w:cnfStyle w:val="000000100000" w:firstRow="0" w:lastRow="0" w:firstColumn="0" w:lastColumn="0" w:oddVBand="0" w:evenVBand="0" w:oddHBand="1" w:evenHBand="0" w:firstRowFirstColumn="0" w:firstRowLastColumn="0" w:lastRowFirstColumn="0" w:lastRowLastColumn="0"/>
-              <w:rPr>
-                <w:rFonts w:ascii="Arial Narrow" w:hAnsi="Arial Narrow" w:cs="Calibri"/>
-                <w:b/>
-                <w:sz w:val="16"/>
-              </w:rPr>
-            </w:pPr>
-            <w:r>
-              <w:rPr>
-                <w:b/>
-                <w:sz w:val="16"/>
-              </w:rPr>
-            </w:r>
-            <w:r>
-              <w:rPr>
-                <w:rFonts w:ascii="Malgun Gothic" w:hAnsi="Malgun Gothic"/>
-                <w:b w:val="0"/>
-                <w:sz w:val="18"/>
-              </w:rPr>
-              <w:t>p.Pro616Arg</w:t>
-            </w:r>
-          </w:p>
-        </w:tc>
-        <w:tc>
-          <w:tcPr>
-            <w:tcW w:w="708" w:type="dxa"/>
-            <w:tcBorders>
-              <w:top w:val="double" w:sz="4" w:space="0" w:color="auto"/>
-              <w:bottom w:val="double" w:sz="4" w:space="0" w:color="auto"/>
-            </w:tcBorders>
-            <w:vAlign w:val="center"/>
-          </w:tcPr>
-          <w:p>
-            <w:pPr>
-              <w:jc w:val="center"/>
-              <w:cnfStyle w:val="000000100000" w:firstRow="0" w:lastRow="0" w:firstColumn="0" w:lastColumn="0" w:oddVBand="0" w:evenVBand="0" w:oddHBand="1" w:evenHBand="0" w:firstRowFirstColumn="0" w:firstRowLastColumn="0" w:lastRowFirstColumn="0" w:lastRowLastColumn="0"/>
-              <w:rPr>
-                <w:rFonts w:ascii="Arial Narrow" w:hAnsi="Arial Narrow" w:cs="Calibri"/>
-                <w:b/>
-                <w:sz w:val="16"/>
-              </w:rPr>
-            </w:pPr>
-            <w:r>
-              <w:rPr>
-                <w:b/>
-                <w:sz w:val="16"/>
-              </w:rPr>
-            </w:r>
-            <w:r>
-              <w:rPr>
-                <w:rFonts w:ascii="Malgun Gothic" w:hAnsi="Malgun Gothic"/>
-                <w:b w:val="0"/>
-                <w:sz w:val="18"/>
-              </w:rPr>
-              <w:t>0.16%</w:t>
-            </w:r>
-          </w:p>
-        </w:tc>
-        <w:tc>
-          <w:tcPr>
-            <w:tcW w:w="1931" w:type="dxa"/>
-            <w:tcBorders>
-              <w:top w:val="double" w:sz="4" w:space="0" w:color="auto"/>
-              <w:bottom w:val="double" w:sz="4" w:space="0" w:color="auto"/>
-            </w:tcBorders>
-            <w:vAlign w:val="center"/>
-          </w:tcPr>
-          <w:p>
-            <w:pPr>
-              <w:jc w:val="center"/>
-              <w:cnfStyle w:val="000000100000" w:firstRow="0" w:lastRow="0" w:firstColumn="0" w:lastColumn="0" w:oddVBand="0" w:evenVBand="0" w:oddHBand="1" w:evenHBand="0" w:firstRowFirstColumn="0" w:firstRowLastColumn="0" w:lastRowFirstColumn="0" w:lastRowLastColumn="0"/>
-              <w:rPr>
-                <w:b/>
-                <w:sz w:val="16"/>
-              </w:rPr>
-            </w:pPr>
-            <w:r>
-              <w:rPr>
-                <w:b/>
-                <w:sz w:val="16"/>
-              </w:rPr>
-            </w:r>
-            <w:proofErr w:type="spellStart"/>
-            <w:r>
-              <w:rPr>
-                <w:b/>
-                <w:sz w:val="16"/>
-              </w:rPr>
-            </w:r>
-            <w:proofErr w:type="spellEnd"/>
-            <w:r>
-              <w:rPr>
-                <w:rFonts w:ascii="Malgun Gothic" w:hAnsi="Malgun Gothic"/>
-                <w:b w:val="0"/>
-                <w:sz w:val="18"/>
-              </w:rPr>
-            </w:r>
-          </w:p>
-          <w:p>
-            <w:pPr>
-              <w:jc w:val="center"/>
-              <w:cnfStyle w:val="000000100000" w:firstRow="0" w:lastRow="0" w:firstColumn="0" w:lastColumn="0" w:oddVBand="0" w:evenVBand="0" w:oddHBand="1" w:evenHBand="0" w:firstRowFirstColumn="0" w:firstRowLastColumn="0" w:lastRowFirstColumn="0" w:lastRowLastColumn="0"/>
-              <w:rPr>
-                <w:rFonts w:ascii="Arial Narrow" w:hAnsi="Arial Narrow" w:cs="Calibri"/>
-                <w:b/>
-                <w:sz w:val="16"/>
-              </w:rPr>
-            </w:pPr>
-            <w:r>
-              <w:rPr>
-                <w:b/>
-                <w:sz w:val="14"/>
-              </w:rPr>
-            </w:r>
-            <w:proofErr w:type="spellStart"/>
-            <w:r>
-              <w:rPr>
-                <w:b/>
-                <w:sz w:val="14"/>
-              </w:rPr>
-            </w:r>
-            <w:proofErr w:type="spellEnd"/>
-            <w:r>
-              <w:rPr>
-                <w:b/>
-                <w:sz w:val="14"/>
-              </w:rPr>
-            </w:r>
-          </w:p>
-        </w:tc>
-      </w:tr>
-      <w:tr>
-        <w:trPr>
-          <w:cnfStyle w:val="000000100000" w:firstRow="0" w:lastRow="0" w:firstColumn="0" w:lastColumn="0" w:oddVBand="0" w:evenVBand="0" w:oddHBand="1" w:evenHBand="0" w:firstRowFirstColumn="0" w:firstRowLastColumn="0" w:lastRowFirstColumn="0" w:lastRowLastColumn="0"/>
-          <w:trHeight w:hRule="exact" w:val="624"/>
-        </w:trPr>
-        <w:tc>
-          <w:tcPr>
-            <w:cnfStyle w:val="001000000000" w:firstRow="0" w:lastRow="0" w:firstColumn="1" w:lastColumn="0" w:oddVBand="0" w:evenVBand="0" w:oddHBand="0" w:evenHBand="0" w:firstRowFirstColumn="0" w:firstRowLastColumn="0" w:lastRowFirstColumn="0" w:lastRowLastColumn="0"/>
-            <w:tcW w:w="1276" w:type="dxa"/>
-            <w:tcBorders>
-              <w:top w:val="double" w:sz="4" w:space="0" w:color="auto"/>
-              <w:bottom w:val="double" w:sz="4" w:space="0" w:color="auto"/>
-            </w:tcBorders>
-            <w:vAlign w:val="center"/>
-          </w:tcPr>
-          <w:p>
-            <w:pPr>
-              <w:spacing w:after="160" w:line="259" w:lineRule="auto"/>
-              <w:jc w:val="center"/>
-              <w:rPr>
-                <w:sz w:val="16"/>
-              </w:rPr>
-            </w:pPr>
-            <w:r>
-              <w:rPr>
-                <w:caps w:val="0"/>
-                <w:sz w:val="16"/>
-              </w:rPr>
-            </w:r>
-            <w:r>
-              <w:rPr>
-                <w:rFonts w:ascii="Malgun Gothic" w:hAnsi="Malgun Gothic"/>
-                <w:b w:val="0"/>
-                <w:sz w:val="18"/>
-              </w:rPr>
-              <w:t>Tier 2</w:t>
-            </w:r>
-          </w:p>
-        </w:tc>
-        <w:tc>
-          <w:tcPr>
-            <w:tcW w:w="851" w:type="dxa"/>
-            <w:tcBorders>
-              <w:top w:val="double" w:sz="4" w:space="0" w:color="auto"/>
-              <w:bottom w:val="double" w:sz="4" w:space="0" w:color="auto"/>
-            </w:tcBorders>
-            <w:vAlign w:val="center"/>
-          </w:tcPr>
-          <w:p>
-            <w:pPr>
-              <w:jc w:val="center"/>
-              <w:cnfStyle w:val="000000100000" w:firstRow="0" w:lastRow="0" w:firstColumn="0" w:lastColumn="0" w:oddVBand="0" w:evenVBand="0" w:oddHBand="1" w:evenHBand="0" w:firstRowFirstColumn="0" w:firstRowLastColumn="0" w:lastRowFirstColumn="0" w:lastRowLastColumn="0"/>
-              <w:rPr>
-                <w:rFonts w:ascii="Arial Narrow" w:hAnsi="Arial Narrow" w:cs="Calibri"/>
-                <w:b/>
-                <w:sz w:val="16"/>
-              </w:rPr>
-            </w:pPr>
-            <w:r>
-              <w:rPr>
-                <w:b/>
-                <w:sz w:val="16"/>
-              </w:rPr>
-            </w:r>
-            <w:r>
-              <w:rPr>
-                <w:rFonts w:ascii="Malgun Gothic" w:hAnsi="Malgun Gothic"/>
-                <w:b w:val="0"/>
-                <w:sz w:val="18"/>
-              </w:rPr>
-              <w:t>BCL6</w:t>
-            </w:r>
-          </w:p>
-        </w:tc>
-        <w:tc>
-          <w:tcPr>
-            <w:tcW w:w="1134" w:type="dxa"/>
-            <w:tcBorders>
-              <w:top w:val="double" w:sz="4" w:space="0" w:color="auto"/>
-              <w:bottom w:val="double" w:sz="4" w:space="0" w:color="auto"/>
-            </w:tcBorders>
-            <w:vAlign w:val="center"/>
-          </w:tcPr>
-          <w:p>
-            <w:pPr>
-              <w:jc w:val="center"/>
-              <w:cnfStyle w:val="000000100000" w:firstRow="0" w:lastRow="0" w:firstColumn="0" w:lastColumn="0" w:oddVBand="0" w:evenVBand="0" w:oddHBand="1" w:evenHBand="0" w:firstRowFirstColumn="0" w:firstRowLastColumn="0" w:lastRowFirstColumn="0" w:lastRowLastColumn="0"/>
-              <w:rPr>
-                <w:b/>
-                <w:sz w:val="16"/>
-              </w:rPr>
-            </w:pPr>
-            <w:r>
-              <w:rPr>
-                <w:b/>
-                <w:sz w:val="16"/>
-              </w:rPr>
-            </w:r>
-            <w:r>
-              <w:rPr>
-                <w:rFonts w:ascii="Malgun Gothic" w:hAnsi="Malgun Gothic"/>
-                <w:b w:val="0"/>
-                <w:sz w:val="18"/>
-              </w:rPr>
-              <w:t>ENST00000406870.2</w:t>
-            </w:r>
-          </w:p>
-          <w:p>
-            <w:pPr>
-              <w:jc w:val="center"/>
-              <w:cnfStyle w:val="000000100000" w:firstRow="0" w:lastRow="0" w:firstColumn="0" w:lastColumn="0" w:oddVBand="0" w:evenVBand="0" w:oddHBand="1" w:evenHBand="0" w:firstRowFirstColumn="0" w:firstRowLastColumn="0" w:lastRowFirstColumn="0" w:lastRowLastColumn="0"/>
-              <w:rPr>
-                <w:rFonts w:ascii="Arial Narrow" w:hAnsi="Arial Narrow" w:cs="Calibri"/>
-                <w:b/>
-                <w:sz w:val="16"/>
-              </w:rPr>
-            </w:pPr>
-            <w:r>
-              <w:rPr>
-                <w:b/>
-                <w:sz w:val="16"/>
-              </w:rPr>
-            </w:r>
-          </w:p>
-        </w:tc>
-        <w:tc>
-          <w:tcPr>
-            <w:tcW w:w="1417" w:type="dxa"/>
-            <w:tcBorders>
-              <w:top w:val="double" w:sz="4" w:space="0" w:color="auto"/>
-              <w:bottom w:val="double" w:sz="4" w:space="0" w:color="auto"/>
-            </w:tcBorders>
-            <w:vAlign w:val="center"/>
-          </w:tcPr>
-          <w:p>
-            <w:pPr>
-              <w:jc w:val="center"/>
-              <w:cnfStyle w:val="000000100000" w:firstRow="0" w:lastRow="0" w:firstColumn="0" w:lastColumn="0" w:oddVBand="0" w:evenVBand="0" w:oddHBand="1" w:evenHBand="0" w:firstRowFirstColumn="0" w:firstRowLastColumn="0" w:lastRowFirstColumn="0" w:lastRowLastColumn="0"/>
-              <w:rPr>
-                <w:rFonts w:ascii="Arial Narrow" w:hAnsi="Arial Narrow" w:cs="Calibri"/>
-                <w:b/>
-                <w:sz w:val="16"/>
-              </w:rPr>
-            </w:pPr>
-            <w:r>
-              <w:rPr>
-                <w:b/>
-                <w:sz w:val="16"/>
-              </w:rPr>
-            </w:r>
-            <w:r>
-              <w:rPr>
-                <w:rFonts w:ascii="Malgun Gothic" w:hAnsi="Malgun Gothic"/>
-                <w:b w:val="0"/>
-                <w:sz w:val="18"/>
-              </w:rPr>
-              <w:t>ENSP00000384371.2</w:t>
-            </w:r>
-          </w:p>
-        </w:tc>
-        <w:tc>
-          <w:tcPr>
-            <w:tcW w:w="1559" w:type="dxa"/>
-            <w:tcBorders>
-              <w:top w:val="double" w:sz="4" w:space="0" w:color="auto"/>
-              <w:bottom w:val="double" w:sz="4" w:space="0" w:color="auto"/>
-            </w:tcBorders>
-            <w:vAlign w:val="center"/>
-          </w:tcPr>
-          <w:p>
-            <w:pPr>
-              <w:spacing w:after="160" w:line="259" w:lineRule="auto"/>
-              <w:jc w:val="center"/>
-              <w:cnfStyle w:val="000000100000" w:firstRow="0" w:lastRow="0" w:firstColumn="0" w:lastColumn="0" w:oddVBand="0" w:evenVBand="0" w:oddHBand="1" w:evenHBand="0" w:firstRowFirstColumn="0" w:firstRowLastColumn="0" w:lastRowFirstColumn="0" w:lastRowLastColumn="0"/>
-              <w:rPr>
-                <w:b/>
-                <w:sz w:val="16"/>
-              </w:rPr>
-            </w:pPr>
-            <w:r>
-              <w:rPr>
-                <w:b/>
-                <w:sz w:val="16"/>
-              </w:rPr>
-            </w:r>
-            <w:r>
-              <w:rPr>
-                <w:rFonts w:ascii="Malgun Gothic" w:hAnsi="Malgun Gothic"/>
-                <w:b w:val="0"/>
-                <w:sz w:val="18"/>
-              </w:rPr>
-              <w:t>c.1217G&gt;A</w:t>
-            </w:r>
-          </w:p>
-        </w:tc>
-        <w:tc>
-          <w:tcPr>
-            <w:tcW w:w="1560" w:type="dxa"/>
-            <w:tcBorders>
-              <w:top w:val="double" w:sz="4" w:space="0" w:color="auto"/>
-              <w:bottom w:val="double" w:sz="4" w:space="0" w:color="auto"/>
-            </w:tcBorders>
-            <w:vAlign w:val="center"/>
-          </w:tcPr>
-          <w:p>
-            <w:pPr>
-              <w:jc w:val="center"/>
-              <w:cnfStyle w:val="000000100000" w:firstRow="0" w:lastRow="0" w:firstColumn="0" w:lastColumn="0" w:oddVBand="0" w:evenVBand="0" w:oddHBand="1" w:evenHBand="0" w:firstRowFirstColumn="0" w:firstRowLastColumn="0" w:lastRowFirstColumn="0" w:lastRowLastColumn="0"/>
-              <w:rPr>
-                <w:rFonts w:ascii="Arial Narrow" w:hAnsi="Arial Narrow" w:cs="Calibri"/>
-                <w:b/>
-                <w:sz w:val="16"/>
-              </w:rPr>
-            </w:pPr>
-            <w:r>
-              <w:rPr>
-                <w:b/>
-                <w:sz w:val="16"/>
-              </w:rPr>
-            </w:r>
-            <w:r>
-              <w:rPr>
-                <w:rFonts w:ascii="Malgun Gothic" w:hAnsi="Malgun Gothic"/>
-                <w:b w:val="0"/>
-                <w:sz w:val="18"/>
-              </w:rPr>
-              <w:t>p.Arg406Gln</w:t>
-            </w:r>
-          </w:p>
-        </w:tc>
-        <w:tc>
-          <w:tcPr>
-            <w:tcW w:w="708" w:type="dxa"/>
-            <w:tcBorders>
-              <w:top w:val="double" w:sz="4" w:space="0" w:color="auto"/>
-              <w:bottom w:val="double" w:sz="4" w:space="0" w:color="auto"/>
-            </w:tcBorders>
-            <w:vAlign w:val="center"/>
-          </w:tcPr>
-          <w:p>
-            <w:pPr>
-              <w:jc w:val="center"/>
-              <w:cnfStyle w:val="000000100000" w:firstRow="0" w:lastRow="0" w:firstColumn="0" w:lastColumn="0" w:oddVBand="0" w:evenVBand="0" w:oddHBand="1" w:evenHBand="0" w:firstRowFirstColumn="0" w:firstRowLastColumn="0" w:lastRowFirstColumn="0" w:lastRowLastColumn="0"/>
-              <w:rPr>
-                <w:rFonts w:ascii="Arial Narrow" w:hAnsi="Arial Narrow" w:cs="Calibri"/>
-                <w:b/>
-                <w:sz w:val="16"/>
-              </w:rPr>
-            </w:pPr>
-            <w:r>
-              <w:rPr>
-                <w:b/>
-                <w:sz w:val="16"/>
-              </w:rPr>
-            </w:r>
-            <w:r>
-              <w:rPr>
-                <w:rFonts w:ascii="Malgun Gothic" w:hAnsi="Malgun Gothic"/>
-                <w:b w:val="0"/>
-                <w:sz w:val="18"/>
-              </w:rPr>
-              <w:t>0.10%</w:t>
-            </w:r>
-          </w:p>
-        </w:tc>
-        <w:tc>
-          <w:tcPr>
-            <w:tcW w:w="1931" w:type="dxa"/>
-            <w:tcBorders>
-              <w:top w:val="double" w:sz="4" w:space="0" w:color="auto"/>
-              <w:bottom w:val="double" w:sz="4" w:space="0" w:color="auto"/>
-            </w:tcBorders>
-            <w:vAlign w:val="center"/>
-          </w:tcPr>
-          <w:p>
-            <w:pPr>
-              <w:jc w:val="center"/>
-              <w:cnfStyle w:val="000000100000" w:firstRow="0" w:lastRow="0" w:firstColumn="0" w:lastColumn="0" w:oddVBand="0" w:evenVBand="0" w:oddHBand="1" w:evenHBand="0" w:firstRowFirstColumn="0" w:firstRowLastColumn="0" w:lastRowFirstColumn="0" w:lastRowLastColumn="0"/>
-              <w:rPr>
-                <w:b/>
-                <w:sz w:val="16"/>
-              </w:rPr>
-            </w:pPr>
-            <w:r>
-              <w:rPr>
-                <w:b/>
-                <w:sz w:val="16"/>
-              </w:rPr>
-            </w:r>
-            <w:proofErr w:type="spellStart"/>
-            <w:r>
-              <w:rPr>
-                <w:b/>
-                <w:sz w:val="16"/>
-              </w:rPr>
-            </w:r>
-            <w:proofErr w:type="spellEnd"/>
-            <w:r>
-              <w:rPr>
-                <w:rFonts w:ascii="Malgun Gothic" w:hAnsi="Malgun Gothic"/>
-                <w:b w:val="0"/>
-                <w:sz w:val="18"/>
-              </w:rPr>
-            </w:r>
-          </w:p>
-          <w:p>
-            <w:pPr>
-              <w:jc w:val="center"/>
-              <w:cnfStyle w:val="000000100000" w:firstRow="0" w:lastRow="0" w:firstColumn="0" w:lastColumn="0" w:oddVBand="0" w:evenVBand="0" w:oddHBand="1" w:evenHBand="0" w:firstRowFirstColumn="0" w:firstRowLastColumn="0" w:lastRowFirstColumn="0" w:lastRowLastColumn="0"/>
-              <w:rPr>
-                <w:rFonts w:ascii="Arial Narrow" w:hAnsi="Arial Narrow" w:cs="Calibri"/>
-                <w:b/>
-                <w:sz w:val="16"/>
-              </w:rPr>
-            </w:pPr>
-            <w:r>
-              <w:rPr>
-                <w:b/>
-                <w:sz w:val="14"/>
-              </w:rPr>
-            </w:r>
-            <w:proofErr w:type="spellStart"/>
-            <w:r>
-              <w:rPr>
-                <w:b/>
-                <w:sz w:val="14"/>
-              </w:rPr>
-            </w:r>
-            <w:proofErr w:type="spellEnd"/>
-            <w:r>
-              <w:rPr>
-                <w:b/>
-                <w:sz w:val="14"/>
-              </w:rPr>
-            </w:r>
-          </w:p>
-        </w:tc>
-      </w:tr>
-      <w:tr>
-        <w:trPr>
-          <w:cnfStyle w:val="000000100000" w:firstRow="0" w:lastRow="0" w:firstColumn="0" w:lastColumn="0" w:oddVBand="0" w:evenVBand="0" w:oddHBand="1" w:evenHBand="0" w:firstRowFirstColumn="0" w:firstRowLastColumn="0" w:lastRowFirstColumn="0" w:lastRowLastColumn="0"/>
-          <w:trHeight w:hRule="exact" w:val="624"/>
-        </w:trPr>
-        <w:tc>
-          <w:tcPr>
-            <w:cnfStyle w:val="001000000000" w:firstRow="0" w:lastRow="0" w:firstColumn="1" w:lastColumn="0" w:oddVBand="0" w:evenVBand="0" w:oddHBand="0" w:evenHBand="0" w:firstRowFirstColumn="0" w:firstRowLastColumn="0" w:lastRowFirstColumn="0" w:lastRowLastColumn="0"/>
-            <w:tcW w:w="1276" w:type="dxa"/>
-            <w:tcBorders>
-              <w:top w:val="double" w:sz="4" w:space="0" w:color="auto"/>
-              <w:bottom w:val="double" w:sz="4" w:space="0" w:color="auto"/>
-            </w:tcBorders>
-            <w:vAlign w:val="center"/>
-          </w:tcPr>
-          <w:p>
-            <w:pPr>
-              <w:spacing w:after="160" w:line="259" w:lineRule="auto"/>
-              <w:jc w:val="center"/>
-              <w:rPr>
-                <w:sz w:val="16"/>
-              </w:rPr>
-            </w:pPr>
-            <w:r>
-              <w:rPr>
-                <w:caps w:val="0"/>
-                <w:sz w:val="16"/>
-              </w:rPr>
-            </w:r>
-            <w:r>
-              <w:rPr>
-                <w:rFonts w:ascii="Malgun Gothic" w:hAnsi="Malgun Gothic"/>
-                <w:b w:val="0"/>
-                <w:sz w:val="18"/>
-              </w:rPr>
-              <w:t>Tier 2</w:t>
-            </w:r>
-          </w:p>
-        </w:tc>
-        <w:tc>
-          <w:tcPr>
-            <w:tcW w:w="851" w:type="dxa"/>
-            <w:tcBorders>
-              <w:top w:val="double" w:sz="4" w:space="0" w:color="auto"/>
-              <w:bottom w:val="double" w:sz="4" w:space="0" w:color="auto"/>
-            </w:tcBorders>
-            <w:vAlign w:val="center"/>
-          </w:tcPr>
-          <w:p>
-            <w:pPr>
-              <w:jc w:val="center"/>
-              <w:cnfStyle w:val="000000100000" w:firstRow="0" w:lastRow="0" w:firstColumn="0" w:lastColumn="0" w:oddVBand="0" w:evenVBand="0" w:oddHBand="1" w:evenHBand="0" w:firstRowFirstColumn="0" w:firstRowLastColumn="0" w:lastRowFirstColumn="0" w:lastRowLastColumn="0"/>
-              <w:rPr>
-                <w:rFonts w:ascii="Arial Narrow" w:hAnsi="Arial Narrow" w:cs="Calibri"/>
-                <w:b/>
-                <w:sz w:val="16"/>
-              </w:rPr>
-            </w:pPr>
-            <w:r>
-              <w:rPr>
-                <w:b/>
-                <w:sz w:val="16"/>
-              </w:rPr>
-            </w:r>
-            <w:r>
-              <w:rPr>
-                <w:rFonts w:ascii="Malgun Gothic" w:hAnsi="Malgun Gothic"/>
-                <w:b w:val="0"/>
-                <w:sz w:val="18"/>
-              </w:rPr>
-              <w:t>MTOR</w:t>
-            </w:r>
-          </w:p>
-        </w:tc>
-        <w:tc>
-          <w:tcPr>
-            <w:tcW w:w="1134" w:type="dxa"/>
-            <w:tcBorders>
-              <w:top w:val="double" w:sz="4" w:space="0" w:color="auto"/>
-              <w:bottom w:val="double" w:sz="4" w:space="0" w:color="auto"/>
-            </w:tcBorders>
-            <w:vAlign w:val="center"/>
-          </w:tcPr>
-          <w:p>
-            <w:pPr>
-              <w:jc w:val="center"/>
-              <w:cnfStyle w:val="000000100000" w:firstRow="0" w:lastRow="0" w:firstColumn="0" w:lastColumn="0" w:oddVBand="0" w:evenVBand="0" w:oddHBand="1" w:evenHBand="0" w:firstRowFirstColumn="0" w:firstRowLastColumn="0" w:lastRowFirstColumn="0" w:lastRowLastColumn="0"/>
-              <w:rPr>
-                <w:b/>
-                <w:sz w:val="16"/>
-              </w:rPr>
-            </w:pPr>
-            <w:r>
-              <w:rPr>
-                <w:b/>
-                <w:sz w:val="16"/>
-              </w:rPr>
-            </w:r>
-            <w:r>
-              <w:rPr>
-                <w:rFonts w:ascii="Malgun Gothic" w:hAnsi="Malgun Gothic"/>
-                <w:b w:val="0"/>
-                <w:sz w:val="18"/>
-              </w:rPr>
-              <w:t>ENST00000361445.4</w:t>
-            </w:r>
-          </w:p>
-          <w:p>
-            <w:pPr>
-              <w:jc w:val="center"/>
-              <w:cnfStyle w:val="000000100000" w:firstRow="0" w:lastRow="0" w:firstColumn="0" w:lastColumn="0" w:oddVBand="0" w:evenVBand="0" w:oddHBand="1" w:evenHBand="0" w:firstRowFirstColumn="0" w:firstRowLastColumn="0" w:lastRowFirstColumn="0" w:lastRowLastColumn="0"/>
-              <w:rPr>
-                <w:rFonts w:ascii="Arial Narrow" w:hAnsi="Arial Narrow" w:cs="Calibri"/>
-                <w:b/>
-                <w:sz w:val="16"/>
-              </w:rPr>
-            </w:pPr>
-            <w:r>
-              <w:rPr>
-                <w:b/>
-                <w:sz w:val="16"/>
-              </w:rPr>
-            </w:r>
-          </w:p>
-        </w:tc>
-        <w:tc>
-          <w:tcPr>
-            <w:tcW w:w="1417" w:type="dxa"/>
-            <w:tcBorders>
-              <w:top w:val="double" w:sz="4" w:space="0" w:color="auto"/>
-              <w:bottom w:val="double" w:sz="4" w:space="0" w:color="auto"/>
-            </w:tcBorders>
-            <w:vAlign w:val="center"/>
-          </w:tcPr>
-          <w:p>
-            <w:pPr>
-              <w:jc w:val="center"/>
-              <w:cnfStyle w:val="000000100000" w:firstRow="0" w:lastRow="0" w:firstColumn="0" w:lastColumn="0" w:oddVBand="0" w:evenVBand="0" w:oddHBand="1" w:evenHBand="0" w:firstRowFirstColumn="0" w:firstRowLastColumn="0" w:lastRowFirstColumn="0" w:lastRowLastColumn="0"/>
-              <w:rPr>
-                <w:rFonts w:ascii="Arial Narrow" w:hAnsi="Arial Narrow" w:cs="Calibri"/>
-                <w:b/>
-                <w:sz w:val="16"/>
-              </w:rPr>
-            </w:pPr>
-            <w:r>
-              <w:rPr>
-                <w:b/>
-                <w:sz w:val="16"/>
-              </w:rPr>
-            </w:r>
-            <w:r>
-              <w:rPr>
-                <w:rFonts w:ascii="Malgun Gothic" w:hAnsi="Malgun Gothic"/>
-                <w:b w:val="0"/>
-                <w:sz w:val="18"/>
-              </w:rPr>
-              <w:t>ENSP00000354558.4</w:t>
-            </w:r>
-          </w:p>
-        </w:tc>
-        <w:tc>
-          <w:tcPr>
-            <w:tcW w:w="1559" w:type="dxa"/>
-            <w:tcBorders>
-              <w:top w:val="double" w:sz="4" w:space="0" w:color="auto"/>
-              <w:bottom w:val="double" w:sz="4" w:space="0" w:color="auto"/>
-            </w:tcBorders>
-            <w:vAlign w:val="center"/>
-          </w:tcPr>
-          <w:p>
-            <w:pPr>
-              <w:spacing w:after="160" w:line="259" w:lineRule="auto"/>
-              <w:jc w:val="center"/>
-              <w:cnfStyle w:val="000000100000" w:firstRow="0" w:lastRow="0" w:firstColumn="0" w:lastColumn="0" w:oddVBand="0" w:evenVBand="0" w:oddHBand="1" w:evenHBand="0" w:firstRowFirstColumn="0" w:firstRowLastColumn="0" w:lastRowFirstColumn="0" w:lastRowLastColumn="0"/>
-              <w:rPr>
-                <w:b/>
-                <w:sz w:val="16"/>
-              </w:rPr>
-            </w:pPr>
-            <w:r>
-              <w:rPr>
-                <w:b/>
-                <w:sz w:val="16"/>
-              </w:rPr>
-            </w:r>
-            <w:r>
-              <w:rPr>
-                <w:rFonts w:ascii="Malgun Gothic" w:hAnsi="Malgun Gothic"/>
-                <w:b w:val="0"/>
-                <w:sz w:val="18"/>
-              </w:rPr>
-              <w:t>c.6584A&gt;T</w:t>
-            </w:r>
-          </w:p>
-        </w:tc>
-        <w:tc>
-          <w:tcPr>
-            <w:tcW w:w="1560" w:type="dxa"/>
-            <w:tcBorders>
-              <w:top w:val="double" w:sz="4" w:space="0" w:color="auto"/>
-              <w:bottom w:val="double" w:sz="4" w:space="0" w:color="auto"/>
-            </w:tcBorders>
-            <w:vAlign w:val="center"/>
-          </w:tcPr>
-          <w:p>
-            <w:pPr>
-              <w:jc w:val="center"/>
-              <w:cnfStyle w:val="000000100000" w:firstRow="0" w:lastRow="0" w:firstColumn="0" w:lastColumn="0" w:oddVBand="0" w:evenVBand="0" w:oddHBand="1" w:evenHBand="0" w:firstRowFirstColumn="0" w:firstRowLastColumn="0" w:lastRowFirstColumn="0" w:lastRowLastColumn="0"/>
-              <w:rPr>
-                <w:rFonts w:ascii="Arial Narrow" w:hAnsi="Arial Narrow" w:cs="Calibri"/>
-                <w:b/>
-                <w:sz w:val="16"/>
-              </w:rPr>
-            </w:pPr>
-            <w:r>
-              <w:rPr>
-                <w:b/>
-                <w:sz w:val="16"/>
-              </w:rPr>
-            </w:r>
-            <w:r>
-              <w:rPr>
-                <w:rFonts w:ascii="Malgun Gothic" w:hAnsi="Malgun Gothic"/>
-                <w:b w:val="0"/>
-                <w:sz w:val="18"/>
-              </w:rPr>
-              <w:t>p.Asp2195Val</w:t>
-            </w:r>
-          </w:p>
-        </w:tc>
-        <w:tc>
-          <w:tcPr>
-            <w:tcW w:w="708" w:type="dxa"/>
-            <w:tcBorders>
-              <w:top w:val="double" w:sz="4" w:space="0" w:color="auto"/>
-              <w:bottom w:val="double" w:sz="4" w:space="0" w:color="auto"/>
-            </w:tcBorders>
-            <w:vAlign w:val="center"/>
-          </w:tcPr>
-          <w:p>
-            <w:pPr>
-              <w:jc w:val="center"/>
-              <w:cnfStyle w:val="000000100000" w:firstRow="0" w:lastRow="0" w:firstColumn="0" w:lastColumn="0" w:oddVBand="0" w:evenVBand="0" w:oddHBand="1" w:evenHBand="0" w:firstRowFirstColumn="0" w:firstRowLastColumn="0" w:lastRowFirstColumn="0" w:lastRowLastColumn="0"/>
-              <w:rPr>
-                <w:rFonts w:ascii="Arial Narrow" w:hAnsi="Arial Narrow" w:cs="Calibri"/>
-                <w:b/>
-                <w:sz w:val="16"/>
-              </w:rPr>
-            </w:pPr>
-            <w:r>
-              <w:rPr>
-                <w:b/>
-                <w:sz w:val="16"/>
-              </w:rPr>
-            </w:r>
-            <w:r>
-              <w:rPr>
-                <w:rFonts w:ascii="Malgun Gothic" w:hAnsi="Malgun Gothic"/>
-                <w:b w:val="0"/>
-                <w:sz w:val="18"/>
-              </w:rPr>
-              <w:t>0.09%</w:t>
-            </w:r>
-          </w:p>
-        </w:tc>
-        <w:tc>
-          <w:tcPr>
-            <w:tcW w:w="1931" w:type="dxa"/>
-            <w:tcBorders>
-              <w:top w:val="double" w:sz="4" w:space="0" w:color="auto"/>
-              <w:bottom w:val="double" w:sz="4" w:space="0" w:color="auto"/>
-            </w:tcBorders>
-            <w:vAlign w:val="center"/>
-          </w:tcPr>
-          <w:p>
-            <w:pPr>
-              <w:jc w:val="center"/>
-              <w:cnfStyle w:val="000000100000" w:firstRow="0" w:lastRow="0" w:firstColumn="0" w:lastColumn="0" w:oddVBand="0" w:evenVBand="0" w:oddHBand="1" w:evenHBand="0" w:firstRowFirstColumn="0" w:firstRowLastColumn="0" w:lastRowFirstColumn="0" w:lastRowLastColumn="0"/>
-              <w:rPr>
-                <w:b/>
-                <w:sz w:val="16"/>
-              </w:rPr>
-            </w:pPr>
-            <w:r>
-              <w:rPr>
-                <w:b/>
-                <w:sz w:val="16"/>
-              </w:rPr>
-            </w:r>
-            <w:proofErr w:type="spellStart"/>
-            <w:r>
-              <w:rPr>
-                <w:b/>
-                <w:sz w:val="16"/>
-              </w:rPr>
-            </w:r>
-            <w:proofErr w:type="spellEnd"/>
-            <w:r>
-              <w:rPr>
-                <w:rFonts w:ascii="Malgun Gothic" w:hAnsi="Malgun Gothic"/>
-                <w:b w:val="0"/>
-                <w:sz w:val="18"/>
-              </w:rPr>
-              <w:t>mTOR inhibitors (everolimus)</w:t>
             </w:r>
           </w:p>
           <w:p>
@@ -17873,3710 +12801,6 @@
           </w:p>
         </w:tc>
       </w:tr>
-      <w:tr>
-        <w:trPr>
-          <w:cnfStyle w:val="000000100000" w:firstRow="0" w:lastRow="0" w:firstColumn="0" w:lastColumn="0" w:oddVBand="0" w:evenVBand="0" w:oddHBand="1" w:evenHBand="0" w:firstRowFirstColumn="0" w:firstRowLastColumn="0" w:lastRowFirstColumn="0" w:lastRowLastColumn="0"/>
-          <w:trHeight w:hRule="exact" w:val="624"/>
-        </w:trPr>
-        <w:tc>
-          <w:tcPr>
-            <w:cnfStyle w:val="001000000000" w:firstRow="0" w:lastRow="0" w:firstColumn="1" w:lastColumn="0" w:oddVBand="0" w:evenVBand="0" w:oddHBand="0" w:evenHBand="0" w:firstRowFirstColumn="0" w:firstRowLastColumn="0" w:lastRowFirstColumn="0" w:lastRowLastColumn="0"/>
-            <w:tcW w:w="1276" w:type="dxa"/>
-            <w:tcBorders>
-              <w:top w:val="double" w:sz="4" w:space="0" w:color="auto"/>
-              <w:bottom w:val="double" w:sz="4" w:space="0" w:color="auto"/>
-            </w:tcBorders>
-            <w:vAlign w:val="center"/>
-          </w:tcPr>
-          <w:p>
-            <w:pPr>
-              <w:spacing w:after="160" w:line="259" w:lineRule="auto"/>
-              <w:jc w:val="center"/>
-              <w:rPr>
-                <w:sz w:val="16"/>
-              </w:rPr>
-            </w:pPr>
-            <w:r>
-              <w:rPr>
-                <w:caps w:val="0"/>
-                <w:sz w:val="16"/>
-              </w:rPr>
-            </w:r>
-            <w:r>
-              <w:rPr>
-                <w:rFonts w:ascii="Malgun Gothic" w:hAnsi="Malgun Gothic"/>
-                <w:b w:val="0"/>
-                <w:sz w:val="18"/>
-              </w:rPr>
-              <w:t>Tier 3</w:t>
-            </w:r>
-          </w:p>
-        </w:tc>
-        <w:tc>
-          <w:tcPr>
-            <w:tcW w:w="1134" w:type="dxa"/>
-            <w:tcBorders>
-              <w:top w:val="double" w:sz="4" w:space="0" w:color="auto"/>
-              <w:bottom w:val="double" w:sz="4" w:space="0" w:color="auto"/>
-            </w:tcBorders>
-            <w:vAlign w:val="center"/>
-          </w:tcPr>
-          <w:p>
-            <w:pPr>
-              <w:jc w:val="center"/>
-              <w:cnfStyle w:val="000000100000" w:firstRow="0" w:lastRow="0" w:firstColumn="0" w:lastColumn="0" w:oddVBand="0" w:evenVBand="0" w:oddHBand="1" w:evenHBand="0" w:firstRowFirstColumn="0" w:firstRowLastColumn="0" w:lastRowFirstColumn="0" w:lastRowLastColumn="0"/>
-              <w:rPr>
-                <w:rFonts w:ascii="Arial Narrow" w:hAnsi="Arial Narrow" w:cs="Calibri"/>
-                <w:b/>
-                <w:sz w:val="16"/>
-              </w:rPr>
-            </w:pPr>
-            <w:r>
-              <w:rPr>
-                <w:b/>
-                <w:sz w:val="16"/>
-              </w:rPr>
-            </w:r>
-            <w:r>
-              <w:rPr>
-                <w:rFonts w:ascii="Malgun Gothic" w:hAnsi="Malgun Gothic"/>
-                <w:b w:val="0"/>
-                <w:sz w:val="18"/>
-              </w:rPr>
-              <w:t>WHSC1</w:t>
-            </w:r>
-          </w:p>
-        </w:tc>
-        <w:tc>
-          <w:tcPr>
-            <w:tcW w:w="1134" w:type="dxa"/>
-            <w:tcBorders>
-              <w:top w:val="double" w:sz="4" w:space="0" w:color="auto"/>
-              <w:bottom w:val="double" w:sz="4" w:space="0" w:color="auto"/>
-            </w:tcBorders>
-            <w:vAlign w:val="center"/>
-          </w:tcPr>
-          <w:p>
-            <w:pPr>
-              <w:jc w:val="center"/>
-              <w:cnfStyle w:val="000000100000" w:firstRow="0" w:lastRow="0" w:firstColumn="0" w:lastColumn="0" w:oddVBand="0" w:evenVBand="0" w:oddHBand="1" w:evenHBand="0" w:firstRowFirstColumn="0" w:firstRowLastColumn="0" w:lastRowFirstColumn="0" w:lastRowLastColumn="0"/>
-              <w:rPr>
-                <w:b/>
-                <w:sz w:val="16"/>
-              </w:rPr>
-            </w:pPr>
-            <w:r>
-              <w:rPr>
-                <w:b/>
-                <w:sz w:val="16"/>
-              </w:rPr>
-            </w:r>
-            <w:r>
-              <w:rPr>
-                <w:rFonts w:ascii="Malgun Gothic" w:hAnsi="Malgun Gothic"/>
-                <w:b w:val="0"/>
-                <w:sz w:val="18"/>
-              </w:rPr>
-              <w:t>ENST00000382895.3</w:t>
-            </w:r>
-          </w:p>
-          <w:p>
-            <w:pPr>
-              <w:jc w:val="center"/>
-              <w:cnfStyle w:val="000000100000" w:firstRow="0" w:lastRow="0" w:firstColumn="0" w:lastColumn="0" w:oddVBand="0" w:evenVBand="0" w:oddHBand="1" w:evenHBand="0" w:firstRowFirstColumn="0" w:firstRowLastColumn="0" w:lastRowFirstColumn="0" w:lastRowLastColumn="0"/>
-              <w:rPr>
-                <w:rFonts w:ascii="Arial Narrow" w:hAnsi="Arial Narrow" w:cs="Calibri"/>
-                <w:b/>
-                <w:sz w:val="16"/>
-              </w:rPr>
-            </w:pPr>
-            <w:r>
-              <w:rPr>
-                <w:b/>
-                <w:sz w:val="16"/>
-              </w:rPr>
-            </w:r>
-          </w:p>
-        </w:tc>
-        <w:tc>
-          <w:tcPr>
-            <w:tcW w:w="1418" w:type="dxa"/>
-            <w:tcBorders>
-              <w:top w:val="double" w:sz="4" w:space="0" w:color="auto"/>
-              <w:bottom w:val="double" w:sz="4" w:space="0" w:color="auto"/>
-            </w:tcBorders>
-            <w:vAlign w:val="center"/>
-          </w:tcPr>
-          <w:p>
-            <w:pPr>
-              <w:jc w:val="center"/>
-              <w:cnfStyle w:val="000000100000" w:firstRow="0" w:lastRow="0" w:firstColumn="0" w:lastColumn="0" w:oddVBand="0" w:evenVBand="0" w:oddHBand="1" w:evenHBand="0" w:firstRowFirstColumn="0" w:firstRowLastColumn="0" w:lastRowFirstColumn="0" w:lastRowLastColumn="0"/>
-              <w:rPr>
-                <w:rFonts w:ascii="Arial Narrow" w:hAnsi="Arial Narrow" w:cs="Calibri"/>
-                <w:b/>
-                <w:sz w:val="16"/>
-              </w:rPr>
-            </w:pPr>
-            <w:r>
-              <w:rPr>
-                <w:b/>
-                <w:sz w:val="16"/>
-              </w:rPr>
-            </w:r>
-            <w:r>
-              <w:rPr>
-                <w:rFonts w:ascii="Malgun Gothic" w:hAnsi="Malgun Gothic"/>
-                <w:b w:val="0"/>
-                <w:sz w:val="18"/>
-              </w:rPr>
-            </w:r>
-          </w:p>
-        </w:tc>
-        <w:tc>
-          <w:tcPr>
-            <w:tcW w:w="1275" w:type="dxa"/>
-            <w:tcBorders>
-              <w:top w:val="double" w:sz="4" w:space="0" w:color="auto"/>
-              <w:bottom w:val="double" w:sz="4" w:space="0" w:color="auto"/>
-            </w:tcBorders>
-            <w:vAlign w:val="center"/>
-          </w:tcPr>
-          <w:p>
-            <w:pPr>
-              <w:spacing w:after="160" w:line="259" w:lineRule="auto"/>
-              <w:jc w:val="center"/>
-              <w:cnfStyle w:val="000000100000" w:firstRow="0" w:lastRow="0" w:firstColumn="0" w:lastColumn="0" w:oddVBand="0" w:evenVBand="0" w:oddHBand="1" w:evenHBand="0" w:firstRowFirstColumn="0" w:firstRowLastColumn="0" w:lastRowFirstColumn="0" w:lastRowLastColumn="0"/>
-              <w:rPr>
-                <w:b/>
-                <w:sz w:val="16"/>
-              </w:rPr>
-            </w:pPr>
-            <w:r>
-              <w:rPr>
-                <w:b/>
-                <w:sz w:val="16"/>
-              </w:rPr>
-            </w:r>
-            <w:r>
-              <w:rPr>
-                <w:rFonts w:ascii="Malgun Gothic" w:hAnsi="Malgun Gothic"/>
-                <w:b w:val="0"/>
-                <w:sz w:val="18"/>
-              </w:rPr>
-              <w:t>c.928-6dup</w:t>
-            </w:r>
-          </w:p>
-        </w:tc>
-        <w:tc>
-          <w:tcPr>
-            <w:tcW w:w="1276" w:type="dxa"/>
-            <w:tcBorders>
-              <w:top w:val="double" w:sz="4" w:space="0" w:color="auto"/>
-              <w:bottom w:val="double" w:sz="4" w:space="0" w:color="auto"/>
-            </w:tcBorders>
-            <w:vAlign w:val="center"/>
-          </w:tcPr>
-          <w:p>
-            <w:pPr>
-              <w:jc w:val="center"/>
-              <w:cnfStyle w:val="000000100000" w:firstRow="0" w:lastRow="0" w:firstColumn="0" w:lastColumn="0" w:oddVBand="0" w:evenVBand="0" w:oddHBand="1" w:evenHBand="0" w:firstRowFirstColumn="0" w:firstRowLastColumn="0" w:lastRowFirstColumn="0" w:lastRowLastColumn="0"/>
-              <w:rPr>
-                <w:rFonts w:ascii="Arial Narrow" w:hAnsi="Arial Narrow" w:cs="Calibri"/>
-                <w:b/>
-                <w:sz w:val="16"/>
-              </w:rPr>
-            </w:pPr>
-            <w:r>
-              <w:rPr>
-                <w:b/>
-                <w:sz w:val="16"/>
-              </w:rPr>
-            </w:r>
-            <w:r>
-              <w:rPr>
-                <w:rFonts w:ascii="Malgun Gothic" w:hAnsi="Malgun Gothic"/>
-                <w:b w:val="0"/>
-                <w:sz w:val="18"/>
-              </w:rPr>
-            </w:r>
-          </w:p>
-        </w:tc>
-        <w:tc>
-          <w:tcPr>
-            <w:tcW w:w="709" w:type="dxa"/>
-            <w:tcBorders>
-              <w:top w:val="double" w:sz="4" w:space="0" w:color="auto"/>
-              <w:bottom w:val="double" w:sz="4" w:space="0" w:color="auto"/>
-            </w:tcBorders>
-            <w:vAlign w:val="center"/>
-          </w:tcPr>
-          <w:p>
-            <w:pPr>
-              <w:jc w:val="center"/>
-              <w:cnfStyle w:val="000000100000" w:firstRow="0" w:lastRow="0" w:firstColumn="0" w:lastColumn="0" w:oddVBand="0" w:evenVBand="0" w:oddHBand="1" w:evenHBand="0" w:firstRowFirstColumn="0" w:firstRowLastColumn="0" w:lastRowFirstColumn="0" w:lastRowLastColumn="0"/>
-              <w:rPr>
-                <w:rFonts w:ascii="Arial Narrow" w:hAnsi="Arial Narrow" w:cs="Calibri"/>
-                <w:b/>
-                <w:sz w:val="16"/>
-              </w:rPr>
-            </w:pPr>
-            <w:r>
-              <w:rPr>
-                <w:b/>
-                <w:sz w:val="16"/>
-              </w:rPr>
-            </w:r>
-            <w:r>
-              <w:rPr>
-                <w:rFonts w:ascii="Malgun Gothic" w:hAnsi="Malgun Gothic"/>
-                <w:b w:val="0"/>
-                <w:sz w:val="18"/>
-              </w:rPr>
-              <w:t>0.86%</w:t>
-            </w:r>
-          </w:p>
-        </w:tc>
-        <w:tc>
-          <w:tcPr>
-            <w:tcW w:w="2214" w:type="dxa"/>
-            <w:tcBorders>
-              <w:top w:val="double" w:sz="4" w:space="0" w:color="auto"/>
-              <w:bottom w:val="double" w:sz="4" w:space="0" w:color="auto"/>
-            </w:tcBorders>
-            <w:vAlign w:val="center"/>
-          </w:tcPr>
-          <w:p>
-            <w:pPr>
-              <w:jc w:val="center"/>
-              <w:cnfStyle w:val="000000100000" w:firstRow="0" w:lastRow="0" w:firstColumn="0" w:lastColumn="0" w:oddVBand="0" w:evenVBand="0" w:oddHBand="1" w:evenHBand="0" w:firstRowFirstColumn="0" w:firstRowLastColumn="0" w:lastRowFirstColumn="0" w:lastRowLastColumn="0"/>
-              <w:rPr>
-                <w:b/>
-                <w:sz w:val="16"/>
-              </w:rPr>
-            </w:pPr>
-            <w:r>
-              <w:rPr>
-                <w:b/>
-                <w:sz w:val="16"/>
-              </w:rPr>
-            </w:r>
-            <w:proofErr w:type="spellStart"/>
-            <w:r>
-              <w:rPr>
-                <w:b/>
-                <w:sz w:val="16"/>
-              </w:rPr>
-            </w:r>
-            <w:proofErr w:type="spellEnd"/>
-            <w:r>
-              <w:rPr>
-                <w:rFonts w:ascii="Malgun Gothic" w:hAnsi="Malgun Gothic"/>
-                <w:b w:val="0"/>
-                <w:sz w:val="18"/>
-              </w:rPr>
-            </w:r>
-          </w:p>
-          <w:p>
-            <w:pPr>
-              <w:jc w:val="center"/>
-              <w:cnfStyle w:val="000000100000" w:firstRow="0" w:lastRow="0" w:firstColumn="0" w:lastColumn="0" w:oddVBand="0" w:evenVBand="0" w:oddHBand="1" w:evenHBand="0" w:firstRowFirstColumn="0" w:firstRowLastColumn="0" w:lastRowFirstColumn="0" w:lastRowLastColumn="0"/>
-              <w:rPr>
-                <w:rFonts w:ascii="Arial Narrow" w:hAnsi="Arial Narrow" w:cs="Calibri"/>
-                <w:b/>
-                <w:sz w:val="16"/>
-              </w:rPr>
-            </w:pPr>
-            <w:r>
-              <w:rPr>
-                <w:b/>
-                <w:sz w:val="14"/>
-              </w:rPr>
-            </w:r>
-            <w:proofErr w:type="spellStart"/>
-            <w:r>
-              <w:rPr>
-                <w:b/>
-                <w:sz w:val="14"/>
-              </w:rPr>
-            </w:r>
-            <w:proofErr w:type="spellEnd"/>
-            <w:r>
-              <w:rPr>
-                <w:b/>
-                <w:sz w:val="14"/>
-              </w:rPr>
-            </w:r>
-          </w:p>
-        </w:tc>
-      </w:tr>
-      <w:tr>
-        <w:trPr>
-          <w:cnfStyle w:val="000000100000" w:firstRow="0" w:lastRow="0" w:firstColumn="0" w:lastColumn="0" w:oddVBand="0" w:evenVBand="0" w:oddHBand="1" w:evenHBand="0" w:firstRowFirstColumn="0" w:firstRowLastColumn="0" w:lastRowFirstColumn="0" w:lastRowLastColumn="0"/>
-          <w:trHeight w:hRule="exact" w:val="624"/>
-        </w:trPr>
-        <w:tc>
-          <w:tcPr>
-            <w:cnfStyle w:val="001000000000" w:firstRow="0" w:lastRow="0" w:firstColumn="1" w:lastColumn="0" w:oddVBand="0" w:evenVBand="0" w:oddHBand="0" w:evenHBand="0" w:firstRowFirstColumn="0" w:firstRowLastColumn="0" w:lastRowFirstColumn="0" w:lastRowLastColumn="0"/>
-            <w:tcW w:w="1276" w:type="dxa"/>
-            <w:tcBorders>
-              <w:top w:val="double" w:sz="4" w:space="0" w:color="auto"/>
-              <w:bottom w:val="double" w:sz="4" w:space="0" w:color="auto"/>
-            </w:tcBorders>
-            <w:vAlign w:val="center"/>
-          </w:tcPr>
-          <w:p>
-            <w:pPr>
-              <w:spacing w:after="160" w:line="259" w:lineRule="auto"/>
-              <w:jc w:val="center"/>
-              <w:rPr>
-                <w:sz w:val="16"/>
-              </w:rPr>
-            </w:pPr>
-            <w:r>
-              <w:rPr>
-                <w:caps w:val="0"/>
-                <w:sz w:val="16"/>
-              </w:rPr>
-            </w:r>
-            <w:r>
-              <w:rPr>
-                <w:rFonts w:ascii="Malgun Gothic" w:hAnsi="Malgun Gothic"/>
-                <w:b w:val="0"/>
-                <w:sz w:val="18"/>
-              </w:rPr>
-              <w:t>Tier 3</w:t>
-            </w:r>
-          </w:p>
-        </w:tc>
-        <w:tc>
-          <w:tcPr>
-            <w:tcW w:w="1134" w:type="dxa"/>
-            <w:tcBorders>
-              <w:top w:val="double" w:sz="4" w:space="0" w:color="auto"/>
-              <w:bottom w:val="double" w:sz="4" w:space="0" w:color="auto"/>
-            </w:tcBorders>
-            <w:vAlign w:val="center"/>
-          </w:tcPr>
-          <w:p>
-            <w:pPr>
-              <w:jc w:val="center"/>
-              <w:cnfStyle w:val="000000100000" w:firstRow="0" w:lastRow="0" w:firstColumn="0" w:lastColumn="0" w:oddVBand="0" w:evenVBand="0" w:oddHBand="1" w:evenHBand="0" w:firstRowFirstColumn="0" w:firstRowLastColumn="0" w:lastRowFirstColumn="0" w:lastRowLastColumn="0"/>
-              <w:rPr>
-                <w:rFonts w:ascii="Arial Narrow" w:hAnsi="Arial Narrow" w:cs="Calibri"/>
-                <w:b/>
-                <w:sz w:val="16"/>
-              </w:rPr>
-            </w:pPr>
-            <w:r>
-              <w:rPr>
-                <w:b/>
-                <w:sz w:val="16"/>
-              </w:rPr>
-            </w:r>
-            <w:r>
-              <w:rPr>
-                <w:rFonts w:ascii="Malgun Gothic" w:hAnsi="Malgun Gothic"/>
-                <w:b w:val="0"/>
-                <w:sz w:val="18"/>
-              </w:rPr>
-              <w:t>BIRC3</w:t>
-            </w:r>
-          </w:p>
-        </w:tc>
-        <w:tc>
-          <w:tcPr>
-            <w:tcW w:w="1134" w:type="dxa"/>
-            <w:tcBorders>
-              <w:top w:val="double" w:sz="4" w:space="0" w:color="auto"/>
-              <w:bottom w:val="double" w:sz="4" w:space="0" w:color="auto"/>
-            </w:tcBorders>
-            <w:vAlign w:val="center"/>
-          </w:tcPr>
-          <w:p>
-            <w:pPr>
-              <w:jc w:val="center"/>
-              <w:cnfStyle w:val="000000100000" w:firstRow="0" w:lastRow="0" w:firstColumn="0" w:lastColumn="0" w:oddVBand="0" w:evenVBand="0" w:oddHBand="1" w:evenHBand="0" w:firstRowFirstColumn="0" w:firstRowLastColumn="0" w:lastRowFirstColumn="0" w:lastRowLastColumn="0"/>
-              <w:rPr>
-                <w:b/>
-                <w:sz w:val="16"/>
-              </w:rPr>
-            </w:pPr>
-            <w:r>
-              <w:rPr>
-                <w:b/>
-                <w:sz w:val="16"/>
-              </w:rPr>
-            </w:r>
-            <w:r>
-              <w:rPr>
-                <w:rFonts w:ascii="Malgun Gothic" w:hAnsi="Malgun Gothic"/>
-                <w:b w:val="0"/>
-                <w:sz w:val="18"/>
-              </w:rPr>
-              <w:t>ENST00000263464.3</w:t>
-            </w:r>
-          </w:p>
-          <w:p>
-            <w:pPr>
-              <w:jc w:val="center"/>
-              <w:cnfStyle w:val="000000100000" w:firstRow="0" w:lastRow="0" w:firstColumn="0" w:lastColumn="0" w:oddVBand="0" w:evenVBand="0" w:oddHBand="1" w:evenHBand="0" w:firstRowFirstColumn="0" w:firstRowLastColumn="0" w:lastRowFirstColumn="0" w:lastRowLastColumn="0"/>
-              <w:rPr>
-                <w:rFonts w:ascii="Arial Narrow" w:hAnsi="Arial Narrow" w:cs="Calibri"/>
-                <w:b/>
-                <w:sz w:val="16"/>
-              </w:rPr>
-            </w:pPr>
-            <w:r>
-              <w:rPr>
-                <w:b/>
-                <w:sz w:val="16"/>
-              </w:rPr>
-            </w:r>
-          </w:p>
-        </w:tc>
-        <w:tc>
-          <w:tcPr>
-            <w:tcW w:w="1418" w:type="dxa"/>
-            <w:tcBorders>
-              <w:top w:val="double" w:sz="4" w:space="0" w:color="auto"/>
-              <w:bottom w:val="double" w:sz="4" w:space="0" w:color="auto"/>
-            </w:tcBorders>
-            <w:vAlign w:val="center"/>
-          </w:tcPr>
-          <w:p>
-            <w:pPr>
-              <w:jc w:val="center"/>
-              <w:cnfStyle w:val="000000100000" w:firstRow="0" w:lastRow="0" w:firstColumn="0" w:lastColumn="0" w:oddVBand="0" w:evenVBand="0" w:oddHBand="1" w:evenHBand="0" w:firstRowFirstColumn="0" w:firstRowLastColumn="0" w:lastRowFirstColumn="0" w:lastRowLastColumn="0"/>
-              <w:rPr>
-                <w:rFonts w:ascii="Arial Narrow" w:hAnsi="Arial Narrow" w:cs="Calibri"/>
-                <w:b/>
-                <w:sz w:val="16"/>
-              </w:rPr>
-            </w:pPr>
-            <w:r>
-              <w:rPr>
-                <w:b/>
-                <w:sz w:val="16"/>
-              </w:rPr>
-            </w:r>
-            <w:r>
-              <w:rPr>
-                <w:rFonts w:ascii="Malgun Gothic" w:hAnsi="Malgun Gothic"/>
-                <w:b w:val="0"/>
-                <w:sz w:val="18"/>
-              </w:rPr>
-            </w:r>
-          </w:p>
-        </w:tc>
-        <w:tc>
-          <w:tcPr>
-            <w:tcW w:w="1275" w:type="dxa"/>
-            <w:tcBorders>
-              <w:top w:val="double" w:sz="4" w:space="0" w:color="auto"/>
-              <w:bottom w:val="double" w:sz="4" w:space="0" w:color="auto"/>
-            </w:tcBorders>
-            <w:vAlign w:val="center"/>
-          </w:tcPr>
-          <w:p>
-            <w:pPr>
-              <w:spacing w:after="160" w:line="259" w:lineRule="auto"/>
-              <w:jc w:val="center"/>
-              <w:cnfStyle w:val="000000100000" w:firstRow="0" w:lastRow="0" w:firstColumn="0" w:lastColumn="0" w:oddVBand="0" w:evenVBand="0" w:oddHBand="1" w:evenHBand="0" w:firstRowFirstColumn="0" w:firstRowLastColumn="0" w:lastRowFirstColumn="0" w:lastRowLastColumn="0"/>
-              <w:rPr>
-                <w:b/>
-                <w:sz w:val="16"/>
-              </w:rPr>
-            </w:pPr>
-            <w:r>
-              <w:rPr>
-                <w:b/>
-                <w:sz w:val="16"/>
-              </w:rPr>
-            </w:r>
-            <w:r>
-              <w:rPr>
-                <w:rFonts w:ascii="Malgun Gothic" w:hAnsi="Malgun Gothic"/>
-                <w:b w:val="0"/>
-                <w:sz w:val="18"/>
-              </w:rPr>
-              <w:t>c.1033-7dup</w:t>
-            </w:r>
-          </w:p>
-        </w:tc>
-        <w:tc>
-          <w:tcPr>
-            <w:tcW w:w="1276" w:type="dxa"/>
-            <w:tcBorders>
-              <w:top w:val="double" w:sz="4" w:space="0" w:color="auto"/>
-              <w:bottom w:val="double" w:sz="4" w:space="0" w:color="auto"/>
-            </w:tcBorders>
-            <w:vAlign w:val="center"/>
-          </w:tcPr>
-          <w:p>
-            <w:pPr>
-              <w:jc w:val="center"/>
-              <w:cnfStyle w:val="000000100000" w:firstRow="0" w:lastRow="0" w:firstColumn="0" w:lastColumn="0" w:oddVBand="0" w:evenVBand="0" w:oddHBand="1" w:evenHBand="0" w:firstRowFirstColumn="0" w:firstRowLastColumn="0" w:lastRowFirstColumn="0" w:lastRowLastColumn="0"/>
-              <w:rPr>
-                <w:rFonts w:ascii="Arial Narrow" w:hAnsi="Arial Narrow" w:cs="Calibri"/>
-                <w:b/>
-                <w:sz w:val="16"/>
-              </w:rPr>
-            </w:pPr>
-            <w:r>
-              <w:rPr>
-                <w:b/>
-                <w:sz w:val="16"/>
-              </w:rPr>
-            </w:r>
-            <w:r>
-              <w:rPr>
-                <w:rFonts w:ascii="Malgun Gothic" w:hAnsi="Malgun Gothic"/>
-                <w:b w:val="0"/>
-                <w:sz w:val="18"/>
-              </w:rPr>
-            </w:r>
-          </w:p>
-        </w:tc>
-        <w:tc>
-          <w:tcPr>
-            <w:tcW w:w="709" w:type="dxa"/>
-            <w:tcBorders>
-              <w:top w:val="double" w:sz="4" w:space="0" w:color="auto"/>
-              <w:bottom w:val="double" w:sz="4" w:space="0" w:color="auto"/>
-            </w:tcBorders>
-            <w:vAlign w:val="center"/>
-          </w:tcPr>
-          <w:p>
-            <w:pPr>
-              <w:jc w:val="center"/>
-              <w:cnfStyle w:val="000000100000" w:firstRow="0" w:lastRow="0" w:firstColumn="0" w:lastColumn="0" w:oddVBand="0" w:evenVBand="0" w:oddHBand="1" w:evenHBand="0" w:firstRowFirstColumn="0" w:firstRowLastColumn="0" w:lastRowFirstColumn="0" w:lastRowLastColumn="0"/>
-              <w:rPr>
-                <w:rFonts w:ascii="Arial Narrow" w:hAnsi="Arial Narrow" w:cs="Calibri"/>
-                <w:b/>
-                <w:sz w:val="16"/>
-              </w:rPr>
-            </w:pPr>
-            <w:r>
-              <w:rPr>
-                <w:b/>
-                <w:sz w:val="16"/>
-              </w:rPr>
-            </w:r>
-            <w:r>
-              <w:rPr>
-                <w:rFonts w:ascii="Malgun Gothic" w:hAnsi="Malgun Gothic"/>
-                <w:b w:val="0"/>
-                <w:sz w:val="18"/>
-              </w:rPr>
-              <w:t>0.72%</w:t>
-            </w:r>
-          </w:p>
-        </w:tc>
-        <w:tc>
-          <w:tcPr>
-            <w:tcW w:w="2214" w:type="dxa"/>
-            <w:tcBorders>
-              <w:top w:val="double" w:sz="4" w:space="0" w:color="auto"/>
-              <w:bottom w:val="double" w:sz="4" w:space="0" w:color="auto"/>
-            </w:tcBorders>
-            <w:vAlign w:val="center"/>
-          </w:tcPr>
-          <w:p>
-            <w:pPr>
-              <w:jc w:val="center"/>
-              <w:cnfStyle w:val="000000100000" w:firstRow="0" w:lastRow="0" w:firstColumn="0" w:lastColumn="0" w:oddVBand="0" w:evenVBand="0" w:oddHBand="1" w:evenHBand="0" w:firstRowFirstColumn="0" w:firstRowLastColumn="0" w:lastRowFirstColumn="0" w:lastRowLastColumn="0"/>
-              <w:rPr>
-                <w:b/>
-                <w:sz w:val="16"/>
-              </w:rPr>
-            </w:pPr>
-            <w:r>
-              <w:rPr>
-                <w:b/>
-                <w:sz w:val="16"/>
-              </w:rPr>
-            </w:r>
-            <w:proofErr w:type="spellStart"/>
-            <w:r>
-              <w:rPr>
-                <w:b/>
-                <w:sz w:val="16"/>
-              </w:rPr>
-            </w:r>
-            <w:proofErr w:type="spellEnd"/>
-            <w:r>
-              <w:rPr>
-                <w:rFonts w:ascii="Malgun Gothic" w:hAnsi="Malgun Gothic"/>
-                <w:b w:val="0"/>
-                <w:sz w:val="18"/>
-              </w:rPr>
-            </w:r>
-          </w:p>
-          <w:p>
-            <w:pPr>
-              <w:jc w:val="center"/>
-              <w:cnfStyle w:val="000000100000" w:firstRow="0" w:lastRow="0" w:firstColumn="0" w:lastColumn="0" w:oddVBand="0" w:evenVBand="0" w:oddHBand="1" w:evenHBand="0" w:firstRowFirstColumn="0" w:firstRowLastColumn="0" w:lastRowFirstColumn="0" w:lastRowLastColumn="0"/>
-              <w:rPr>
-                <w:rFonts w:ascii="Arial Narrow" w:hAnsi="Arial Narrow" w:cs="Calibri"/>
-                <w:b/>
-                <w:sz w:val="16"/>
-              </w:rPr>
-            </w:pPr>
-            <w:r>
-              <w:rPr>
-                <w:b/>
-                <w:sz w:val="14"/>
-              </w:rPr>
-            </w:r>
-            <w:proofErr w:type="spellStart"/>
-            <w:r>
-              <w:rPr>
-                <w:b/>
-                <w:sz w:val="14"/>
-              </w:rPr>
-            </w:r>
-            <w:proofErr w:type="spellEnd"/>
-            <w:r>
-              <w:rPr>
-                <w:b/>
-                <w:sz w:val="14"/>
-              </w:rPr>
-            </w:r>
-          </w:p>
-        </w:tc>
-      </w:tr>
-      <w:tr>
-        <w:trPr>
-          <w:cnfStyle w:val="000000100000" w:firstRow="0" w:lastRow="0" w:firstColumn="0" w:lastColumn="0" w:oddVBand="0" w:evenVBand="0" w:oddHBand="1" w:evenHBand="0" w:firstRowFirstColumn="0" w:firstRowLastColumn="0" w:lastRowFirstColumn="0" w:lastRowLastColumn="0"/>
-          <w:trHeight w:hRule="exact" w:val="624"/>
-        </w:trPr>
-        <w:tc>
-          <w:tcPr>
-            <w:cnfStyle w:val="001000000000" w:firstRow="0" w:lastRow="0" w:firstColumn="1" w:lastColumn="0" w:oddVBand="0" w:evenVBand="0" w:oddHBand="0" w:evenHBand="0" w:firstRowFirstColumn="0" w:firstRowLastColumn="0" w:lastRowFirstColumn="0" w:lastRowLastColumn="0"/>
-            <w:tcW w:w="1276" w:type="dxa"/>
-            <w:tcBorders>
-              <w:top w:val="double" w:sz="4" w:space="0" w:color="auto"/>
-              <w:bottom w:val="double" w:sz="4" w:space="0" w:color="auto"/>
-            </w:tcBorders>
-            <w:vAlign w:val="center"/>
-          </w:tcPr>
-          <w:p>
-            <w:pPr>
-              <w:spacing w:after="160" w:line="259" w:lineRule="auto"/>
-              <w:jc w:val="center"/>
-              <w:rPr>
-                <w:sz w:val="16"/>
-              </w:rPr>
-            </w:pPr>
-            <w:r>
-              <w:rPr>
-                <w:caps w:val="0"/>
-                <w:sz w:val="16"/>
-              </w:rPr>
-            </w:r>
-            <w:r>
-              <w:rPr>
-                <w:rFonts w:ascii="Malgun Gothic" w:hAnsi="Malgun Gothic"/>
-                <w:b w:val="0"/>
-                <w:sz w:val="18"/>
-              </w:rPr>
-              <w:t>Tier 3</w:t>
-            </w:r>
-          </w:p>
-        </w:tc>
-        <w:tc>
-          <w:tcPr>
-            <w:tcW w:w="1134" w:type="dxa"/>
-            <w:tcBorders>
-              <w:top w:val="double" w:sz="4" w:space="0" w:color="auto"/>
-              <w:bottom w:val="double" w:sz="4" w:space="0" w:color="auto"/>
-            </w:tcBorders>
-            <w:vAlign w:val="center"/>
-          </w:tcPr>
-          <w:p>
-            <w:pPr>
-              <w:jc w:val="center"/>
-              <w:cnfStyle w:val="000000100000" w:firstRow="0" w:lastRow="0" w:firstColumn="0" w:lastColumn="0" w:oddVBand="0" w:evenVBand="0" w:oddHBand="1" w:evenHBand="0" w:firstRowFirstColumn="0" w:firstRowLastColumn="0" w:lastRowFirstColumn="0" w:lastRowLastColumn="0"/>
-              <w:rPr>
-                <w:rFonts w:ascii="Arial Narrow" w:hAnsi="Arial Narrow" w:cs="Calibri"/>
-                <w:b/>
-                <w:sz w:val="16"/>
-              </w:rPr>
-            </w:pPr>
-            <w:r>
-              <w:rPr>
-                <w:b/>
-                <w:sz w:val="16"/>
-              </w:rPr>
-            </w:r>
-            <w:r>
-              <w:rPr>
-                <w:rFonts w:ascii="Malgun Gothic" w:hAnsi="Malgun Gothic"/>
-                <w:b w:val="0"/>
-                <w:sz w:val="18"/>
-              </w:rPr>
-              <w:t>BIRC3</w:t>
-            </w:r>
-          </w:p>
-        </w:tc>
-        <w:tc>
-          <w:tcPr>
-            <w:tcW w:w="1134" w:type="dxa"/>
-            <w:tcBorders>
-              <w:top w:val="double" w:sz="4" w:space="0" w:color="auto"/>
-              <w:bottom w:val="double" w:sz="4" w:space="0" w:color="auto"/>
-            </w:tcBorders>
-            <w:vAlign w:val="center"/>
-          </w:tcPr>
-          <w:p>
-            <w:pPr>
-              <w:jc w:val="center"/>
-              <w:cnfStyle w:val="000000100000" w:firstRow="0" w:lastRow="0" w:firstColumn="0" w:lastColumn="0" w:oddVBand="0" w:evenVBand="0" w:oddHBand="1" w:evenHBand="0" w:firstRowFirstColumn="0" w:firstRowLastColumn="0" w:lastRowFirstColumn="0" w:lastRowLastColumn="0"/>
-              <w:rPr>
-                <w:b/>
-                <w:sz w:val="16"/>
-              </w:rPr>
-            </w:pPr>
-            <w:r>
-              <w:rPr>
-                <w:b/>
-                <w:sz w:val="16"/>
-              </w:rPr>
-            </w:r>
-            <w:r>
-              <w:rPr>
-                <w:rFonts w:ascii="Malgun Gothic" w:hAnsi="Malgun Gothic"/>
-                <w:b w:val="0"/>
-                <w:sz w:val="18"/>
-              </w:rPr>
-              <w:t>ENST00000263464.3</w:t>
-            </w:r>
-          </w:p>
-          <w:p>
-            <w:pPr>
-              <w:jc w:val="center"/>
-              <w:cnfStyle w:val="000000100000" w:firstRow="0" w:lastRow="0" w:firstColumn="0" w:lastColumn="0" w:oddVBand="0" w:evenVBand="0" w:oddHBand="1" w:evenHBand="0" w:firstRowFirstColumn="0" w:firstRowLastColumn="0" w:lastRowFirstColumn="0" w:lastRowLastColumn="0"/>
-              <w:rPr>
-                <w:rFonts w:ascii="Arial Narrow" w:hAnsi="Arial Narrow" w:cs="Calibri"/>
-                <w:b/>
-                <w:sz w:val="16"/>
-              </w:rPr>
-            </w:pPr>
-            <w:r>
-              <w:rPr>
-                <w:b/>
-                <w:sz w:val="16"/>
-              </w:rPr>
-            </w:r>
-          </w:p>
-        </w:tc>
-        <w:tc>
-          <w:tcPr>
-            <w:tcW w:w="1418" w:type="dxa"/>
-            <w:tcBorders>
-              <w:top w:val="double" w:sz="4" w:space="0" w:color="auto"/>
-              <w:bottom w:val="double" w:sz="4" w:space="0" w:color="auto"/>
-            </w:tcBorders>
-            <w:vAlign w:val="center"/>
-          </w:tcPr>
-          <w:p>
-            <w:pPr>
-              <w:jc w:val="center"/>
-              <w:cnfStyle w:val="000000100000" w:firstRow="0" w:lastRow="0" w:firstColumn="0" w:lastColumn="0" w:oddVBand="0" w:evenVBand="0" w:oddHBand="1" w:evenHBand="0" w:firstRowFirstColumn="0" w:firstRowLastColumn="0" w:lastRowFirstColumn="0" w:lastRowLastColumn="0"/>
-              <w:rPr>
-                <w:rFonts w:ascii="Arial Narrow" w:hAnsi="Arial Narrow" w:cs="Calibri"/>
-                <w:b/>
-                <w:sz w:val="16"/>
-              </w:rPr>
-            </w:pPr>
-            <w:r>
-              <w:rPr>
-                <w:b/>
-                <w:sz w:val="16"/>
-              </w:rPr>
-            </w:r>
-            <w:r>
-              <w:rPr>
-                <w:rFonts w:ascii="Malgun Gothic" w:hAnsi="Malgun Gothic"/>
-                <w:b w:val="0"/>
-                <w:sz w:val="18"/>
-              </w:rPr>
-            </w:r>
-          </w:p>
-        </w:tc>
-        <w:tc>
-          <w:tcPr>
-            <w:tcW w:w="1275" w:type="dxa"/>
-            <w:tcBorders>
-              <w:top w:val="double" w:sz="4" w:space="0" w:color="auto"/>
-              <w:bottom w:val="double" w:sz="4" w:space="0" w:color="auto"/>
-            </w:tcBorders>
-            <w:vAlign w:val="center"/>
-          </w:tcPr>
-          <w:p>
-            <w:pPr>
-              <w:spacing w:after="160" w:line="259" w:lineRule="auto"/>
-              <w:jc w:val="center"/>
-              <w:cnfStyle w:val="000000100000" w:firstRow="0" w:lastRow="0" w:firstColumn="0" w:lastColumn="0" w:oddVBand="0" w:evenVBand="0" w:oddHBand="1" w:evenHBand="0" w:firstRowFirstColumn="0" w:firstRowLastColumn="0" w:lastRowFirstColumn="0" w:lastRowLastColumn="0"/>
-              <w:rPr>
-                <w:b/>
-                <w:sz w:val="16"/>
-              </w:rPr>
-            </w:pPr>
-            <w:r>
-              <w:rPr>
-                <w:b/>
-                <w:sz w:val="16"/>
-              </w:rPr>
-            </w:r>
-            <w:r>
-              <w:rPr>
-                <w:rFonts w:ascii="Malgun Gothic" w:hAnsi="Malgun Gothic"/>
-                <w:b w:val="0"/>
-                <w:sz w:val="18"/>
-              </w:rPr>
-              <w:t>c.1033-21_1033-17delinsTTTTT</w:t>
-            </w:r>
-          </w:p>
-        </w:tc>
-        <w:tc>
-          <w:tcPr>
-            <w:tcW w:w="1276" w:type="dxa"/>
-            <w:tcBorders>
-              <w:top w:val="double" w:sz="4" w:space="0" w:color="auto"/>
-              <w:bottom w:val="double" w:sz="4" w:space="0" w:color="auto"/>
-            </w:tcBorders>
-            <w:vAlign w:val="center"/>
-          </w:tcPr>
-          <w:p>
-            <w:pPr>
-              <w:jc w:val="center"/>
-              <w:cnfStyle w:val="000000100000" w:firstRow="0" w:lastRow="0" w:firstColumn="0" w:lastColumn="0" w:oddVBand="0" w:evenVBand="0" w:oddHBand="1" w:evenHBand="0" w:firstRowFirstColumn="0" w:firstRowLastColumn="0" w:lastRowFirstColumn="0" w:lastRowLastColumn="0"/>
-              <w:rPr>
-                <w:rFonts w:ascii="Arial Narrow" w:hAnsi="Arial Narrow" w:cs="Calibri"/>
-                <w:b/>
-                <w:sz w:val="16"/>
-              </w:rPr>
-            </w:pPr>
-            <w:r>
-              <w:rPr>
-                <w:b/>
-                <w:sz w:val="16"/>
-              </w:rPr>
-            </w:r>
-            <w:r>
-              <w:rPr>
-                <w:rFonts w:ascii="Malgun Gothic" w:hAnsi="Malgun Gothic"/>
-                <w:b w:val="0"/>
-                <w:sz w:val="18"/>
-              </w:rPr>
-            </w:r>
-          </w:p>
-        </w:tc>
-        <w:tc>
-          <w:tcPr>
-            <w:tcW w:w="709" w:type="dxa"/>
-            <w:tcBorders>
-              <w:top w:val="double" w:sz="4" w:space="0" w:color="auto"/>
-              <w:bottom w:val="double" w:sz="4" w:space="0" w:color="auto"/>
-            </w:tcBorders>
-            <w:vAlign w:val="center"/>
-          </w:tcPr>
-          <w:p>
-            <w:pPr>
-              <w:jc w:val="center"/>
-              <w:cnfStyle w:val="000000100000" w:firstRow="0" w:lastRow="0" w:firstColumn="0" w:lastColumn="0" w:oddVBand="0" w:evenVBand="0" w:oddHBand="1" w:evenHBand="0" w:firstRowFirstColumn="0" w:firstRowLastColumn="0" w:lastRowFirstColumn="0" w:lastRowLastColumn="0"/>
-              <w:rPr>
-                <w:rFonts w:ascii="Arial Narrow" w:hAnsi="Arial Narrow" w:cs="Calibri"/>
-                <w:b/>
-                <w:sz w:val="16"/>
-              </w:rPr>
-            </w:pPr>
-            <w:r>
-              <w:rPr>
-                <w:b/>
-                <w:sz w:val="16"/>
-              </w:rPr>
-            </w:r>
-            <w:r>
-              <w:rPr>
-                <w:rFonts w:ascii="Malgun Gothic" w:hAnsi="Malgun Gothic"/>
-                <w:b w:val="0"/>
-                <w:sz w:val="18"/>
-              </w:rPr>
-              <w:t>0.62%</w:t>
-            </w:r>
-          </w:p>
-        </w:tc>
-        <w:tc>
-          <w:tcPr>
-            <w:tcW w:w="2214" w:type="dxa"/>
-            <w:tcBorders>
-              <w:top w:val="double" w:sz="4" w:space="0" w:color="auto"/>
-              <w:bottom w:val="double" w:sz="4" w:space="0" w:color="auto"/>
-            </w:tcBorders>
-            <w:vAlign w:val="center"/>
-          </w:tcPr>
-          <w:p>
-            <w:pPr>
-              <w:jc w:val="center"/>
-              <w:cnfStyle w:val="000000100000" w:firstRow="0" w:lastRow="0" w:firstColumn="0" w:lastColumn="0" w:oddVBand="0" w:evenVBand="0" w:oddHBand="1" w:evenHBand="0" w:firstRowFirstColumn="0" w:firstRowLastColumn="0" w:lastRowFirstColumn="0" w:lastRowLastColumn="0"/>
-              <w:rPr>
-                <w:b/>
-                <w:sz w:val="16"/>
-              </w:rPr>
-            </w:pPr>
-            <w:r>
-              <w:rPr>
-                <w:b/>
-                <w:sz w:val="16"/>
-              </w:rPr>
-            </w:r>
-            <w:proofErr w:type="spellStart"/>
-            <w:r>
-              <w:rPr>
-                <w:b/>
-                <w:sz w:val="16"/>
-              </w:rPr>
-            </w:r>
-            <w:proofErr w:type="spellEnd"/>
-            <w:r>
-              <w:rPr>
-                <w:rFonts w:ascii="Malgun Gothic" w:hAnsi="Malgun Gothic"/>
-                <w:b w:val="0"/>
-                <w:sz w:val="18"/>
-              </w:rPr>
-            </w:r>
-          </w:p>
-          <w:p>
-            <w:pPr>
-              <w:jc w:val="center"/>
-              <w:cnfStyle w:val="000000100000" w:firstRow="0" w:lastRow="0" w:firstColumn="0" w:lastColumn="0" w:oddVBand="0" w:evenVBand="0" w:oddHBand="1" w:evenHBand="0" w:firstRowFirstColumn="0" w:firstRowLastColumn="0" w:lastRowFirstColumn="0" w:lastRowLastColumn="0"/>
-              <w:rPr>
-                <w:rFonts w:ascii="Arial Narrow" w:hAnsi="Arial Narrow" w:cs="Calibri"/>
-                <w:b/>
-                <w:sz w:val="16"/>
-              </w:rPr>
-            </w:pPr>
-            <w:r>
-              <w:rPr>
-                <w:b/>
-                <w:sz w:val="14"/>
-              </w:rPr>
-            </w:r>
-            <w:proofErr w:type="spellStart"/>
-            <w:r>
-              <w:rPr>
-                <w:b/>
-                <w:sz w:val="14"/>
-              </w:rPr>
-            </w:r>
-            <w:proofErr w:type="spellEnd"/>
-            <w:r>
-              <w:rPr>
-                <w:b/>
-                <w:sz w:val="14"/>
-              </w:rPr>
-            </w:r>
-          </w:p>
-        </w:tc>
-      </w:tr>
-      <w:tr>
-        <w:trPr>
-          <w:cnfStyle w:val="000000100000" w:firstRow="0" w:lastRow="0" w:firstColumn="0" w:lastColumn="0" w:oddVBand="0" w:evenVBand="0" w:oddHBand="1" w:evenHBand="0" w:firstRowFirstColumn="0" w:firstRowLastColumn="0" w:lastRowFirstColumn="0" w:lastRowLastColumn="0"/>
-          <w:trHeight w:hRule="exact" w:val="624"/>
-        </w:trPr>
-        <w:tc>
-          <w:tcPr>
-            <w:cnfStyle w:val="001000000000" w:firstRow="0" w:lastRow="0" w:firstColumn="1" w:lastColumn="0" w:oddVBand="0" w:evenVBand="0" w:oddHBand="0" w:evenHBand="0" w:firstRowFirstColumn="0" w:firstRowLastColumn="0" w:lastRowFirstColumn="0" w:lastRowLastColumn="0"/>
-            <w:tcW w:w="1276" w:type="dxa"/>
-            <w:tcBorders>
-              <w:top w:val="double" w:sz="4" w:space="0" w:color="auto"/>
-              <w:bottom w:val="double" w:sz="4" w:space="0" w:color="auto"/>
-            </w:tcBorders>
-            <w:vAlign w:val="center"/>
-          </w:tcPr>
-          <w:p>
-            <w:pPr>
-              <w:spacing w:after="160" w:line="259" w:lineRule="auto"/>
-              <w:jc w:val="center"/>
-              <w:rPr>
-                <w:sz w:val="16"/>
-              </w:rPr>
-            </w:pPr>
-            <w:r>
-              <w:rPr>
-                <w:caps w:val="0"/>
-                <w:sz w:val="16"/>
-              </w:rPr>
-            </w:r>
-            <w:r>
-              <w:rPr>
-                <w:rFonts w:ascii="Malgun Gothic" w:hAnsi="Malgun Gothic"/>
-                <w:b w:val="0"/>
-                <w:sz w:val="18"/>
-              </w:rPr>
-              <w:t>Tier 3</w:t>
-            </w:r>
-          </w:p>
-        </w:tc>
-        <w:tc>
-          <w:tcPr>
-            <w:tcW w:w="1134" w:type="dxa"/>
-            <w:tcBorders>
-              <w:top w:val="double" w:sz="4" w:space="0" w:color="auto"/>
-              <w:bottom w:val="double" w:sz="4" w:space="0" w:color="auto"/>
-            </w:tcBorders>
-            <w:vAlign w:val="center"/>
-          </w:tcPr>
-          <w:p>
-            <w:pPr>
-              <w:jc w:val="center"/>
-              <w:cnfStyle w:val="000000100000" w:firstRow="0" w:lastRow="0" w:firstColumn="0" w:lastColumn="0" w:oddVBand="0" w:evenVBand="0" w:oddHBand="1" w:evenHBand="0" w:firstRowFirstColumn="0" w:firstRowLastColumn="0" w:lastRowFirstColumn="0" w:lastRowLastColumn="0"/>
-              <w:rPr>
-                <w:rFonts w:ascii="Arial Narrow" w:hAnsi="Arial Narrow" w:cs="Calibri"/>
-                <w:b/>
-                <w:sz w:val="16"/>
-              </w:rPr>
-            </w:pPr>
-            <w:r>
-              <w:rPr>
-                <w:b/>
-                <w:sz w:val="16"/>
-              </w:rPr>
-            </w:r>
-            <w:r>
-              <w:rPr>
-                <w:rFonts w:ascii="Malgun Gothic" w:hAnsi="Malgun Gothic"/>
-                <w:b w:val="0"/>
-                <w:sz w:val="18"/>
-              </w:rPr>
-              <w:t>BIRC3</w:t>
-            </w:r>
-          </w:p>
-        </w:tc>
-        <w:tc>
-          <w:tcPr>
-            <w:tcW w:w="1134" w:type="dxa"/>
-            <w:tcBorders>
-              <w:top w:val="double" w:sz="4" w:space="0" w:color="auto"/>
-              <w:bottom w:val="double" w:sz="4" w:space="0" w:color="auto"/>
-            </w:tcBorders>
-            <w:vAlign w:val="center"/>
-          </w:tcPr>
-          <w:p>
-            <w:pPr>
-              <w:jc w:val="center"/>
-              <w:cnfStyle w:val="000000100000" w:firstRow="0" w:lastRow="0" w:firstColumn="0" w:lastColumn="0" w:oddVBand="0" w:evenVBand="0" w:oddHBand="1" w:evenHBand="0" w:firstRowFirstColumn="0" w:firstRowLastColumn="0" w:lastRowFirstColumn="0" w:lastRowLastColumn="0"/>
-              <w:rPr>
-                <w:b/>
-                <w:sz w:val="16"/>
-              </w:rPr>
-            </w:pPr>
-            <w:r>
-              <w:rPr>
-                <w:b/>
-                <w:sz w:val="16"/>
-              </w:rPr>
-            </w:r>
-            <w:r>
-              <w:rPr>
-                <w:rFonts w:ascii="Malgun Gothic" w:hAnsi="Malgun Gothic"/>
-                <w:b w:val="0"/>
-                <w:sz w:val="18"/>
-              </w:rPr>
-              <w:t>ENST00000263464.3</w:t>
-            </w:r>
-          </w:p>
-          <w:p>
-            <w:pPr>
-              <w:jc w:val="center"/>
-              <w:cnfStyle w:val="000000100000" w:firstRow="0" w:lastRow="0" w:firstColumn="0" w:lastColumn="0" w:oddVBand="0" w:evenVBand="0" w:oddHBand="1" w:evenHBand="0" w:firstRowFirstColumn="0" w:firstRowLastColumn="0" w:lastRowFirstColumn="0" w:lastRowLastColumn="0"/>
-              <w:rPr>
-                <w:rFonts w:ascii="Arial Narrow" w:hAnsi="Arial Narrow" w:cs="Calibri"/>
-                <w:b/>
-                <w:sz w:val="16"/>
-              </w:rPr>
-            </w:pPr>
-            <w:r>
-              <w:rPr>
-                <w:b/>
-                <w:sz w:val="16"/>
-              </w:rPr>
-            </w:r>
-          </w:p>
-        </w:tc>
-        <w:tc>
-          <w:tcPr>
-            <w:tcW w:w="1418" w:type="dxa"/>
-            <w:tcBorders>
-              <w:top w:val="double" w:sz="4" w:space="0" w:color="auto"/>
-              <w:bottom w:val="double" w:sz="4" w:space="0" w:color="auto"/>
-            </w:tcBorders>
-            <w:vAlign w:val="center"/>
-          </w:tcPr>
-          <w:p>
-            <w:pPr>
-              <w:jc w:val="center"/>
-              <w:cnfStyle w:val="000000100000" w:firstRow="0" w:lastRow="0" w:firstColumn="0" w:lastColumn="0" w:oddVBand="0" w:evenVBand="0" w:oddHBand="1" w:evenHBand="0" w:firstRowFirstColumn="0" w:firstRowLastColumn="0" w:lastRowFirstColumn="0" w:lastRowLastColumn="0"/>
-              <w:rPr>
-                <w:rFonts w:ascii="Arial Narrow" w:hAnsi="Arial Narrow" w:cs="Calibri"/>
-                <w:b/>
-                <w:sz w:val="16"/>
-              </w:rPr>
-            </w:pPr>
-            <w:r>
-              <w:rPr>
-                <w:b/>
-                <w:sz w:val="16"/>
-              </w:rPr>
-            </w:r>
-            <w:r>
-              <w:rPr>
-                <w:rFonts w:ascii="Malgun Gothic" w:hAnsi="Malgun Gothic"/>
-                <w:b w:val="0"/>
-                <w:sz w:val="18"/>
-              </w:rPr>
-            </w:r>
-          </w:p>
-        </w:tc>
-        <w:tc>
-          <w:tcPr>
-            <w:tcW w:w="1275" w:type="dxa"/>
-            <w:tcBorders>
-              <w:top w:val="double" w:sz="4" w:space="0" w:color="auto"/>
-              <w:bottom w:val="double" w:sz="4" w:space="0" w:color="auto"/>
-            </w:tcBorders>
-            <w:vAlign w:val="center"/>
-          </w:tcPr>
-          <w:p>
-            <w:pPr>
-              <w:spacing w:after="160" w:line="259" w:lineRule="auto"/>
-              <w:jc w:val="center"/>
-              <w:cnfStyle w:val="000000100000" w:firstRow="0" w:lastRow="0" w:firstColumn="0" w:lastColumn="0" w:oddVBand="0" w:evenVBand="0" w:oddHBand="1" w:evenHBand="0" w:firstRowFirstColumn="0" w:firstRowLastColumn="0" w:lastRowFirstColumn="0" w:lastRowLastColumn="0"/>
-              <w:rPr>
-                <w:b/>
-                <w:sz w:val="16"/>
-              </w:rPr>
-            </w:pPr>
-            <w:r>
-              <w:rPr>
-                <w:b/>
-                <w:sz w:val="16"/>
-              </w:rPr>
-            </w:r>
-            <w:r>
-              <w:rPr>
-                <w:rFonts w:ascii="Malgun Gothic" w:hAnsi="Malgun Gothic"/>
-                <w:b w:val="0"/>
-                <w:sz w:val="18"/>
-              </w:rPr>
-              <w:t>c.1033-11_1033-7dup</w:t>
-            </w:r>
-          </w:p>
-        </w:tc>
-        <w:tc>
-          <w:tcPr>
-            <w:tcW w:w="1276" w:type="dxa"/>
-            <w:tcBorders>
-              <w:top w:val="double" w:sz="4" w:space="0" w:color="auto"/>
-              <w:bottom w:val="double" w:sz="4" w:space="0" w:color="auto"/>
-            </w:tcBorders>
-            <w:vAlign w:val="center"/>
-          </w:tcPr>
-          <w:p>
-            <w:pPr>
-              <w:jc w:val="center"/>
-              <w:cnfStyle w:val="000000100000" w:firstRow="0" w:lastRow="0" w:firstColumn="0" w:lastColumn="0" w:oddVBand="0" w:evenVBand="0" w:oddHBand="1" w:evenHBand="0" w:firstRowFirstColumn="0" w:firstRowLastColumn="0" w:lastRowFirstColumn="0" w:lastRowLastColumn="0"/>
-              <w:rPr>
-                <w:rFonts w:ascii="Arial Narrow" w:hAnsi="Arial Narrow" w:cs="Calibri"/>
-                <w:b/>
-                <w:sz w:val="16"/>
-              </w:rPr>
-            </w:pPr>
-            <w:r>
-              <w:rPr>
-                <w:b/>
-                <w:sz w:val="16"/>
-              </w:rPr>
-            </w:r>
-            <w:r>
-              <w:rPr>
-                <w:rFonts w:ascii="Malgun Gothic" w:hAnsi="Malgun Gothic"/>
-                <w:b w:val="0"/>
-                <w:sz w:val="18"/>
-              </w:rPr>
-            </w:r>
-          </w:p>
-        </w:tc>
-        <w:tc>
-          <w:tcPr>
-            <w:tcW w:w="709" w:type="dxa"/>
-            <w:tcBorders>
-              <w:top w:val="double" w:sz="4" w:space="0" w:color="auto"/>
-              <w:bottom w:val="double" w:sz="4" w:space="0" w:color="auto"/>
-            </w:tcBorders>
-            <w:vAlign w:val="center"/>
-          </w:tcPr>
-          <w:p>
-            <w:pPr>
-              <w:jc w:val="center"/>
-              <w:cnfStyle w:val="000000100000" w:firstRow="0" w:lastRow="0" w:firstColumn="0" w:lastColumn="0" w:oddVBand="0" w:evenVBand="0" w:oddHBand="1" w:evenHBand="0" w:firstRowFirstColumn="0" w:firstRowLastColumn="0" w:lastRowFirstColumn="0" w:lastRowLastColumn="0"/>
-              <w:rPr>
-                <w:rFonts w:ascii="Arial Narrow" w:hAnsi="Arial Narrow" w:cs="Calibri"/>
-                <w:b/>
-                <w:sz w:val="16"/>
-              </w:rPr>
-            </w:pPr>
-            <w:r>
-              <w:rPr>
-                <w:b/>
-                <w:sz w:val="16"/>
-              </w:rPr>
-            </w:r>
-            <w:r>
-              <w:rPr>
-                <w:rFonts w:ascii="Malgun Gothic" w:hAnsi="Malgun Gothic"/>
-                <w:b w:val="0"/>
-                <w:sz w:val="18"/>
-              </w:rPr>
-              <w:t>0.48%</w:t>
-            </w:r>
-          </w:p>
-        </w:tc>
-        <w:tc>
-          <w:tcPr>
-            <w:tcW w:w="2214" w:type="dxa"/>
-            <w:tcBorders>
-              <w:top w:val="double" w:sz="4" w:space="0" w:color="auto"/>
-              <w:bottom w:val="double" w:sz="4" w:space="0" w:color="auto"/>
-            </w:tcBorders>
-            <w:vAlign w:val="center"/>
-          </w:tcPr>
-          <w:p>
-            <w:pPr>
-              <w:jc w:val="center"/>
-              <w:cnfStyle w:val="000000100000" w:firstRow="0" w:lastRow="0" w:firstColumn="0" w:lastColumn="0" w:oddVBand="0" w:evenVBand="0" w:oddHBand="1" w:evenHBand="0" w:firstRowFirstColumn="0" w:firstRowLastColumn="0" w:lastRowFirstColumn="0" w:lastRowLastColumn="0"/>
-              <w:rPr>
-                <w:b/>
-                <w:sz w:val="16"/>
-              </w:rPr>
-            </w:pPr>
-            <w:r>
-              <w:rPr>
-                <w:b/>
-                <w:sz w:val="16"/>
-              </w:rPr>
-            </w:r>
-            <w:proofErr w:type="spellStart"/>
-            <w:r>
-              <w:rPr>
-                <w:b/>
-                <w:sz w:val="16"/>
-              </w:rPr>
-            </w:r>
-            <w:proofErr w:type="spellEnd"/>
-            <w:r>
-              <w:rPr>
-                <w:rFonts w:ascii="Malgun Gothic" w:hAnsi="Malgun Gothic"/>
-                <w:b w:val="0"/>
-                <w:sz w:val="18"/>
-              </w:rPr>
-            </w:r>
-          </w:p>
-          <w:p>
-            <w:pPr>
-              <w:jc w:val="center"/>
-              <w:cnfStyle w:val="000000100000" w:firstRow="0" w:lastRow="0" w:firstColumn="0" w:lastColumn="0" w:oddVBand="0" w:evenVBand="0" w:oddHBand="1" w:evenHBand="0" w:firstRowFirstColumn="0" w:firstRowLastColumn="0" w:lastRowFirstColumn="0" w:lastRowLastColumn="0"/>
-              <w:rPr>
-                <w:rFonts w:ascii="Arial Narrow" w:hAnsi="Arial Narrow" w:cs="Calibri"/>
-                <w:b/>
-                <w:sz w:val="16"/>
-              </w:rPr>
-            </w:pPr>
-            <w:r>
-              <w:rPr>
-                <w:b/>
-                <w:sz w:val="14"/>
-              </w:rPr>
-            </w:r>
-            <w:proofErr w:type="spellStart"/>
-            <w:r>
-              <w:rPr>
-                <w:b/>
-                <w:sz w:val="14"/>
-              </w:rPr>
-            </w:r>
-            <w:proofErr w:type="spellEnd"/>
-            <w:r>
-              <w:rPr>
-                <w:b/>
-                <w:sz w:val="14"/>
-              </w:rPr>
-            </w:r>
-          </w:p>
-        </w:tc>
-      </w:tr>
-      <w:tr>
-        <w:trPr>
-          <w:cnfStyle w:val="000000100000" w:firstRow="0" w:lastRow="0" w:firstColumn="0" w:lastColumn="0" w:oddVBand="0" w:evenVBand="0" w:oddHBand="1" w:evenHBand="0" w:firstRowFirstColumn="0" w:firstRowLastColumn="0" w:lastRowFirstColumn="0" w:lastRowLastColumn="0"/>
-          <w:trHeight w:hRule="exact" w:val="624"/>
-        </w:trPr>
-        <w:tc>
-          <w:tcPr>
-            <w:cnfStyle w:val="001000000000" w:firstRow="0" w:lastRow="0" w:firstColumn="1" w:lastColumn="0" w:oddVBand="0" w:evenVBand="0" w:oddHBand="0" w:evenHBand="0" w:firstRowFirstColumn="0" w:firstRowLastColumn="0" w:lastRowFirstColumn="0" w:lastRowLastColumn="0"/>
-            <w:tcW w:w="1276" w:type="dxa"/>
-            <w:tcBorders>
-              <w:top w:val="double" w:sz="4" w:space="0" w:color="auto"/>
-              <w:bottom w:val="double" w:sz="4" w:space="0" w:color="auto"/>
-            </w:tcBorders>
-            <w:vAlign w:val="center"/>
-          </w:tcPr>
-          <w:p>
-            <w:pPr>
-              <w:spacing w:after="160" w:line="259" w:lineRule="auto"/>
-              <w:jc w:val="center"/>
-              <w:rPr>
-                <w:sz w:val="16"/>
-              </w:rPr>
-            </w:pPr>
-            <w:r>
-              <w:rPr>
-                <w:caps w:val="0"/>
-                <w:sz w:val="16"/>
-              </w:rPr>
-            </w:r>
-            <w:r>
-              <w:rPr>
-                <w:rFonts w:ascii="Malgun Gothic" w:hAnsi="Malgun Gothic"/>
-                <w:b w:val="0"/>
-                <w:sz w:val="18"/>
-              </w:rPr>
-              <w:t>Tier 3</w:t>
-            </w:r>
-          </w:p>
-        </w:tc>
-        <w:tc>
-          <w:tcPr>
-            <w:tcW w:w="1134" w:type="dxa"/>
-            <w:tcBorders>
-              <w:top w:val="double" w:sz="4" w:space="0" w:color="auto"/>
-              <w:bottom w:val="double" w:sz="4" w:space="0" w:color="auto"/>
-            </w:tcBorders>
-            <w:vAlign w:val="center"/>
-          </w:tcPr>
-          <w:p>
-            <w:pPr>
-              <w:jc w:val="center"/>
-              <w:cnfStyle w:val="000000100000" w:firstRow="0" w:lastRow="0" w:firstColumn="0" w:lastColumn="0" w:oddVBand="0" w:evenVBand="0" w:oddHBand="1" w:evenHBand="0" w:firstRowFirstColumn="0" w:firstRowLastColumn="0" w:lastRowFirstColumn="0" w:lastRowLastColumn="0"/>
-              <w:rPr>
-                <w:rFonts w:ascii="Arial Narrow" w:hAnsi="Arial Narrow" w:cs="Calibri"/>
-                <w:b/>
-                <w:sz w:val="16"/>
-              </w:rPr>
-            </w:pPr>
-            <w:r>
-              <w:rPr>
-                <w:b/>
-                <w:sz w:val="16"/>
-              </w:rPr>
-            </w:r>
-            <w:r>
-              <w:rPr>
-                <w:rFonts w:ascii="Malgun Gothic" w:hAnsi="Malgun Gothic"/>
-                <w:b w:val="0"/>
-                <w:sz w:val="18"/>
-              </w:rPr>
-              <w:t>XPO1</w:t>
-            </w:r>
-          </w:p>
-        </w:tc>
-        <w:tc>
-          <w:tcPr>
-            <w:tcW w:w="1134" w:type="dxa"/>
-            <w:tcBorders>
-              <w:top w:val="double" w:sz="4" w:space="0" w:color="auto"/>
-              <w:bottom w:val="double" w:sz="4" w:space="0" w:color="auto"/>
-            </w:tcBorders>
-            <w:vAlign w:val="center"/>
-          </w:tcPr>
-          <w:p>
-            <w:pPr>
-              <w:jc w:val="center"/>
-              <w:cnfStyle w:val="000000100000" w:firstRow="0" w:lastRow="0" w:firstColumn="0" w:lastColumn="0" w:oddVBand="0" w:evenVBand="0" w:oddHBand="1" w:evenHBand="0" w:firstRowFirstColumn="0" w:firstRowLastColumn="0" w:lastRowFirstColumn="0" w:lastRowLastColumn="0"/>
-              <w:rPr>
-                <w:b/>
-                <w:sz w:val="16"/>
-              </w:rPr>
-            </w:pPr>
-            <w:r>
-              <w:rPr>
-                <w:b/>
-                <w:sz w:val="16"/>
-              </w:rPr>
-            </w:r>
-            <w:r>
-              <w:rPr>
-                <w:rFonts w:ascii="Malgun Gothic" w:hAnsi="Malgun Gothic"/>
-                <w:b w:val="0"/>
-                <w:sz w:val="18"/>
-              </w:rPr>
-              <w:t>ENST00000401558.2</w:t>
-            </w:r>
-          </w:p>
-          <w:p>
-            <w:pPr>
-              <w:jc w:val="center"/>
-              <w:cnfStyle w:val="000000100000" w:firstRow="0" w:lastRow="0" w:firstColumn="0" w:lastColumn="0" w:oddVBand="0" w:evenVBand="0" w:oddHBand="1" w:evenHBand="0" w:firstRowFirstColumn="0" w:firstRowLastColumn="0" w:lastRowFirstColumn="0" w:lastRowLastColumn="0"/>
-              <w:rPr>
-                <w:rFonts w:ascii="Arial Narrow" w:hAnsi="Arial Narrow" w:cs="Calibri"/>
-                <w:b/>
-                <w:sz w:val="16"/>
-              </w:rPr>
-            </w:pPr>
-            <w:r>
-              <w:rPr>
-                <w:b/>
-                <w:sz w:val="16"/>
-              </w:rPr>
-            </w:r>
-          </w:p>
-        </w:tc>
-        <w:tc>
-          <w:tcPr>
-            <w:tcW w:w="1418" w:type="dxa"/>
-            <w:tcBorders>
-              <w:top w:val="double" w:sz="4" w:space="0" w:color="auto"/>
-              <w:bottom w:val="double" w:sz="4" w:space="0" w:color="auto"/>
-            </w:tcBorders>
-            <w:vAlign w:val="center"/>
-          </w:tcPr>
-          <w:p>
-            <w:pPr>
-              <w:jc w:val="center"/>
-              <w:cnfStyle w:val="000000100000" w:firstRow="0" w:lastRow="0" w:firstColumn="0" w:lastColumn="0" w:oddVBand="0" w:evenVBand="0" w:oddHBand="1" w:evenHBand="0" w:firstRowFirstColumn="0" w:firstRowLastColumn="0" w:lastRowFirstColumn="0" w:lastRowLastColumn="0"/>
-              <w:rPr>
-                <w:rFonts w:ascii="Arial Narrow" w:hAnsi="Arial Narrow" w:cs="Calibri"/>
-                <w:b/>
-                <w:sz w:val="16"/>
-              </w:rPr>
-            </w:pPr>
-            <w:r>
-              <w:rPr>
-                <w:b/>
-                <w:sz w:val="16"/>
-              </w:rPr>
-            </w:r>
-            <w:r>
-              <w:rPr>
-                <w:rFonts w:ascii="Malgun Gothic" w:hAnsi="Malgun Gothic"/>
-                <w:b w:val="0"/>
-                <w:sz w:val="18"/>
-              </w:rPr>
-            </w:r>
-          </w:p>
-        </w:tc>
-        <w:tc>
-          <w:tcPr>
-            <w:tcW w:w="1275" w:type="dxa"/>
-            <w:tcBorders>
-              <w:top w:val="double" w:sz="4" w:space="0" w:color="auto"/>
-              <w:bottom w:val="double" w:sz="4" w:space="0" w:color="auto"/>
-            </w:tcBorders>
-            <w:vAlign w:val="center"/>
-          </w:tcPr>
-          <w:p>
-            <w:pPr>
-              <w:spacing w:after="160" w:line="259" w:lineRule="auto"/>
-              <w:jc w:val="center"/>
-              <w:cnfStyle w:val="000000100000" w:firstRow="0" w:lastRow="0" w:firstColumn="0" w:lastColumn="0" w:oddVBand="0" w:evenVBand="0" w:oddHBand="1" w:evenHBand="0" w:firstRowFirstColumn="0" w:firstRowLastColumn="0" w:lastRowFirstColumn="0" w:lastRowLastColumn="0"/>
-              <w:rPr>
-                <w:b/>
-                <w:sz w:val="16"/>
-              </w:rPr>
-            </w:pPr>
-            <w:r>
-              <w:rPr>
-                <w:b/>
-                <w:sz w:val="16"/>
-              </w:rPr>
-            </w:r>
-            <w:r>
-              <w:rPr>
-                <w:rFonts w:ascii="Malgun Gothic" w:hAnsi="Malgun Gothic"/>
-                <w:b w:val="0"/>
-                <w:sz w:val="18"/>
-              </w:rPr>
-              <w:t>c.591-12T&gt;G</w:t>
-            </w:r>
-          </w:p>
-        </w:tc>
-        <w:tc>
-          <w:tcPr>
-            <w:tcW w:w="1276" w:type="dxa"/>
-            <w:tcBorders>
-              <w:top w:val="double" w:sz="4" w:space="0" w:color="auto"/>
-              <w:bottom w:val="double" w:sz="4" w:space="0" w:color="auto"/>
-            </w:tcBorders>
-            <w:vAlign w:val="center"/>
-          </w:tcPr>
-          <w:p>
-            <w:pPr>
-              <w:jc w:val="center"/>
-              <w:cnfStyle w:val="000000100000" w:firstRow="0" w:lastRow="0" w:firstColumn="0" w:lastColumn="0" w:oddVBand="0" w:evenVBand="0" w:oddHBand="1" w:evenHBand="0" w:firstRowFirstColumn="0" w:firstRowLastColumn="0" w:lastRowFirstColumn="0" w:lastRowLastColumn="0"/>
-              <w:rPr>
-                <w:rFonts w:ascii="Arial Narrow" w:hAnsi="Arial Narrow" w:cs="Calibri"/>
-                <w:b/>
-                <w:sz w:val="16"/>
-              </w:rPr>
-            </w:pPr>
-            <w:r>
-              <w:rPr>
-                <w:b/>
-                <w:sz w:val="16"/>
-              </w:rPr>
-            </w:r>
-            <w:r>
-              <w:rPr>
-                <w:rFonts w:ascii="Malgun Gothic" w:hAnsi="Malgun Gothic"/>
-                <w:b w:val="0"/>
-                <w:sz w:val="18"/>
-              </w:rPr>
-            </w:r>
-          </w:p>
-        </w:tc>
-        <w:tc>
-          <w:tcPr>
-            <w:tcW w:w="709" w:type="dxa"/>
-            <w:tcBorders>
-              <w:top w:val="double" w:sz="4" w:space="0" w:color="auto"/>
-              <w:bottom w:val="double" w:sz="4" w:space="0" w:color="auto"/>
-            </w:tcBorders>
-            <w:vAlign w:val="center"/>
-          </w:tcPr>
-          <w:p>
-            <w:pPr>
-              <w:jc w:val="center"/>
-              <w:cnfStyle w:val="000000100000" w:firstRow="0" w:lastRow="0" w:firstColumn="0" w:lastColumn="0" w:oddVBand="0" w:evenVBand="0" w:oddHBand="1" w:evenHBand="0" w:firstRowFirstColumn="0" w:firstRowLastColumn="0" w:lastRowFirstColumn="0" w:lastRowLastColumn="0"/>
-              <w:rPr>
-                <w:rFonts w:ascii="Arial Narrow" w:hAnsi="Arial Narrow" w:cs="Calibri"/>
-                <w:b/>
-                <w:sz w:val="16"/>
-              </w:rPr>
-            </w:pPr>
-            <w:r>
-              <w:rPr>
-                <w:b/>
-                <w:sz w:val="16"/>
-              </w:rPr>
-            </w:r>
-            <w:r>
-              <w:rPr>
-                <w:rFonts w:ascii="Malgun Gothic" w:hAnsi="Malgun Gothic"/>
-                <w:b w:val="0"/>
-                <w:sz w:val="18"/>
-              </w:rPr>
-              <w:t>0.41%</w:t>
-            </w:r>
-          </w:p>
-        </w:tc>
-        <w:tc>
-          <w:tcPr>
-            <w:tcW w:w="2214" w:type="dxa"/>
-            <w:tcBorders>
-              <w:top w:val="double" w:sz="4" w:space="0" w:color="auto"/>
-              <w:bottom w:val="double" w:sz="4" w:space="0" w:color="auto"/>
-            </w:tcBorders>
-            <w:vAlign w:val="center"/>
-          </w:tcPr>
-          <w:p>
-            <w:pPr>
-              <w:jc w:val="center"/>
-              <w:cnfStyle w:val="000000100000" w:firstRow="0" w:lastRow="0" w:firstColumn="0" w:lastColumn="0" w:oddVBand="0" w:evenVBand="0" w:oddHBand="1" w:evenHBand="0" w:firstRowFirstColumn="0" w:firstRowLastColumn="0" w:lastRowFirstColumn="0" w:lastRowLastColumn="0"/>
-              <w:rPr>
-                <w:b/>
-                <w:sz w:val="16"/>
-              </w:rPr>
-            </w:pPr>
-            <w:r>
-              <w:rPr>
-                <w:b/>
-                <w:sz w:val="16"/>
-              </w:rPr>
-            </w:r>
-            <w:proofErr w:type="spellStart"/>
-            <w:r>
-              <w:rPr>
-                <w:b/>
-                <w:sz w:val="16"/>
-              </w:rPr>
-            </w:r>
-            <w:proofErr w:type="spellEnd"/>
-            <w:r>
-              <w:rPr>
-                <w:rFonts w:ascii="Malgun Gothic" w:hAnsi="Malgun Gothic"/>
-                <w:b w:val="0"/>
-                <w:sz w:val="18"/>
-              </w:rPr>
-            </w:r>
-          </w:p>
-          <w:p>
-            <w:pPr>
-              <w:jc w:val="center"/>
-              <w:cnfStyle w:val="000000100000" w:firstRow="0" w:lastRow="0" w:firstColumn="0" w:lastColumn="0" w:oddVBand="0" w:evenVBand="0" w:oddHBand="1" w:evenHBand="0" w:firstRowFirstColumn="0" w:firstRowLastColumn="0" w:lastRowFirstColumn="0" w:lastRowLastColumn="0"/>
-              <w:rPr>
-                <w:rFonts w:ascii="Arial Narrow" w:hAnsi="Arial Narrow" w:cs="Calibri"/>
-                <w:b/>
-                <w:sz w:val="16"/>
-              </w:rPr>
-            </w:pPr>
-            <w:r>
-              <w:rPr>
-                <w:b/>
-                <w:sz w:val="14"/>
-              </w:rPr>
-            </w:r>
-            <w:proofErr w:type="spellStart"/>
-            <w:r>
-              <w:rPr>
-                <w:b/>
-                <w:sz w:val="14"/>
-              </w:rPr>
-            </w:r>
-            <w:proofErr w:type="spellEnd"/>
-            <w:r>
-              <w:rPr>
-                <w:b/>
-                <w:sz w:val="14"/>
-              </w:rPr>
-            </w:r>
-          </w:p>
-        </w:tc>
-      </w:tr>
-      <w:tr>
-        <w:trPr>
-          <w:cnfStyle w:val="000000100000" w:firstRow="0" w:lastRow="0" w:firstColumn="0" w:lastColumn="0" w:oddVBand="0" w:evenVBand="0" w:oddHBand="1" w:evenHBand="0" w:firstRowFirstColumn="0" w:firstRowLastColumn="0" w:lastRowFirstColumn="0" w:lastRowLastColumn="0"/>
-          <w:trHeight w:hRule="exact" w:val="624"/>
-        </w:trPr>
-        <w:tc>
-          <w:tcPr>
-            <w:cnfStyle w:val="001000000000" w:firstRow="0" w:lastRow="0" w:firstColumn="1" w:lastColumn="0" w:oddVBand="0" w:evenVBand="0" w:oddHBand="0" w:evenHBand="0" w:firstRowFirstColumn="0" w:firstRowLastColumn="0" w:lastRowFirstColumn="0" w:lastRowLastColumn="0"/>
-            <w:tcW w:w="1276" w:type="dxa"/>
-            <w:tcBorders>
-              <w:top w:val="double" w:sz="4" w:space="0" w:color="auto"/>
-              <w:bottom w:val="double" w:sz="4" w:space="0" w:color="auto"/>
-            </w:tcBorders>
-            <w:vAlign w:val="center"/>
-          </w:tcPr>
-          <w:p>
-            <w:pPr>
-              <w:spacing w:after="160" w:line="259" w:lineRule="auto"/>
-              <w:jc w:val="center"/>
-              <w:rPr>
-                <w:sz w:val="16"/>
-              </w:rPr>
-            </w:pPr>
-            <w:r>
-              <w:rPr>
-                <w:caps w:val="0"/>
-                <w:sz w:val="16"/>
-              </w:rPr>
-            </w:r>
-            <w:r>
-              <w:rPr>
-                <w:rFonts w:ascii="Malgun Gothic" w:hAnsi="Malgun Gothic"/>
-                <w:b w:val="0"/>
-                <w:sz w:val="18"/>
-              </w:rPr>
-              <w:t>Tier 3</w:t>
-            </w:r>
-          </w:p>
-        </w:tc>
-        <w:tc>
-          <w:tcPr>
-            <w:tcW w:w="1134" w:type="dxa"/>
-            <w:tcBorders>
-              <w:top w:val="double" w:sz="4" w:space="0" w:color="auto"/>
-              <w:bottom w:val="double" w:sz="4" w:space="0" w:color="auto"/>
-            </w:tcBorders>
-            <w:vAlign w:val="center"/>
-          </w:tcPr>
-          <w:p>
-            <w:pPr>
-              <w:jc w:val="center"/>
-              <w:cnfStyle w:val="000000100000" w:firstRow="0" w:lastRow="0" w:firstColumn="0" w:lastColumn="0" w:oddVBand="0" w:evenVBand="0" w:oddHBand="1" w:evenHBand="0" w:firstRowFirstColumn="0" w:firstRowLastColumn="0" w:lastRowFirstColumn="0" w:lastRowLastColumn="0"/>
-              <w:rPr>
-                <w:rFonts w:ascii="Arial Narrow" w:hAnsi="Arial Narrow" w:cs="Calibri"/>
-                <w:b/>
-                <w:sz w:val="16"/>
-              </w:rPr>
-            </w:pPr>
-            <w:r>
-              <w:rPr>
-                <w:b/>
-                <w:sz w:val="16"/>
-              </w:rPr>
-            </w:r>
-            <w:r>
-              <w:rPr>
-                <w:rFonts w:ascii="Malgun Gothic" w:hAnsi="Malgun Gothic"/>
-                <w:b w:val="0"/>
-                <w:sz w:val="18"/>
-              </w:rPr>
-              <w:t>BRAF</w:t>
-            </w:r>
-          </w:p>
-        </w:tc>
-        <w:tc>
-          <w:tcPr>
-            <w:tcW w:w="1134" w:type="dxa"/>
-            <w:tcBorders>
-              <w:top w:val="double" w:sz="4" w:space="0" w:color="auto"/>
-              <w:bottom w:val="double" w:sz="4" w:space="0" w:color="auto"/>
-            </w:tcBorders>
-            <w:vAlign w:val="center"/>
-          </w:tcPr>
-          <w:p>
-            <w:pPr>
-              <w:jc w:val="center"/>
-              <w:cnfStyle w:val="000000100000" w:firstRow="0" w:lastRow="0" w:firstColumn="0" w:lastColumn="0" w:oddVBand="0" w:evenVBand="0" w:oddHBand="1" w:evenHBand="0" w:firstRowFirstColumn="0" w:firstRowLastColumn="0" w:lastRowFirstColumn="0" w:lastRowLastColumn="0"/>
-              <w:rPr>
-                <w:b/>
-                <w:sz w:val="16"/>
-              </w:rPr>
-            </w:pPr>
-            <w:r>
-              <w:rPr>
-                <w:b/>
-                <w:sz w:val="16"/>
-              </w:rPr>
-            </w:r>
-            <w:r>
-              <w:rPr>
-                <w:rFonts w:ascii="Malgun Gothic" w:hAnsi="Malgun Gothic"/>
-                <w:b w:val="0"/>
-                <w:sz w:val="18"/>
-              </w:rPr>
-              <w:t>ENST00000288602.6</w:t>
-            </w:r>
-          </w:p>
-          <w:p>
-            <w:pPr>
-              <w:jc w:val="center"/>
-              <w:cnfStyle w:val="000000100000" w:firstRow="0" w:lastRow="0" w:firstColumn="0" w:lastColumn="0" w:oddVBand="0" w:evenVBand="0" w:oddHBand="1" w:evenHBand="0" w:firstRowFirstColumn="0" w:firstRowLastColumn="0" w:lastRowFirstColumn="0" w:lastRowLastColumn="0"/>
-              <w:rPr>
-                <w:rFonts w:ascii="Arial Narrow" w:hAnsi="Arial Narrow" w:cs="Calibri"/>
-                <w:b/>
-                <w:sz w:val="16"/>
-              </w:rPr>
-            </w:pPr>
-            <w:r>
-              <w:rPr>
-                <w:b/>
-                <w:sz w:val="16"/>
-              </w:rPr>
-            </w:r>
-          </w:p>
-        </w:tc>
-        <w:tc>
-          <w:tcPr>
-            <w:tcW w:w="1418" w:type="dxa"/>
-            <w:tcBorders>
-              <w:top w:val="double" w:sz="4" w:space="0" w:color="auto"/>
-              <w:bottom w:val="double" w:sz="4" w:space="0" w:color="auto"/>
-            </w:tcBorders>
-            <w:vAlign w:val="center"/>
-          </w:tcPr>
-          <w:p>
-            <w:pPr>
-              <w:jc w:val="center"/>
-              <w:cnfStyle w:val="000000100000" w:firstRow="0" w:lastRow="0" w:firstColumn="0" w:lastColumn="0" w:oddVBand="0" w:evenVBand="0" w:oddHBand="1" w:evenHBand="0" w:firstRowFirstColumn="0" w:firstRowLastColumn="0" w:lastRowFirstColumn="0" w:lastRowLastColumn="0"/>
-              <w:rPr>
-                <w:rFonts w:ascii="Arial Narrow" w:hAnsi="Arial Narrow" w:cs="Calibri"/>
-                <w:b/>
-                <w:sz w:val="16"/>
-              </w:rPr>
-            </w:pPr>
-            <w:r>
-              <w:rPr>
-                <w:b/>
-                <w:sz w:val="16"/>
-              </w:rPr>
-            </w:r>
-            <w:r>
-              <w:rPr>
-                <w:rFonts w:ascii="Malgun Gothic" w:hAnsi="Malgun Gothic"/>
-                <w:b w:val="0"/>
-                <w:sz w:val="18"/>
-              </w:rPr>
-            </w:r>
-          </w:p>
-        </w:tc>
-        <w:tc>
-          <w:tcPr>
-            <w:tcW w:w="1275" w:type="dxa"/>
-            <w:tcBorders>
-              <w:top w:val="double" w:sz="4" w:space="0" w:color="auto"/>
-              <w:bottom w:val="double" w:sz="4" w:space="0" w:color="auto"/>
-            </w:tcBorders>
-            <w:vAlign w:val="center"/>
-          </w:tcPr>
-          <w:p>
-            <w:pPr>
-              <w:spacing w:after="160" w:line="259" w:lineRule="auto"/>
-              <w:jc w:val="center"/>
-              <w:cnfStyle w:val="000000100000" w:firstRow="0" w:lastRow="0" w:firstColumn="0" w:lastColumn="0" w:oddVBand="0" w:evenVBand="0" w:oddHBand="1" w:evenHBand="0" w:firstRowFirstColumn="0" w:firstRowLastColumn="0" w:lastRowFirstColumn="0" w:lastRowLastColumn="0"/>
-              <w:rPr>
-                <w:b/>
-                <w:sz w:val="16"/>
-              </w:rPr>
-            </w:pPr>
-            <w:r>
-              <w:rPr>
-                <w:b/>
-                <w:sz w:val="16"/>
-              </w:rPr>
-            </w:r>
-            <w:r>
-              <w:rPr>
-                <w:rFonts w:ascii="Malgun Gothic" w:hAnsi="Malgun Gothic"/>
-                <w:b w:val="0"/>
-                <w:sz w:val="18"/>
-              </w:rPr>
-              <w:t>c.2128-18_2128-16delinsCTT</w:t>
-            </w:r>
-          </w:p>
-        </w:tc>
-        <w:tc>
-          <w:tcPr>
-            <w:tcW w:w="1276" w:type="dxa"/>
-            <w:tcBorders>
-              <w:top w:val="double" w:sz="4" w:space="0" w:color="auto"/>
-              <w:bottom w:val="double" w:sz="4" w:space="0" w:color="auto"/>
-            </w:tcBorders>
-            <w:vAlign w:val="center"/>
-          </w:tcPr>
-          <w:p>
-            <w:pPr>
-              <w:jc w:val="center"/>
-              <w:cnfStyle w:val="000000100000" w:firstRow="0" w:lastRow="0" w:firstColumn="0" w:lastColumn="0" w:oddVBand="0" w:evenVBand="0" w:oddHBand="1" w:evenHBand="0" w:firstRowFirstColumn="0" w:firstRowLastColumn="0" w:lastRowFirstColumn="0" w:lastRowLastColumn="0"/>
-              <w:rPr>
-                <w:rFonts w:ascii="Arial Narrow" w:hAnsi="Arial Narrow" w:cs="Calibri"/>
-                <w:b/>
-                <w:sz w:val="16"/>
-              </w:rPr>
-            </w:pPr>
-            <w:r>
-              <w:rPr>
-                <w:b/>
-                <w:sz w:val="16"/>
-              </w:rPr>
-            </w:r>
-            <w:r>
-              <w:rPr>
-                <w:rFonts w:ascii="Malgun Gothic" w:hAnsi="Malgun Gothic"/>
-                <w:b w:val="0"/>
-                <w:sz w:val="18"/>
-              </w:rPr>
-            </w:r>
-          </w:p>
-        </w:tc>
-        <w:tc>
-          <w:tcPr>
-            <w:tcW w:w="709" w:type="dxa"/>
-            <w:tcBorders>
-              <w:top w:val="double" w:sz="4" w:space="0" w:color="auto"/>
-              <w:bottom w:val="double" w:sz="4" w:space="0" w:color="auto"/>
-            </w:tcBorders>
-            <w:vAlign w:val="center"/>
-          </w:tcPr>
-          <w:p>
-            <w:pPr>
-              <w:jc w:val="center"/>
-              <w:cnfStyle w:val="000000100000" w:firstRow="0" w:lastRow="0" w:firstColumn="0" w:lastColumn="0" w:oddVBand="0" w:evenVBand="0" w:oddHBand="1" w:evenHBand="0" w:firstRowFirstColumn="0" w:firstRowLastColumn="0" w:lastRowFirstColumn="0" w:lastRowLastColumn="0"/>
-              <w:rPr>
-                <w:rFonts w:ascii="Arial Narrow" w:hAnsi="Arial Narrow" w:cs="Calibri"/>
-                <w:b/>
-                <w:sz w:val="16"/>
-              </w:rPr>
-            </w:pPr>
-            <w:r>
-              <w:rPr>
-                <w:b/>
-                <w:sz w:val="16"/>
-              </w:rPr>
-            </w:r>
-            <w:r>
-              <w:rPr>
-                <w:rFonts w:ascii="Malgun Gothic" w:hAnsi="Malgun Gothic"/>
-                <w:b w:val="0"/>
-                <w:sz w:val="18"/>
-              </w:rPr>
-              <w:t>0.32%</w:t>
-            </w:r>
-          </w:p>
-        </w:tc>
-        <w:tc>
-          <w:tcPr>
-            <w:tcW w:w="2214" w:type="dxa"/>
-            <w:tcBorders>
-              <w:top w:val="double" w:sz="4" w:space="0" w:color="auto"/>
-              <w:bottom w:val="double" w:sz="4" w:space="0" w:color="auto"/>
-            </w:tcBorders>
-            <w:vAlign w:val="center"/>
-          </w:tcPr>
-          <w:p>
-            <w:pPr>
-              <w:jc w:val="center"/>
-              <w:cnfStyle w:val="000000100000" w:firstRow="0" w:lastRow="0" w:firstColumn="0" w:lastColumn="0" w:oddVBand="0" w:evenVBand="0" w:oddHBand="1" w:evenHBand="0" w:firstRowFirstColumn="0" w:firstRowLastColumn="0" w:lastRowFirstColumn="0" w:lastRowLastColumn="0"/>
-              <w:rPr>
-                <w:b/>
-                <w:sz w:val="16"/>
-              </w:rPr>
-            </w:pPr>
-            <w:r>
-              <w:rPr>
-                <w:b/>
-                <w:sz w:val="16"/>
-              </w:rPr>
-            </w:r>
-            <w:proofErr w:type="spellStart"/>
-            <w:r>
-              <w:rPr>
-                <w:b/>
-                <w:sz w:val="16"/>
-              </w:rPr>
-            </w:r>
-            <w:proofErr w:type="spellEnd"/>
-            <w:r>
-              <w:rPr>
-                <w:rFonts w:ascii="Malgun Gothic" w:hAnsi="Malgun Gothic"/>
-                <w:b w:val="0"/>
-                <w:sz w:val="18"/>
-              </w:rPr>
-            </w:r>
-          </w:p>
-          <w:p>
-            <w:pPr>
-              <w:jc w:val="center"/>
-              <w:cnfStyle w:val="000000100000" w:firstRow="0" w:lastRow="0" w:firstColumn="0" w:lastColumn="0" w:oddVBand="0" w:evenVBand="0" w:oddHBand="1" w:evenHBand="0" w:firstRowFirstColumn="0" w:firstRowLastColumn="0" w:lastRowFirstColumn="0" w:lastRowLastColumn="0"/>
-              <w:rPr>
-                <w:rFonts w:ascii="Arial Narrow" w:hAnsi="Arial Narrow" w:cs="Calibri"/>
-                <w:b/>
-                <w:sz w:val="16"/>
-              </w:rPr>
-            </w:pPr>
-            <w:r>
-              <w:rPr>
-                <w:b/>
-                <w:sz w:val="14"/>
-              </w:rPr>
-            </w:r>
-            <w:proofErr w:type="spellStart"/>
-            <w:r>
-              <w:rPr>
-                <w:b/>
-                <w:sz w:val="14"/>
-              </w:rPr>
-            </w:r>
-            <w:proofErr w:type="spellEnd"/>
-            <w:r>
-              <w:rPr>
-                <w:b/>
-                <w:sz w:val="14"/>
-              </w:rPr>
-            </w:r>
-          </w:p>
-        </w:tc>
-      </w:tr>
-      <w:tr>
-        <w:trPr>
-          <w:cnfStyle w:val="000000100000" w:firstRow="0" w:lastRow="0" w:firstColumn="0" w:lastColumn="0" w:oddVBand="0" w:evenVBand="0" w:oddHBand="1" w:evenHBand="0" w:firstRowFirstColumn="0" w:firstRowLastColumn="0" w:lastRowFirstColumn="0" w:lastRowLastColumn="0"/>
-          <w:trHeight w:hRule="exact" w:val="624"/>
-        </w:trPr>
-        <w:tc>
-          <w:tcPr>
-            <w:cnfStyle w:val="001000000000" w:firstRow="0" w:lastRow="0" w:firstColumn="1" w:lastColumn="0" w:oddVBand="0" w:evenVBand="0" w:oddHBand="0" w:evenHBand="0" w:firstRowFirstColumn="0" w:firstRowLastColumn="0" w:lastRowFirstColumn="0" w:lastRowLastColumn="0"/>
-            <w:tcW w:w="1276" w:type="dxa"/>
-            <w:tcBorders>
-              <w:top w:val="double" w:sz="4" w:space="0" w:color="auto"/>
-              <w:bottom w:val="double" w:sz="4" w:space="0" w:color="auto"/>
-            </w:tcBorders>
-            <w:vAlign w:val="center"/>
-          </w:tcPr>
-          <w:p>
-            <w:pPr>
-              <w:spacing w:after="160" w:line="259" w:lineRule="auto"/>
-              <w:jc w:val="center"/>
-              <w:rPr>
-                <w:sz w:val="16"/>
-              </w:rPr>
-            </w:pPr>
-            <w:r>
-              <w:rPr>
-                <w:caps w:val="0"/>
-                <w:sz w:val="16"/>
-              </w:rPr>
-            </w:r>
-            <w:r>
-              <w:rPr>
-                <w:rFonts w:ascii="Malgun Gothic" w:hAnsi="Malgun Gothic"/>
-                <w:b w:val="0"/>
-                <w:sz w:val="18"/>
-              </w:rPr>
-              <w:t>Tier 3</w:t>
-            </w:r>
-          </w:p>
-        </w:tc>
-        <w:tc>
-          <w:tcPr>
-            <w:tcW w:w="1134" w:type="dxa"/>
-            <w:tcBorders>
-              <w:top w:val="double" w:sz="4" w:space="0" w:color="auto"/>
-              <w:bottom w:val="double" w:sz="4" w:space="0" w:color="auto"/>
-            </w:tcBorders>
-            <w:vAlign w:val="center"/>
-          </w:tcPr>
-          <w:p>
-            <w:pPr>
-              <w:jc w:val="center"/>
-              <w:cnfStyle w:val="000000100000" w:firstRow="0" w:lastRow="0" w:firstColumn="0" w:lastColumn="0" w:oddVBand="0" w:evenVBand="0" w:oddHBand="1" w:evenHBand="0" w:firstRowFirstColumn="0" w:firstRowLastColumn="0" w:lastRowFirstColumn="0" w:lastRowLastColumn="0"/>
-              <w:rPr>
-                <w:rFonts w:ascii="Arial Narrow" w:hAnsi="Arial Narrow" w:cs="Calibri"/>
-                <w:b/>
-                <w:sz w:val="16"/>
-              </w:rPr>
-            </w:pPr>
-            <w:r>
-              <w:rPr>
-                <w:b/>
-                <w:sz w:val="16"/>
-              </w:rPr>
-            </w:r>
-            <w:r>
-              <w:rPr>
-                <w:rFonts w:ascii="Malgun Gothic" w:hAnsi="Malgun Gothic"/>
-                <w:b w:val="0"/>
-                <w:sz w:val="18"/>
-              </w:rPr>
-              <w:t>NF1</w:t>
-            </w:r>
-          </w:p>
-        </w:tc>
-        <w:tc>
-          <w:tcPr>
-            <w:tcW w:w="1134" w:type="dxa"/>
-            <w:tcBorders>
-              <w:top w:val="double" w:sz="4" w:space="0" w:color="auto"/>
-              <w:bottom w:val="double" w:sz="4" w:space="0" w:color="auto"/>
-            </w:tcBorders>
-            <w:vAlign w:val="center"/>
-          </w:tcPr>
-          <w:p>
-            <w:pPr>
-              <w:jc w:val="center"/>
-              <w:cnfStyle w:val="000000100000" w:firstRow="0" w:lastRow="0" w:firstColumn="0" w:lastColumn="0" w:oddVBand="0" w:evenVBand="0" w:oddHBand="1" w:evenHBand="0" w:firstRowFirstColumn="0" w:firstRowLastColumn="0" w:lastRowFirstColumn="0" w:lastRowLastColumn="0"/>
-              <w:rPr>
-                <w:b/>
-                <w:sz w:val="16"/>
-              </w:rPr>
-            </w:pPr>
-            <w:r>
-              <w:rPr>
-                <w:b/>
-                <w:sz w:val="16"/>
-              </w:rPr>
-            </w:r>
-            <w:r>
-              <w:rPr>
-                <w:rFonts w:ascii="Malgun Gothic" w:hAnsi="Malgun Gothic"/>
-                <w:b w:val="0"/>
-                <w:sz w:val="18"/>
-              </w:rPr>
-              <w:t>ENST00000358273.4</w:t>
-            </w:r>
-          </w:p>
-          <w:p>
-            <w:pPr>
-              <w:jc w:val="center"/>
-              <w:cnfStyle w:val="000000100000" w:firstRow="0" w:lastRow="0" w:firstColumn="0" w:lastColumn="0" w:oddVBand="0" w:evenVBand="0" w:oddHBand="1" w:evenHBand="0" w:firstRowFirstColumn="0" w:firstRowLastColumn="0" w:lastRowFirstColumn="0" w:lastRowLastColumn="0"/>
-              <w:rPr>
-                <w:rFonts w:ascii="Arial Narrow" w:hAnsi="Arial Narrow" w:cs="Calibri"/>
-                <w:b/>
-                <w:sz w:val="16"/>
-              </w:rPr>
-            </w:pPr>
-            <w:r>
-              <w:rPr>
-                <w:b/>
-                <w:sz w:val="16"/>
-              </w:rPr>
-            </w:r>
-          </w:p>
-        </w:tc>
-        <w:tc>
-          <w:tcPr>
-            <w:tcW w:w="1418" w:type="dxa"/>
-            <w:tcBorders>
-              <w:top w:val="double" w:sz="4" w:space="0" w:color="auto"/>
-              <w:bottom w:val="double" w:sz="4" w:space="0" w:color="auto"/>
-            </w:tcBorders>
-            <w:vAlign w:val="center"/>
-          </w:tcPr>
-          <w:p>
-            <w:pPr>
-              <w:jc w:val="center"/>
-              <w:cnfStyle w:val="000000100000" w:firstRow="0" w:lastRow="0" w:firstColumn="0" w:lastColumn="0" w:oddVBand="0" w:evenVBand="0" w:oddHBand="1" w:evenHBand="0" w:firstRowFirstColumn="0" w:firstRowLastColumn="0" w:lastRowFirstColumn="0" w:lastRowLastColumn="0"/>
-              <w:rPr>
-                <w:rFonts w:ascii="Arial Narrow" w:hAnsi="Arial Narrow" w:cs="Calibri"/>
-                <w:b/>
-                <w:sz w:val="16"/>
-              </w:rPr>
-            </w:pPr>
-            <w:r>
-              <w:rPr>
-                <w:b/>
-                <w:sz w:val="16"/>
-              </w:rPr>
-            </w:r>
-            <w:r>
-              <w:rPr>
-                <w:rFonts w:ascii="Malgun Gothic" w:hAnsi="Malgun Gothic"/>
-                <w:b w:val="0"/>
-                <w:sz w:val="18"/>
-              </w:rPr>
-              <w:t>ENSP00000351015.4</w:t>
-            </w:r>
-          </w:p>
-        </w:tc>
-        <w:tc>
-          <w:tcPr>
-            <w:tcW w:w="1275" w:type="dxa"/>
-            <w:tcBorders>
-              <w:top w:val="double" w:sz="4" w:space="0" w:color="auto"/>
-              <w:bottom w:val="double" w:sz="4" w:space="0" w:color="auto"/>
-            </w:tcBorders>
-            <w:vAlign w:val="center"/>
-          </w:tcPr>
-          <w:p>
-            <w:pPr>
-              <w:spacing w:after="160" w:line="259" w:lineRule="auto"/>
-              <w:jc w:val="center"/>
-              <w:cnfStyle w:val="000000100000" w:firstRow="0" w:lastRow="0" w:firstColumn="0" w:lastColumn="0" w:oddVBand="0" w:evenVBand="0" w:oddHBand="1" w:evenHBand="0" w:firstRowFirstColumn="0" w:firstRowLastColumn="0" w:lastRowFirstColumn="0" w:lastRowLastColumn="0"/>
-              <w:rPr>
-                <w:b/>
-                <w:sz w:val="16"/>
-              </w:rPr>
-            </w:pPr>
-            <w:r>
-              <w:rPr>
-                <w:b/>
-                <w:sz w:val="16"/>
-              </w:rPr>
-            </w:r>
-            <w:r>
-              <w:rPr>
-                <w:rFonts w:ascii="Malgun Gothic" w:hAnsi="Malgun Gothic"/>
-                <w:b w:val="0"/>
-                <w:sz w:val="18"/>
-              </w:rPr>
-              <w:t>c.3369A&gt;C</w:t>
-            </w:r>
-          </w:p>
-        </w:tc>
-        <w:tc>
-          <w:tcPr>
-            <w:tcW w:w="1276" w:type="dxa"/>
-            <w:tcBorders>
-              <w:top w:val="double" w:sz="4" w:space="0" w:color="auto"/>
-              <w:bottom w:val="double" w:sz="4" w:space="0" w:color="auto"/>
-            </w:tcBorders>
-            <w:vAlign w:val="center"/>
-          </w:tcPr>
-          <w:p>
-            <w:pPr>
-              <w:jc w:val="center"/>
-              <w:cnfStyle w:val="000000100000" w:firstRow="0" w:lastRow="0" w:firstColumn="0" w:lastColumn="0" w:oddVBand="0" w:evenVBand="0" w:oddHBand="1" w:evenHBand="0" w:firstRowFirstColumn="0" w:firstRowLastColumn="0" w:lastRowFirstColumn="0" w:lastRowLastColumn="0"/>
-              <w:rPr>
-                <w:rFonts w:ascii="Arial Narrow" w:hAnsi="Arial Narrow" w:cs="Calibri"/>
-                <w:b/>
-                <w:sz w:val="16"/>
-              </w:rPr>
-            </w:pPr>
-            <w:r>
-              <w:rPr>
-                <w:b/>
-                <w:sz w:val="16"/>
-              </w:rPr>
-            </w:r>
-            <w:r>
-              <w:rPr>
-                <w:rFonts w:ascii="Malgun Gothic" w:hAnsi="Malgun Gothic"/>
-                <w:b w:val="0"/>
-                <w:sz w:val="18"/>
-              </w:rPr>
-              <w:t>p.Glu1123Asp</w:t>
-            </w:r>
-          </w:p>
-        </w:tc>
-        <w:tc>
-          <w:tcPr>
-            <w:tcW w:w="709" w:type="dxa"/>
-            <w:tcBorders>
-              <w:top w:val="double" w:sz="4" w:space="0" w:color="auto"/>
-              <w:bottom w:val="double" w:sz="4" w:space="0" w:color="auto"/>
-            </w:tcBorders>
-            <w:vAlign w:val="center"/>
-          </w:tcPr>
-          <w:p>
-            <w:pPr>
-              <w:jc w:val="center"/>
-              <w:cnfStyle w:val="000000100000" w:firstRow="0" w:lastRow="0" w:firstColumn="0" w:lastColumn="0" w:oddVBand="0" w:evenVBand="0" w:oddHBand="1" w:evenHBand="0" w:firstRowFirstColumn="0" w:firstRowLastColumn="0" w:lastRowFirstColumn="0" w:lastRowLastColumn="0"/>
-              <w:rPr>
-                <w:rFonts w:ascii="Arial Narrow" w:hAnsi="Arial Narrow" w:cs="Calibri"/>
-                <w:b/>
-                <w:sz w:val="16"/>
-              </w:rPr>
-            </w:pPr>
-            <w:r>
-              <w:rPr>
-                <w:b/>
-                <w:sz w:val="16"/>
-              </w:rPr>
-            </w:r>
-            <w:r>
-              <w:rPr>
-                <w:rFonts w:ascii="Malgun Gothic" w:hAnsi="Malgun Gothic"/>
-                <w:b w:val="0"/>
-                <w:sz w:val="18"/>
-              </w:rPr>
-              <w:t>0.21%</w:t>
-            </w:r>
-          </w:p>
-        </w:tc>
-        <w:tc>
-          <w:tcPr>
-            <w:tcW w:w="2214" w:type="dxa"/>
-            <w:tcBorders>
-              <w:top w:val="double" w:sz="4" w:space="0" w:color="auto"/>
-              <w:bottom w:val="double" w:sz="4" w:space="0" w:color="auto"/>
-            </w:tcBorders>
-            <w:vAlign w:val="center"/>
-          </w:tcPr>
-          <w:p>
-            <w:pPr>
-              <w:jc w:val="center"/>
-              <w:cnfStyle w:val="000000100000" w:firstRow="0" w:lastRow="0" w:firstColumn="0" w:lastColumn="0" w:oddVBand="0" w:evenVBand="0" w:oddHBand="1" w:evenHBand="0" w:firstRowFirstColumn="0" w:firstRowLastColumn="0" w:lastRowFirstColumn="0" w:lastRowLastColumn="0"/>
-              <w:rPr>
-                <w:b/>
-                <w:sz w:val="16"/>
-              </w:rPr>
-            </w:pPr>
-            <w:r>
-              <w:rPr>
-                <w:b/>
-                <w:sz w:val="16"/>
-              </w:rPr>
-            </w:r>
-            <w:proofErr w:type="spellStart"/>
-            <w:r>
-              <w:rPr>
-                <w:b/>
-                <w:sz w:val="16"/>
-              </w:rPr>
-            </w:r>
-            <w:proofErr w:type="spellEnd"/>
-            <w:r>
-              <w:rPr>
-                <w:rFonts w:ascii="Malgun Gothic" w:hAnsi="Malgun Gothic"/>
-                <w:b w:val="0"/>
-                <w:sz w:val="18"/>
-              </w:rPr>
-            </w:r>
-          </w:p>
-          <w:p>
-            <w:pPr>
-              <w:jc w:val="center"/>
-              <w:cnfStyle w:val="000000100000" w:firstRow="0" w:lastRow="0" w:firstColumn="0" w:lastColumn="0" w:oddVBand="0" w:evenVBand="0" w:oddHBand="1" w:evenHBand="0" w:firstRowFirstColumn="0" w:firstRowLastColumn="0" w:lastRowFirstColumn="0" w:lastRowLastColumn="0"/>
-              <w:rPr>
-                <w:rFonts w:ascii="Arial Narrow" w:hAnsi="Arial Narrow" w:cs="Calibri"/>
-                <w:b/>
-                <w:sz w:val="16"/>
-              </w:rPr>
-            </w:pPr>
-            <w:r>
-              <w:rPr>
-                <w:b/>
-                <w:sz w:val="14"/>
-              </w:rPr>
-            </w:r>
-            <w:proofErr w:type="spellStart"/>
-            <w:r>
-              <w:rPr>
-                <w:b/>
-                <w:sz w:val="14"/>
-              </w:rPr>
-            </w:r>
-            <w:proofErr w:type="spellEnd"/>
-            <w:r>
-              <w:rPr>
-                <w:b/>
-                <w:sz w:val="14"/>
-              </w:rPr>
-            </w:r>
-          </w:p>
-        </w:tc>
-      </w:tr>
-      <w:tr>
-        <w:trPr>
-          <w:cnfStyle w:val="000000100000" w:firstRow="0" w:lastRow="0" w:firstColumn="0" w:lastColumn="0" w:oddVBand="0" w:evenVBand="0" w:oddHBand="1" w:evenHBand="0" w:firstRowFirstColumn="0" w:firstRowLastColumn="0" w:lastRowFirstColumn="0" w:lastRowLastColumn="0"/>
-          <w:trHeight w:hRule="exact" w:val="624"/>
-        </w:trPr>
-        <w:tc>
-          <w:tcPr>
-            <w:cnfStyle w:val="001000000000" w:firstRow="0" w:lastRow="0" w:firstColumn="1" w:lastColumn="0" w:oddVBand="0" w:evenVBand="0" w:oddHBand="0" w:evenHBand="0" w:firstRowFirstColumn="0" w:firstRowLastColumn="0" w:lastRowFirstColumn="0" w:lastRowLastColumn="0"/>
-            <w:tcW w:w="1276" w:type="dxa"/>
-            <w:tcBorders>
-              <w:top w:val="double" w:sz="4" w:space="0" w:color="auto"/>
-              <w:bottom w:val="double" w:sz="4" w:space="0" w:color="auto"/>
-            </w:tcBorders>
-            <w:vAlign w:val="center"/>
-          </w:tcPr>
-          <w:p>
-            <w:pPr>
-              <w:spacing w:after="160" w:line="259" w:lineRule="auto"/>
-              <w:jc w:val="center"/>
-              <w:rPr>
-                <w:sz w:val="16"/>
-              </w:rPr>
-            </w:pPr>
-            <w:r>
-              <w:rPr>
-                <w:caps w:val="0"/>
-                <w:sz w:val="16"/>
-              </w:rPr>
-            </w:r>
-            <w:r>
-              <w:rPr>
-                <w:rFonts w:ascii="Malgun Gothic" w:hAnsi="Malgun Gothic"/>
-                <w:b w:val="0"/>
-                <w:sz w:val="18"/>
-              </w:rPr>
-              <w:t>Tier 3</w:t>
-            </w:r>
-          </w:p>
-        </w:tc>
-        <w:tc>
-          <w:tcPr>
-            <w:tcW w:w="1134" w:type="dxa"/>
-            <w:tcBorders>
-              <w:top w:val="double" w:sz="4" w:space="0" w:color="auto"/>
-              <w:bottom w:val="double" w:sz="4" w:space="0" w:color="auto"/>
-            </w:tcBorders>
-            <w:vAlign w:val="center"/>
-          </w:tcPr>
-          <w:p>
-            <w:pPr>
-              <w:jc w:val="center"/>
-              <w:cnfStyle w:val="000000100000" w:firstRow="0" w:lastRow="0" w:firstColumn="0" w:lastColumn="0" w:oddVBand="0" w:evenVBand="0" w:oddHBand="1" w:evenHBand="0" w:firstRowFirstColumn="0" w:firstRowLastColumn="0" w:lastRowFirstColumn="0" w:lastRowLastColumn="0"/>
-              <w:rPr>
-                <w:rFonts w:ascii="Arial Narrow" w:hAnsi="Arial Narrow" w:cs="Calibri"/>
-                <w:b/>
-                <w:sz w:val="16"/>
-              </w:rPr>
-            </w:pPr>
-            <w:r>
-              <w:rPr>
-                <w:b/>
-                <w:sz w:val="16"/>
-              </w:rPr>
-            </w:r>
-            <w:r>
-              <w:rPr>
-                <w:rFonts w:ascii="Malgun Gothic" w:hAnsi="Malgun Gothic"/>
-                <w:b w:val="0"/>
-                <w:sz w:val="18"/>
-              </w:rPr>
-              <w:t>KMT2C</w:t>
-            </w:r>
-          </w:p>
-        </w:tc>
-        <w:tc>
-          <w:tcPr>
-            <w:tcW w:w="1134" w:type="dxa"/>
-            <w:tcBorders>
-              <w:top w:val="double" w:sz="4" w:space="0" w:color="auto"/>
-              <w:bottom w:val="double" w:sz="4" w:space="0" w:color="auto"/>
-            </w:tcBorders>
-            <w:vAlign w:val="center"/>
-          </w:tcPr>
-          <w:p>
-            <w:pPr>
-              <w:jc w:val="center"/>
-              <w:cnfStyle w:val="000000100000" w:firstRow="0" w:lastRow="0" w:firstColumn="0" w:lastColumn="0" w:oddVBand="0" w:evenVBand="0" w:oddHBand="1" w:evenHBand="0" w:firstRowFirstColumn="0" w:firstRowLastColumn="0" w:lastRowFirstColumn="0" w:lastRowLastColumn="0"/>
-              <w:rPr>
-                <w:b/>
-                <w:sz w:val="16"/>
-              </w:rPr>
-            </w:pPr>
-            <w:r>
-              <w:rPr>
-                <w:b/>
-                <w:sz w:val="16"/>
-              </w:rPr>
-            </w:r>
-            <w:r>
-              <w:rPr>
-                <w:rFonts w:ascii="Malgun Gothic" w:hAnsi="Malgun Gothic"/>
-                <w:b w:val="0"/>
-                <w:sz w:val="18"/>
-              </w:rPr>
-              <w:t>ENST00000262189.6</w:t>
-            </w:r>
-          </w:p>
-          <w:p>
-            <w:pPr>
-              <w:jc w:val="center"/>
-              <w:cnfStyle w:val="000000100000" w:firstRow="0" w:lastRow="0" w:firstColumn="0" w:lastColumn="0" w:oddVBand="0" w:evenVBand="0" w:oddHBand="1" w:evenHBand="0" w:firstRowFirstColumn="0" w:firstRowLastColumn="0" w:lastRowFirstColumn="0" w:lastRowLastColumn="0"/>
-              <w:rPr>
-                <w:rFonts w:ascii="Arial Narrow" w:hAnsi="Arial Narrow" w:cs="Calibri"/>
-                <w:b/>
-                <w:sz w:val="16"/>
-              </w:rPr>
-            </w:pPr>
-            <w:r>
-              <w:rPr>
-                <w:b/>
-                <w:sz w:val="16"/>
-              </w:rPr>
-            </w:r>
-          </w:p>
-        </w:tc>
-        <w:tc>
-          <w:tcPr>
-            <w:tcW w:w="1418" w:type="dxa"/>
-            <w:tcBorders>
-              <w:top w:val="double" w:sz="4" w:space="0" w:color="auto"/>
-              <w:bottom w:val="double" w:sz="4" w:space="0" w:color="auto"/>
-            </w:tcBorders>
-            <w:vAlign w:val="center"/>
-          </w:tcPr>
-          <w:p>
-            <w:pPr>
-              <w:jc w:val="center"/>
-              <w:cnfStyle w:val="000000100000" w:firstRow="0" w:lastRow="0" w:firstColumn="0" w:lastColumn="0" w:oddVBand="0" w:evenVBand="0" w:oddHBand="1" w:evenHBand="0" w:firstRowFirstColumn="0" w:firstRowLastColumn="0" w:lastRowFirstColumn="0" w:lastRowLastColumn="0"/>
-              <w:rPr>
-                <w:rFonts w:ascii="Arial Narrow" w:hAnsi="Arial Narrow" w:cs="Calibri"/>
-                <w:b/>
-                <w:sz w:val="16"/>
-              </w:rPr>
-            </w:pPr>
-            <w:r>
-              <w:rPr>
-                <w:b/>
-                <w:sz w:val="16"/>
-              </w:rPr>
-            </w:r>
-            <w:r>
-              <w:rPr>
-                <w:rFonts w:ascii="Malgun Gothic" w:hAnsi="Malgun Gothic"/>
-                <w:b w:val="0"/>
-                <w:sz w:val="18"/>
-              </w:rPr>
-              <w:t>ENSP00000262189.6</w:t>
-            </w:r>
-          </w:p>
-        </w:tc>
-        <w:tc>
-          <w:tcPr>
-            <w:tcW w:w="1275" w:type="dxa"/>
-            <w:tcBorders>
-              <w:top w:val="double" w:sz="4" w:space="0" w:color="auto"/>
-              <w:bottom w:val="double" w:sz="4" w:space="0" w:color="auto"/>
-            </w:tcBorders>
-            <w:vAlign w:val="center"/>
-          </w:tcPr>
-          <w:p>
-            <w:pPr>
-              <w:spacing w:after="160" w:line="259" w:lineRule="auto"/>
-              <w:jc w:val="center"/>
-              <w:cnfStyle w:val="000000100000" w:firstRow="0" w:lastRow="0" w:firstColumn="0" w:lastColumn="0" w:oddVBand="0" w:evenVBand="0" w:oddHBand="1" w:evenHBand="0" w:firstRowFirstColumn="0" w:firstRowLastColumn="0" w:lastRowFirstColumn="0" w:lastRowLastColumn="0"/>
-              <w:rPr>
-                <w:b/>
-                <w:sz w:val="16"/>
-              </w:rPr>
-            </w:pPr>
-            <w:r>
-              <w:rPr>
-                <w:b/>
-                <w:sz w:val="16"/>
-              </w:rPr>
-            </w:r>
-            <w:r>
-              <w:rPr>
-                <w:rFonts w:ascii="Malgun Gothic" w:hAnsi="Malgun Gothic"/>
-                <w:b w:val="0"/>
-                <w:sz w:val="18"/>
-              </w:rPr>
-              <w:t>c.13684C&gt;A</w:t>
-            </w:r>
-          </w:p>
-        </w:tc>
-        <w:tc>
-          <w:tcPr>
-            <w:tcW w:w="1276" w:type="dxa"/>
-            <w:tcBorders>
-              <w:top w:val="double" w:sz="4" w:space="0" w:color="auto"/>
-              <w:bottom w:val="double" w:sz="4" w:space="0" w:color="auto"/>
-            </w:tcBorders>
-            <w:vAlign w:val="center"/>
-          </w:tcPr>
-          <w:p>
-            <w:pPr>
-              <w:jc w:val="center"/>
-              <w:cnfStyle w:val="000000100000" w:firstRow="0" w:lastRow="0" w:firstColumn="0" w:lastColumn="0" w:oddVBand="0" w:evenVBand="0" w:oddHBand="1" w:evenHBand="0" w:firstRowFirstColumn="0" w:firstRowLastColumn="0" w:lastRowFirstColumn="0" w:lastRowLastColumn="0"/>
-              <w:rPr>
-                <w:rFonts w:ascii="Arial Narrow" w:hAnsi="Arial Narrow" w:cs="Calibri"/>
-                <w:b/>
-                <w:sz w:val="16"/>
-              </w:rPr>
-            </w:pPr>
-            <w:r>
-              <w:rPr>
-                <w:b/>
-                <w:sz w:val="16"/>
-              </w:rPr>
-            </w:r>
-            <w:r>
-              <w:rPr>
-                <w:rFonts w:ascii="Malgun Gothic" w:hAnsi="Malgun Gothic"/>
-                <w:b w:val="0"/>
-                <w:sz w:val="18"/>
-              </w:rPr>
-              <w:t>p.Leu4562Ile</w:t>
-            </w:r>
-          </w:p>
-        </w:tc>
-        <w:tc>
-          <w:tcPr>
-            <w:tcW w:w="709" w:type="dxa"/>
-            <w:tcBorders>
-              <w:top w:val="double" w:sz="4" w:space="0" w:color="auto"/>
-              <w:bottom w:val="double" w:sz="4" w:space="0" w:color="auto"/>
-            </w:tcBorders>
-            <w:vAlign w:val="center"/>
-          </w:tcPr>
-          <w:p>
-            <w:pPr>
-              <w:jc w:val="center"/>
-              <w:cnfStyle w:val="000000100000" w:firstRow="0" w:lastRow="0" w:firstColumn="0" w:lastColumn="0" w:oddVBand="0" w:evenVBand="0" w:oddHBand="1" w:evenHBand="0" w:firstRowFirstColumn="0" w:firstRowLastColumn="0" w:lastRowFirstColumn="0" w:lastRowLastColumn="0"/>
-              <w:rPr>
-                <w:rFonts w:ascii="Arial Narrow" w:hAnsi="Arial Narrow" w:cs="Calibri"/>
-                <w:b/>
-                <w:sz w:val="16"/>
-              </w:rPr>
-            </w:pPr>
-            <w:r>
-              <w:rPr>
-                <w:b/>
-                <w:sz w:val="16"/>
-              </w:rPr>
-            </w:r>
-            <w:r>
-              <w:rPr>
-                <w:rFonts w:ascii="Malgun Gothic" w:hAnsi="Malgun Gothic"/>
-                <w:b w:val="0"/>
-                <w:sz w:val="18"/>
-              </w:rPr>
-              <w:t>0.16%</w:t>
-            </w:r>
-          </w:p>
-        </w:tc>
-        <w:tc>
-          <w:tcPr>
-            <w:tcW w:w="2214" w:type="dxa"/>
-            <w:tcBorders>
-              <w:top w:val="double" w:sz="4" w:space="0" w:color="auto"/>
-              <w:bottom w:val="double" w:sz="4" w:space="0" w:color="auto"/>
-            </w:tcBorders>
-            <w:vAlign w:val="center"/>
-          </w:tcPr>
-          <w:p>
-            <w:pPr>
-              <w:jc w:val="center"/>
-              <w:cnfStyle w:val="000000100000" w:firstRow="0" w:lastRow="0" w:firstColumn="0" w:lastColumn="0" w:oddVBand="0" w:evenVBand="0" w:oddHBand="1" w:evenHBand="0" w:firstRowFirstColumn="0" w:firstRowLastColumn="0" w:lastRowFirstColumn="0" w:lastRowLastColumn="0"/>
-              <w:rPr>
-                <w:b/>
-                <w:sz w:val="16"/>
-              </w:rPr>
-            </w:pPr>
-            <w:r>
-              <w:rPr>
-                <w:b/>
-                <w:sz w:val="16"/>
-              </w:rPr>
-            </w:r>
-            <w:proofErr w:type="spellStart"/>
-            <w:r>
-              <w:rPr>
-                <w:b/>
-                <w:sz w:val="16"/>
-              </w:rPr>
-            </w:r>
-            <w:proofErr w:type="spellEnd"/>
-            <w:r>
-              <w:rPr>
-                <w:rFonts w:ascii="Malgun Gothic" w:hAnsi="Malgun Gothic"/>
-                <w:b w:val="0"/>
-                <w:sz w:val="18"/>
-              </w:rPr>
-            </w:r>
-          </w:p>
-          <w:p>
-            <w:pPr>
-              <w:jc w:val="center"/>
-              <w:cnfStyle w:val="000000100000" w:firstRow="0" w:lastRow="0" w:firstColumn="0" w:lastColumn="0" w:oddVBand="0" w:evenVBand="0" w:oddHBand="1" w:evenHBand="0" w:firstRowFirstColumn="0" w:firstRowLastColumn="0" w:lastRowFirstColumn="0" w:lastRowLastColumn="0"/>
-              <w:rPr>
-                <w:rFonts w:ascii="Arial Narrow" w:hAnsi="Arial Narrow" w:cs="Calibri"/>
-                <w:b/>
-                <w:sz w:val="16"/>
-              </w:rPr>
-            </w:pPr>
-            <w:r>
-              <w:rPr>
-                <w:b/>
-                <w:sz w:val="14"/>
-              </w:rPr>
-            </w:r>
-            <w:proofErr w:type="spellStart"/>
-            <w:r>
-              <w:rPr>
-                <w:b/>
-                <w:sz w:val="14"/>
-              </w:rPr>
-            </w:r>
-            <w:proofErr w:type="spellEnd"/>
-            <w:r>
-              <w:rPr>
-                <w:b/>
-                <w:sz w:val="14"/>
-              </w:rPr>
-            </w:r>
-          </w:p>
-        </w:tc>
-      </w:tr>
-      <w:tr>
-        <w:trPr>
-          <w:cnfStyle w:val="000000100000" w:firstRow="0" w:lastRow="0" w:firstColumn="0" w:lastColumn="0" w:oddVBand="0" w:evenVBand="0" w:oddHBand="1" w:evenHBand="0" w:firstRowFirstColumn="0" w:firstRowLastColumn="0" w:lastRowFirstColumn="0" w:lastRowLastColumn="0"/>
-          <w:trHeight w:hRule="exact" w:val="624"/>
-        </w:trPr>
-        <w:tc>
-          <w:tcPr>
-            <w:cnfStyle w:val="001000000000" w:firstRow="0" w:lastRow="0" w:firstColumn="1" w:lastColumn="0" w:oddVBand="0" w:evenVBand="0" w:oddHBand="0" w:evenHBand="0" w:firstRowFirstColumn="0" w:firstRowLastColumn="0" w:lastRowFirstColumn="0" w:lastRowLastColumn="0"/>
-            <w:tcW w:w="1276" w:type="dxa"/>
-            <w:tcBorders>
-              <w:top w:val="double" w:sz="4" w:space="0" w:color="auto"/>
-              <w:bottom w:val="double" w:sz="4" w:space="0" w:color="auto"/>
-            </w:tcBorders>
-            <w:vAlign w:val="center"/>
-          </w:tcPr>
-          <w:p>
-            <w:pPr>
-              <w:spacing w:after="160" w:line="259" w:lineRule="auto"/>
-              <w:jc w:val="center"/>
-              <w:rPr>
-                <w:sz w:val="16"/>
-              </w:rPr>
-            </w:pPr>
-            <w:r>
-              <w:rPr>
-                <w:caps w:val="0"/>
-                <w:sz w:val="16"/>
-              </w:rPr>
-            </w:r>
-            <w:r>
-              <w:rPr>
-                <w:rFonts w:ascii="Malgun Gothic" w:hAnsi="Malgun Gothic"/>
-                <w:b w:val="0"/>
-                <w:sz w:val="18"/>
-              </w:rPr>
-              <w:t>Tier 3</w:t>
-            </w:r>
-          </w:p>
-        </w:tc>
-        <w:tc>
-          <w:tcPr>
-            <w:tcW w:w="1134" w:type="dxa"/>
-            <w:tcBorders>
-              <w:top w:val="double" w:sz="4" w:space="0" w:color="auto"/>
-              <w:bottom w:val="double" w:sz="4" w:space="0" w:color="auto"/>
-            </w:tcBorders>
-            <w:vAlign w:val="center"/>
-          </w:tcPr>
-          <w:p>
-            <w:pPr>
-              <w:jc w:val="center"/>
-              <w:cnfStyle w:val="000000100000" w:firstRow="0" w:lastRow="0" w:firstColumn="0" w:lastColumn="0" w:oddVBand="0" w:evenVBand="0" w:oddHBand="1" w:evenHBand="0" w:firstRowFirstColumn="0" w:firstRowLastColumn="0" w:lastRowFirstColumn="0" w:lastRowLastColumn="0"/>
-              <w:rPr>
-                <w:rFonts w:ascii="Arial Narrow" w:hAnsi="Arial Narrow" w:cs="Calibri"/>
-                <w:b/>
-                <w:sz w:val="16"/>
-              </w:rPr>
-            </w:pPr>
-            <w:r>
-              <w:rPr>
-                <w:b/>
-                <w:sz w:val="16"/>
-              </w:rPr>
-            </w:r>
-            <w:r>
-              <w:rPr>
-                <w:rFonts w:ascii="Malgun Gothic" w:hAnsi="Malgun Gothic"/>
-                <w:b w:val="0"/>
-                <w:sz w:val="18"/>
-              </w:rPr>
-              <w:t>KMT2C</w:t>
-            </w:r>
-          </w:p>
-        </w:tc>
-        <w:tc>
-          <w:tcPr>
-            <w:tcW w:w="1134" w:type="dxa"/>
-            <w:tcBorders>
-              <w:top w:val="double" w:sz="4" w:space="0" w:color="auto"/>
-              <w:bottom w:val="double" w:sz="4" w:space="0" w:color="auto"/>
-            </w:tcBorders>
-            <w:vAlign w:val="center"/>
-          </w:tcPr>
-          <w:p>
-            <w:pPr>
-              <w:jc w:val="center"/>
-              <w:cnfStyle w:val="000000100000" w:firstRow="0" w:lastRow="0" w:firstColumn="0" w:lastColumn="0" w:oddVBand="0" w:evenVBand="0" w:oddHBand="1" w:evenHBand="0" w:firstRowFirstColumn="0" w:firstRowLastColumn="0" w:lastRowFirstColumn="0" w:lastRowLastColumn="0"/>
-              <w:rPr>
-                <w:b/>
-                <w:sz w:val="16"/>
-              </w:rPr>
-            </w:pPr>
-            <w:r>
-              <w:rPr>
-                <w:b/>
-                <w:sz w:val="16"/>
-              </w:rPr>
-            </w:r>
-            <w:r>
-              <w:rPr>
-                <w:rFonts w:ascii="Malgun Gothic" w:hAnsi="Malgun Gothic"/>
-                <w:b w:val="0"/>
-                <w:sz w:val="18"/>
-              </w:rPr>
-              <w:t>ENST00000262189.6</w:t>
-            </w:r>
-          </w:p>
-          <w:p>
-            <w:pPr>
-              <w:jc w:val="center"/>
-              <w:cnfStyle w:val="000000100000" w:firstRow="0" w:lastRow="0" w:firstColumn="0" w:lastColumn="0" w:oddVBand="0" w:evenVBand="0" w:oddHBand="1" w:evenHBand="0" w:firstRowFirstColumn="0" w:firstRowLastColumn="0" w:lastRowFirstColumn="0" w:lastRowLastColumn="0"/>
-              <w:rPr>
-                <w:rFonts w:ascii="Arial Narrow" w:hAnsi="Arial Narrow" w:cs="Calibri"/>
-                <w:b/>
-                <w:sz w:val="16"/>
-              </w:rPr>
-            </w:pPr>
-            <w:r>
-              <w:rPr>
-                <w:b/>
-                <w:sz w:val="16"/>
-              </w:rPr>
-            </w:r>
-          </w:p>
-        </w:tc>
-        <w:tc>
-          <w:tcPr>
-            <w:tcW w:w="1418" w:type="dxa"/>
-            <w:tcBorders>
-              <w:top w:val="double" w:sz="4" w:space="0" w:color="auto"/>
-              <w:bottom w:val="double" w:sz="4" w:space="0" w:color="auto"/>
-            </w:tcBorders>
-            <w:vAlign w:val="center"/>
-          </w:tcPr>
-          <w:p>
-            <w:pPr>
-              <w:jc w:val="center"/>
-              <w:cnfStyle w:val="000000100000" w:firstRow="0" w:lastRow="0" w:firstColumn="0" w:lastColumn="0" w:oddVBand="0" w:evenVBand="0" w:oddHBand="1" w:evenHBand="0" w:firstRowFirstColumn="0" w:firstRowLastColumn="0" w:lastRowFirstColumn="0" w:lastRowLastColumn="0"/>
-              <w:rPr>
-                <w:rFonts w:ascii="Arial Narrow" w:hAnsi="Arial Narrow" w:cs="Calibri"/>
-                <w:b/>
-                <w:sz w:val="16"/>
-              </w:rPr>
-            </w:pPr>
-            <w:r>
-              <w:rPr>
-                <w:b/>
-                <w:sz w:val="16"/>
-              </w:rPr>
-            </w:r>
-            <w:r>
-              <w:rPr>
-                <w:rFonts w:ascii="Malgun Gothic" w:hAnsi="Malgun Gothic"/>
-                <w:b w:val="0"/>
-                <w:sz w:val="18"/>
-              </w:rPr>
-              <w:t>ENSP00000262189.6</w:t>
-            </w:r>
-          </w:p>
-        </w:tc>
-        <w:tc>
-          <w:tcPr>
-            <w:tcW w:w="1275" w:type="dxa"/>
-            <w:tcBorders>
-              <w:top w:val="double" w:sz="4" w:space="0" w:color="auto"/>
-              <w:bottom w:val="double" w:sz="4" w:space="0" w:color="auto"/>
-            </w:tcBorders>
-            <w:vAlign w:val="center"/>
-          </w:tcPr>
-          <w:p>
-            <w:pPr>
-              <w:spacing w:after="160" w:line="259" w:lineRule="auto"/>
-              <w:jc w:val="center"/>
-              <w:cnfStyle w:val="000000100000" w:firstRow="0" w:lastRow="0" w:firstColumn="0" w:lastColumn="0" w:oddVBand="0" w:evenVBand="0" w:oddHBand="1" w:evenHBand="0" w:firstRowFirstColumn="0" w:firstRowLastColumn="0" w:lastRowFirstColumn="0" w:lastRowLastColumn="0"/>
-              <w:rPr>
-                <w:b/>
-                <w:sz w:val="16"/>
-              </w:rPr>
-            </w:pPr>
-            <w:r>
-              <w:rPr>
-                <w:b/>
-                <w:sz w:val="16"/>
-              </w:rPr>
-            </w:r>
-            <w:r>
-              <w:rPr>
-                <w:rFonts w:ascii="Malgun Gothic" w:hAnsi="Malgun Gothic"/>
-                <w:b w:val="0"/>
-                <w:sz w:val="18"/>
-              </w:rPr>
-              <w:t>c.1302T&gt;A</w:t>
-            </w:r>
-          </w:p>
-        </w:tc>
-        <w:tc>
-          <w:tcPr>
-            <w:tcW w:w="1276" w:type="dxa"/>
-            <w:tcBorders>
-              <w:top w:val="double" w:sz="4" w:space="0" w:color="auto"/>
-              <w:bottom w:val="double" w:sz="4" w:space="0" w:color="auto"/>
-            </w:tcBorders>
-            <w:vAlign w:val="center"/>
-          </w:tcPr>
-          <w:p>
-            <w:pPr>
-              <w:jc w:val="center"/>
-              <w:cnfStyle w:val="000000100000" w:firstRow="0" w:lastRow="0" w:firstColumn="0" w:lastColumn="0" w:oddVBand="0" w:evenVBand="0" w:oddHBand="1" w:evenHBand="0" w:firstRowFirstColumn="0" w:firstRowLastColumn="0" w:lastRowFirstColumn="0" w:lastRowLastColumn="0"/>
-              <w:rPr>
-                <w:rFonts w:ascii="Arial Narrow" w:hAnsi="Arial Narrow" w:cs="Calibri"/>
-                <w:b/>
-                <w:sz w:val="16"/>
-              </w:rPr>
-            </w:pPr>
-            <w:r>
-              <w:rPr>
-                <w:b/>
-                <w:sz w:val="16"/>
-              </w:rPr>
-            </w:r>
-            <w:r>
-              <w:rPr>
-                <w:rFonts w:ascii="Malgun Gothic" w:hAnsi="Malgun Gothic"/>
-                <w:b w:val="0"/>
-                <w:sz w:val="18"/>
-              </w:rPr>
-              <w:t>p.Asn434Lys</w:t>
-            </w:r>
-          </w:p>
-        </w:tc>
-        <w:tc>
-          <w:tcPr>
-            <w:tcW w:w="709" w:type="dxa"/>
-            <w:tcBorders>
-              <w:top w:val="double" w:sz="4" w:space="0" w:color="auto"/>
-              <w:bottom w:val="double" w:sz="4" w:space="0" w:color="auto"/>
-            </w:tcBorders>
-            <w:vAlign w:val="center"/>
-          </w:tcPr>
-          <w:p>
-            <w:pPr>
-              <w:jc w:val="center"/>
-              <w:cnfStyle w:val="000000100000" w:firstRow="0" w:lastRow="0" w:firstColumn="0" w:lastColumn="0" w:oddVBand="0" w:evenVBand="0" w:oddHBand="1" w:evenHBand="0" w:firstRowFirstColumn="0" w:firstRowLastColumn="0" w:lastRowFirstColumn="0" w:lastRowLastColumn="0"/>
-              <w:rPr>
-                <w:rFonts w:ascii="Arial Narrow" w:hAnsi="Arial Narrow" w:cs="Calibri"/>
-                <w:b/>
-                <w:sz w:val="16"/>
-              </w:rPr>
-            </w:pPr>
-            <w:r>
-              <w:rPr>
-                <w:b/>
-                <w:sz w:val="16"/>
-              </w:rPr>
-            </w:r>
-            <w:r>
-              <w:rPr>
-                <w:rFonts w:ascii="Malgun Gothic" w:hAnsi="Malgun Gothic"/>
-                <w:b w:val="0"/>
-                <w:sz w:val="18"/>
-              </w:rPr>
-              <w:t>0.15%</w:t>
-            </w:r>
-          </w:p>
-        </w:tc>
-        <w:tc>
-          <w:tcPr>
-            <w:tcW w:w="2214" w:type="dxa"/>
-            <w:tcBorders>
-              <w:top w:val="double" w:sz="4" w:space="0" w:color="auto"/>
-              <w:bottom w:val="double" w:sz="4" w:space="0" w:color="auto"/>
-            </w:tcBorders>
-            <w:vAlign w:val="center"/>
-          </w:tcPr>
-          <w:p>
-            <w:pPr>
-              <w:jc w:val="center"/>
-              <w:cnfStyle w:val="000000100000" w:firstRow="0" w:lastRow="0" w:firstColumn="0" w:lastColumn="0" w:oddVBand="0" w:evenVBand="0" w:oddHBand="1" w:evenHBand="0" w:firstRowFirstColumn="0" w:firstRowLastColumn="0" w:lastRowFirstColumn="0" w:lastRowLastColumn="0"/>
-              <w:rPr>
-                <w:b/>
-                <w:sz w:val="16"/>
-              </w:rPr>
-            </w:pPr>
-            <w:r>
-              <w:rPr>
-                <w:b/>
-                <w:sz w:val="16"/>
-              </w:rPr>
-            </w:r>
-            <w:proofErr w:type="spellStart"/>
-            <w:r>
-              <w:rPr>
-                <w:b/>
-                <w:sz w:val="16"/>
-              </w:rPr>
-            </w:r>
-            <w:proofErr w:type="spellEnd"/>
-            <w:r>
-              <w:rPr>
-                <w:rFonts w:ascii="Malgun Gothic" w:hAnsi="Malgun Gothic"/>
-                <w:b w:val="0"/>
-                <w:sz w:val="18"/>
-              </w:rPr>
-            </w:r>
-          </w:p>
-          <w:p>
-            <w:pPr>
-              <w:jc w:val="center"/>
-              <w:cnfStyle w:val="000000100000" w:firstRow="0" w:lastRow="0" w:firstColumn="0" w:lastColumn="0" w:oddVBand="0" w:evenVBand="0" w:oddHBand="1" w:evenHBand="0" w:firstRowFirstColumn="0" w:firstRowLastColumn="0" w:lastRowFirstColumn="0" w:lastRowLastColumn="0"/>
-              <w:rPr>
-                <w:rFonts w:ascii="Arial Narrow" w:hAnsi="Arial Narrow" w:cs="Calibri"/>
-                <w:b/>
-                <w:sz w:val="16"/>
-              </w:rPr>
-            </w:pPr>
-            <w:r>
-              <w:rPr>
-                <w:b/>
-                <w:sz w:val="14"/>
-              </w:rPr>
-            </w:r>
-            <w:proofErr w:type="spellStart"/>
-            <w:r>
-              <w:rPr>
-                <w:b/>
-                <w:sz w:val="14"/>
-              </w:rPr>
-            </w:r>
-            <w:proofErr w:type="spellEnd"/>
-            <w:r>
-              <w:rPr>
-                <w:b/>
-                <w:sz w:val="14"/>
-              </w:rPr>
-            </w:r>
-          </w:p>
-        </w:tc>
-      </w:tr>
-      <w:tr>
-        <w:trPr>
-          <w:cnfStyle w:val="000000100000" w:firstRow="0" w:lastRow="0" w:firstColumn="0" w:lastColumn="0" w:oddVBand="0" w:evenVBand="0" w:oddHBand="1" w:evenHBand="0" w:firstRowFirstColumn="0" w:firstRowLastColumn="0" w:lastRowFirstColumn="0" w:lastRowLastColumn="0"/>
-          <w:trHeight w:hRule="exact" w:val="624"/>
-        </w:trPr>
-        <w:tc>
-          <w:tcPr>
-            <w:cnfStyle w:val="001000000000" w:firstRow="0" w:lastRow="0" w:firstColumn="1" w:lastColumn="0" w:oddVBand="0" w:evenVBand="0" w:oddHBand="0" w:evenHBand="0" w:firstRowFirstColumn="0" w:firstRowLastColumn="0" w:lastRowFirstColumn="0" w:lastRowLastColumn="0"/>
-            <w:tcW w:w="1276" w:type="dxa"/>
-            <w:tcBorders>
-              <w:top w:val="double" w:sz="4" w:space="0" w:color="auto"/>
-              <w:bottom w:val="double" w:sz="4" w:space="0" w:color="auto"/>
-            </w:tcBorders>
-            <w:vAlign w:val="center"/>
-          </w:tcPr>
-          <w:p>
-            <w:pPr>
-              <w:spacing w:after="160" w:line="259" w:lineRule="auto"/>
-              <w:jc w:val="center"/>
-              <w:rPr>
-                <w:sz w:val="16"/>
-              </w:rPr>
-            </w:pPr>
-            <w:r>
-              <w:rPr>
-                <w:caps w:val="0"/>
-                <w:sz w:val="16"/>
-              </w:rPr>
-            </w:r>
-            <w:r>
-              <w:rPr>
-                <w:rFonts w:ascii="Malgun Gothic" w:hAnsi="Malgun Gothic"/>
-                <w:b w:val="0"/>
-                <w:sz w:val="18"/>
-              </w:rPr>
-              <w:t>Tier 3</w:t>
-            </w:r>
-          </w:p>
-        </w:tc>
-        <w:tc>
-          <w:tcPr>
-            <w:tcW w:w="1134" w:type="dxa"/>
-            <w:tcBorders>
-              <w:top w:val="double" w:sz="4" w:space="0" w:color="auto"/>
-              <w:bottom w:val="double" w:sz="4" w:space="0" w:color="auto"/>
-            </w:tcBorders>
-            <w:vAlign w:val="center"/>
-          </w:tcPr>
-          <w:p>
-            <w:pPr>
-              <w:jc w:val="center"/>
-              <w:cnfStyle w:val="000000100000" w:firstRow="0" w:lastRow="0" w:firstColumn="0" w:lastColumn="0" w:oddVBand="0" w:evenVBand="0" w:oddHBand="1" w:evenHBand="0" w:firstRowFirstColumn="0" w:firstRowLastColumn="0" w:lastRowFirstColumn="0" w:lastRowLastColumn="0"/>
-              <w:rPr>
-                <w:rFonts w:ascii="Arial Narrow" w:hAnsi="Arial Narrow" w:cs="Calibri"/>
-                <w:b/>
-                <w:sz w:val="16"/>
-              </w:rPr>
-            </w:pPr>
-            <w:r>
-              <w:rPr>
-                <w:b/>
-                <w:sz w:val="16"/>
-              </w:rPr>
-            </w:r>
-            <w:r>
-              <w:rPr>
-                <w:rFonts w:ascii="Malgun Gothic" w:hAnsi="Malgun Gothic"/>
-                <w:b w:val="0"/>
-                <w:sz w:val="18"/>
-              </w:rPr>
-              <w:t>EBF1</w:t>
-            </w:r>
-          </w:p>
-        </w:tc>
-        <w:tc>
-          <w:tcPr>
-            <w:tcW w:w="1134" w:type="dxa"/>
-            <w:tcBorders>
-              <w:top w:val="double" w:sz="4" w:space="0" w:color="auto"/>
-              <w:bottom w:val="double" w:sz="4" w:space="0" w:color="auto"/>
-            </w:tcBorders>
-            <w:vAlign w:val="center"/>
-          </w:tcPr>
-          <w:p>
-            <w:pPr>
-              <w:jc w:val="center"/>
-              <w:cnfStyle w:val="000000100000" w:firstRow="0" w:lastRow="0" w:firstColumn="0" w:lastColumn="0" w:oddVBand="0" w:evenVBand="0" w:oddHBand="1" w:evenHBand="0" w:firstRowFirstColumn="0" w:firstRowLastColumn="0" w:lastRowFirstColumn="0" w:lastRowLastColumn="0"/>
-              <w:rPr>
-                <w:b/>
-                <w:sz w:val="16"/>
-              </w:rPr>
-            </w:pPr>
-            <w:r>
-              <w:rPr>
-                <w:b/>
-                <w:sz w:val="16"/>
-              </w:rPr>
-            </w:r>
-            <w:r>
-              <w:rPr>
-                <w:rFonts w:ascii="Malgun Gothic" w:hAnsi="Malgun Gothic"/>
-                <w:b w:val="0"/>
-                <w:sz w:val="18"/>
-              </w:rPr>
-              <w:t>ENST00000313708.6</w:t>
-            </w:r>
-          </w:p>
-          <w:p>
-            <w:pPr>
-              <w:jc w:val="center"/>
-              <w:cnfStyle w:val="000000100000" w:firstRow="0" w:lastRow="0" w:firstColumn="0" w:lastColumn="0" w:oddVBand="0" w:evenVBand="0" w:oddHBand="1" w:evenHBand="0" w:firstRowFirstColumn="0" w:firstRowLastColumn="0" w:lastRowFirstColumn="0" w:lastRowLastColumn="0"/>
-              <w:rPr>
-                <w:rFonts w:ascii="Arial Narrow" w:hAnsi="Arial Narrow" w:cs="Calibri"/>
-                <w:b/>
-                <w:sz w:val="16"/>
-              </w:rPr>
-            </w:pPr>
-            <w:r>
-              <w:rPr>
-                <w:b/>
-                <w:sz w:val="16"/>
-              </w:rPr>
-            </w:r>
-          </w:p>
-        </w:tc>
-        <w:tc>
-          <w:tcPr>
-            <w:tcW w:w="1418" w:type="dxa"/>
-            <w:tcBorders>
-              <w:top w:val="double" w:sz="4" w:space="0" w:color="auto"/>
-              <w:bottom w:val="double" w:sz="4" w:space="0" w:color="auto"/>
-            </w:tcBorders>
-            <w:vAlign w:val="center"/>
-          </w:tcPr>
-          <w:p>
-            <w:pPr>
-              <w:jc w:val="center"/>
-              <w:cnfStyle w:val="000000100000" w:firstRow="0" w:lastRow="0" w:firstColumn="0" w:lastColumn="0" w:oddVBand="0" w:evenVBand="0" w:oddHBand="1" w:evenHBand="0" w:firstRowFirstColumn="0" w:firstRowLastColumn="0" w:lastRowFirstColumn="0" w:lastRowLastColumn="0"/>
-              <w:rPr>
-                <w:rFonts w:ascii="Arial Narrow" w:hAnsi="Arial Narrow" w:cs="Calibri"/>
-                <w:b/>
-                <w:sz w:val="16"/>
-              </w:rPr>
-            </w:pPr>
-            <w:r>
-              <w:rPr>
-                <w:b/>
-                <w:sz w:val="16"/>
-              </w:rPr>
-            </w:r>
-            <w:r>
-              <w:rPr>
-                <w:rFonts w:ascii="Malgun Gothic" w:hAnsi="Malgun Gothic"/>
-                <w:b w:val="0"/>
-                <w:sz w:val="18"/>
-              </w:rPr>
-            </w:r>
-          </w:p>
-        </w:tc>
-        <w:tc>
-          <w:tcPr>
-            <w:tcW w:w="1275" w:type="dxa"/>
-            <w:tcBorders>
-              <w:top w:val="double" w:sz="4" w:space="0" w:color="auto"/>
-              <w:bottom w:val="double" w:sz="4" w:space="0" w:color="auto"/>
-            </w:tcBorders>
-            <w:vAlign w:val="center"/>
-          </w:tcPr>
-          <w:p>
-            <w:pPr>
-              <w:spacing w:after="160" w:line="259" w:lineRule="auto"/>
-              <w:jc w:val="center"/>
-              <w:cnfStyle w:val="000000100000" w:firstRow="0" w:lastRow="0" w:firstColumn="0" w:lastColumn="0" w:oddVBand="0" w:evenVBand="0" w:oddHBand="1" w:evenHBand="0" w:firstRowFirstColumn="0" w:firstRowLastColumn="0" w:lastRowFirstColumn="0" w:lastRowLastColumn="0"/>
-              <w:rPr>
-                <w:b/>
-                <w:sz w:val="16"/>
-              </w:rPr>
-            </w:pPr>
-            <w:r>
-              <w:rPr>
-                <w:b/>
-                <w:sz w:val="16"/>
-              </w:rPr>
-            </w:r>
-            <w:r>
-              <w:rPr>
-                <w:rFonts w:ascii="Malgun Gothic" w:hAnsi="Malgun Gothic"/>
-                <w:b w:val="0"/>
-                <w:sz w:val="18"/>
-              </w:rPr>
-              <w:t>c.1550-10C&gt;A</w:t>
-            </w:r>
-          </w:p>
-        </w:tc>
-        <w:tc>
-          <w:tcPr>
-            <w:tcW w:w="1276" w:type="dxa"/>
-            <w:tcBorders>
-              <w:top w:val="double" w:sz="4" w:space="0" w:color="auto"/>
-              <w:bottom w:val="double" w:sz="4" w:space="0" w:color="auto"/>
-            </w:tcBorders>
-            <w:vAlign w:val="center"/>
-          </w:tcPr>
-          <w:p>
-            <w:pPr>
-              <w:jc w:val="center"/>
-              <w:cnfStyle w:val="000000100000" w:firstRow="0" w:lastRow="0" w:firstColumn="0" w:lastColumn="0" w:oddVBand="0" w:evenVBand="0" w:oddHBand="1" w:evenHBand="0" w:firstRowFirstColumn="0" w:firstRowLastColumn="0" w:lastRowFirstColumn="0" w:lastRowLastColumn="0"/>
-              <w:rPr>
-                <w:rFonts w:ascii="Arial Narrow" w:hAnsi="Arial Narrow" w:cs="Calibri"/>
-                <w:b/>
-                <w:sz w:val="16"/>
-              </w:rPr>
-            </w:pPr>
-            <w:r>
-              <w:rPr>
-                <w:b/>
-                <w:sz w:val="16"/>
-              </w:rPr>
-            </w:r>
-            <w:r>
-              <w:rPr>
-                <w:rFonts w:ascii="Malgun Gothic" w:hAnsi="Malgun Gothic"/>
-                <w:b w:val="0"/>
-                <w:sz w:val="18"/>
-              </w:rPr>
-            </w:r>
-          </w:p>
-        </w:tc>
-        <w:tc>
-          <w:tcPr>
-            <w:tcW w:w="709" w:type="dxa"/>
-            <w:tcBorders>
-              <w:top w:val="double" w:sz="4" w:space="0" w:color="auto"/>
-              <w:bottom w:val="double" w:sz="4" w:space="0" w:color="auto"/>
-            </w:tcBorders>
-            <w:vAlign w:val="center"/>
-          </w:tcPr>
-          <w:p>
-            <w:pPr>
-              <w:jc w:val="center"/>
-              <w:cnfStyle w:val="000000100000" w:firstRow="0" w:lastRow="0" w:firstColumn="0" w:lastColumn="0" w:oddVBand="0" w:evenVBand="0" w:oddHBand="1" w:evenHBand="0" w:firstRowFirstColumn="0" w:firstRowLastColumn="0" w:lastRowFirstColumn="0" w:lastRowLastColumn="0"/>
-              <w:rPr>
-                <w:rFonts w:ascii="Arial Narrow" w:hAnsi="Arial Narrow" w:cs="Calibri"/>
-                <w:b/>
-                <w:sz w:val="16"/>
-              </w:rPr>
-            </w:pPr>
-            <w:r>
-              <w:rPr>
-                <w:b/>
-                <w:sz w:val="16"/>
-              </w:rPr>
-            </w:r>
-            <w:r>
-              <w:rPr>
-                <w:rFonts w:ascii="Malgun Gothic" w:hAnsi="Malgun Gothic"/>
-                <w:b w:val="0"/>
-                <w:sz w:val="18"/>
-              </w:rPr>
-              <w:t>0.11%</w:t>
-            </w:r>
-          </w:p>
-        </w:tc>
-        <w:tc>
-          <w:tcPr>
-            <w:tcW w:w="2214" w:type="dxa"/>
-            <w:tcBorders>
-              <w:top w:val="double" w:sz="4" w:space="0" w:color="auto"/>
-              <w:bottom w:val="double" w:sz="4" w:space="0" w:color="auto"/>
-            </w:tcBorders>
-            <w:vAlign w:val="center"/>
-          </w:tcPr>
-          <w:p>
-            <w:pPr>
-              <w:jc w:val="center"/>
-              <w:cnfStyle w:val="000000100000" w:firstRow="0" w:lastRow="0" w:firstColumn="0" w:lastColumn="0" w:oddVBand="0" w:evenVBand="0" w:oddHBand="1" w:evenHBand="0" w:firstRowFirstColumn="0" w:firstRowLastColumn="0" w:lastRowFirstColumn="0" w:lastRowLastColumn="0"/>
-              <w:rPr>
-                <w:b/>
-                <w:sz w:val="16"/>
-              </w:rPr>
-            </w:pPr>
-            <w:r>
-              <w:rPr>
-                <w:b/>
-                <w:sz w:val="16"/>
-              </w:rPr>
-            </w:r>
-            <w:proofErr w:type="spellStart"/>
-            <w:r>
-              <w:rPr>
-                <w:b/>
-                <w:sz w:val="16"/>
-              </w:rPr>
-            </w:r>
-            <w:proofErr w:type="spellEnd"/>
-            <w:r>
-              <w:rPr>
-                <w:rFonts w:ascii="Malgun Gothic" w:hAnsi="Malgun Gothic"/>
-                <w:b w:val="0"/>
-                <w:sz w:val="18"/>
-              </w:rPr>
-            </w:r>
-          </w:p>
-          <w:p>
-            <w:pPr>
-              <w:jc w:val="center"/>
-              <w:cnfStyle w:val="000000100000" w:firstRow="0" w:lastRow="0" w:firstColumn="0" w:lastColumn="0" w:oddVBand="0" w:evenVBand="0" w:oddHBand="1" w:evenHBand="0" w:firstRowFirstColumn="0" w:firstRowLastColumn="0" w:lastRowFirstColumn="0" w:lastRowLastColumn="0"/>
-              <w:rPr>
-                <w:rFonts w:ascii="Arial Narrow" w:hAnsi="Arial Narrow" w:cs="Calibri"/>
-                <w:b/>
-                <w:sz w:val="16"/>
-              </w:rPr>
-            </w:pPr>
-            <w:r>
-              <w:rPr>
-                <w:b/>
-                <w:sz w:val="14"/>
-              </w:rPr>
-            </w:r>
-            <w:proofErr w:type="spellStart"/>
-            <w:r>
-              <w:rPr>
-                <w:b/>
-                <w:sz w:val="14"/>
-              </w:rPr>
-            </w:r>
-            <w:proofErr w:type="spellEnd"/>
-            <w:r>
-              <w:rPr>
-                <w:b/>
-                <w:sz w:val="14"/>
-              </w:rPr>
-            </w:r>
-          </w:p>
-        </w:tc>
-      </w:tr>
-      <w:tr>
-        <w:trPr>
-          <w:cnfStyle w:val="000000100000" w:firstRow="0" w:lastRow="0" w:firstColumn="0" w:lastColumn="0" w:oddVBand="0" w:evenVBand="0" w:oddHBand="1" w:evenHBand="0" w:firstRowFirstColumn="0" w:firstRowLastColumn="0" w:lastRowFirstColumn="0" w:lastRowLastColumn="0"/>
-          <w:trHeight w:hRule="exact" w:val="624"/>
-        </w:trPr>
-        <w:tc>
-          <w:tcPr>
-            <w:cnfStyle w:val="001000000000" w:firstRow="0" w:lastRow="0" w:firstColumn="1" w:lastColumn="0" w:oddVBand="0" w:evenVBand="0" w:oddHBand="0" w:evenHBand="0" w:firstRowFirstColumn="0" w:firstRowLastColumn="0" w:lastRowFirstColumn="0" w:lastRowLastColumn="0"/>
-            <w:tcW w:w="1276" w:type="dxa"/>
-            <w:tcBorders>
-              <w:top w:val="double" w:sz="4" w:space="0" w:color="auto"/>
-              <w:bottom w:val="double" w:sz="4" w:space="0" w:color="auto"/>
-            </w:tcBorders>
-            <w:vAlign w:val="center"/>
-          </w:tcPr>
-          <w:p>
-            <w:pPr>
-              <w:spacing w:after="160" w:line="259" w:lineRule="auto"/>
-              <w:jc w:val="center"/>
-              <w:rPr>
-                <w:sz w:val="16"/>
-              </w:rPr>
-            </w:pPr>
-            <w:r>
-              <w:rPr>
-                <w:caps w:val="0"/>
-                <w:sz w:val="16"/>
-              </w:rPr>
-            </w:r>
-            <w:r>
-              <w:rPr>
-                <w:rFonts w:ascii="Malgun Gothic" w:hAnsi="Malgun Gothic"/>
-                <w:b w:val="0"/>
-                <w:sz w:val="18"/>
-              </w:rPr>
-              <w:t>Tier 3</w:t>
-            </w:r>
-          </w:p>
-        </w:tc>
-        <w:tc>
-          <w:tcPr>
-            <w:tcW w:w="1134" w:type="dxa"/>
-            <w:tcBorders>
-              <w:top w:val="double" w:sz="4" w:space="0" w:color="auto"/>
-              <w:bottom w:val="double" w:sz="4" w:space="0" w:color="auto"/>
-            </w:tcBorders>
-            <w:vAlign w:val="center"/>
-          </w:tcPr>
-          <w:p>
-            <w:pPr>
-              <w:jc w:val="center"/>
-              <w:cnfStyle w:val="000000100000" w:firstRow="0" w:lastRow="0" w:firstColumn="0" w:lastColumn="0" w:oddVBand="0" w:evenVBand="0" w:oddHBand="1" w:evenHBand="0" w:firstRowFirstColumn="0" w:firstRowLastColumn="0" w:lastRowFirstColumn="0" w:lastRowLastColumn="0"/>
-              <w:rPr>
-                <w:rFonts w:ascii="Arial Narrow" w:hAnsi="Arial Narrow" w:cs="Calibri"/>
-                <w:b/>
-                <w:sz w:val="16"/>
-              </w:rPr>
-            </w:pPr>
-            <w:r>
-              <w:rPr>
-                <w:b/>
-                <w:sz w:val="16"/>
-              </w:rPr>
-            </w:r>
-            <w:r>
-              <w:rPr>
-                <w:rFonts w:ascii="Malgun Gothic" w:hAnsi="Malgun Gothic"/>
-                <w:b w:val="0"/>
-                <w:sz w:val="18"/>
-              </w:rPr>
-              <w:t>KMT2A</w:t>
-            </w:r>
-          </w:p>
-        </w:tc>
-        <w:tc>
-          <w:tcPr>
-            <w:tcW w:w="1134" w:type="dxa"/>
-            <w:tcBorders>
-              <w:top w:val="double" w:sz="4" w:space="0" w:color="auto"/>
-              <w:bottom w:val="double" w:sz="4" w:space="0" w:color="auto"/>
-            </w:tcBorders>
-            <w:vAlign w:val="center"/>
-          </w:tcPr>
-          <w:p>
-            <w:pPr>
-              <w:jc w:val="center"/>
-              <w:cnfStyle w:val="000000100000" w:firstRow="0" w:lastRow="0" w:firstColumn="0" w:lastColumn="0" w:oddVBand="0" w:evenVBand="0" w:oddHBand="1" w:evenHBand="0" w:firstRowFirstColumn="0" w:firstRowLastColumn="0" w:lastRowFirstColumn="0" w:lastRowLastColumn="0"/>
-              <w:rPr>
-                <w:b/>
-                <w:sz w:val="16"/>
-              </w:rPr>
-            </w:pPr>
-            <w:r>
-              <w:rPr>
-                <w:b/>
-                <w:sz w:val="16"/>
-              </w:rPr>
-            </w:r>
-            <w:r>
-              <w:rPr>
-                <w:rFonts w:ascii="Malgun Gothic" w:hAnsi="Malgun Gothic"/>
-                <w:b w:val="0"/>
-                <w:sz w:val="18"/>
-              </w:rPr>
-              <w:t>ENST00000534358.1</w:t>
-            </w:r>
-          </w:p>
-          <w:p>
-            <w:pPr>
-              <w:jc w:val="center"/>
-              <w:cnfStyle w:val="000000100000" w:firstRow="0" w:lastRow="0" w:firstColumn="0" w:lastColumn="0" w:oddVBand="0" w:evenVBand="0" w:oddHBand="1" w:evenHBand="0" w:firstRowFirstColumn="0" w:firstRowLastColumn="0" w:lastRowFirstColumn="0" w:lastRowLastColumn="0"/>
-              <w:rPr>
-                <w:rFonts w:ascii="Arial Narrow" w:hAnsi="Arial Narrow" w:cs="Calibri"/>
-                <w:b/>
-                <w:sz w:val="16"/>
-              </w:rPr>
-            </w:pPr>
-            <w:r>
-              <w:rPr>
-                <w:b/>
-                <w:sz w:val="16"/>
-              </w:rPr>
-            </w:r>
-          </w:p>
-        </w:tc>
-        <w:tc>
-          <w:tcPr>
-            <w:tcW w:w="1418" w:type="dxa"/>
-            <w:tcBorders>
-              <w:top w:val="double" w:sz="4" w:space="0" w:color="auto"/>
-              <w:bottom w:val="double" w:sz="4" w:space="0" w:color="auto"/>
-            </w:tcBorders>
-            <w:vAlign w:val="center"/>
-          </w:tcPr>
-          <w:p>
-            <w:pPr>
-              <w:jc w:val="center"/>
-              <w:cnfStyle w:val="000000100000" w:firstRow="0" w:lastRow="0" w:firstColumn="0" w:lastColumn="0" w:oddVBand="0" w:evenVBand="0" w:oddHBand="1" w:evenHBand="0" w:firstRowFirstColumn="0" w:firstRowLastColumn="0" w:lastRowFirstColumn="0" w:lastRowLastColumn="0"/>
-              <w:rPr>
-                <w:rFonts w:ascii="Arial Narrow" w:hAnsi="Arial Narrow" w:cs="Calibri"/>
-                <w:b/>
-                <w:sz w:val="16"/>
-              </w:rPr>
-            </w:pPr>
-            <w:r>
-              <w:rPr>
-                <w:b/>
-                <w:sz w:val="16"/>
-              </w:rPr>
-            </w:r>
-            <w:r>
-              <w:rPr>
-                <w:rFonts w:ascii="Malgun Gothic" w:hAnsi="Malgun Gothic"/>
-                <w:b w:val="0"/>
-                <w:sz w:val="18"/>
-              </w:rPr>
-              <w:t>ENSP00000436786.1</w:t>
-            </w:r>
-          </w:p>
-        </w:tc>
-        <w:tc>
-          <w:tcPr>
-            <w:tcW w:w="1275" w:type="dxa"/>
-            <w:tcBorders>
-              <w:top w:val="double" w:sz="4" w:space="0" w:color="auto"/>
-              <w:bottom w:val="double" w:sz="4" w:space="0" w:color="auto"/>
-            </w:tcBorders>
-            <w:vAlign w:val="center"/>
-          </w:tcPr>
-          <w:p>
-            <w:pPr>
-              <w:spacing w:after="160" w:line="259" w:lineRule="auto"/>
-              <w:jc w:val="center"/>
-              <w:cnfStyle w:val="000000100000" w:firstRow="0" w:lastRow="0" w:firstColumn="0" w:lastColumn="0" w:oddVBand="0" w:evenVBand="0" w:oddHBand="1" w:evenHBand="0" w:firstRowFirstColumn="0" w:firstRowLastColumn="0" w:lastRowFirstColumn="0" w:lastRowLastColumn="0"/>
-              <w:rPr>
-                <w:b/>
-                <w:sz w:val="16"/>
-              </w:rPr>
-            </w:pPr>
-            <w:r>
-              <w:rPr>
-                <w:b/>
-                <w:sz w:val="16"/>
-              </w:rPr>
-            </w:r>
-            <w:r>
-              <w:rPr>
-                <w:rFonts w:ascii="Malgun Gothic" w:hAnsi="Malgun Gothic"/>
-                <w:b w:val="0"/>
-                <w:sz w:val="18"/>
-              </w:rPr>
-              <w:t>c.3810G&gt;T</w:t>
-            </w:r>
-          </w:p>
-        </w:tc>
-        <w:tc>
-          <w:tcPr>
-            <w:tcW w:w="1276" w:type="dxa"/>
-            <w:tcBorders>
-              <w:top w:val="double" w:sz="4" w:space="0" w:color="auto"/>
-              <w:bottom w:val="double" w:sz="4" w:space="0" w:color="auto"/>
-            </w:tcBorders>
-            <w:vAlign w:val="center"/>
-          </w:tcPr>
-          <w:p>
-            <w:pPr>
-              <w:jc w:val="center"/>
-              <w:cnfStyle w:val="000000100000" w:firstRow="0" w:lastRow="0" w:firstColumn="0" w:lastColumn="0" w:oddVBand="0" w:evenVBand="0" w:oddHBand="1" w:evenHBand="0" w:firstRowFirstColumn="0" w:firstRowLastColumn="0" w:lastRowFirstColumn="0" w:lastRowLastColumn="0"/>
-              <w:rPr>
-                <w:rFonts w:ascii="Arial Narrow" w:hAnsi="Arial Narrow" w:cs="Calibri"/>
-                <w:b/>
-                <w:sz w:val="16"/>
-              </w:rPr>
-            </w:pPr>
-            <w:r>
-              <w:rPr>
-                <w:b/>
-                <w:sz w:val="16"/>
-              </w:rPr>
-            </w:r>
-            <w:r>
-              <w:rPr>
-                <w:rFonts w:ascii="Malgun Gothic" w:hAnsi="Malgun Gothic"/>
-                <w:b w:val="0"/>
-                <w:sz w:val="18"/>
-              </w:rPr>
-              <w:t>p.Lys1270Asn</w:t>
-            </w:r>
-          </w:p>
-        </w:tc>
-        <w:tc>
-          <w:tcPr>
-            <w:tcW w:w="709" w:type="dxa"/>
-            <w:tcBorders>
-              <w:top w:val="double" w:sz="4" w:space="0" w:color="auto"/>
-              <w:bottom w:val="double" w:sz="4" w:space="0" w:color="auto"/>
-            </w:tcBorders>
-            <w:vAlign w:val="center"/>
-          </w:tcPr>
-          <w:p>
-            <w:pPr>
-              <w:jc w:val="center"/>
-              <w:cnfStyle w:val="000000100000" w:firstRow="0" w:lastRow="0" w:firstColumn="0" w:lastColumn="0" w:oddVBand="0" w:evenVBand="0" w:oddHBand="1" w:evenHBand="0" w:firstRowFirstColumn="0" w:firstRowLastColumn="0" w:lastRowFirstColumn="0" w:lastRowLastColumn="0"/>
-              <w:rPr>
-                <w:rFonts w:ascii="Arial Narrow" w:hAnsi="Arial Narrow" w:cs="Calibri"/>
-                <w:b/>
-                <w:sz w:val="16"/>
-              </w:rPr>
-            </w:pPr>
-            <w:r>
-              <w:rPr>
-                <w:b/>
-                <w:sz w:val="16"/>
-              </w:rPr>
-            </w:r>
-            <w:r>
-              <w:rPr>
-                <w:rFonts w:ascii="Malgun Gothic" w:hAnsi="Malgun Gothic"/>
-                <w:b w:val="0"/>
-                <w:sz w:val="18"/>
-              </w:rPr>
-              <w:t>0.05%</w:t>
-            </w:r>
-          </w:p>
-        </w:tc>
-        <w:tc>
-          <w:tcPr>
-            <w:tcW w:w="2214" w:type="dxa"/>
-            <w:tcBorders>
-              <w:top w:val="double" w:sz="4" w:space="0" w:color="auto"/>
-              <w:bottom w:val="double" w:sz="4" w:space="0" w:color="auto"/>
-            </w:tcBorders>
-            <w:vAlign w:val="center"/>
-          </w:tcPr>
-          <w:p>
-            <w:pPr>
-              <w:jc w:val="center"/>
-              <w:cnfStyle w:val="000000100000" w:firstRow="0" w:lastRow="0" w:firstColumn="0" w:lastColumn="0" w:oddVBand="0" w:evenVBand="0" w:oddHBand="1" w:evenHBand="0" w:firstRowFirstColumn="0" w:firstRowLastColumn="0" w:lastRowFirstColumn="0" w:lastRowLastColumn="0"/>
-              <w:rPr>
-                <w:b/>
-                <w:sz w:val="16"/>
-              </w:rPr>
-            </w:pPr>
-            <w:r>
-              <w:rPr>
-                <w:b/>
-                <w:sz w:val="16"/>
-              </w:rPr>
-            </w:r>
-            <w:proofErr w:type="spellStart"/>
-            <w:r>
-              <w:rPr>
-                <w:b/>
-                <w:sz w:val="16"/>
-              </w:rPr>
-            </w:r>
-            <w:proofErr w:type="spellEnd"/>
-            <w:r>
-              <w:rPr>
-                <w:rFonts w:ascii="Malgun Gothic" w:hAnsi="Malgun Gothic"/>
-                <w:b w:val="0"/>
-                <w:sz w:val="18"/>
-              </w:rPr>
-            </w:r>
-          </w:p>
-          <w:p>
-            <w:pPr>
-              <w:jc w:val="center"/>
-              <w:cnfStyle w:val="000000100000" w:firstRow="0" w:lastRow="0" w:firstColumn="0" w:lastColumn="0" w:oddVBand="0" w:evenVBand="0" w:oddHBand="1" w:evenHBand="0" w:firstRowFirstColumn="0" w:firstRowLastColumn="0" w:lastRowFirstColumn="0" w:lastRowLastColumn="0"/>
-              <w:rPr>
-                <w:rFonts w:ascii="Arial Narrow" w:hAnsi="Arial Narrow" w:cs="Calibri"/>
-                <w:b/>
-                <w:sz w:val="16"/>
-              </w:rPr>
-            </w:pPr>
-            <w:r>
-              <w:rPr>
-                <w:b/>
-                <w:sz w:val="14"/>
-              </w:rPr>
-            </w:r>
-            <w:proofErr w:type="spellStart"/>
-            <w:r>
-              <w:rPr>
-                <w:b/>
-                <w:sz w:val="14"/>
-              </w:rPr>
-            </w:r>
-            <w:proofErr w:type="spellEnd"/>
-            <w:r>
-              <w:rPr>
-                <w:b/>
-                <w:sz w:val="14"/>
-              </w:rPr>
-            </w:r>
-          </w:p>
-        </w:tc>
-      </w:tr>
     </w:tbl>
     <w:p/>
     <w:p>
@@ -21809,7 +13033,7 @@
               <w:t>* Tier I : 임상적 의미가 확인된 변이, ** Tier II : 잠재적 임상적 의미가 있는 변이, *** Tier III : 임상적 의미가 알려지지 않은 변이</w:t>
               <w:br/>
               <w:br/>
-              <w:t>Total variants analyzed: 443 | Tier 1: 3 | Tier 2: 23 | Tier 3: 33 | Tier 4: 384</w:t>
+              <w:t>Total variants analyzed: 33 | Tier 1: 0 | Tier 2: 11 | Tier 3: 22 | Tier 4: 0</w:t>
             </w:r>
           </w:p>
           <w:p>

--- a/0224/02-OKW_10673102/02-OKW_10673102_clinical_report.docx
+++ b/0224/02-OKW_10673102/02-OKW_10673102_clinical_report.docx
@@ -6989,344 +6989,6 @@
                 <w:sz w:val="18"/>
               </w:rPr>
               <w:t>9.59%</w:t>
-            </w:r>
-          </w:p>
-        </w:tc>
-        <w:tc>
-          <w:tcPr>
-            <w:tcW w:w="2214" w:type="dxa"/>
-            <w:tcBorders>
-              <w:top w:val="double" w:sz="4" w:space="0" w:color="auto"/>
-              <w:bottom w:val="double" w:sz="4" w:space="0" w:color="auto"/>
-            </w:tcBorders>
-            <w:vAlign w:val="center"/>
-          </w:tcPr>
-          <w:p>
-            <w:pPr>
-              <w:jc w:val="center"/>
-              <w:cnfStyle w:val="000000100000" w:firstRow="0" w:lastRow="0" w:firstColumn="0" w:lastColumn="0" w:oddVBand="0" w:evenVBand="0" w:oddHBand="1" w:evenHBand="0" w:firstRowFirstColumn="0" w:firstRowLastColumn="0" w:lastRowFirstColumn="0" w:lastRowLastColumn="0"/>
-              <w:rPr>
-                <w:b/>
-                <w:sz w:val="16"/>
-              </w:rPr>
-            </w:pPr>
-            <w:r>
-              <w:rPr>
-                <w:b/>
-                <w:sz w:val="16"/>
-              </w:rPr>
-            </w:r>
-            <w:proofErr w:type="spellStart"/>
-            <w:r>
-              <w:rPr>
-                <w:b/>
-                <w:sz w:val="16"/>
-              </w:rPr>
-            </w:r>
-            <w:proofErr w:type="spellEnd"/>
-            <w:r>
-              <w:rPr>
-                <w:rFonts w:ascii="Malgun Gothic" w:hAnsi="Malgun Gothic"/>
-                <w:b w:val="0"/>
-                <w:sz w:val="18"/>
-              </w:rPr>
-            </w:r>
-          </w:p>
-          <w:p>
-            <w:pPr>
-              <w:jc w:val="center"/>
-              <w:cnfStyle w:val="000000100000" w:firstRow="0" w:lastRow="0" w:firstColumn="0" w:lastColumn="0" w:oddVBand="0" w:evenVBand="0" w:oddHBand="1" w:evenHBand="0" w:firstRowFirstColumn="0" w:firstRowLastColumn="0" w:lastRowFirstColumn="0" w:lastRowLastColumn="0"/>
-              <w:rPr>
-                <w:rFonts w:ascii="Arial Narrow" w:hAnsi="Arial Narrow" w:cs="Calibri"/>
-                <w:b/>
-                <w:sz w:val="16"/>
-              </w:rPr>
-            </w:pPr>
-            <w:r>
-              <w:rPr>
-                <w:b/>
-                <w:sz w:val="14"/>
-              </w:rPr>
-            </w:r>
-            <w:proofErr w:type="spellStart"/>
-            <w:r>
-              <w:rPr>
-                <w:b/>
-                <w:sz w:val="14"/>
-              </w:rPr>
-            </w:r>
-            <w:proofErr w:type="spellEnd"/>
-            <w:r>
-              <w:rPr>
-                <w:b/>
-                <w:sz w:val="14"/>
-              </w:rPr>
-            </w:r>
-          </w:p>
-        </w:tc>
-      </w:tr>
-      <w:tr>
-        <w:trPr>
-          <w:cnfStyle w:val="000000100000" w:firstRow="0" w:lastRow="0" w:firstColumn="0" w:lastColumn="0" w:oddVBand="0" w:evenVBand="0" w:oddHBand="1" w:evenHBand="0" w:firstRowFirstColumn="0" w:firstRowLastColumn="0" w:lastRowFirstColumn="0" w:lastRowLastColumn="0"/>
-          <w:trHeight w:hRule="exact" w:val="624"/>
-        </w:trPr>
-        <w:tc>
-          <w:tcPr>
-            <w:cnfStyle w:val="001000000000" w:firstRow="0" w:lastRow="0" w:firstColumn="1" w:lastColumn="0" w:oddVBand="0" w:evenVBand="0" w:oddHBand="0" w:evenHBand="0" w:firstRowFirstColumn="0" w:firstRowLastColumn="0" w:lastRowFirstColumn="0" w:lastRowLastColumn="0"/>
-            <w:tcW w:w="1276" w:type="dxa"/>
-            <w:tcBorders>
-              <w:top w:val="double" w:sz="4" w:space="0" w:color="auto"/>
-              <w:bottom w:val="double" w:sz="4" w:space="0" w:color="auto"/>
-            </w:tcBorders>
-            <w:vAlign w:val="center"/>
-          </w:tcPr>
-          <w:p>
-            <w:pPr>
-              <w:spacing w:after="160" w:line="259" w:lineRule="auto"/>
-              <w:jc w:val="center"/>
-              <w:rPr>
-                <w:sz w:val="16"/>
-              </w:rPr>
-            </w:pPr>
-            <w:r>
-              <w:rPr>
-                <w:caps w:val="0"/>
-                <w:sz w:val="16"/>
-              </w:rPr>
-            </w:r>
-            <w:r>
-              <w:rPr>
-                <w:rFonts w:ascii="Malgun Gothic" w:hAnsi="Malgun Gothic"/>
-                <w:b w:val="0"/>
-                <w:sz w:val="18"/>
-              </w:rPr>
-              <w:t>Tier 3</w:t>
-            </w:r>
-          </w:p>
-        </w:tc>
-        <w:tc>
-          <w:tcPr>
-            <w:tcW w:w="1134" w:type="dxa"/>
-            <w:tcBorders>
-              <w:top w:val="double" w:sz="4" w:space="0" w:color="auto"/>
-              <w:bottom w:val="double" w:sz="4" w:space="0" w:color="auto"/>
-            </w:tcBorders>
-            <w:vAlign w:val="center"/>
-          </w:tcPr>
-          <w:p>
-            <w:pPr>
-              <w:jc w:val="center"/>
-              <w:cnfStyle w:val="000000100000" w:firstRow="0" w:lastRow="0" w:firstColumn="0" w:lastColumn="0" w:oddVBand="0" w:evenVBand="0" w:oddHBand="1" w:evenHBand="0" w:firstRowFirstColumn="0" w:firstRowLastColumn="0" w:lastRowFirstColumn="0" w:lastRowLastColumn="0"/>
-              <w:rPr>
-                <w:rFonts w:ascii="Arial Narrow" w:hAnsi="Arial Narrow" w:cs="Calibri"/>
-                <w:b/>
-                <w:sz w:val="16"/>
-              </w:rPr>
-            </w:pPr>
-            <w:r>
-              <w:rPr>
-                <w:b/>
-                <w:sz w:val="16"/>
-              </w:rPr>
-            </w:r>
-            <w:r>
-              <w:rPr>
-                <w:rFonts w:ascii="Malgun Gothic" w:hAnsi="Malgun Gothic"/>
-                <w:b w:val="0"/>
-                <w:sz w:val="18"/>
-              </w:rPr>
-              <w:t>MEF2B</w:t>
-            </w:r>
-          </w:p>
-        </w:tc>
-        <w:tc>
-          <w:tcPr>
-            <w:tcW w:w="1134" w:type="dxa"/>
-            <w:tcBorders>
-              <w:top w:val="double" w:sz="4" w:space="0" w:color="auto"/>
-              <w:bottom w:val="double" w:sz="4" w:space="0" w:color="auto"/>
-            </w:tcBorders>
-            <w:vAlign w:val="center"/>
-          </w:tcPr>
-          <w:p>
-            <w:pPr>
-              <w:jc w:val="center"/>
-              <w:cnfStyle w:val="000000100000" w:firstRow="0" w:lastRow="0" w:firstColumn="0" w:lastColumn="0" w:oddVBand="0" w:evenVBand="0" w:oddHBand="1" w:evenHBand="0" w:firstRowFirstColumn="0" w:firstRowLastColumn="0" w:lastRowFirstColumn="0" w:lastRowLastColumn="0"/>
-              <w:rPr>
-                <w:b/>
-                <w:sz w:val="16"/>
-              </w:rPr>
-            </w:pPr>
-            <w:r>
-              <w:rPr>
-                <w:b/>
-                <w:sz w:val="16"/>
-              </w:rPr>
-            </w:r>
-            <w:r>
-              <w:rPr>
-                <w:rFonts w:ascii="Malgun Gothic" w:hAnsi="Malgun Gothic"/>
-                <w:b w:val="0"/>
-                <w:sz w:val="18"/>
-              </w:rPr>
-              <w:t>ENST00000162023.5</w:t>
-            </w:r>
-          </w:p>
-          <w:p>
-            <w:pPr>
-              <w:jc w:val="center"/>
-              <w:cnfStyle w:val="000000100000" w:firstRow="0" w:lastRow="0" w:firstColumn="0" w:lastColumn="0" w:oddVBand="0" w:evenVBand="0" w:oddHBand="1" w:evenHBand="0" w:firstRowFirstColumn="0" w:firstRowLastColumn="0" w:lastRowFirstColumn="0" w:lastRowLastColumn="0"/>
-              <w:rPr>
-                <w:rFonts w:ascii="Arial Narrow" w:hAnsi="Arial Narrow" w:cs="Calibri"/>
-                <w:b/>
-                <w:sz w:val="16"/>
-              </w:rPr>
-            </w:pPr>
-            <w:r>
-              <w:rPr>
-                <w:b/>
-                <w:sz w:val="16"/>
-              </w:rPr>
-            </w:r>
-          </w:p>
-        </w:tc>
-        <w:tc>
-          <w:tcPr>
-            <w:tcW w:w="1418" w:type="dxa"/>
-            <w:tcBorders>
-              <w:top w:val="double" w:sz="4" w:space="0" w:color="auto"/>
-              <w:bottom w:val="double" w:sz="4" w:space="0" w:color="auto"/>
-            </w:tcBorders>
-            <w:vAlign w:val="center"/>
-          </w:tcPr>
-          <w:p>
-            <w:pPr>
-              <w:jc w:val="center"/>
-              <w:cnfStyle w:val="000000100000" w:firstRow="0" w:lastRow="0" w:firstColumn="0" w:lastColumn="0" w:oddVBand="0" w:evenVBand="0" w:oddHBand="1" w:evenHBand="0" w:firstRowFirstColumn="0" w:firstRowLastColumn="0" w:lastRowFirstColumn="0" w:lastRowLastColumn="0"/>
-              <w:rPr>
-                <w:rFonts w:ascii="Arial Narrow" w:hAnsi="Arial Narrow" w:cs="Calibri"/>
-                <w:b/>
-                <w:sz w:val="16"/>
-              </w:rPr>
-            </w:pPr>
-            <w:r>
-              <w:rPr>
-                <w:b/>
-                <w:sz w:val="16"/>
-              </w:rPr>
-            </w:r>
-            <w:r>
-              <w:rPr>
-                <w:rFonts w:ascii="Malgun Gothic" w:hAnsi="Malgun Gothic"/>
-                <w:b w:val="0"/>
-                <w:sz w:val="18"/>
-              </w:rPr>
-              <w:t>ENSP00000162023.5</w:t>
-            </w:r>
-          </w:p>
-        </w:tc>
-        <w:tc>
-          <w:tcPr>
-            <w:tcW w:w="1275" w:type="dxa"/>
-            <w:tcBorders>
-              <w:top w:val="double" w:sz="4" w:space="0" w:color="auto"/>
-              <w:bottom w:val="double" w:sz="4" w:space="0" w:color="auto"/>
-            </w:tcBorders>
-            <w:vAlign w:val="center"/>
-          </w:tcPr>
-          <w:p>
-            <w:pPr>
-              <w:spacing w:after="160" w:line="259" w:lineRule="auto"/>
-              <w:jc w:val="center"/>
-              <w:cnfStyle w:val="000000100000" w:firstRow="0" w:lastRow="0" w:firstColumn="0" w:lastColumn="0" w:oddVBand="0" w:evenVBand="0" w:oddHBand="1" w:evenHBand="0" w:firstRowFirstColumn="0" w:firstRowLastColumn="0" w:lastRowFirstColumn="0" w:lastRowLastColumn="0"/>
-              <w:rPr>
-                <w:b/>
-                <w:sz w:val="16"/>
-              </w:rPr>
-            </w:pPr>
-            <w:r>
-              <w:rPr>
-                <w:b/>
-                <w:sz w:val="16"/>
-              </w:rPr>
-            </w:r>
-            <w:r>
-              <w:rPr>
-                <w:rFonts w:ascii="Malgun Gothic" w:hAnsi="Malgun Gothic"/>
-                <w:b w:val="0"/>
-                <w:sz w:val="18"/>
-              </w:rPr>
-              <w:t>c.820A&gt;C</w:t>
-            </w:r>
-          </w:p>
-        </w:tc>
-        <w:tc>
-          <w:tcPr>
-            <w:tcW w:w="1276" w:type="dxa"/>
-            <w:tcBorders>
-              <w:top w:val="double" w:sz="4" w:space="0" w:color="auto"/>
-              <w:bottom w:val="double" w:sz="4" w:space="0" w:color="auto"/>
-            </w:tcBorders>
-            <w:vAlign w:val="center"/>
-          </w:tcPr>
-          <w:p>
-            <w:pPr>
-              <w:jc w:val="center"/>
-              <w:cnfStyle w:val="000000100000" w:firstRow="0" w:lastRow="0" w:firstColumn="0" w:lastColumn="0" w:oddVBand="0" w:evenVBand="0" w:oddHBand="1" w:evenHBand="0" w:firstRowFirstColumn="0" w:firstRowLastColumn="0" w:lastRowFirstColumn="0" w:lastRowLastColumn="0"/>
-              <w:rPr>
-                <w:rFonts w:ascii="Arial Narrow" w:hAnsi="Arial Narrow" w:cs="Calibri"/>
-                <w:b/>
-                <w:sz w:val="16"/>
-              </w:rPr>
-            </w:pPr>
-            <w:r>
-              <w:rPr>
-                <w:b/>
-                <w:sz w:val="16"/>
-              </w:rPr>
-            </w:r>
-            <w:r>
-              <w:rPr>
-                <w:rFonts w:ascii="Malgun Gothic" w:hAnsi="Malgun Gothic"/>
-                <w:b w:val="0"/>
-                <w:sz w:val="18"/>
-              </w:rPr>
-              <w:t>p.Thr274Pro</w:t>
-            </w:r>
-          </w:p>
-        </w:tc>
-        <w:tc>
-          <w:tcPr>
-            <w:tcW w:w="709" w:type="dxa"/>
-            <w:tcBorders>
-              <w:top w:val="double" w:sz="4" w:space="0" w:color="auto"/>
-              <w:bottom w:val="double" w:sz="4" w:space="0" w:color="auto"/>
-            </w:tcBorders>
-            <w:vAlign w:val="center"/>
-          </w:tcPr>
-          <w:p>
-            <w:pPr>
-              <w:jc w:val="center"/>
-              <w:cnfStyle w:val="000000100000" w:firstRow="0" w:lastRow="0" w:firstColumn="0" w:lastColumn="0" w:oddVBand="0" w:evenVBand="0" w:oddHBand="1" w:evenHBand="0" w:firstRowFirstColumn="0" w:firstRowLastColumn="0" w:lastRowFirstColumn="0" w:lastRowLastColumn="0"/>
-              <w:rPr>
-                <w:rFonts w:ascii="Arial Narrow" w:hAnsi="Arial Narrow" w:cs="Calibri"/>
-                <w:b/>
-                <w:sz w:val="16"/>
-              </w:rPr>
-            </w:pPr>
-            <w:r>
-              <w:rPr>
-                <w:b/>
-                <w:sz w:val="16"/>
-              </w:rPr>
-            </w:r>
-            <w:r>
-              <w:rPr>
-                <w:rFonts w:ascii="Malgun Gothic" w:hAnsi="Malgun Gothic"/>
-                <w:b w:val="0"/>
-                <w:sz w:val="18"/>
-              </w:rPr>
-              <w:t>8.96%</w:t>
             </w:r>
           </w:p>
         </w:tc>
